--- a/Fase 2/Evidencias Grupales/2.4_GuiaEstudiante_Fase 2_DesarrolloProyecto APT.docx
+++ b/Fase 2/Evidencias Grupales/2.4_GuiaEstudiante_Fase 2_DesarrolloProyecto APT.docx
@@ -1,11 +1,8 @@
 
 <file path=word/document.xml><?xml version="1.0" encoding="utf-8"?>
-<w:document xmlns:wpc="http://schemas.microsoft.com/office/word/2010/wordprocessingCanvas" xmlns:cx="http://schemas.microsoft.com/office/drawing/2014/chartex" xmlns:mc="http://schemas.openxmlformats.org/markup-compatibility/2006" xmlns:o="urn:schemas-microsoft-com:office:office" xmlns:r="http://schemas.openxmlformats.org/officeDocument/2006/relationships" xmlns:m="http://schemas.openxmlformats.org/officeDocument/2006/math" xmlns:v="urn:schemas-microsoft-com:vml" xmlns:wp14="http://schemas.microsoft.com/office/word/2010/wordprocessingDrawing" xmlns:wp="http://schemas.openxmlformats.org/drawingml/2006/wordprocessingDrawing" xmlns:w10="urn:schemas-microsoft-com:office:word" xmlns:w="http://schemas.openxmlformats.org/wordprocessingml/2006/main" xmlns:w14="http://schemas.microsoft.com/office/word/2010/wordml" xmlns:w15="http://schemas.microsoft.com/office/word/2012/wordml" xmlns:w16se="http://schemas.microsoft.com/office/word/2015/wordml/symex" xmlns:wpg="http://schemas.microsoft.com/office/word/2010/wordprocessingGroup" xmlns:wpi="http://schemas.microsoft.com/office/word/2010/wordprocessingInk" xmlns:wne="http://schemas.microsoft.com/office/word/2006/wordml" xmlns:wps="http://schemas.microsoft.com/office/word/2010/wordprocessingShape" mc:Ignorable="w14 w15 w16se wp14">
+<w:document xmlns:wpc="http://schemas.microsoft.com/office/word/2010/wordprocessingCanvas" xmlns:cx="http://schemas.microsoft.com/office/drawing/2014/chartex" xmlns:cx1="http://schemas.microsoft.com/office/drawing/2015/9/8/chartex" xmlns:cx2="http://schemas.microsoft.com/office/drawing/2015/10/21/chartex" xmlns:cx3="http://schemas.microsoft.com/office/drawing/2016/5/9/chartex" xmlns:cx4="http://schemas.microsoft.com/office/drawing/2016/5/10/chartex" xmlns:cx5="http://schemas.microsoft.com/office/drawing/2016/5/11/chartex" xmlns:cx6="http://schemas.microsoft.com/office/drawing/2016/5/12/chartex" xmlns:cx7="http://schemas.microsoft.com/office/drawing/2016/5/13/chartex" xmlns:cx8="http://schemas.microsoft.com/office/drawing/2016/5/14/chartex" xmlns:mc="http://schemas.openxmlformats.org/markup-compatibility/2006" xmlns:aink="http://schemas.microsoft.com/office/drawing/2016/ink" xmlns:am3d="http://schemas.microsoft.com/office/drawing/2017/model3d" xmlns:o="urn:schemas-microsoft-com:office:office" xmlns:oel="http://schemas.microsoft.com/office/2019/extlst" xmlns:r="http://schemas.openxmlformats.org/officeDocument/2006/relationships" xmlns:m="http://schemas.openxmlformats.org/officeDocument/2006/math" xmlns:v="urn:schemas-microsoft-com:vml" xmlns:wp14="http://schemas.microsoft.com/office/word/2010/wordprocessingDrawing" xmlns:wp="http://schemas.openxmlformats.org/drawingml/2006/wordprocessingDrawing" xmlns:w10="urn:schemas-microsoft-com:office:word" xmlns:w="http://schemas.openxmlformats.org/wordprocessingml/2006/main" xmlns:w14="http://schemas.microsoft.com/office/word/2010/wordml" xmlns:w15="http://schemas.microsoft.com/office/word/2012/wordml" xmlns:w16cex="http://schemas.microsoft.com/office/word/2018/wordml/cex" xmlns:w16cid="http://schemas.microsoft.com/office/word/2016/wordml/cid" xmlns:w16="http://schemas.microsoft.com/office/word/2018/wordml" xmlns:w16du="http://schemas.microsoft.com/office/word/2023/wordml/word16du" xmlns:w16sdtdh="http://schemas.microsoft.com/office/word/2020/wordml/sdtdatahash" xmlns:w16sdtfl="http://schemas.microsoft.com/office/word/2024/wordml/sdtformatlock" xmlns:w16se="http://schemas.microsoft.com/office/word/2015/wordml/symex" xmlns:wpg="http://schemas.microsoft.com/office/word/2010/wordprocessingGroup" xmlns:wpi="http://schemas.microsoft.com/office/word/2010/wordprocessingInk" xmlns:wne="http://schemas.microsoft.com/office/word/2006/wordml" xmlns:wps="http://schemas.microsoft.com/office/word/2010/wordprocessingShape" mc:Ignorable="w14 w15 w16se w16cid w16 w16cex w16sdtdh w16sdtfl w16du wp14">
   <w:body>
-    <w:p>
-      <w:bookmarkStart w:id="0" w:name="_GoBack"/>
-      <w:bookmarkEnd w:id="0"/>
-    </w:p>
+    <w:p/>
     <w:p>
       <w:pPr>
         <w:rPr>
@@ -238,7 +235,7 @@
           </mc:Choice>
           <mc:Fallback>
             <w:pict>
-              <v:group w14:anchorId="39581AEC" id="Grupo 27" o:spid="_x0000_s1026" style="position:absolute;margin-left:0;margin-top:.75pt;width:491.25pt;height:123pt;z-index:251659264;mso-position-horizontal:center;mso-position-horizontal-relative:margin;mso-width-relative:margin;mso-height-relative:margin" coordsize="59912,15621" o:gfxdata="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">
+              <v:group w14:anchorId="39581AEC" id="Grupo 27" o:spid="_x0000_s1026" style="position:absolute;margin-left:0;margin-top:.75pt;width:491.25pt;height:123pt;z-index:251659264;mso-position-horizontal:center;mso-position-horizontal-relative:margin;mso-width-relative:margin;mso-height-relative:margin" coordsize="59912,15621" o:gfxdata="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">
                 <v:shapetype id="_x0000_t202" coordsize="21600,21600" o:spt="202" path="m,l,21600r21600,l21600,xe">
                   <v:stroke joinstyle="miter"/>
                   <v:path gradientshapeok="t" o:connecttype="rect"/>
@@ -646,9 +643,12 @@
                 <w:szCs w:val="20"/>
                 <w:lang w:eastAsia="es-CL"/>
               </w:rPr>
-              <w:t xml:space="preserve">En esta </w:t>
-            </w:r>
-            <w:r>
+              <w:t>Al 4 de octubre de 2026, nosotros hemos consolidado la base documental y de planificación de CuTuCo (Cultiva Tu Compra), considerando que somos un equipo de dos personas: Vicente Rivera, líder backend y jefe de proyecto, e Ignacio Fuenzalida, responsable principal de frontend. Partimos de un MVP existente desarrollado con Ionic 8, Angular 18 y SQLite, que ya contempla autenticación multirrol, catálogo, carrito, gestión de stock, uso de cámara para el vendedor y administración de usuarios, productos y categorías. Sobre esa base estamos organizando la reingeniería para el proyecto Capstone.</w:t>
+            </w:r>
+          </w:p>
+          <w:p>
+            <w:pPr>
+              <w:jc w:val="both"/>
               <w:rPr>
                 <w:rFonts w:ascii="Calibri" w:hAnsi="Calibri" w:cs="Arial"/>
                 <w:i/>
@@ -657,8 +657,7 @@
                 <w:szCs w:val="20"/>
                 <w:lang w:eastAsia="es-CL"/>
               </w:rPr>
-              <w:t>sección</w:t>
-            </w:r>
+            </w:pPr>
             <w:r>
               <w:rPr>
                 <w:rFonts w:ascii="Calibri" w:hAnsi="Calibri" w:cs="Arial"/>
@@ -668,9 +667,12 @@
                 <w:szCs w:val="20"/>
                 <w:lang w:eastAsia="es-CL"/>
               </w:rPr>
-              <w:t xml:space="preserve"> deberá</w:t>
-            </w:r>
-            <w:r>
+              <w:t>En esta etapa dejamos definido el alcance, la EDT, los hitos, el cronograma, la matriz RACI, la matriz de riesgos, el ERS y los criterios de aceptación, además de la arquitectura objetivo, el modelo de datos propuesto y el plan de pruebas inicial. También ordenamos la transición tecnológica hacia Vue.js + Vite, FastAPI + Docker, PostgreSQL en Supabase y despliegue en Vercel y GCP Cloud Run.</w:t>
+            </w:r>
+          </w:p>
+          <w:p>
+            <w:pPr>
+              <w:jc w:val="both"/>
               <w:rPr>
                 <w:rFonts w:ascii="Calibri" w:hAnsi="Calibri" w:cs="Arial"/>
                 <w:i/>
@@ -679,8 +681,7 @@
                 <w:szCs w:val="20"/>
                 <w:lang w:eastAsia="es-CL"/>
               </w:rPr>
-              <w:t>s</w:t>
-            </w:r>
+            </w:pPr>
             <w:r>
               <w:rPr>
                 <w:rFonts w:ascii="Calibri" w:hAnsi="Calibri" w:cs="Arial"/>
@@ -690,97 +691,7 @@
                 <w:szCs w:val="20"/>
                 <w:lang w:eastAsia="es-CL"/>
               </w:rPr>
-              <w:t xml:space="preserve"> </w:t>
-            </w:r>
-            <w:r>
-              <w:rPr>
-                <w:rFonts w:ascii="Calibri" w:hAnsi="Calibri" w:cs="Arial"/>
-                <w:i/>
-                <w:color w:val="548DD4"/>
-                <w:sz w:val="20"/>
-                <w:szCs w:val="20"/>
-                <w:lang w:eastAsia="es-CL"/>
-              </w:rPr>
-              <w:t xml:space="preserve">realizar un resumen de los avances que has realizado en tu proyecto APT. </w:t>
-            </w:r>
-            <w:r>
-              <w:rPr>
-                <w:rFonts w:ascii="Calibri" w:hAnsi="Calibri" w:cs="Arial"/>
-                <w:i/>
-                <w:color w:val="548DD4"/>
-                <w:sz w:val="20"/>
-                <w:szCs w:val="20"/>
-                <w:lang w:eastAsia="es-CL"/>
-              </w:rPr>
-              <w:t xml:space="preserve">Relata </w:t>
-            </w:r>
-            <w:r>
-              <w:rPr>
-                <w:rFonts w:ascii="Calibri" w:hAnsi="Calibri" w:cs="Arial"/>
-                <w:i/>
-                <w:color w:val="548DD4"/>
-                <w:sz w:val="20"/>
-                <w:szCs w:val="20"/>
-                <w:lang w:eastAsia="es-CL"/>
-              </w:rPr>
-              <w:t xml:space="preserve">brevemente </w:t>
-            </w:r>
-            <w:r>
-              <w:rPr>
-                <w:rFonts w:ascii="Calibri" w:hAnsi="Calibri" w:cs="Arial"/>
-                <w:i/>
-                <w:color w:val="548DD4"/>
-                <w:sz w:val="20"/>
-                <w:szCs w:val="20"/>
-                <w:lang w:eastAsia="es-CL"/>
-              </w:rPr>
-              <w:t xml:space="preserve">qué </w:t>
-            </w:r>
-            <w:r>
-              <w:rPr>
-                <w:rFonts w:ascii="Calibri" w:hAnsi="Calibri" w:cs="Arial"/>
-                <w:i/>
-                <w:color w:val="548DD4"/>
-                <w:sz w:val="20"/>
-                <w:szCs w:val="20"/>
-                <w:lang w:eastAsia="es-CL"/>
-              </w:rPr>
-              <w:t xml:space="preserve">actividades </w:t>
-            </w:r>
-            <w:r>
-              <w:rPr>
-                <w:rFonts w:ascii="Calibri" w:hAnsi="Calibri" w:cs="Arial"/>
-                <w:i/>
-                <w:color w:val="548DD4"/>
-                <w:sz w:val="20"/>
-                <w:szCs w:val="20"/>
-                <w:lang w:eastAsia="es-CL"/>
-              </w:rPr>
-              <w:t>del proyecto has llevado a cabo y qué objetivos específicos has cumplido hasta el minuto y de qué manera.</w:t>
-            </w:r>
-          </w:p>
-          <w:p>
-            <w:pPr>
-              <w:jc w:val="both"/>
-              <w:rPr>
-                <w:rFonts w:ascii="Calibri" w:hAnsi="Calibri" w:cs="Arial"/>
-                <w:i/>
-                <w:color w:val="548DD4"/>
-                <w:sz w:val="20"/>
-                <w:szCs w:val="20"/>
-                <w:lang w:eastAsia="es-CL"/>
-              </w:rPr>
-            </w:pPr>
-            <w:r>
-              <w:rPr>
-                <w:rFonts w:ascii="Calibri" w:hAnsi="Calibri" w:cs="Arial"/>
-                <w:i/>
-                <w:color w:val="548DD4"/>
-                <w:sz w:val="20"/>
-                <w:szCs w:val="20"/>
-                <w:lang w:eastAsia="es-CL"/>
-              </w:rPr>
-              <w:t>En caso que hayas realizado ajustes a los objetivos o metodología, debes incluir dichos apartados nuevamente en este informe, señalando cuáles son dichos ajustes.</w:t>
+              <w:t>Como parte de la actualización, ampliamos y detallamos los requerimientos del sistema. Además de los módulos principales de cliente, vendedor y administración, dejamos especificados pagos en custodia con Transbank Webpay Plus Test, reputación y sanciones, dos evidencias fotográficas por pedido, historial de precios, acceso guest, cobertura geográfica, alertas de stock, dashboard, gestión de correos, múltiples administradores, tarifas de delivery, retención temporal de datos sensibles, rate limiting, soft delete, combobox para claves foráneas, validaciones de formularios, registro de Cliente y Vendedor, recuperación y cambio de contraseña, gestión de delivery y apelaciones de sanciones. Estos cambios quedaron integrados a la documentación para evitar diferencias entre los requerimientos y el desarrollo.</w:t>
             </w:r>
           </w:p>
         </w:tc>
@@ -837,7 +748,19 @@
                 <w:szCs w:val="20"/>
                 <w:lang w:eastAsia="es-CL"/>
               </w:rPr>
-              <w:t>Opcional en caso de ajuste</w:t>
+              <w:t xml:space="preserve">Nosotros implementaremos la evolución de CuTuCo desde un prototipo móvil con persistencia local hacia un Marketplace SaaS B2B2C web y desacoplado, integrando frontend en Vue.js + Vite, backend en FastAPI + Docker, PostgreSQL en Supabase, autenticación segura, pagos en custodia con Transbank Webpay Plus Test, perfiles </w:t>
+            </w:r>
+            <w:r>
+              <w:rPr>
+                <w:rFonts w:ascii="Calibri" w:hAnsi="Calibri" w:cs="Arial"/>
+                <w:i/>
+                <w:color w:val="548DD4"/>
+                <w:sz w:val="20"/>
+                <w:szCs w:val="20"/>
+                <w:lang w:eastAsia="es-CL"/>
+              </w:rPr>
+              <w:lastRenderedPageBreak/>
+              <w:t>multirrol, funciones de confianza, seguimiento de pedidos y dashboard administrativo, dentro del periodo académico definido.</w:t>
             </w:r>
           </w:p>
         </w:tc>
@@ -863,6 +786,7 @@
                 <w:rFonts w:ascii="Calibri" w:hAnsi="Calibri"/>
                 <w:color w:val="1F3864" w:themeColor="accent1" w:themeShade="80"/>
               </w:rPr>
+              <w:lastRenderedPageBreak/>
               <w:t>Metodología</w:t>
             </w:r>
           </w:p>
@@ -893,7 +817,7 @@
                 <w:szCs w:val="20"/>
                 <w:lang w:eastAsia="es-CL"/>
               </w:rPr>
-              <w:t>Opcional en caso de ajuste</w:t>
+              <w:t>Nosotros mantendremos un enfoque tradicional y estructurado en cuatro fases: 1) planificación inicial, 2) análisis y diseño, 3) construcción, y 4) implementación y cierre. Haremos revisiones semanales de alcance, avances, bloqueos y riesgos. El ajuste principal es que el MVP móvil anterior será reingenierizado como una solución web desacoplada, con migración de SQLite a PostgreSQL y separación de frontend, API, persistencia e integraciones externas. Para el MVP académico aplicaremos la Opción A en GCP Cloud Run us-central1 sin redundancia; la Opción B con alta disponibilidad queda como proyección productiva. También reemplazamos la idea general de múltiples pasarelas por el uso de Transbank Webpay Plus Test en el MVP, dejando Stripe fuera del alcance principal.</w:t>
             </w:r>
           </w:p>
         </w:tc>
@@ -949,9 +873,12 @@
                 <w:szCs w:val="20"/>
                 <w:lang w:eastAsia="es-CL"/>
               </w:rPr>
-              <w:t>Describe la</w:t>
-            </w:r>
-            <w:r>
+              <w:t>Las evidencias de avance que presentaremos corresponden a los documentos y artefactos que permiten comprobar que el proyecto está siendo desarrollado de forma trazable: Acta de Constitución, EDT, hitos, Carta Gantt, RACI, matriz de riesgos, ERS, criterios de aceptación, modelo de datos, decisiones de arquitectura, mockups, plan de pruebas inicial, matriz de casos, repositorio de código, scripts de base de datos, configuraciones de despliegue y minutas de control de programación. Además, utilizaremos capturas de las interfaces y de los flujos que vayamos terminando, junto con resultados de pruebas unitarias, de integración y E2E.</w:t>
+            </w:r>
+          </w:p>
+          <w:p>
+            <w:pPr>
+              <w:jc w:val="both"/>
               <w:rPr>
                 <w:rFonts w:ascii="Calibri" w:hAnsi="Calibri" w:cs="Arial"/>
                 <w:i/>
@@ -960,8 +887,7 @@
                 <w:szCs w:val="20"/>
                 <w:lang w:eastAsia="es-CL"/>
               </w:rPr>
-              <w:t>(</w:t>
-            </w:r>
+            </w:pPr>
             <w:r>
               <w:rPr>
                 <w:rFonts w:ascii="Calibri" w:hAnsi="Calibri" w:cs="Arial"/>
@@ -971,19 +897,22 @@
                 <w:szCs w:val="20"/>
                 <w:lang w:eastAsia="es-CL"/>
               </w:rPr>
-              <w:t>s</w:t>
-            </w:r>
-            <w:r>
-              <w:rPr>
-                <w:rFonts w:ascii="Calibri" w:hAnsi="Calibri" w:cs="Arial"/>
+              <w:t>Para resguardar la calidad, nosotros mantenemos criterios de aceptación por requerimiento, trazabilidad entre requisitos, tareas y pruebas, control de versiones con Git, validaciones en frontend y backend, restricciones de base de datos para integridad e idempotencia, manejo de errores, logs y revisión semanal del alcance. Cuando una dependencia externa bloquee una prueba, utilizaremos mocks o stubs para continuar la validación por capas, dejando pendiente la comprobación real antes de declarar terminado el flujo.</w:t>
+            </w:r>
+          </w:p>
+          <w:p>
+            <w:pPr>
+              <w:jc w:val="both"/>
+              <w:rPr>
+                <w:rFonts w:ascii="Calibri" w:hAnsi="Calibri" w:cs="Arial"/>
+                <w:b/>
                 <w:i/>
                 <w:color w:val="548DD4"/>
                 <w:sz w:val="20"/>
                 <w:szCs w:val="20"/>
                 <w:lang w:eastAsia="es-CL"/>
               </w:rPr>
-              <w:t>)</w:t>
-            </w:r>
+            </w:pPr>
             <w:r>
               <w:rPr>
                 <w:rFonts w:ascii="Calibri" w:hAnsi="Calibri" w:cs="Arial"/>
@@ -993,309 +922,7 @@
                 <w:szCs w:val="20"/>
                 <w:lang w:eastAsia="es-CL"/>
               </w:rPr>
-              <w:t xml:space="preserve"> evidencia</w:t>
-            </w:r>
-            <w:r>
-              <w:rPr>
-                <w:rFonts w:ascii="Calibri" w:hAnsi="Calibri" w:cs="Arial"/>
-                <w:i/>
-                <w:color w:val="548DD4"/>
-                <w:sz w:val="20"/>
-                <w:szCs w:val="20"/>
-                <w:lang w:eastAsia="es-CL"/>
-              </w:rPr>
-              <w:t>(</w:t>
-            </w:r>
-            <w:r>
-              <w:rPr>
-                <w:rFonts w:ascii="Calibri" w:hAnsi="Calibri" w:cs="Arial"/>
-                <w:i/>
-                <w:color w:val="548DD4"/>
-                <w:sz w:val="20"/>
-                <w:szCs w:val="20"/>
-                <w:lang w:eastAsia="es-CL"/>
-              </w:rPr>
-              <w:t>s</w:t>
-            </w:r>
-            <w:r>
-              <w:rPr>
-                <w:rFonts w:ascii="Calibri" w:hAnsi="Calibri" w:cs="Arial"/>
-                <w:i/>
-                <w:color w:val="548DD4"/>
-                <w:sz w:val="20"/>
-                <w:szCs w:val="20"/>
-                <w:lang w:eastAsia="es-CL"/>
-              </w:rPr>
-              <w:t>)</w:t>
-            </w:r>
-            <w:r>
-              <w:rPr>
-                <w:rFonts w:ascii="Calibri" w:hAnsi="Calibri" w:cs="Arial"/>
-                <w:i/>
-                <w:color w:val="548DD4"/>
-                <w:sz w:val="20"/>
-                <w:szCs w:val="20"/>
-                <w:lang w:eastAsia="es-CL"/>
-              </w:rPr>
-              <w:t xml:space="preserve"> que </w:t>
-            </w:r>
-            <w:r>
-              <w:rPr>
-                <w:rFonts w:ascii="Calibri" w:hAnsi="Calibri" w:cs="Arial"/>
-                <w:i/>
-                <w:color w:val="548DD4"/>
-                <w:sz w:val="20"/>
-                <w:szCs w:val="20"/>
-                <w:lang w:eastAsia="es-CL"/>
-              </w:rPr>
-              <w:t xml:space="preserve">presentarás en este informe de avance y justifica </w:t>
-            </w:r>
-            <w:r>
-              <w:rPr>
-                <w:rFonts w:ascii="Calibri" w:hAnsi="Calibri" w:cs="Arial"/>
-                <w:i/>
-                <w:color w:val="548DD4"/>
-                <w:sz w:val="20"/>
-                <w:szCs w:val="20"/>
-                <w:lang w:eastAsia="es-CL"/>
-              </w:rPr>
-              <w:t xml:space="preserve">de qué manera </w:t>
-            </w:r>
-            <w:r>
-              <w:rPr>
-                <w:rFonts w:ascii="Calibri" w:hAnsi="Calibri" w:cs="Arial"/>
-                <w:i/>
-                <w:color w:val="548DD4"/>
-                <w:sz w:val="20"/>
-                <w:szCs w:val="20"/>
-                <w:lang w:eastAsia="es-CL"/>
-              </w:rPr>
-              <w:t>esta</w:t>
-            </w:r>
-            <w:r>
-              <w:rPr>
-                <w:rFonts w:ascii="Calibri" w:hAnsi="Calibri" w:cs="Arial"/>
-                <w:i/>
-                <w:color w:val="548DD4"/>
-                <w:sz w:val="20"/>
-                <w:szCs w:val="20"/>
-                <w:lang w:eastAsia="es-CL"/>
-              </w:rPr>
-              <w:t>(</w:t>
-            </w:r>
-            <w:r>
-              <w:rPr>
-                <w:rFonts w:ascii="Calibri" w:hAnsi="Calibri" w:cs="Arial"/>
-                <w:i/>
-                <w:color w:val="548DD4"/>
-                <w:sz w:val="20"/>
-                <w:szCs w:val="20"/>
-                <w:lang w:eastAsia="es-CL"/>
-              </w:rPr>
-              <w:t>s</w:t>
-            </w:r>
-            <w:r>
-              <w:rPr>
-                <w:rFonts w:ascii="Calibri" w:hAnsi="Calibri" w:cs="Arial"/>
-                <w:i/>
-                <w:color w:val="548DD4"/>
-                <w:sz w:val="20"/>
-                <w:szCs w:val="20"/>
-                <w:lang w:eastAsia="es-CL"/>
-              </w:rPr>
-              <w:t>)</w:t>
-            </w:r>
-            <w:r>
-              <w:rPr>
-                <w:rFonts w:ascii="Calibri" w:hAnsi="Calibri" w:cs="Arial"/>
-                <w:i/>
-                <w:color w:val="548DD4"/>
-                <w:sz w:val="20"/>
-                <w:szCs w:val="20"/>
-                <w:lang w:eastAsia="es-CL"/>
-              </w:rPr>
-              <w:t xml:space="preserve"> evidencia</w:t>
-            </w:r>
-            <w:r>
-              <w:rPr>
-                <w:rFonts w:ascii="Calibri" w:hAnsi="Calibri" w:cs="Arial"/>
-                <w:i/>
-                <w:color w:val="548DD4"/>
-                <w:sz w:val="20"/>
-                <w:szCs w:val="20"/>
-                <w:lang w:eastAsia="es-CL"/>
-              </w:rPr>
-              <w:t>(</w:t>
-            </w:r>
-            <w:r>
-              <w:rPr>
-                <w:rFonts w:ascii="Calibri" w:hAnsi="Calibri" w:cs="Arial"/>
-                <w:i/>
-                <w:color w:val="548DD4"/>
-                <w:sz w:val="20"/>
-                <w:szCs w:val="20"/>
-                <w:lang w:eastAsia="es-CL"/>
-              </w:rPr>
-              <w:t>s</w:t>
-            </w:r>
-            <w:r>
-              <w:rPr>
-                <w:rFonts w:ascii="Calibri" w:hAnsi="Calibri" w:cs="Arial"/>
-                <w:i/>
-                <w:color w:val="548DD4"/>
-                <w:sz w:val="20"/>
-                <w:szCs w:val="20"/>
-                <w:lang w:eastAsia="es-CL"/>
-              </w:rPr>
-              <w:t>)</w:t>
-            </w:r>
-            <w:r>
-              <w:rPr>
-                <w:rFonts w:ascii="Calibri" w:hAnsi="Calibri" w:cs="Arial"/>
-                <w:i/>
-                <w:color w:val="548DD4"/>
-                <w:sz w:val="20"/>
-                <w:szCs w:val="20"/>
-                <w:lang w:eastAsia="es-CL"/>
-              </w:rPr>
-              <w:t xml:space="preserve"> </w:t>
-            </w:r>
-            <w:r>
-              <w:rPr>
-                <w:rFonts w:ascii="Calibri" w:hAnsi="Calibri" w:cs="Arial"/>
-                <w:i/>
-                <w:color w:val="548DD4"/>
-                <w:sz w:val="20"/>
-                <w:szCs w:val="20"/>
-                <w:lang w:eastAsia="es-CL"/>
-              </w:rPr>
-              <w:t xml:space="preserve">permite(n) </w:t>
-            </w:r>
-            <w:r>
-              <w:rPr>
-                <w:rFonts w:ascii="Calibri" w:hAnsi="Calibri" w:cs="Arial"/>
-                <w:i/>
-                <w:color w:val="548DD4"/>
-                <w:sz w:val="20"/>
-                <w:szCs w:val="20"/>
-                <w:lang w:eastAsia="es-CL"/>
-              </w:rPr>
-              <w:t>da</w:t>
-            </w:r>
-            <w:r>
-              <w:rPr>
-                <w:rFonts w:ascii="Calibri" w:hAnsi="Calibri" w:cs="Arial"/>
-                <w:i/>
-                <w:color w:val="548DD4"/>
-                <w:sz w:val="20"/>
-                <w:szCs w:val="20"/>
-                <w:lang w:eastAsia="es-CL"/>
-              </w:rPr>
-              <w:t>r</w:t>
-            </w:r>
-            <w:r>
-              <w:rPr>
-                <w:rFonts w:ascii="Calibri" w:hAnsi="Calibri" w:cs="Arial"/>
-                <w:i/>
-                <w:color w:val="548DD4"/>
-                <w:sz w:val="20"/>
-                <w:szCs w:val="20"/>
-                <w:lang w:eastAsia="es-CL"/>
-              </w:rPr>
-              <w:t xml:space="preserve"> cuenta del </w:t>
-            </w:r>
-            <w:r>
-              <w:rPr>
-                <w:rFonts w:ascii="Calibri" w:hAnsi="Calibri" w:cs="Arial"/>
-                <w:i/>
-                <w:color w:val="548DD4"/>
-                <w:sz w:val="20"/>
-                <w:szCs w:val="20"/>
-                <w:lang w:eastAsia="es-CL"/>
-              </w:rPr>
-              <w:t>desarrollo</w:t>
-            </w:r>
-            <w:r>
-              <w:rPr>
-                <w:rFonts w:ascii="Calibri" w:hAnsi="Calibri" w:cs="Arial"/>
-                <w:i/>
-                <w:color w:val="548DD4"/>
-                <w:sz w:val="20"/>
-                <w:szCs w:val="20"/>
-                <w:lang w:eastAsia="es-CL"/>
-              </w:rPr>
-              <w:t xml:space="preserve"> </w:t>
-            </w:r>
-            <w:r>
-              <w:rPr>
-                <w:rFonts w:ascii="Calibri" w:hAnsi="Calibri" w:cs="Arial"/>
-                <w:i/>
-                <w:color w:val="548DD4"/>
-                <w:sz w:val="20"/>
-                <w:szCs w:val="20"/>
-                <w:lang w:eastAsia="es-CL"/>
-              </w:rPr>
-              <w:t>del proyecto.</w:t>
-            </w:r>
-          </w:p>
-          <w:p>
-            <w:pPr>
-              <w:jc w:val="both"/>
-              <w:rPr>
-                <w:rFonts w:ascii="Calibri" w:hAnsi="Calibri" w:cs="Arial"/>
-                <w:i/>
-                <w:color w:val="548DD4"/>
-                <w:sz w:val="20"/>
-                <w:szCs w:val="20"/>
-                <w:lang w:eastAsia="es-CL"/>
-              </w:rPr>
-            </w:pPr>
-            <w:r>
-              <w:rPr>
-                <w:rFonts w:ascii="Calibri" w:hAnsi="Calibri" w:cs="Arial"/>
-                <w:i/>
-                <w:color w:val="548DD4"/>
-                <w:sz w:val="20"/>
-                <w:szCs w:val="20"/>
-                <w:lang w:eastAsia="es-CL"/>
-              </w:rPr>
-              <w:t xml:space="preserve">En caso de ser pertinente </w:t>
-            </w:r>
-            <w:r>
-              <w:rPr>
-                <w:rFonts w:ascii="Calibri" w:hAnsi="Calibri" w:cs="Arial"/>
-                <w:i/>
-                <w:color w:val="548DD4"/>
-                <w:sz w:val="20"/>
-                <w:szCs w:val="20"/>
-                <w:lang w:eastAsia="es-CL"/>
-              </w:rPr>
-              <w:t>explica cómo resguardaste la calidad de tu Proyecto APT a partir de aspectos propios de tu disciplina (correcta aplicación de metodologías, actividades, herramientas, recursos propios, etc.).</w:t>
-            </w:r>
-          </w:p>
-          <w:p>
-            <w:pPr>
-              <w:jc w:val="both"/>
-              <w:rPr>
-                <w:rFonts w:ascii="Calibri" w:hAnsi="Calibri" w:cs="Arial"/>
-                <w:b/>
-                <w:i/>
-                <w:color w:val="548DD4"/>
-                <w:sz w:val="20"/>
-                <w:szCs w:val="20"/>
-                <w:lang w:eastAsia="es-CL"/>
-              </w:rPr>
-            </w:pPr>
-            <w:r>
-              <w:rPr>
-                <w:rFonts w:ascii="Calibri" w:hAnsi="Calibri" w:cs="Arial"/>
-                <w:i/>
-                <w:color w:val="548DD4"/>
-                <w:sz w:val="20"/>
-                <w:szCs w:val="20"/>
-                <w:lang w:eastAsia="es-CL"/>
-              </w:rPr>
-              <w:t>En este apartado adjuntar la(s) evidencia(s) seleccionada(s) para ser evaluada por el docente.</w:t>
+              <w:t>Nota de avance: las actividades de construcción, integración y pruebas finales que todavía no corresponden a esta etapa se mantienen como planificadas y no se presentan como funcionalidades ya terminadas.</w:t>
             </w:r>
           </w:p>
         </w:tc>
@@ -1427,7 +1054,7 @@
       <w:tblPr>
         <w:tblStyle w:val="Tablaconcuadrcula"/>
         <w:tblpPr w:leftFromText="180" w:rightFromText="180" w:vertAnchor="page" w:horzAnchor="margin" w:tblpXSpec="center" w:tblpY="3517"/>
-        <w:tblW w:w="9776" w:type="dxa"/>
+        <w:tblW w:w="11194" w:type="dxa"/>
         <w:tblBorders>
           <w:top w:val="single" w:sz="4" w:space="0" w:color="BFBFBF" w:themeColor="background1" w:themeShade="BF"/>
           <w:left w:val="single" w:sz="4" w:space="0" w:color="BFBFBF" w:themeColor="background1" w:themeShade="BF"/>
@@ -1440,14 +1067,14 @@
         <w:tblLook w:val="04A0" w:firstRow="1" w:lastRow="0" w:firstColumn="1" w:lastColumn="0" w:noHBand="0" w:noVBand="1"/>
       </w:tblPr>
       <w:tblGrid>
-        <w:gridCol w:w="1328"/>
-        <w:gridCol w:w="1077"/>
+        <w:gridCol w:w="1271"/>
+        <w:gridCol w:w="1134"/>
         <w:gridCol w:w="1276"/>
-        <w:gridCol w:w="1276"/>
-        <w:gridCol w:w="1275"/>
-        <w:gridCol w:w="1276"/>
-        <w:gridCol w:w="1418"/>
-        <w:gridCol w:w="850"/>
+        <w:gridCol w:w="1139"/>
+        <w:gridCol w:w="1271"/>
+        <w:gridCol w:w="1706"/>
+        <w:gridCol w:w="1412"/>
+        <w:gridCol w:w="1985"/>
       </w:tblGrid>
       <w:tr>
         <w:trPr>
@@ -1455,7 +1082,7 @@
         </w:trPr>
         <w:tc>
           <w:tcPr>
-            <w:tcW w:w="9776" w:type="dxa"/>
+            <w:tcW w:w="11194" w:type="dxa"/>
             <w:gridSpan w:val="8"/>
             <w:vAlign w:val="center"/>
           </w:tcPr>
@@ -1485,7 +1112,7 @@
         </w:trPr>
         <w:tc>
           <w:tcPr>
-            <w:tcW w:w="1328" w:type="dxa"/>
+            <w:tcW w:w="1271" w:type="dxa"/>
             <w:vAlign w:val="center"/>
           </w:tcPr>
           <w:p>
@@ -1525,7 +1152,7 @@
         </w:tc>
         <w:tc>
           <w:tcPr>
-            <w:tcW w:w="1077" w:type="dxa"/>
+            <w:tcW w:w="1134" w:type="dxa"/>
             <w:vAlign w:val="center"/>
           </w:tcPr>
           <w:p>
@@ -1573,7 +1200,7 @@
         </w:tc>
         <w:tc>
           <w:tcPr>
-            <w:tcW w:w="1276" w:type="dxa"/>
+            <w:tcW w:w="1139" w:type="dxa"/>
             <w:vAlign w:val="center"/>
           </w:tcPr>
           <w:p>
@@ -1597,7 +1224,7 @@
         </w:tc>
         <w:tc>
           <w:tcPr>
-            <w:tcW w:w="1275" w:type="dxa"/>
+            <w:tcW w:w="1271" w:type="dxa"/>
             <w:vAlign w:val="center"/>
           </w:tcPr>
           <w:p>
@@ -1630,7 +1257,7 @@
         </w:tc>
         <w:tc>
           <w:tcPr>
-            <w:tcW w:w="1276" w:type="dxa"/>
+            <w:tcW w:w="1706" w:type="dxa"/>
             <w:vAlign w:val="center"/>
           </w:tcPr>
           <w:p>
@@ -1654,7 +1281,7 @@
         </w:tc>
         <w:tc>
           <w:tcPr>
-            <w:tcW w:w="1418" w:type="dxa"/>
+            <w:tcW w:w="1412" w:type="dxa"/>
             <w:vAlign w:val="center"/>
           </w:tcPr>
           <w:p>
@@ -1678,7 +1305,7 @@
         </w:tc>
         <w:tc>
           <w:tcPr>
-            <w:tcW w:w="850" w:type="dxa"/>
+            <w:tcW w:w="1985" w:type="dxa"/>
             <w:vAlign w:val="center"/>
           </w:tcPr>
           <w:p>
@@ -1715,7 +1342,7 @@
         </w:trPr>
         <w:tc>
           <w:tcPr>
-            <w:tcW w:w="1328" w:type="dxa"/>
+            <w:tcW w:w="1271" w:type="dxa"/>
           </w:tcPr>
           <w:p>
             <w:pPr>
@@ -1727,132 +1354,28 @@
               </w:rPr>
             </w:pPr>
             <w:r>
-              <w:rPr>
-                <w:rFonts w:ascii="Calibri" w:hAnsi="Calibri" w:cs="Arial"/>
-                <w:i/>
-                <w:color w:val="548DD4"/>
-                <w:sz w:val="18"/>
-                <w:szCs w:val="20"/>
-                <w:lang w:eastAsia="es-CL"/>
-              </w:rPr>
-              <w:t xml:space="preserve">Nombra las competencias o unidades de competencias </w:t>
-            </w:r>
-            <w:r>
-              <w:rPr>
-                <w:rFonts w:ascii="Calibri" w:hAnsi="Calibri" w:cs="Arial"/>
-                <w:i/>
-                <w:color w:val="548DD4"/>
-                <w:sz w:val="18"/>
-                <w:szCs w:val="20"/>
-                <w:lang w:eastAsia="es-CL"/>
-              </w:rPr>
-              <w:t xml:space="preserve">que se relacionan con las diferentes actividades </w:t>
-            </w:r>
-            <w:r>
-              <w:rPr>
-                <w:rFonts w:ascii="Calibri" w:hAnsi="Calibri" w:cs="Arial"/>
-                <w:i/>
-                <w:color w:val="548DD4"/>
-                <w:sz w:val="18"/>
-                <w:szCs w:val="20"/>
-                <w:lang w:eastAsia="es-CL"/>
-              </w:rPr>
-              <w:t>requeridas para el desarrollo de</w:t>
-            </w:r>
-            <w:r>
-              <w:rPr>
-                <w:rFonts w:ascii="Calibri" w:hAnsi="Calibri" w:cs="Arial"/>
-                <w:i/>
-                <w:color w:val="548DD4"/>
-                <w:sz w:val="18"/>
-                <w:szCs w:val="20"/>
-                <w:lang w:eastAsia="es-CL"/>
-              </w:rPr>
-              <w:t>l proyecto APT</w:t>
-            </w:r>
-            <w:r>
-              <w:rPr>
-                <w:rFonts w:ascii="Calibri" w:hAnsi="Calibri" w:cs="Arial"/>
-                <w:i/>
-                <w:color w:val="548DD4"/>
-                <w:sz w:val="18"/>
-                <w:szCs w:val="20"/>
-                <w:lang w:eastAsia="es-CL"/>
-              </w:rPr>
-              <w:t>.</w:t>
-            </w:r>
-          </w:p>
-        </w:tc>
-        <w:tc>
-          <w:tcPr>
-            <w:tcW w:w="1077" w:type="dxa"/>
-          </w:tcPr>
-          <w:p>
-            <w:pPr>
-              <w:jc w:val="both"/>
-              <w:rPr>
-                <w:rFonts w:ascii="Calibri" w:hAnsi="Calibri" w:cs="Arial"/>
-                <w:i/>
-                <w:color w:val="548DD4"/>
-                <w:sz w:val="18"/>
-                <w:szCs w:val="20"/>
-                <w:lang w:eastAsia="es-CL"/>
-              </w:rPr>
-            </w:pPr>
-            <w:r>
-              <w:rPr>
-                <w:rFonts w:ascii="Calibri" w:hAnsi="Calibri" w:cs="Arial"/>
-                <w:i/>
-                <w:color w:val="548DD4"/>
-                <w:sz w:val="18"/>
-                <w:szCs w:val="20"/>
-                <w:lang w:eastAsia="es-CL"/>
-              </w:rPr>
-              <w:t>Nombra</w:t>
-            </w:r>
-            <w:r>
-              <w:rPr>
-                <w:rFonts w:ascii="Calibri" w:hAnsi="Calibri" w:cs="Arial"/>
-                <w:i/>
-                <w:color w:val="548DD4"/>
-                <w:sz w:val="18"/>
-                <w:szCs w:val="20"/>
-                <w:lang w:eastAsia="es-CL"/>
-              </w:rPr>
-              <w:t xml:space="preserve"> la</w:t>
-            </w:r>
-            <w:r>
-              <w:rPr>
-                <w:rFonts w:ascii="Calibri" w:hAnsi="Calibri" w:cs="Arial"/>
-                <w:i/>
-                <w:color w:val="548DD4"/>
-                <w:sz w:val="18"/>
-                <w:szCs w:val="20"/>
-                <w:lang w:eastAsia="es-CL"/>
-              </w:rPr>
-              <w:t>s</w:t>
-            </w:r>
-            <w:r>
-              <w:rPr>
-                <w:rFonts w:ascii="Calibri" w:hAnsi="Calibri" w:cs="Arial"/>
-                <w:i/>
-                <w:color w:val="548DD4"/>
-                <w:sz w:val="18"/>
-                <w:szCs w:val="20"/>
-                <w:lang w:eastAsia="es-CL"/>
-              </w:rPr>
-              <w:t xml:space="preserve"> </w:t>
-            </w:r>
-            <w:r>
-              <w:rPr>
-                <w:rFonts w:ascii="Calibri" w:hAnsi="Calibri" w:cs="Arial"/>
-                <w:i/>
-                <w:color w:val="548DD4"/>
-                <w:sz w:val="18"/>
-                <w:szCs w:val="20"/>
-                <w:lang w:eastAsia="es-CL"/>
-              </w:rPr>
-              <w:t xml:space="preserve">actividades que se necesitan para desarrollar el proyecto APT. </w:t>
+              <w:t>C2</w:t>
+            </w:r>
+          </w:p>
+        </w:tc>
+        <w:tc>
+          <w:tcPr>
+            <w:tcW w:w="1134" w:type="dxa"/>
+          </w:tcPr>
+          <w:p>
+            <w:pPr>
+              <w:jc w:val="both"/>
+              <w:rPr>
+                <w:rFonts w:ascii="Calibri" w:hAnsi="Calibri" w:cs="Arial"/>
+                <w:i/>
+                <w:color w:val="548DD4"/>
+                <w:sz w:val="18"/>
+                <w:szCs w:val="20"/>
+                <w:lang w:eastAsia="es-CL"/>
+              </w:rPr>
+            </w:pPr>
+            <w:r>
+              <w:t>Inicio y definición de alcance</w:t>
             </w:r>
           </w:p>
         </w:tc>
@@ -1870,43 +1393,13 @@
               </w:rPr>
             </w:pPr>
             <w:r>
-              <w:rPr>
-                <w:rFonts w:ascii="Calibri" w:hAnsi="Calibri" w:cs="Arial"/>
-                <w:i/>
-                <w:color w:val="548DD4"/>
-                <w:sz w:val="18"/>
-                <w:szCs w:val="20"/>
-                <w:lang w:eastAsia="es-CL"/>
-              </w:rPr>
-              <w:t>Nombra los recursos necesarios para llevar a cabo las actividades</w:t>
-            </w:r>
-            <w:r>
-              <w:rPr>
-                <w:rFonts w:ascii="Calibri" w:hAnsi="Calibri" w:cs="Arial"/>
-                <w:i/>
-                <w:color w:val="548DD4"/>
-                <w:sz w:val="18"/>
-                <w:szCs w:val="20"/>
-                <w:lang w:eastAsia="es-CL"/>
-              </w:rPr>
-              <w:t xml:space="preserve"> </w:t>
-            </w:r>
-            <w:r>
-              <w:rPr>
-                <w:rFonts w:ascii="Calibri" w:hAnsi="Calibri" w:cs="Arial"/>
-                <w:i/>
-                <w:color w:val="548DD4"/>
-                <w:sz w:val="18"/>
-                <w:szCs w:val="20"/>
-                <w:lang w:eastAsia="es-CL"/>
-              </w:rPr>
-              <w:t>definidas.</w:t>
-            </w:r>
-          </w:p>
-        </w:tc>
-        <w:tc>
-          <w:tcPr>
-            <w:tcW w:w="1276" w:type="dxa"/>
+              <w:t>Acta, informe actualizado de CuTuCo, correo de validación, Word</w:t>
+            </w:r>
+          </w:p>
+        </w:tc>
+        <w:tc>
+          <w:tcPr>
+            <w:tcW w:w="1139" w:type="dxa"/>
           </w:tcPr>
           <w:p>
             <w:pPr>
@@ -1918,247 +1411,56 @@
               </w:rPr>
             </w:pPr>
             <w:r>
-              <w:rPr>
-                <w:rFonts w:ascii="Calibri" w:hAnsi="Calibri" w:cs="Arial"/>
-                <w:i/>
-                <w:color w:val="548DD4"/>
-                <w:sz w:val="18"/>
-                <w:szCs w:val="20"/>
-                <w:lang w:eastAsia="es-CL"/>
-              </w:rPr>
-              <w:t xml:space="preserve">Señala </w:t>
-            </w:r>
-            <w:r>
-              <w:rPr>
-                <w:rFonts w:ascii="Calibri" w:hAnsi="Calibri" w:cs="Arial"/>
-                <w:i/>
-                <w:color w:val="548DD4"/>
-                <w:sz w:val="18"/>
-                <w:szCs w:val="20"/>
-                <w:lang w:eastAsia="es-CL"/>
-              </w:rPr>
-              <w:t>la duración de</w:t>
-            </w:r>
-            <w:r>
-              <w:rPr>
-                <w:rFonts w:ascii="Calibri" w:hAnsi="Calibri" w:cs="Arial"/>
-                <w:i/>
-                <w:color w:val="548DD4"/>
-                <w:sz w:val="18"/>
-                <w:szCs w:val="20"/>
-                <w:lang w:eastAsia="es-CL"/>
-              </w:rPr>
-              <w:t xml:space="preserve"> cada </w:t>
-            </w:r>
-            <w:r>
-              <w:rPr>
-                <w:rFonts w:ascii="Calibri" w:hAnsi="Calibri" w:cs="Arial"/>
-                <w:i/>
-                <w:color w:val="548DD4"/>
-                <w:sz w:val="18"/>
-                <w:szCs w:val="20"/>
-                <w:lang w:eastAsia="es-CL"/>
-              </w:rPr>
-              <w:t>actividad</w:t>
-            </w:r>
-            <w:r>
-              <w:rPr>
-                <w:rFonts w:ascii="Calibri" w:hAnsi="Calibri" w:cs="Arial"/>
-                <w:i/>
-                <w:color w:val="548DD4"/>
-                <w:sz w:val="18"/>
-                <w:szCs w:val="20"/>
-                <w:lang w:eastAsia="es-CL"/>
-              </w:rPr>
-              <w:t xml:space="preserve">. </w:t>
-            </w:r>
-          </w:p>
-        </w:tc>
-        <w:tc>
-          <w:tcPr>
-            <w:tcW w:w="1275" w:type="dxa"/>
-          </w:tcPr>
-          <w:p>
-            <w:pPr>
-              <w:jc w:val="both"/>
-              <w:rPr>
-                <w:rFonts w:ascii="Calibri" w:hAnsi="Calibri" w:cs="Arial"/>
-                <w:i/>
-                <w:color w:val="548DD4"/>
-                <w:sz w:val="18"/>
-                <w:szCs w:val="20"/>
-                <w:lang w:eastAsia="es-CL"/>
-              </w:rPr>
-            </w:pPr>
-            <w:r>
-              <w:rPr>
-                <w:rFonts w:ascii="Calibri" w:hAnsi="Calibri" w:cs="Arial"/>
-                <w:i/>
-                <w:color w:val="548DD4"/>
-                <w:sz w:val="18"/>
-                <w:szCs w:val="20"/>
-                <w:lang w:eastAsia="es-CL"/>
-              </w:rPr>
-              <w:t xml:space="preserve">Escribe el </w:t>
-            </w:r>
-            <w:r>
-              <w:rPr>
-                <w:rFonts w:ascii="Calibri" w:hAnsi="Calibri" w:cs="Arial"/>
-                <w:i/>
-                <w:color w:val="548DD4"/>
-                <w:sz w:val="18"/>
-                <w:szCs w:val="20"/>
-                <w:lang w:eastAsia="es-CL"/>
-              </w:rPr>
-              <w:t xml:space="preserve">nombre del integrante del equipo responsable de </w:t>
-            </w:r>
-            <w:r>
-              <w:rPr>
-                <w:rFonts w:ascii="Calibri" w:hAnsi="Calibri" w:cs="Arial"/>
-                <w:i/>
-                <w:color w:val="548DD4"/>
-                <w:sz w:val="18"/>
-                <w:szCs w:val="20"/>
-                <w:lang w:eastAsia="es-CL"/>
-              </w:rPr>
-              <w:t xml:space="preserve">cada </w:t>
-            </w:r>
-            <w:r>
-              <w:rPr>
-                <w:rFonts w:ascii="Calibri" w:hAnsi="Calibri" w:cs="Arial"/>
-                <w:i/>
-                <w:color w:val="548DD4"/>
-                <w:sz w:val="18"/>
-                <w:szCs w:val="20"/>
-                <w:lang w:eastAsia="es-CL"/>
-              </w:rPr>
-              <w:t>actividad.</w:t>
-            </w:r>
-          </w:p>
-        </w:tc>
-        <w:tc>
-          <w:tcPr>
-            <w:tcW w:w="1276" w:type="dxa"/>
-          </w:tcPr>
-          <w:p>
-            <w:pPr>
-              <w:jc w:val="both"/>
-              <w:rPr>
-                <w:rFonts w:ascii="Calibri" w:hAnsi="Calibri" w:cs="Arial"/>
-                <w:i/>
-                <w:color w:val="548DD4"/>
-                <w:sz w:val="18"/>
-                <w:szCs w:val="20"/>
-                <w:lang w:eastAsia="es-CL"/>
-              </w:rPr>
-            </w:pPr>
-            <w:r>
-              <w:rPr>
-                <w:rFonts w:ascii="Calibri" w:hAnsi="Calibri" w:cs="Arial"/>
-                <w:i/>
-                <w:color w:val="548DD4"/>
-                <w:sz w:val="18"/>
-                <w:szCs w:val="20"/>
-                <w:lang w:eastAsia="es-CL"/>
-              </w:rPr>
-              <w:t xml:space="preserve">Señala </w:t>
-            </w:r>
-            <w:r>
-              <w:rPr>
-                <w:rFonts w:ascii="Calibri" w:hAnsi="Calibri" w:cs="Arial"/>
-                <w:i/>
-                <w:color w:val="548DD4"/>
-                <w:sz w:val="18"/>
-                <w:szCs w:val="20"/>
-                <w:lang w:eastAsia="es-CL"/>
-              </w:rPr>
-              <w:t>las dific</w:t>
-            </w:r>
-            <w:r>
-              <w:rPr>
-                <w:rFonts w:ascii="Calibri" w:hAnsi="Calibri" w:cs="Arial"/>
-                <w:i/>
-                <w:color w:val="548DD4"/>
-                <w:sz w:val="18"/>
-                <w:szCs w:val="20"/>
-                <w:lang w:eastAsia="es-CL"/>
-              </w:rPr>
-              <w:t>ult</w:t>
-            </w:r>
-            <w:r>
-              <w:rPr>
-                <w:rFonts w:ascii="Calibri" w:hAnsi="Calibri" w:cs="Arial"/>
-                <w:i/>
-                <w:color w:val="548DD4"/>
-                <w:sz w:val="18"/>
-                <w:szCs w:val="20"/>
-                <w:lang w:eastAsia="es-CL"/>
-              </w:rPr>
-              <w:t>ades o facilitadores que se podrían presentar durante la ejecución de cada una de las actividades propuestas.</w:t>
-            </w:r>
-          </w:p>
-        </w:tc>
-        <w:tc>
-          <w:tcPr>
-            <w:tcW w:w="1418" w:type="dxa"/>
-          </w:tcPr>
-          <w:p>
-            <w:pPr>
-              <w:jc w:val="both"/>
-              <w:rPr>
-                <w:rFonts w:ascii="Calibri" w:hAnsi="Calibri" w:cs="Arial"/>
-                <w:i/>
-                <w:color w:val="548DD4"/>
-                <w:sz w:val="18"/>
-                <w:szCs w:val="20"/>
-                <w:lang w:eastAsia="es-CL"/>
-              </w:rPr>
-            </w:pPr>
-            <w:r>
-              <w:rPr>
-                <w:rFonts w:ascii="Calibri" w:hAnsi="Calibri" w:cs="Arial"/>
-                <w:i/>
-                <w:color w:val="548DD4"/>
-                <w:sz w:val="18"/>
-                <w:szCs w:val="20"/>
-                <w:lang w:eastAsia="es-CL"/>
-              </w:rPr>
-              <w:t>D</w:t>
-            </w:r>
-            <w:r>
-              <w:rPr>
-                <w:rFonts w:ascii="Calibri" w:hAnsi="Calibri" w:cs="Arial"/>
-                <w:i/>
-                <w:color w:val="548DD4"/>
-                <w:sz w:val="18"/>
-                <w:szCs w:val="20"/>
-                <w:lang w:eastAsia="es-CL"/>
-              </w:rPr>
-              <w:t>escribe</w:t>
-            </w:r>
-            <w:r>
-              <w:rPr>
-                <w:rFonts w:ascii="Calibri" w:hAnsi="Calibri" w:cs="Arial"/>
-                <w:i/>
-                <w:color w:val="548DD4"/>
-                <w:sz w:val="18"/>
-                <w:szCs w:val="20"/>
-                <w:lang w:eastAsia="es-CL"/>
-              </w:rPr>
-              <w:t xml:space="preserve"> el estado de avance </w:t>
-            </w:r>
-            <w:r>
-              <w:rPr>
-                <w:rFonts w:ascii="Calibri" w:hAnsi="Calibri" w:cs="Arial"/>
-                <w:i/>
-                <w:color w:val="548DD4"/>
-                <w:sz w:val="18"/>
-                <w:szCs w:val="20"/>
-                <w:lang w:eastAsia="es-CL"/>
-              </w:rPr>
-              <w:t>de cada actividad.</w:t>
-            </w:r>
-          </w:p>
+              <w:t>Semana 1</w:t>
+            </w:r>
+          </w:p>
+        </w:tc>
+        <w:tc>
+          <w:tcPr>
+            <w:tcW w:w="1271" w:type="dxa"/>
+          </w:tcPr>
+          <w:p>
+            <w:pPr>
+              <w:jc w:val="both"/>
+              <w:rPr>
+                <w:rFonts w:ascii="Calibri" w:hAnsi="Calibri" w:cs="Arial"/>
+                <w:i/>
+                <w:color w:val="548DD4"/>
+                <w:sz w:val="18"/>
+                <w:szCs w:val="20"/>
+                <w:lang w:eastAsia="es-CL"/>
+              </w:rPr>
+            </w:pPr>
+            <w:r>
+              <w:t>Vicente Rivera + Ignacio Fuenzalida</w:t>
+            </w:r>
+          </w:p>
+        </w:tc>
+        <w:tc>
+          <w:tcPr>
+            <w:tcW w:w="1706" w:type="dxa"/>
+          </w:tcPr>
+          <w:p>
+            <w:pPr>
+              <w:jc w:val="both"/>
+              <w:rPr>
+                <w:rFonts w:ascii="Calibri" w:hAnsi="Calibri" w:cs="Arial"/>
+                <w:i/>
+                <w:color w:val="548DD4"/>
+                <w:sz w:val="18"/>
+                <w:szCs w:val="20"/>
+                <w:lang w:eastAsia="es-CL"/>
+              </w:rPr>
+            </w:pPr>
+            <w:r>
+              <w:t>Nosotros tomamos como base el MVP existente y cerramos qué funcionalidades serían oficiales y cuáles quedarían fuera. El equipo de dos personas facilita la coordinación directa.</w:t>
+            </w:r>
+          </w:p>
+        </w:tc>
+        <w:tc>
+          <w:tcPr>
+            <w:tcW w:w="1412" w:type="dxa"/>
+          </w:tcPr>
           <w:p>
             <w:pPr>
               <w:jc w:val="both"/>
@@ -2171,31 +1473,158 @@
                 <w:lang w:eastAsia="es-CL"/>
               </w:rPr>
             </w:pPr>
-          </w:p>
-          <w:p>
-            <w:pPr>
-              <w:jc w:val="both"/>
-              <w:rPr>
-                <w:rFonts w:ascii="Calibri" w:hAnsi="Calibri" w:cs="Arial"/>
-                <w:i/>
-                <w:color w:val="548DD4"/>
-                <w:sz w:val="18"/>
-                <w:szCs w:val="20"/>
-                <w:lang w:eastAsia="es-CL"/>
-              </w:rPr>
-            </w:pPr>
-            <w:r>
-              <w:rPr>
-                <w:rFonts w:ascii="Calibri" w:hAnsi="Calibri" w:cs="Arial"/>
-                <w:i/>
-                <w:color w:val="548DD4"/>
-                <w:sz w:val="18"/>
-                <w:szCs w:val="20"/>
-                <w:lang w:eastAsia="es-CL"/>
-              </w:rPr>
-              <w:t xml:space="preserve">Tipos de estado: </w:t>
-            </w:r>
-          </w:p>
+            <w:r>
+              <w:t>Completado</w:t>
+            </w:r>
+          </w:p>
+        </w:tc>
+        <w:tc>
+          <w:tcPr>
+            <w:tcW w:w="1985" w:type="dxa"/>
+          </w:tcPr>
+          <w:p>
+            <w:pPr>
+              <w:jc w:val="both"/>
+              <w:rPr>
+                <w:rFonts w:ascii="Calibri" w:hAnsi="Calibri" w:cs="Arial"/>
+                <w:i/>
+                <w:color w:val="548DD4"/>
+                <w:sz w:val="18"/>
+                <w:szCs w:val="20"/>
+                <w:lang w:eastAsia="es-CL"/>
+              </w:rPr>
+            </w:pPr>
+            <w:r>
+              <w:t>Ajustamos el alcance para incorporar los requerimientos detallados del bloque final y mantener una lista explícita de incluidos/excluidos.</w:t>
+            </w:r>
+          </w:p>
+        </w:tc>
+      </w:tr>
+      <w:tr>
+        <w:trPr>
+          <w:trHeight w:val="2410"/>
+        </w:trPr>
+        <w:tc>
+          <w:tcPr>
+            <w:tcW w:w="1271" w:type="dxa"/>
+          </w:tcPr>
+          <w:p>
+            <w:pPr>
+              <w:jc w:val="both"/>
+              <w:rPr>
+                <w:b/>
+                <w:sz w:val="18"/>
+                <w:szCs w:val="24"/>
+              </w:rPr>
+            </w:pPr>
+            <w:r>
+              <w:t>C2</w:t>
+            </w:r>
+          </w:p>
+        </w:tc>
+        <w:tc>
+          <w:tcPr>
+            <w:tcW w:w="1134" w:type="dxa"/>
+          </w:tcPr>
+          <w:p>
+            <w:pPr>
+              <w:jc w:val="both"/>
+              <w:rPr>
+                <w:rFonts w:ascii="Calibri" w:hAnsi="Calibri" w:cs="Arial"/>
+                <w:i/>
+                <w:color w:val="548DD4"/>
+                <w:sz w:val="18"/>
+                <w:szCs w:val="20"/>
+                <w:lang w:eastAsia="es-CL"/>
+              </w:rPr>
+            </w:pPr>
+            <w:r>
+              <w:t>Planificación formal del proyecto</w:t>
+            </w:r>
+          </w:p>
+        </w:tc>
+        <w:tc>
+          <w:tcPr>
+            <w:tcW w:w="1276" w:type="dxa"/>
+          </w:tcPr>
+          <w:p>
+            <w:pPr>
+              <w:jc w:val="both"/>
+              <w:rPr>
+                <w:b/>
+                <w:sz w:val="18"/>
+                <w:szCs w:val="24"/>
+              </w:rPr>
+            </w:pPr>
+            <w:r>
+              <w:t>EDT, hitos, Carta Gantt, RACI, matriz de riesgos, plan de pruebas</w:t>
+            </w:r>
+          </w:p>
+        </w:tc>
+        <w:tc>
+          <w:tcPr>
+            <w:tcW w:w="1139" w:type="dxa"/>
+          </w:tcPr>
+          <w:p>
+            <w:pPr>
+              <w:jc w:val="both"/>
+              <w:rPr>
+                <w:b/>
+                <w:sz w:val="18"/>
+                <w:szCs w:val="24"/>
+              </w:rPr>
+            </w:pPr>
+            <w:r>
+              <w:t>Semanas 1-2</w:t>
+            </w:r>
+          </w:p>
+        </w:tc>
+        <w:tc>
+          <w:tcPr>
+            <w:tcW w:w="1271" w:type="dxa"/>
+          </w:tcPr>
+          <w:p>
+            <w:pPr>
+              <w:jc w:val="both"/>
+              <w:rPr>
+                <w:rFonts w:ascii="Calibri" w:hAnsi="Calibri" w:cs="Arial"/>
+                <w:i/>
+                <w:color w:val="548DD4"/>
+                <w:sz w:val="18"/>
+                <w:szCs w:val="20"/>
+                <w:lang w:eastAsia="es-CL"/>
+              </w:rPr>
+            </w:pPr>
+            <w:r>
+              <w:t>Vicente Rivera</w:t>
+            </w:r>
+          </w:p>
+        </w:tc>
+        <w:tc>
+          <w:tcPr>
+            <w:tcW w:w="1706" w:type="dxa"/>
+          </w:tcPr>
+          <w:p>
+            <w:pPr>
+              <w:jc w:val="both"/>
+              <w:rPr>
+                <w:rFonts w:ascii="Calibri" w:hAnsi="Calibri" w:cs="Arial"/>
+                <w:i/>
+                <w:color w:val="548DD4"/>
+                <w:sz w:val="18"/>
+                <w:szCs w:val="20"/>
+                <w:lang w:eastAsia="es-CL"/>
+              </w:rPr>
+            </w:pPr>
+            <w:r>
+              <w:t>Tenemos un calendario de 11 semanas de desarrollo y 2 semanas de preparación/entrega. Revisaremos semanalmente fechas, dependencias y bloqueos.</w:t>
+            </w:r>
+          </w:p>
+        </w:tc>
+        <w:tc>
+          <w:tcPr>
+            <w:tcW w:w="1412" w:type="dxa"/>
+          </w:tcPr>
           <w:p>
             <w:pPr>
               <w:jc w:val="both"/>
@@ -2209,17 +1638,161 @@
               </w:rPr>
             </w:pPr>
             <w:r>
-              <w:rPr>
-                <w:rFonts w:ascii="Calibri" w:hAnsi="Calibri" w:cs="Arial"/>
-                <w:i/>
-                <w:color w:val="548DD4"/>
-                <w:sz w:val="18"/>
-                <w:szCs w:val="20"/>
-                <w:lang w:eastAsia="es-CL"/>
-              </w:rPr>
-              <w:t>En curso/ Con retraso/ No iniciado/ Completado/ Ajustada</w:t>
-            </w:r>
-            <w:r>
+              <w:t>Completado</w:t>
+            </w:r>
+          </w:p>
+        </w:tc>
+        <w:tc>
+          <w:tcPr>
+            <w:tcW w:w="1985" w:type="dxa"/>
+          </w:tcPr>
+          <w:p>
+            <w:pPr>
+              <w:jc w:val="both"/>
+              <w:rPr>
+                <w:rFonts w:ascii="Calibri" w:hAnsi="Calibri" w:cs="Arial"/>
+                <w:i/>
+                <w:color w:val="548DD4"/>
+                <w:sz w:val="18"/>
+                <w:szCs w:val="20"/>
+                <w:lang w:eastAsia="es-CL"/>
+              </w:rPr>
+            </w:pPr>
+            <w:r>
+              <w:t>Mantenemos el enfoque tradicional y reforzamos el control de alcance por tratarse de un equipo de dos integrantes.</w:t>
+            </w:r>
+          </w:p>
+        </w:tc>
+      </w:tr>
+      <w:tr>
+        <w:trPr>
+          <w:trHeight w:val="2410"/>
+        </w:trPr>
+        <w:tc>
+          <w:tcPr>
+            <w:tcW w:w="1271" w:type="dxa"/>
+          </w:tcPr>
+          <w:p>
+            <w:pPr>
+              <w:jc w:val="both"/>
+              <w:rPr>
+                <w:b/>
+                <w:sz w:val="18"/>
+                <w:szCs w:val="24"/>
+              </w:rPr>
+            </w:pPr>
+            <w:r>
+              <w:lastRenderedPageBreak/>
+              <w:t>C2, C1, C4</w:t>
+            </w:r>
+          </w:p>
+        </w:tc>
+        <w:tc>
+          <w:tcPr>
+            <w:tcW w:w="1134" w:type="dxa"/>
+          </w:tcPr>
+          <w:p>
+            <w:pPr>
+              <w:jc w:val="both"/>
+              <w:rPr>
+                <w:rFonts w:ascii="Calibri" w:hAnsi="Calibri" w:cs="Arial"/>
+                <w:i/>
+                <w:color w:val="548DD4"/>
+                <w:sz w:val="18"/>
+                <w:szCs w:val="20"/>
+                <w:lang w:eastAsia="es-CL"/>
+              </w:rPr>
+            </w:pPr>
+            <w:r>
+              <w:t>ERS y criterios de aceptación</w:t>
+            </w:r>
+          </w:p>
+        </w:tc>
+        <w:tc>
+          <w:tcPr>
+            <w:tcW w:w="1276" w:type="dxa"/>
+          </w:tcPr>
+          <w:p>
+            <w:pPr>
+              <w:jc w:val="both"/>
+              <w:rPr>
+                <w:b/>
+                <w:sz w:val="18"/>
+                <w:szCs w:val="24"/>
+              </w:rPr>
+            </w:pPr>
+            <w:r>
+              <w:t>ERS, matriz de trazabilidad, requisitos RF/RNF</w:t>
+            </w:r>
+          </w:p>
+        </w:tc>
+        <w:tc>
+          <w:tcPr>
+            <w:tcW w:w="1139" w:type="dxa"/>
+          </w:tcPr>
+          <w:p>
+            <w:pPr>
+              <w:jc w:val="both"/>
+              <w:rPr>
+                <w:b/>
+                <w:sz w:val="18"/>
+                <w:szCs w:val="24"/>
+              </w:rPr>
+            </w:pPr>
+            <w:r>
+              <w:t>Semanas 2-3</w:t>
+            </w:r>
+          </w:p>
+        </w:tc>
+        <w:tc>
+          <w:tcPr>
+            <w:tcW w:w="1271" w:type="dxa"/>
+          </w:tcPr>
+          <w:p>
+            <w:pPr>
+              <w:jc w:val="both"/>
+              <w:rPr>
+                <w:rFonts w:ascii="Calibri" w:hAnsi="Calibri" w:cs="Arial"/>
+                <w:i/>
+                <w:color w:val="548DD4"/>
+                <w:sz w:val="18"/>
+                <w:szCs w:val="20"/>
+                <w:lang w:eastAsia="es-CL"/>
+              </w:rPr>
+            </w:pPr>
+            <w:r>
+              <w:t>Vicente Rivera + Ignacio Fuenzalida</w:t>
+            </w:r>
+          </w:p>
+        </w:tc>
+        <w:tc>
+          <w:tcPr>
+            <w:tcW w:w="1706" w:type="dxa"/>
+          </w:tcPr>
+          <w:p>
+            <w:pPr>
+              <w:jc w:val="both"/>
+              <w:rPr>
+                <w:rFonts w:ascii="Calibri" w:hAnsi="Calibri" w:cs="Arial"/>
+                <w:i/>
+                <w:color w:val="548DD4"/>
+                <w:sz w:val="18"/>
+                <w:szCs w:val="20"/>
+                <w:lang w:eastAsia="es-CL"/>
+              </w:rPr>
+            </w:pPr>
+            <w:r>
+              <w:t>Los requerimientos se transformaron en casos verificables y se relacionaron con pruebas. Se priorizan autenticación, checkout, pagos, stock, evidencia, reputación, cobertura y delivery.</w:t>
+            </w:r>
+          </w:p>
+        </w:tc>
+        <w:tc>
+          <w:tcPr>
+            <w:tcW w:w="1412" w:type="dxa"/>
+          </w:tcPr>
+          <w:p>
+            <w:pPr>
+              <w:jc w:val="both"/>
               <w:rPr>
                 <w:rFonts w:ascii="Calibri" w:hAnsi="Calibri" w:cs="Arial"/>
                 <w:i/>
@@ -2228,80 +1801,1677 @@
                 <w:szCs w:val="20"/>
                 <w:lang w:eastAsia="es-CL"/>
               </w:rPr>
-              <w:t xml:space="preserve"> </w:t>
-            </w:r>
-          </w:p>
-        </w:tc>
-        <w:tc>
-          <w:tcPr>
-            <w:tcW w:w="850" w:type="dxa"/>
-          </w:tcPr>
-          <w:p>
-            <w:pPr>
-              <w:jc w:val="both"/>
-              <w:rPr>
-                <w:rFonts w:ascii="Calibri" w:hAnsi="Calibri" w:cs="Arial"/>
-                <w:i/>
-                <w:color w:val="548DD4"/>
-                <w:sz w:val="18"/>
-                <w:szCs w:val="20"/>
-                <w:lang w:eastAsia="es-CL"/>
-              </w:rPr>
-            </w:pPr>
-            <w:r>
-              <w:rPr>
-                <w:rFonts w:ascii="Calibri" w:hAnsi="Calibri" w:cs="Arial"/>
-                <w:i/>
-                <w:color w:val="548DD4"/>
-                <w:sz w:val="18"/>
-                <w:szCs w:val="20"/>
-                <w:lang w:eastAsia="es-CL"/>
-              </w:rPr>
-              <w:t>S</w:t>
-            </w:r>
-            <w:r>
-              <w:rPr>
-                <w:rFonts w:ascii="Calibri" w:hAnsi="Calibri" w:cs="Arial"/>
-                <w:i/>
-                <w:color w:val="548DD4"/>
-                <w:sz w:val="18"/>
-                <w:szCs w:val="20"/>
-                <w:lang w:eastAsia="es-CL"/>
-              </w:rPr>
-              <w:t>e</w:t>
-            </w:r>
-            <w:r>
-              <w:rPr>
-                <w:rFonts w:ascii="Calibri" w:hAnsi="Calibri" w:cs="Arial"/>
-                <w:i/>
-                <w:color w:val="548DD4"/>
-                <w:sz w:val="18"/>
-                <w:szCs w:val="20"/>
-                <w:lang w:eastAsia="es-CL"/>
-              </w:rPr>
-              <w:t xml:space="preserve">ñala los ajustes o reformulaciones </w:t>
-            </w:r>
-            <w:r>
-              <w:rPr>
-                <w:rFonts w:ascii="Calibri" w:hAnsi="Calibri" w:cs="Arial"/>
-                <w:i/>
-                <w:color w:val="548DD4"/>
-                <w:sz w:val="18"/>
-                <w:szCs w:val="20"/>
-                <w:lang w:eastAsia="es-CL"/>
-              </w:rPr>
-              <w:t>que has realiza</w:t>
-            </w:r>
-            <w:r>
-              <w:rPr>
-                <w:rFonts w:ascii="Calibri" w:hAnsi="Calibri" w:cs="Arial"/>
-                <w:i/>
-                <w:color w:val="548DD4"/>
-                <w:sz w:val="18"/>
-                <w:szCs w:val="20"/>
-                <w:lang w:eastAsia="es-CL"/>
-              </w:rPr>
-              <w:t xml:space="preserve">do. </w:t>
+            </w:pPr>
+            <w:r>
+              <w:t>Completado</w:t>
+            </w:r>
+          </w:p>
+        </w:tc>
+        <w:tc>
+          <w:tcPr>
+            <w:tcW w:w="1985" w:type="dxa"/>
+          </w:tcPr>
+          <w:p>
+            <w:pPr>
+              <w:jc w:val="both"/>
+              <w:rPr>
+                <w:rFonts w:ascii="Calibri" w:hAnsi="Calibri" w:cs="Arial"/>
+                <w:i/>
+                <w:color w:val="548DD4"/>
+                <w:sz w:val="18"/>
+                <w:szCs w:val="20"/>
+                <w:lang w:eastAsia="es-CL"/>
+              </w:rPr>
+            </w:pPr>
+            <w:r>
+              <w:t>Se ampliaron y detallaron requisitos de registro, correos, contraseñas, delivery, sanciones, seguridad y administración.</w:t>
+            </w:r>
+          </w:p>
+        </w:tc>
+      </w:tr>
+      <w:tr>
+        <w:trPr>
+          <w:trHeight w:val="2410"/>
+        </w:trPr>
+        <w:tc>
+          <w:tcPr>
+            <w:tcW w:w="1271" w:type="dxa"/>
+          </w:tcPr>
+          <w:p>
+            <w:pPr>
+              <w:jc w:val="both"/>
+              <w:rPr>
+                <w:b/>
+                <w:sz w:val="18"/>
+                <w:szCs w:val="24"/>
+              </w:rPr>
+            </w:pPr>
+            <w:r>
+              <w:t>C3, C4</w:t>
+            </w:r>
+          </w:p>
+        </w:tc>
+        <w:tc>
+          <w:tcPr>
+            <w:tcW w:w="1134" w:type="dxa"/>
+          </w:tcPr>
+          <w:p>
+            <w:pPr>
+              <w:jc w:val="both"/>
+              <w:rPr>
+                <w:rFonts w:ascii="Calibri" w:hAnsi="Calibri" w:cs="Arial"/>
+                <w:i/>
+                <w:color w:val="548DD4"/>
+                <w:sz w:val="18"/>
+                <w:szCs w:val="20"/>
+                <w:lang w:eastAsia="es-CL"/>
+              </w:rPr>
+            </w:pPr>
+            <w:r>
+              <w:t>Modelo de datos y migración planificada</w:t>
+            </w:r>
+          </w:p>
+        </w:tc>
+        <w:tc>
+          <w:tcPr>
+            <w:tcW w:w="1276" w:type="dxa"/>
+          </w:tcPr>
+          <w:p>
+            <w:pPr>
+              <w:jc w:val="both"/>
+              <w:rPr>
+                <w:b/>
+                <w:sz w:val="18"/>
+                <w:szCs w:val="24"/>
+              </w:rPr>
+            </w:pPr>
+            <w:r>
+              <w:t>pgModeler, DBeaver 26.2.0, PostgreSQL/Supabase, DDL</w:t>
+            </w:r>
+          </w:p>
+        </w:tc>
+        <w:tc>
+          <w:tcPr>
+            <w:tcW w:w="1139" w:type="dxa"/>
+          </w:tcPr>
+          <w:p>
+            <w:pPr>
+              <w:jc w:val="both"/>
+              <w:rPr>
+                <w:b/>
+                <w:sz w:val="18"/>
+                <w:szCs w:val="24"/>
+              </w:rPr>
+            </w:pPr>
+            <w:r>
+              <w:t>Semanas 2-6</w:t>
+            </w:r>
+          </w:p>
+        </w:tc>
+        <w:tc>
+          <w:tcPr>
+            <w:tcW w:w="1271" w:type="dxa"/>
+          </w:tcPr>
+          <w:p>
+            <w:pPr>
+              <w:jc w:val="both"/>
+              <w:rPr>
+                <w:rFonts w:ascii="Calibri" w:hAnsi="Calibri" w:cs="Arial"/>
+                <w:i/>
+                <w:color w:val="548DD4"/>
+                <w:sz w:val="18"/>
+                <w:szCs w:val="20"/>
+                <w:lang w:eastAsia="es-CL"/>
+              </w:rPr>
+            </w:pPr>
+            <w:r>
+              <w:t>Vicente Rivera</w:t>
+            </w:r>
+          </w:p>
+        </w:tc>
+        <w:tc>
+          <w:tcPr>
+            <w:tcW w:w="1706" w:type="dxa"/>
+          </w:tcPr>
+          <w:p>
+            <w:pPr>
+              <w:jc w:val="both"/>
+              <w:rPr>
+                <w:rFonts w:ascii="Calibri" w:hAnsi="Calibri" w:cs="Arial"/>
+                <w:i/>
+                <w:color w:val="548DD4"/>
+                <w:sz w:val="18"/>
+                <w:szCs w:val="20"/>
+                <w:lang w:eastAsia="es-CL"/>
+              </w:rPr>
+            </w:pPr>
+            <w:r>
+              <w:t>El rediseño considera users, producers, products, orders, order_items, payments, order_evidences, reputations, price_history, stock_alerts y delivery_tracking.</w:t>
+            </w:r>
+          </w:p>
+        </w:tc>
+        <w:tc>
+          <w:tcPr>
+            <w:tcW w:w="1412" w:type="dxa"/>
+          </w:tcPr>
+          <w:p>
+            <w:pPr>
+              <w:jc w:val="both"/>
+              <w:rPr>
+                <w:rFonts w:ascii="Calibri" w:hAnsi="Calibri" w:cs="Arial"/>
+                <w:i/>
+                <w:color w:val="C00000"/>
+                <w:sz w:val="16"/>
+                <w:szCs w:val="20"/>
+                <w:lang w:eastAsia="es-CL"/>
+              </w:rPr>
+            </w:pPr>
+            <w:r>
+              <w:t>En curso</w:t>
+            </w:r>
+          </w:p>
+        </w:tc>
+        <w:tc>
+          <w:tcPr>
+            <w:tcW w:w="1985" w:type="dxa"/>
+          </w:tcPr>
+          <w:p>
+            <w:pPr>
+              <w:jc w:val="both"/>
+              <w:rPr>
+                <w:rFonts w:ascii="Calibri" w:hAnsi="Calibri" w:cs="Arial"/>
+                <w:i/>
+                <w:color w:val="548DD4"/>
+                <w:sz w:val="18"/>
+                <w:szCs w:val="20"/>
+                <w:lang w:eastAsia="es-CL"/>
+              </w:rPr>
+            </w:pPr>
+            <w:r>
+              <w:t>Se dejó abierta la evaluación entre ALTER TABLE y rediseño completo antes de la migración definitiva desde SQLite.</w:t>
+            </w:r>
+          </w:p>
+        </w:tc>
+      </w:tr>
+      <w:tr>
+        <w:trPr>
+          <w:trHeight w:val="2410"/>
+        </w:trPr>
+        <w:tc>
+          <w:tcPr>
+            <w:tcW w:w="1271" w:type="dxa"/>
+          </w:tcPr>
+          <w:p>
+            <w:pPr>
+              <w:jc w:val="both"/>
+              <w:rPr>
+                <w:b/>
+                <w:sz w:val="18"/>
+                <w:szCs w:val="24"/>
+              </w:rPr>
+            </w:pPr>
+            <w:r>
+              <w:t>C4, C2</w:t>
+            </w:r>
+          </w:p>
+        </w:tc>
+        <w:tc>
+          <w:tcPr>
+            <w:tcW w:w="1134" w:type="dxa"/>
+          </w:tcPr>
+          <w:p>
+            <w:pPr>
+              <w:jc w:val="both"/>
+              <w:rPr>
+                <w:rFonts w:ascii="Calibri" w:hAnsi="Calibri" w:cs="Arial"/>
+                <w:i/>
+                <w:color w:val="548DD4"/>
+                <w:sz w:val="18"/>
+                <w:szCs w:val="20"/>
+                <w:lang w:eastAsia="es-CL"/>
+              </w:rPr>
+            </w:pPr>
+            <w:r>
+              <w:t>Arquitectura y despliegue</w:t>
+            </w:r>
+          </w:p>
+        </w:tc>
+        <w:tc>
+          <w:tcPr>
+            <w:tcW w:w="1276" w:type="dxa"/>
+          </w:tcPr>
+          <w:p>
+            <w:pPr>
+              <w:jc w:val="both"/>
+              <w:rPr>
+                <w:b/>
+                <w:sz w:val="18"/>
+                <w:szCs w:val="24"/>
+              </w:rPr>
+            </w:pPr>
+            <w:r>
+              <w:t>Diagramas de componentes/despliegue/secuencia, FastAPI, Docker, Vercel, GCP</w:t>
+            </w:r>
+          </w:p>
+        </w:tc>
+        <w:tc>
+          <w:tcPr>
+            <w:tcW w:w="1139" w:type="dxa"/>
+          </w:tcPr>
+          <w:p>
+            <w:pPr>
+              <w:jc w:val="both"/>
+              <w:rPr>
+                <w:b/>
+                <w:sz w:val="18"/>
+                <w:szCs w:val="24"/>
+              </w:rPr>
+            </w:pPr>
+            <w:r>
+              <w:t>Semanas 2-4</w:t>
+            </w:r>
+          </w:p>
+        </w:tc>
+        <w:tc>
+          <w:tcPr>
+            <w:tcW w:w="1271" w:type="dxa"/>
+          </w:tcPr>
+          <w:p>
+            <w:pPr>
+              <w:jc w:val="both"/>
+              <w:rPr>
+                <w:rFonts w:ascii="Calibri" w:hAnsi="Calibri" w:cs="Arial"/>
+                <w:i/>
+                <w:color w:val="548DD4"/>
+                <w:sz w:val="18"/>
+                <w:szCs w:val="20"/>
+                <w:lang w:eastAsia="es-CL"/>
+              </w:rPr>
+            </w:pPr>
+            <w:r>
+              <w:t>Vicente Rivera</w:t>
+            </w:r>
+          </w:p>
+        </w:tc>
+        <w:tc>
+          <w:tcPr>
+            <w:tcW w:w="1706" w:type="dxa"/>
+          </w:tcPr>
+          <w:p>
+            <w:pPr>
+              <w:jc w:val="both"/>
+              <w:rPr>
+                <w:rFonts w:ascii="Calibri" w:hAnsi="Calibri" w:cs="Arial"/>
+                <w:i/>
+                <w:color w:val="548DD4"/>
+                <w:sz w:val="18"/>
+                <w:szCs w:val="20"/>
+                <w:lang w:eastAsia="es-CL"/>
+              </w:rPr>
+            </w:pPr>
+            <w:r>
+              <w:t>La arquitectura quedó separada entre presentación, API, persistencia y servicios externos. Se definieron Opción A y Opción B.</w:t>
+            </w:r>
+          </w:p>
+        </w:tc>
+        <w:tc>
+          <w:tcPr>
+            <w:tcW w:w="1412" w:type="dxa"/>
+          </w:tcPr>
+          <w:p>
+            <w:pPr>
+              <w:jc w:val="both"/>
+              <w:rPr>
+                <w:rFonts w:ascii="Calibri" w:hAnsi="Calibri" w:cs="Arial"/>
+                <w:i/>
+                <w:color w:val="C00000"/>
+                <w:sz w:val="16"/>
+                <w:szCs w:val="20"/>
+                <w:lang w:eastAsia="es-CL"/>
+              </w:rPr>
+            </w:pPr>
+            <w:r>
+              <w:t>Completado</w:t>
+            </w:r>
+          </w:p>
+        </w:tc>
+        <w:tc>
+          <w:tcPr>
+            <w:tcW w:w="1985" w:type="dxa"/>
+          </w:tcPr>
+          <w:p>
+            <w:pPr>
+              <w:jc w:val="both"/>
+              <w:rPr>
+                <w:rFonts w:ascii="Calibri" w:hAnsi="Calibri" w:cs="Arial"/>
+                <w:i/>
+                <w:color w:val="548DD4"/>
+                <w:sz w:val="18"/>
+                <w:szCs w:val="20"/>
+                <w:lang w:eastAsia="es-CL"/>
+              </w:rPr>
+            </w:pPr>
+            <w:r>
+              <w:t>Para el MVP académico se prioriza Opción A sin redundancia en us-central1; Opción B queda como proyección productiva.</w:t>
+            </w:r>
+          </w:p>
+        </w:tc>
+      </w:tr>
+      <w:tr>
+        <w:trPr>
+          <w:trHeight w:val="2410"/>
+        </w:trPr>
+        <w:tc>
+          <w:tcPr>
+            <w:tcW w:w="1271" w:type="dxa"/>
+          </w:tcPr>
+          <w:p>
+            <w:pPr>
+              <w:jc w:val="both"/>
+              <w:rPr>
+                <w:b/>
+                <w:sz w:val="18"/>
+                <w:szCs w:val="24"/>
+              </w:rPr>
+            </w:pPr>
+            <w:r>
+              <w:lastRenderedPageBreak/>
+              <w:t>C4</w:t>
+            </w:r>
+          </w:p>
+        </w:tc>
+        <w:tc>
+          <w:tcPr>
+            <w:tcW w:w="1134" w:type="dxa"/>
+          </w:tcPr>
+          <w:p>
+            <w:pPr>
+              <w:jc w:val="both"/>
+              <w:rPr>
+                <w:rFonts w:ascii="Calibri" w:hAnsi="Calibri" w:cs="Arial"/>
+                <w:i/>
+                <w:color w:val="548DD4"/>
+                <w:sz w:val="18"/>
+                <w:szCs w:val="20"/>
+                <w:lang w:eastAsia="es-CL"/>
+              </w:rPr>
+            </w:pPr>
+            <w:r>
+              <w:t>UX/UI y mockups</w:t>
+            </w:r>
+          </w:p>
+        </w:tc>
+        <w:tc>
+          <w:tcPr>
+            <w:tcW w:w="1276" w:type="dxa"/>
+          </w:tcPr>
+          <w:p>
+            <w:pPr>
+              <w:jc w:val="both"/>
+              <w:rPr>
+                <w:b/>
+                <w:sz w:val="18"/>
+                <w:szCs w:val="24"/>
+              </w:rPr>
+            </w:pPr>
+            <w:r>
+              <w:t>Vue.js, Vite, mockups, flujo de navegación</w:t>
+            </w:r>
+          </w:p>
+        </w:tc>
+        <w:tc>
+          <w:tcPr>
+            <w:tcW w:w="1139" w:type="dxa"/>
+          </w:tcPr>
+          <w:p>
+            <w:pPr>
+              <w:jc w:val="both"/>
+              <w:rPr>
+                <w:b/>
+                <w:sz w:val="18"/>
+                <w:szCs w:val="24"/>
+              </w:rPr>
+            </w:pPr>
+            <w:r>
+              <w:t>Semanas 3-4</w:t>
+            </w:r>
+          </w:p>
+        </w:tc>
+        <w:tc>
+          <w:tcPr>
+            <w:tcW w:w="1271" w:type="dxa"/>
+          </w:tcPr>
+          <w:p>
+            <w:pPr>
+              <w:jc w:val="both"/>
+              <w:rPr>
+                <w:rFonts w:ascii="Calibri" w:hAnsi="Calibri" w:cs="Arial"/>
+                <w:i/>
+                <w:color w:val="548DD4"/>
+                <w:sz w:val="18"/>
+                <w:szCs w:val="20"/>
+                <w:lang w:eastAsia="es-CL"/>
+              </w:rPr>
+            </w:pPr>
+            <w:r>
+              <w:t>Ignacio Fuenzalida</w:t>
+            </w:r>
+          </w:p>
+        </w:tc>
+        <w:tc>
+          <w:tcPr>
+            <w:tcW w:w="1706" w:type="dxa"/>
+          </w:tcPr>
+          <w:p>
+            <w:pPr>
+              <w:jc w:val="both"/>
+              <w:rPr>
+                <w:rFonts w:ascii="Calibri" w:hAnsi="Calibri" w:cs="Arial"/>
+                <w:i/>
+                <w:color w:val="548DD4"/>
+                <w:sz w:val="18"/>
+                <w:szCs w:val="20"/>
+                <w:lang w:eastAsia="es-CL"/>
+              </w:rPr>
+            </w:pPr>
+            <w:r>
+              <w:t>Se consideran catálogo guest, carrito, panel vendedor, administración, checkout, tracking y dashboard. El objetivo es reducir retrabajo antes de programar.</w:t>
+            </w:r>
+          </w:p>
+        </w:tc>
+        <w:tc>
+          <w:tcPr>
+            <w:tcW w:w="1412" w:type="dxa"/>
+          </w:tcPr>
+          <w:p>
+            <w:pPr>
+              <w:jc w:val="both"/>
+              <w:rPr>
+                <w:rFonts w:ascii="Calibri" w:hAnsi="Calibri" w:cs="Arial"/>
+                <w:i/>
+                <w:color w:val="C00000"/>
+                <w:sz w:val="16"/>
+                <w:szCs w:val="20"/>
+                <w:lang w:eastAsia="es-CL"/>
+              </w:rPr>
+            </w:pPr>
+            <w:r>
+              <w:t>En curso</w:t>
+            </w:r>
+          </w:p>
+        </w:tc>
+        <w:tc>
+          <w:tcPr>
+            <w:tcW w:w="1985" w:type="dxa"/>
+          </w:tcPr>
+          <w:p>
+            <w:pPr>
+              <w:jc w:val="both"/>
+              <w:rPr>
+                <w:rFonts w:ascii="Calibri" w:hAnsi="Calibri" w:cs="Arial"/>
+                <w:i/>
+                <w:color w:val="548DD4"/>
+                <w:sz w:val="18"/>
+                <w:szCs w:val="20"/>
+                <w:lang w:eastAsia="es-CL"/>
+              </w:rPr>
+            </w:pPr>
+            <w:r>
+              <w:t>Ajustamos las pantallas para incluir navegación sin login, recuperación de contraseña, evidencias, estados de delivery y estadísticas.</w:t>
+            </w:r>
+          </w:p>
+        </w:tc>
+      </w:tr>
+      <w:tr>
+        <w:trPr>
+          <w:trHeight w:val="2410"/>
+        </w:trPr>
+        <w:tc>
+          <w:tcPr>
+            <w:tcW w:w="1271" w:type="dxa"/>
+          </w:tcPr>
+          <w:p>
+            <w:pPr>
+              <w:jc w:val="both"/>
+              <w:rPr>
+                <w:b/>
+                <w:sz w:val="18"/>
+                <w:szCs w:val="24"/>
+              </w:rPr>
+            </w:pPr>
+            <w:r>
+              <w:t>C1, C4</w:t>
+            </w:r>
+          </w:p>
+        </w:tc>
+        <w:tc>
+          <w:tcPr>
+            <w:tcW w:w="1134" w:type="dxa"/>
+          </w:tcPr>
+          <w:p>
+            <w:pPr>
+              <w:jc w:val="both"/>
+              <w:rPr>
+                <w:rFonts w:ascii="Calibri" w:hAnsi="Calibri" w:cs="Arial"/>
+                <w:i/>
+                <w:color w:val="548DD4"/>
+                <w:sz w:val="18"/>
+                <w:szCs w:val="20"/>
+                <w:lang w:eastAsia="es-CL"/>
+              </w:rPr>
+            </w:pPr>
+            <w:r>
+              <w:t>Plan de pruebas y calidad</w:t>
+            </w:r>
+          </w:p>
+        </w:tc>
+        <w:tc>
+          <w:tcPr>
+            <w:tcW w:w="1276" w:type="dxa"/>
+          </w:tcPr>
+          <w:p>
+            <w:pPr>
+              <w:jc w:val="both"/>
+              <w:rPr>
+                <w:b/>
+                <w:sz w:val="18"/>
+                <w:szCs w:val="24"/>
+              </w:rPr>
+            </w:pPr>
+            <w:r>
+              <w:t>Pytest, Vitest, Cypress, pruebas API, matriz de casos</w:t>
+            </w:r>
+          </w:p>
+        </w:tc>
+        <w:tc>
+          <w:tcPr>
+            <w:tcW w:w="1139" w:type="dxa"/>
+          </w:tcPr>
+          <w:p>
+            <w:pPr>
+              <w:jc w:val="both"/>
+              <w:rPr>
+                <w:b/>
+                <w:sz w:val="18"/>
+                <w:szCs w:val="24"/>
+              </w:rPr>
+            </w:pPr>
+            <w:r>
+              <w:t>Semana 4 y ejecución S6-S11</w:t>
+            </w:r>
+          </w:p>
+        </w:tc>
+        <w:tc>
+          <w:tcPr>
+            <w:tcW w:w="1271" w:type="dxa"/>
+          </w:tcPr>
+          <w:p>
+            <w:pPr>
+              <w:jc w:val="both"/>
+              <w:rPr>
+                <w:rFonts w:ascii="Calibri" w:hAnsi="Calibri" w:cs="Arial"/>
+                <w:i/>
+                <w:color w:val="548DD4"/>
+                <w:sz w:val="18"/>
+                <w:szCs w:val="20"/>
+                <w:lang w:eastAsia="es-CL"/>
+              </w:rPr>
+            </w:pPr>
+            <w:r>
+              <w:t>Vicente Rivera + Ignacio Fuenzalida</w:t>
+            </w:r>
+          </w:p>
+        </w:tc>
+        <w:tc>
+          <w:tcPr>
+            <w:tcW w:w="1706" w:type="dxa"/>
+          </w:tcPr>
+          <w:p>
+            <w:pPr>
+              <w:jc w:val="both"/>
+              <w:rPr>
+                <w:rFonts w:ascii="Calibri" w:hAnsi="Calibri" w:cs="Arial"/>
+                <w:i/>
+                <w:color w:val="548DD4"/>
+                <w:sz w:val="18"/>
+                <w:szCs w:val="20"/>
+                <w:lang w:eastAsia="es-CL"/>
+              </w:rPr>
+            </w:pPr>
+            <w:r>
+              <w:t>La matriz inicial contiene casos para autenticación, carrito, stock, dashboard, Webpay, escrow, reputación, cobertura, alertas, delivery, seguridad y aceptación.</w:t>
+            </w:r>
+          </w:p>
+        </w:tc>
+        <w:tc>
+          <w:tcPr>
+            <w:tcW w:w="1412" w:type="dxa"/>
+          </w:tcPr>
+          <w:p>
+            <w:pPr>
+              <w:jc w:val="both"/>
+              <w:rPr>
+                <w:rFonts w:ascii="Calibri" w:hAnsi="Calibri" w:cs="Arial"/>
+                <w:i/>
+                <w:color w:val="C00000"/>
+                <w:sz w:val="16"/>
+                <w:szCs w:val="20"/>
+                <w:lang w:eastAsia="es-CL"/>
+              </w:rPr>
+            </w:pPr>
+            <w:r>
+              <w:t>Completado</w:t>
+            </w:r>
+          </w:p>
+        </w:tc>
+        <w:tc>
+          <w:tcPr>
+            <w:tcW w:w="1985" w:type="dxa"/>
+          </w:tcPr>
+          <w:p>
+            <w:pPr>
+              <w:jc w:val="both"/>
+              <w:rPr>
+                <w:rFonts w:ascii="Calibri" w:hAnsi="Calibri" w:cs="Arial"/>
+                <w:i/>
+                <w:color w:val="548DD4"/>
+                <w:sz w:val="18"/>
+                <w:szCs w:val="20"/>
+                <w:lang w:eastAsia="es-CL"/>
+              </w:rPr>
+            </w:pPr>
+            <w:r>
+              <w:t>Se amplió la trazabilidad de pruebas para cubrir los requerimientos detallados del documento actualizado.</w:t>
+            </w:r>
+          </w:p>
+        </w:tc>
+      </w:tr>
+      <w:tr>
+        <w:trPr>
+          <w:trHeight w:val="2410"/>
+        </w:trPr>
+        <w:tc>
+          <w:tcPr>
+            <w:tcW w:w="1271" w:type="dxa"/>
+          </w:tcPr>
+          <w:p>
+            <w:pPr>
+              <w:jc w:val="both"/>
+              <w:rPr>
+                <w:b/>
+                <w:sz w:val="18"/>
+                <w:szCs w:val="24"/>
+              </w:rPr>
+            </w:pPr>
+            <w:r>
+              <w:t>C4, C1</w:t>
+            </w:r>
+          </w:p>
+        </w:tc>
+        <w:tc>
+          <w:tcPr>
+            <w:tcW w:w="1134" w:type="dxa"/>
+          </w:tcPr>
+          <w:p>
+            <w:pPr>
+              <w:jc w:val="both"/>
+              <w:rPr>
+                <w:rFonts w:ascii="Calibri" w:hAnsi="Calibri" w:cs="Arial"/>
+                <w:i/>
+                <w:color w:val="548DD4"/>
+                <w:sz w:val="18"/>
+                <w:szCs w:val="20"/>
+                <w:lang w:eastAsia="es-CL"/>
+              </w:rPr>
+            </w:pPr>
+            <w:r>
+              <w:t>Preparación backend, API y autenticación</w:t>
+            </w:r>
+          </w:p>
+        </w:tc>
+        <w:tc>
+          <w:tcPr>
+            <w:tcW w:w="1276" w:type="dxa"/>
+          </w:tcPr>
+          <w:p>
+            <w:pPr>
+              <w:jc w:val="both"/>
+              <w:rPr>
+                <w:b/>
+                <w:sz w:val="18"/>
+                <w:szCs w:val="24"/>
+              </w:rPr>
+            </w:pPr>
+            <w:r>
+              <w:t>FastAPI, Pydantic, JWT, bcrypt/passlib, Docker</w:t>
+            </w:r>
+          </w:p>
+        </w:tc>
+        <w:tc>
+          <w:tcPr>
+            <w:tcW w:w="1139" w:type="dxa"/>
+          </w:tcPr>
+          <w:p>
+            <w:pPr>
+              <w:jc w:val="both"/>
+              <w:rPr>
+                <w:b/>
+                <w:sz w:val="18"/>
+                <w:szCs w:val="24"/>
+              </w:rPr>
+            </w:pPr>
+            <w:r>
+              <w:t>Semanas 4-6</w:t>
+            </w:r>
+          </w:p>
+        </w:tc>
+        <w:tc>
+          <w:tcPr>
+            <w:tcW w:w="1271" w:type="dxa"/>
+          </w:tcPr>
+          <w:p>
+            <w:pPr>
+              <w:jc w:val="both"/>
+              <w:rPr>
+                <w:rFonts w:ascii="Calibri" w:hAnsi="Calibri" w:cs="Arial"/>
+                <w:i/>
+                <w:color w:val="548DD4"/>
+                <w:sz w:val="18"/>
+                <w:szCs w:val="20"/>
+                <w:lang w:eastAsia="es-CL"/>
+              </w:rPr>
+            </w:pPr>
+            <w:r>
+              <w:t>Vicente Rivera</w:t>
+            </w:r>
+          </w:p>
+        </w:tc>
+        <w:tc>
+          <w:tcPr>
+            <w:tcW w:w="1706" w:type="dxa"/>
+          </w:tcPr>
+          <w:p>
+            <w:pPr>
+              <w:jc w:val="both"/>
+              <w:rPr>
+                <w:rFonts w:ascii="Calibri" w:hAnsi="Calibri" w:cs="Arial"/>
+                <w:i/>
+                <w:color w:val="548DD4"/>
+                <w:sz w:val="18"/>
+                <w:szCs w:val="20"/>
+                <w:lang w:eastAsia="es-CL"/>
+              </w:rPr>
+            </w:pPr>
+            <w:r>
+              <w:t>La API se construirá desacoplada del frontend, con validaciones, manejo de errores, logging, bloqueo temporal, access/refresh tokens y permisos por rol.</w:t>
+            </w:r>
+          </w:p>
+        </w:tc>
+        <w:tc>
+          <w:tcPr>
+            <w:tcW w:w="1412" w:type="dxa"/>
+          </w:tcPr>
+          <w:p>
+            <w:pPr>
+              <w:jc w:val="both"/>
+              <w:rPr>
+                <w:rFonts w:ascii="Calibri" w:hAnsi="Calibri" w:cs="Arial"/>
+                <w:i/>
+                <w:color w:val="C00000"/>
+                <w:sz w:val="16"/>
+                <w:szCs w:val="20"/>
+                <w:lang w:eastAsia="es-CL"/>
+              </w:rPr>
+            </w:pPr>
+            <w:r>
+              <w:t>En curso</w:t>
+            </w:r>
+          </w:p>
+        </w:tc>
+        <w:tc>
+          <w:tcPr>
+            <w:tcW w:w="1985" w:type="dxa"/>
+          </w:tcPr>
+          <w:p>
+            <w:pPr>
+              <w:jc w:val="both"/>
+              <w:rPr>
+                <w:rFonts w:ascii="Calibri" w:hAnsi="Calibri" w:cs="Arial"/>
+                <w:i/>
+                <w:color w:val="548DD4"/>
+                <w:sz w:val="18"/>
+                <w:szCs w:val="20"/>
+                <w:lang w:eastAsia="es-CL"/>
+              </w:rPr>
+            </w:pPr>
+            <w:r>
+              <w:t>Se agrega rate limiting configurable y se mantienen secretos fuera del repositorio mediante Secret Manager/env vars.</w:t>
+            </w:r>
+          </w:p>
+        </w:tc>
+      </w:tr>
+      <w:tr>
+        <w:trPr>
+          <w:trHeight w:val="2410"/>
+        </w:trPr>
+        <w:tc>
+          <w:tcPr>
+            <w:tcW w:w="1271" w:type="dxa"/>
+          </w:tcPr>
+          <w:p>
+            <w:pPr>
+              <w:jc w:val="both"/>
+              <w:rPr>
+                <w:b/>
+                <w:sz w:val="18"/>
+                <w:szCs w:val="24"/>
+              </w:rPr>
+            </w:pPr>
+            <w:r>
+              <w:lastRenderedPageBreak/>
+              <w:t>C3, C4</w:t>
+            </w:r>
+          </w:p>
+        </w:tc>
+        <w:tc>
+          <w:tcPr>
+            <w:tcW w:w="1134" w:type="dxa"/>
+          </w:tcPr>
+          <w:p>
+            <w:pPr>
+              <w:jc w:val="both"/>
+              <w:rPr>
+                <w:rFonts w:ascii="Calibri" w:hAnsi="Calibri" w:cs="Arial"/>
+                <w:i/>
+                <w:color w:val="548DD4"/>
+                <w:sz w:val="18"/>
+                <w:szCs w:val="20"/>
+                <w:lang w:eastAsia="es-CL"/>
+              </w:rPr>
+            </w:pPr>
+            <w:r>
+              <w:t>Supabase, Storage e infraestructura base</w:t>
+            </w:r>
+          </w:p>
+        </w:tc>
+        <w:tc>
+          <w:tcPr>
+            <w:tcW w:w="1276" w:type="dxa"/>
+          </w:tcPr>
+          <w:p>
+            <w:pPr>
+              <w:jc w:val="both"/>
+              <w:rPr>
+                <w:b/>
+                <w:sz w:val="18"/>
+                <w:szCs w:val="24"/>
+              </w:rPr>
+            </w:pPr>
+            <w:r>
+              <w:t>Supabase PostgreSQL/Storage, DBeaver, pgModeler, GCP Cloud Run</w:t>
+            </w:r>
+          </w:p>
+        </w:tc>
+        <w:tc>
+          <w:tcPr>
+            <w:tcW w:w="1139" w:type="dxa"/>
+          </w:tcPr>
+          <w:p>
+            <w:pPr>
+              <w:jc w:val="both"/>
+              <w:rPr>
+                <w:b/>
+                <w:sz w:val="18"/>
+                <w:szCs w:val="24"/>
+              </w:rPr>
+            </w:pPr>
+            <w:r>
+              <w:t>Semanas 4-6</w:t>
+            </w:r>
+          </w:p>
+        </w:tc>
+        <w:tc>
+          <w:tcPr>
+            <w:tcW w:w="1271" w:type="dxa"/>
+          </w:tcPr>
+          <w:p>
+            <w:pPr>
+              <w:jc w:val="both"/>
+              <w:rPr>
+                <w:rFonts w:ascii="Calibri" w:hAnsi="Calibri" w:cs="Arial"/>
+                <w:i/>
+                <w:color w:val="548DD4"/>
+                <w:sz w:val="18"/>
+                <w:szCs w:val="20"/>
+                <w:lang w:eastAsia="es-CL"/>
+              </w:rPr>
+            </w:pPr>
+            <w:r>
+              <w:t>Vicente Rivera</w:t>
+            </w:r>
+          </w:p>
+        </w:tc>
+        <w:tc>
+          <w:tcPr>
+            <w:tcW w:w="1706" w:type="dxa"/>
+          </w:tcPr>
+          <w:p>
+            <w:pPr>
+              <w:jc w:val="both"/>
+              <w:rPr>
+                <w:rFonts w:ascii="Calibri" w:hAnsi="Calibri" w:cs="Arial"/>
+                <w:i/>
+                <w:color w:val="548DD4"/>
+                <w:sz w:val="18"/>
+                <w:szCs w:val="20"/>
+                <w:lang w:eastAsia="es-CL"/>
+              </w:rPr>
+            </w:pPr>
+            <w:r>
+              <w:t>La base y el almacenamiento son dependencias críticas para evidencias y persistencia. Debemos mantener controles de permisos y restricciones únicas.</w:t>
+            </w:r>
+          </w:p>
+        </w:tc>
+        <w:tc>
+          <w:tcPr>
+            <w:tcW w:w="1412" w:type="dxa"/>
+          </w:tcPr>
+          <w:p>
+            <w:pPr>
+              <w:jc w:val="both"/>
+              <w:rPr>
+                <w:rFonts w:ascii="Calibri" w:hAnsi="Calibri" w:cs="Arial"/>
+                <w:i/>
+                <w:color w:val="C00000"/>
+                <w:sz w:val="16"/>
+                <w:szCs w:val="20"/>
+                <w:lang w:eastAsia="es-CL"/>
+              </w:rPr>
+            </w:pPr>
+            <w:r>
+              <w:t>En curso</w:t>
+            </w:r>
+          </w:p>
+        </w:tc>
+        <w:tc>
+          <w:tcPr>
+            <w:tcW w:w="1985" w:type="dxa"/>
+          </w:tcPr>
+          <w:p>
+            <w:pPr>
+              <w:jc w:val="both"/>
+              <w:rPr>
+                <w:rFonts w:ascii="Calibri" w:hAnsi="Calibri" w:cs="Arial"/>
+                <w:i/>
+                <w:color w:val="548DD4"/>
+                <w:sz w:val="18"/>
+                <w:szCs w:val="20"/>
+                <w:lang w:eastAsia="es-CL"/>
+              </w:rPr>
+            </w:pPr>
+            <w:r>
+              <w:t>Se incorporan estructuras para evidencias, retención temporal de carnet, auditoría y reglas de integridad.</w:t>
+            </w:r>
+          </w:p>
+        </w:tc>
+      </w:tr>
+      <w:tr>
+        <w:trPr>
+          <w:trHeight w:val="2410"/>
+        </w:trPr>
+        <w:tc>
+          <w:tcPr>
+            <w:tcW w:w="1271" w:type="dxa"/>
+          </w:tcPr>
+          <w:p>
+            <w:pPr>
+              <w:jc w:val="both"/>
+              <w:rPr>
+                <w:b/>
+                <w:sz w:val="18"/>
+                <w:szCs w:val="24"/>
+              </w:rPr>
+            </w:pPr>
+            <w:r>
+              <w:t>C4</w:t>
+            </w:r>
+          </w:p>
+        </w:tc>
+        <w:tc>
+          <w:tcPr>
+            <w:tcW w:w="1134" w:type="dxa"/>
+          </w:tcPr>
+          <w:p>
+            <w:pPr>
+              <w:jc w:val="both"/>
+              <w:rPr>
+                <w:rFonts w:ascii="Calibri" w:hAnsi="Calibri" w:cs="Arial"/>
+                <w:i/>
+                <w:color w:val="548DD4"/>
+                <w:sz w:val="18"/>
+                <w:szCs w:val="20"/>
+                <w:lang w:eastAsia="es-CL"/>
+              </w:rPr>
+            </w:pPr>
+            <w:r>
+              <w:t>Frontend Vue.js y módulos principales</w:t>
+            </w:r>
+          </w:p>
+        </w:tc>
+        <w:tc>
+          <w:tcPr>
+            <w:tcW w:w="1276" w:type="dxa"/>
+          </w:tcPr>
+          <w:p>
+            <w:pPr>
+              <w:jc w:val="both"/>
+              <w:rPr>
+                <w:b/>
+                <w:sz w:val="18"/>
+                <w:szCs w:val="24"/>
+              </w:rPr>
+            </w:pPr>
+            <w:r>
+              <w:t>Vue.js + Vite, API REST, navegador</w:t>
+            </w:r>
+          </w:p>
+        </w:tc>
+        <w:tc>
+          <w:tcPr>
+            <w:tcW w:w="1139" w:type="dxa"/>
+          </w:tcPr>
+          <w:p>
+            <w:pPr>
+              <w:jc w:val="both"/>
+              <w:rPr>
+                <w:b/>
+                <w:sz w:val="18"/>
+                <w:szCs w:val="24"/>
+              </w:rPr>
+            </w:pPr>
+            <w:r>
+              <w:t>Semanas 5-8</w:t>
+            </w:r>
+          </w:p>
+        </w:tc>
+        <w:tc>
+          <w:tcPr>
+            <w:tcW w:w="1271" w:type="dxa"/>
+          </w:tcPr>
+          <w:p>
+            <w:pPr>
+              <w:jc w:val="both"/>
+              <w:rPr>
+                <w:rFonts w:ascii="Calibri" w:hAnsi="Calibri" w:cs="Arial"/>
+                <w:i/>
+                <w:color w:val="548DD4"/>
+                <w:sz w:val="18"/>
+                <w:szCs w:val="20"/>
+                <w:lang w:eastAsia="es-CL"/>
+              </w:rPr>
+            </w:pPr>
+            <w:r>
+              <w:t>Ignacio Fuenzalida</w:t>
+            </w:r>
+          </w:p>
+        </w:tc>
+        <w:tc>
+          <w:tcPr>
+            <w:tcW w:w="1706" w:type="dxa"/>
+          </w:tcPr>
+          <w:p>
+            <w:pPr>
+              <w:jc w:val="both"/>
+              <w:rPr>
+                <w:rFonts w:ascii="Calibri" w:hAnsi="Calibri" w:cs="Arial"/>
+                <w:i/>
+                <w:color w:val="548DD4"/>
+                <w:sz w:val="18"/>
+                <w:szCs w:val="20"/>
+                <w:lang w:eastAsia="es-CL"/>
+              </w:rPr>
+            </w:pPr>
+            <w:r>
+              <w:t>Construiremos catálogo guest, cliente, carrito, vendedor, stock, administración, dashboard, historial de precios y tracking.</w:t>
+            </w:r>
+          </w:p>
+        </w:tc>
+        <w:tc>
+          <w:tcPr>
+            <w:tcW w:w="1412" w:type="dxa"/>
+          </w:tcPr>
+          <w:p>
+            <w:pPr>
+              <w:jc w:val="both"/>
+              <w:rPr>
+                <w:rFonts w:ascii="Calibri" w:hAnsi="Calibri" w:cs="Arial"/>
+                <w:i/>
+                <w:color w:val="C00000"/>
+                <w:sz w:val="16"/>
+                <w:szCs w:val="20"/>
+                <w:lang w:eastAsia="es-CL"/>
+              </w:rPr>
+            </w:pPr>
+            <w:r>
+              <w:t>No iniciado</w:t>
+            </w:r>
+          </w:p>
+        </w:tc>
+        <w:tc>
+          <w:tcPr>
+            <w:tcW w:w="1985" w:type="dxa"/>
+          </w:tcPr>
+          <w:p>
+            <w:pPr>
+              <w:jc w:val="both"/>
+              <w:rPr>
+                <w:rFonts w:ascii="Calibri" w:hAnsi="Calibri" w:cs="Arial"/>
+                <w:i/>
+                <w:color w:val="548DD4"/>
+                <w:sz w:val="18"/>
+                <w:szCs w:val="20"/>
+                <w:lang w:eastAsia="es-CL"/>
+              </w:rPr>
+            </w:pPr>
+            <w:r>
+              <w:t>No se reporta como terminado porque su ventana principal comienza después de la etapa actual de análisis.</w:t>
+            </w:r>
+          </w:p>
+        </w:tc>
+      </w:tr>
+      <w:tr>
+        <w:trPr>
+          <w:trHeight w:val="2410"/>
+        </w:trPr>
+        <w:tc>
+          <w:tcPr>
+            <w:tcW w:w="1271" w:type="dxa"/>
+          </w:tcPr>
+          <w:p>
+            <w:pPr>
+              <w:jc w:val="both"/>
+              <w:rPr>
+                <w:b/>
+                <w:sz w:val="18"/>
+                <w:szCs w:val="24"/>
+              </w:rPr>
+            </w:pPr>
+            <w:r>
+              <w:t>C1, C4</w:t>
+            </w:r>
+          </w:p>
+        </w:tc>
+        <w:tc>
+          <w:tcPr>
+            <w:tcW w:w="1134" w:type="dxa"/>
+          </w:tcPr>
+          <w:p>
+            <w:pPr>
+              <w:jc w:val="both"/>
+              <w:rPr>
+                <w:rFonts w:ascii="Calibri" w:hAnsi="Calibri" w:cs="Arial"/>
+                <w:i/>
+                <w:color w:val="548DD4"/>
+                <w:sz w:val="18"/>
+                <w:szCs w:val="20"/>
+                <w:lang w:eastAsia="es-CL"/>
+              </w:rPr>
+            </w:pPr>
+            <w:r>
+              <w:t>Pagos, confianza y reglas de negocio</w:t>
+            </w:r>
+          </w:p>
+        </w:tc>
+        <w:tc>
+          <w:tcPr>
+            <w:tcW w:w="1276" w:type="dxa"/>
+          </w:tcPr>
+          <w:p>
+            <w:pPr>
+              <w:jc w:val="both"/>
+              <w:rPr>
+                <w:b/>
+                <w:sz w:val="18"/>
+                <w:szCs w:val="24"/>
+              </w:rPr>
+            </w:pPr>
+            <w:r>
+              <w:t>Transbank Webpay Plus Test, Supabase Storage, FastAPI, Vue.js</w:t>
+            </w:r>
+          </w:p>
+        </w:tc>
+        <w:tc>
+          <w:tcPr>
+            <w:tcW w:w="1139" w:type="dxa"/>
+          </w:tcPr>
+          <w:p>
+            <w:pPr>
+              <w:jc w:val="both"/>
+              <w:rPr>
+                <w:b/>
+                <w:sz w:val="18"/>
+                <w:szCs w:val="24"/>
+              </w:rPr>
+            </w:pPr>
+            <w:r>
+              <w:t>Semanas 7-9</w:t>
+            </w:r>
+          </w:p>
+        </w:tc>
+        <w:tc>
+          <w:tcPr>
+            <w:tcW w:w="1271" w:type="dxa"/>
+          </w:tcPr>
+          <w:p>
+            <w:pPr>
+              <w:jc w:val="both"/>
+              <w:rPr>
+                <w:rFonts w:ascii="Calibri" w:hAnsi="Calibri" w:cs="Arial"/>
+                <w:i/>
+                <w:color w:val="548DD4"/>
+                <w:sz w:val="18"/>
+                <w:szCs w:val="20"/>
+                <w:lang w:eastAsia="es-CL"/>
+              </w:rPr>
+            </w:pPr>
+            <w:r>
+              <w:t>Ambos</w:t>
+            </w:r>
+          </w:p>
+        </w:tc>
+        <w:tc>
+          <w:tcPr>
+            <w:tcW w:w="1706" w:type="dxa"/>
+          </w:tcPr>
+          <w:p>
+            <w:pPr>
+              <w:jc w:val="both"/>
+              <w:rPr>
+                <w:rFonts w:ascii="Calibri" w:hAnsi="Calibri" w:cs="Arial"/>
+                <w:i/>
+                <w:color w:val="548DD4"/>
+                <w:sz w:val="18"/>
+                <w:szCs w:val="20"/>
+                <w:lang w:eastAsia="es-CL"/>
+              </w:rPr>
+            </w:pPr>
+            <w:r>
+              <w:t>Integraremos Webpay create/commit, escrow held/released, dos evidencias obligatorias, reputación, sanciones, cobertura geográfica, alertas de stock y tarifas de delivery.</w:t>
+            </w:r>
+          </w:p>
+        </w:tc>
+        <w:tc>
+          <w:tcPr>
+            <w:tcW w:w="1412" w:type="dxa"/>
+          </w:tcPr>
+          <w:p>
+            <w:pPr>
+              <w:jc w:val="both"/>
+              <w:rPr>
+                <w:rFonts w:ascii="Calibri" w:hAnsi="Calibri" w:cs="Arial"/>
+                <w:i/>
+                <w:color w:val="C00000"/>
+                <w:sz w:val="16"/>
+                <w:szCs w:val="20"/>
+                <w:lang w:eastAsia="es-CL"/>
+              </w:rPr>
+            </w:pPr>
+            <w:r>
+              <w:t>No iniciado</w:t>
+            </w:r>
+          </w:p>
+        </w:tc>
+        <w:tc>
+          <w:tcPr>
+            <w:tcW w:w="1985" w:type="dxa"/>
+          </w:tcPr>
+          <w:p>
+            <w:pPr>
+              <w:jc w:val="both"/>
+              <w:rPr>
+                <w:rFonts w:ascii="Calibri" w:hAnsi="Calibri" w:cs="Arial"/>
+                <w:i/>
+                <w:color w:val="548DD4"/>
+                <w:sz w:val="18"/>
+                <w:szCs w:val="20"/>
+                <w:lang w:eastAsia="es-CL"/>
+              </w:rPr>
+            </w:pPr>
+            <w:r>
+              <w:t>La pasarela del MVP se define como Transbank Webpay Plus Test; Stripe queda fuera del alcance principal y la suscripción mensual queda para Opción B.</w:t>
+            </w:r>
+          </w:p>
+        </w:tc>
+      </w:tr>
+      <w:tr>
+        <w:trPr>
+          <w:trHeight w:val="2410"/>
+        </w:trPr>
+        <w:tc>
+          <w:tcPr>
+            <w:tcW w:w="1271" w:type="dxa"/>
+          </w:tcPr>
+          <w:p>
+            <w:pPr>
+              <w:jc w:val="both"/>
+              <w:rPr>
+                <w:b/>
+                <w:sz w:val="18"/>
+                <w:szCs w:val="24"/>
+              </w:rPr>
+            </w:pPr>
+            <w:r>
+              <w:t>C1, C2, C4</w:t>
+            </w:r>
+          </w:p>
+        </w:tc>
+        <w:tc>
+          <w:tcPr>
+            <w:tcW w:w="1134" w:type="dxa"/>
+          </w:tcPr>
+          <w:p>
+            <w:pPr>
+              <w:jc w:val="both"/>
+              <w:rPr>
+                <w:rFonts w:ascii="Calibri" w:hAnsi="Calibri" w:cs="Arial"/>
+                <w:i/>
+                <w:color w:val="548DD4"/>
+                <w:sz w:val="18"/>
+                <w:szCs w:val="20"/>
+                <w:lang w:eastAsia="es-CL"/>
+              </w:rPr>
+            </w:pPr>
+            <w:r>
+              <w:t>Integración, pruebas críticas y estabilización</w:t>
+            </w:r>
+          </w:p>
+        </w:tc>
+        <w:tc>
+          <w:tcPr>
+            <w:tcW w:w="1276" w:type="dxa"/>
+          </w:tcPr>
+          <w:p>
+            <w:pPr>
+              <w:jc w:val="both"/>
+              <w:rPr>
+                <w:b/>
+                <w:sz w:val="18"/>
+                <w:szCs w:val="24"/>
+              </w:rPr>
+            </w:pPr>
+            <w:r>
+              <w:t>Matriz de pruebas, Pytest, API/E2E, checklist de alcance</w:t>
+            </w:r>
+          </w:p>
+        </w:tc>
+        <w:tc>
+          <w:tcPr>
+            <w:tcW w:w="1139" w:type="dxa"/>
+          </w:tcPr>
+          <w:p>
+            <w:pPr>
+              <w:jc w:val="both"/>
+              <w:rPr>
+                <w:b/>
+                <w:sz w:val="18"/>
+                <w:szCs w:val="24"/>
+              </w:rPr>
+            </w:pPr>
+            <w:r>
+              <w:t>Semanas 9-11</w:t>
+            </w:r>
+          </w:p>
+        </w:tc>
+        <w:tc>
+          <w:tcPr>
+            <w:tcW w:w="1271" w:type="dxa"/>
+          </w:tcPr>
+          <w:p>
+            <w:pPr>
+              <w:jc w:val="both"/>
+              <w:rPr>
+                <w:rFonts w:ascii="Calibri" w:hAnsi="Calibri" w:cs="Arial"/>
+                <w:i/>
+                <w:color w:val="548DD4"/>
+                <w:sz w:val="18"/>
+                <w:szCs w:val="20"/>
+                <w:lang w:eastAsia="es-CL"/>
+              </w:rPr>
+            </w:pPr>
+            <w:r>
+              <w:t>Vicente Rivera + Ignacio Fuenzalida</w:t>
+            </w:r>
+          </w:p>
+        </w:tc>
+        <w:tc>
+          <w:tcPr>
+            <w:tcW w:w="1706" w:type="dxa"/>
+          </w:tcPr>
+          <w:p>
+            <w:pPr>
+              <w:jc w:val="both"/>
+              <w:rPr>
+                <w:rFonts w:ascii="Calibri" w:hAnsi="Calibri" w:cs="Arial"/>
+                <w:i/>
+                <w:color w:val="548DD4"/>
+                <w:sz w:val="18"/>
+                <w:szCs w:val="20"/>
+                <w:lang w:eastAsia="es-CL"/>
+              </w:rPr>
+            </w:pPr>
+            <w:r>
+              <w:t xml:space="preserve">Validaremos el recorrido guest -&gt; login -&gt; checkout -&gt; Webpay -&gt; held -&gt; evidencias -&gt; entrega -&gt; released -&gt; </w:t>
+            </w:r>
+            <w:r>
+              <w:lastRenderedPageBreak/>
+              <w:t>reputación -&gt; dashboard.</w:t>
+            </w:r>
+          </w:p>
+        </w:tc>
+        <w:tc>
+          <w:tcPr>
+            <w:tcW w:w="1412" w:type="dxa"/>
+          </w:tcPr>
+          <w:p>
+            <w:pPr>
+              <w:jc w:val="both"/>
+              <w:rPr>
+                <w:rFonts w:ascii="Calibri" w:hAnsi="Calibri" w:cs="Arial"/>
+                <w:i/>
+                <w:color w:val="C00000"/>
+                <w:sz w:val="16"/>
+                <w:szCs w:val="20"/>
+                <w:lang w:eastAsia="es-CL"/>
+              </w:rPr>
+            </w:pPr>
+            <w:r>
+              <w:lastRenderedPageBreak/>
+              <w:t>No iniciado</w:t>
+            </w:r>
+          </w:p>
+        </w:tc>
+        <w:tc>
+          <w:tcPr>
+            <w:tcW w:w="1985" w:type="dxa"/>
+          </w:tcPr>
+          <w:p>
+            <w:pPr>
+              <w:jc w:val="both"/>
+              <w:rPr>
+                <w:rFonts w:ascii="Calibri" w:hAnsi="Calibri" w:cs="Arial"/>
+                <w:i/>
+                <w:color w:val="548DD4"/>
+                <w:sz w:val="18"/>
+                <w:szCs w:val="20"/>
+                <w:lang w:eastAsia="es-CL"/>
+              </w:rPr>
+            </w:pPr>
+            <w:r>
+              <w:t>Mantendremos pruebas por capas y repetiremos los casos que fallen después de cada corrección.</w:t>
+            </w:r>
+          </w:p>
+        </w:tc>
+      </w:tr>
+      <w:tr>
+        <w:trPr>
+          <w:trHeight w:val="2410"/>
+        </w:trPr>
+        <w:tc>
+          <w:tcPr>
+            <w:tcW w:w="1271" w:type="dxa"/>
+          </w:tcPr>
+          <w:p>
+            <w:pPr>
+              <w:jc w:val="both"/>
+              <w:rPr>
+                <w:b/>
+                <w:sz w:val="18"/>
+                <w:szCs w:val="24"/>
+              </w:rPr>
+            </w:pPr>
+            <w:r>
+              <w:t>C2, C4</w:t>
+            </w:r>
+          </w:p>
+        </w:tc>
+        <w:tc>
+          <w:tcPr>
+            <w:tcW w:w="1134" w:type="dxa"/>
+          </w:tcPr>
+          <w:p>
+            <w:pPr>
+              <w:jc w:val="both"/>
+              <w:rPr>
+                <w:rFonts w:ascii="Calibri" w:hAnsi="Calibri" w:cs="Arial"/>
+                <w:i/>
+                <w:color w:val="548DD4"/>
+                <w:sz w:val="18"/>
+                <w:szCs w:val="20"/>
+                <w:lang w:eastAsia="es-CL"/>
+              </w:rPr>
+            </w:pPr>
+            <w:r>
+              <w:t>Documentación, soporte y cierre</w:t>
+            </w:r>
+          </w:p>
+        </w:tc>
+        <w:tc>
+          <w:tcPr>
+            <w:tcW w:w="1276" w:type="dxa"/>
+          </w:tcPr>
+          <w:p>
+            <w:pPr>
+              <w:jc w:val="both"/>
+              <w:rPr>
+                <w:b/>
+                <w:sz w:val="18"/>
+                <w:szCs w:val="24"/>
+              </w:rPr>
+            </w:pPr>
+            <w:r>
+              <w:t>Word, diagramas, capturas, manuales, reporte final</w:t>
+            </w:r>
+          </w:p>
+        </w:tc>
+        <w:tc>
+          <w:tcPr>
+            <w:tcW w:w="1139" w:type="dxa"/>
+          </w:tcPr>
+          <w:p>
+            <w:pPr>
+              <w:jc w:val="both"/>
+              <w:rPr>
+                <w:b/>
+                <w:sz w:val="18"/>
+                <w:szCs w:val="24"/>
+              </w:rPr>
+            </w:pPr>
+            <w:r>
+              <w:t>Semanas 12-13</w:t>
+            </w:r>
+          </w:p>
+        </w:tc>
+        <w:tc>
+          <w:tcPr>
+            <w:tcW w:w="1271" w:type="dxa"/>
+          </w:tcPr>
+          <w:p>
+            <w:pPr>
+              <w:jc w:val="both"/>
+              <w:rPr>
+                <w:rFonts w:ascii="Calibri" w:hAnsi="Calibri" w:cs="Arial"/>
+                <w:i/>
+                <w:color w:val="548DD4"/>
+                <w:sz w:val="18"/>
+                <w:szCs w:val="20"/>
+                <w:lang w:eastAsia="es-CL"/>
+              </w:rPr>
+            </w:pPr>
+            <w:r>
+              <w:t>Vicente Rivera + Ignacio Fuenzalida</w:t>
+            </w:r>
+          </w:p>
+        </w:tc>
+        <w:tc>
+          <w:tcPr>
+            <w:tcW w:w="1706" w:type="dxa"/>
+          </w:tcPr>
+          <w:p>
+            <w:pPr>
+              <w:jc w:val="both"/>
+              <w:rPr>
+                <w:rFonts w:ascii="Calibri" w:hAnsi="Calibri" w:cs="Arial"/>
+                <w:i/>
+                <w:color w:val="548DD4"/>
+                <w:sz w:val="18"/>
+                <w:szCs w:val="20"/>
+                <w:lang w:eastAsia="es-CL"/>
+              </w:rPr>
+            </w:pPr>
+            <w:r>
+              <w:t>Consolidaremos el reporte de estatus, plan de implantación, soporte, mantenimiento y manuales. La entrega final debe coincidir con la versión realmente desarrollada.</w:t>
+            </w:r>
+          </w:p>
+        </w:tc>
+        <w:tc>
+          <w:tcPr>
+            <w:tcW w:w="1412" w:type="dxa"/>
+          </w:tcPr>
+          <w:p>
+            <w:pPr>
+              <w:jc w:val="both"/>
+              <w:rPr>
+                <w:rFonts w:ascii="Calibri" w:hAnsi="Calibri" w:cs="Arial"/>
+                <w:i/>
+                <w:color w:val="C00000"/>
+                <w:sz w:val="16"/>
+                <w:szCs w:val="20"/>
+                <w:lang w:eastAsia="es-CL"/>
+              </w:rPr>
+            </w:pPr>
+            <w:r>
+              <w:t>No iniciado</w:t>
+            </w:r>
+          </w:p>
+        </w:tc>
+        <w:tc>
+          <w:tcPr>
+            <w:tcW w:w="1985" w:type="dxa"/>
+          </w:tcPr>
+          <w:p>
+            <w:pPr>
+              <w:jc w:val="both"/>
+              <w:rPr>
+                <w:rFonts w:ascii="Calibri" w:hAnsi="Calibri" w:cs="Arial"/>
+                <w:i/>
+                <w:color w:val="548DD4"/>
+                <w:sz w:val="18"/>
+                <w:szCs w:val="20"/>
+                <w:lang w:eastAsia="es-CL"/>
+              </w:rPr>
+            </w:pPr>
+            <w:r>
+              <w:t>Reservaremos las semanas 12-13 para cierre y revisión cruzada, evitando cambios de alcance de última hora.</w:t>
             </w:r>
           </w:p>
         </w:tc>
@@ -2569,9 +3739,12 @@
                 <w:szCs w:val="20"/>
                 <w:lang w:eastAsia="es-CL"/>
               </w:rPr>
-              <w:t>Describe los factores que han facilitado y</w:t>
-            </w:r>
-            <w:r>
+              <w:t>Nosotros hemos tenido como principal facilitador la existencia de un MVP funcional, porque no partimos desde cero y podemos concentrar el esfuerzo en la reingeniería, la integración y la calidad. También nos ha facilitado contar con un alcance explícito, una EDT, hitos, RACI, riesgos y un plan de pruebas inicial ya documentados.</w:t>
+            </w:r>
+          </w:p>
+          <w:p>
+            <w:pPr>
+              <w:jc w:val="both"/>
               <w:rPr>
                 <w:rFonts w:ascii="Calibri" w:hAnsi="Calibri" w:cs="Arial"/>
                 <w:i/>
@@ -2581,8 +3754,7 @@
                 <w:szCs w:val="20"/>
                 <w:lang w:eastAsia="es-CL"/>
               </w:rPr>
-              <w:t>/o</w:t>
-            </w:r>
+            </w:pPr>
             <w:r>
               <w:rPr>
                 <w:rFonts w:ascii="Calibri" w:hAnsi="Calibri" w:cs="Arial"/>
@@ -2593,9 +3765,12 @@
                 <w:szCs w:val="20"/>
                 <w:lang w:eastAsia="es-CL"/>
               </w:rPr>
-              <w:t xml:space="preserve"> dificultado el desarrollo de tu Proyecto APT hasta ahora. En el caso de las dificultades</w:t>
-            </w:r>
-            <w:r>
+              <w:t>Otro facilitador es la división clara del trabajo. Vicente Rivera concentra principalmente backend, API, datos, pagos e infraestructura, mientras Ignacio Fuenzalida concentra frontend, navegación, módulos de usuario y dashboard. Aun así, mantenemos arquitectura, pruebas, documentación y control de cambios como trabajo compartido.</w:t>
+            </w:r>
+          </w:p>
+          <w:p>
+            <w:pPr>
+              <w:jc w:val="both"/>
               <w:rPr>
                 <w:rFonts w:ascii="Calibri" w:hAnsi="Calibri" w:cs="Arial"/>
                 <w:i/>
@@ -2605,8 +3780,7 @@
                 <w:szCs w:val="20"/>
                 <w:lang w:eastAsia="es-CL"/>
               </w:rPr>
-              <w:t xml:space="preserve"> debes describir</w:t>
-            </w:r>
+            </w:pPr>
             <w:r>
               <w:rPr>
                 <w:rFonts w:ascii="Calibri" w:hAnsi="Calibri" w:cs="Arial"/>
@@ -2617,9 +3791,12 @@
                 <w:szCs w:val="20"/>
                 <w:lang w:eastAsia="es-CL"/>
               </w:rPr>
-              <w:t xml:space="preserve"> qué acciones tomaste y/o tomarás para </w:t>
-            </w:r>
-            <w:r>
+              <w:t>La principal dificultad es que la evolución técnica es mayor que la de un CRUD tradicional: debemos migrar SQLite a PostgreSQL, separar la lógica en servicios, integrar Webpay, aplicar custodia, validar cobertura geográfica, controlar stock y mantener trazabilidad. Para disminuir el riesgo trabajaremos por capas, con validaciones, transacciones, restricciones UNIQUE, logs y pruebas repetibles.</w:t>
+            </w:r>
+          </w:p>
+          <w:p>
+            <w:pPr>
+              <w:jc w:val="both"/>
               <w:rPr>
                 <w:rFonts w:ascii="Calibri" w:hAnsi="Calibri" w:cs="Arial"/>
                 <w:i/>
@@ -2629,45 +3806,19 @@
                 <w:szCs w:val="20"/>
                 <w:lang w:eastAsia="es-CL"/>
               </w:rPr>
-              <w:t xml:space="preserve">solucionarlas. </w:t>
-            </w:r>
-            <w:r>
-              <w:rPr>
-                <w:rFonts w:ascii="Calibri" w:hAnsi="Calibri"/>
-                <w:b/>
-                <w:color w:val="1F3864" w:themeColor="accent1" w:themeShade="80"/>
-              </w:rPr>
-              <w:t xml:space="preserve"> </w:t>
-            </w:r>
-          </w:p>
-          <w:p>
-            <w:pPr>
-              <w:rPr>
-                <w:rFonts w:ascii="Calibri" w:hAnsi="Calibri"/>
-                <w:color w:val="1F3864" w:themeColor="accent1" w:themeShade="80"/>
-              </w:rPr>
-            </w:pPr>
-          </w:p>
-          <w:p>
-            <w:pPr>
-              <w:rPr>
-                <w:rFonts w:ascii="Calibri" w:hAnsi="Calibri"/>
-                <w:color w:val="1F3864" w:themeColor="accent1" w:themeShade="80"/>
-              </w:rPr>
-            </w:pPr>
-          </w:p>
-          <w:p>
-            <w:pPr>
-              <w:jc w:val="both"/>
-              <w:rPr>
-                <w:rFonts w:ascii="Calibri" w:hAnsi="Calibri" w:cs="Arial"/>
-                <w:i/>
+            </w:pPr>
+            <w:r>
+              <w:rPr>
+                <w:rFonts w:ascii="Calibri" w:hAnsi="Calibri" w:cs="Arial"/>
+                <w:i/>
+                <w:iCs/>
                 <w:color w:val="548DD4"/>
                 <w:sz w:val="20"/>
                 <w:szCs w:val="20"/>
                 <w:lang w:eastAsia="es-CL"/>
               </w:rPr>
-            </w:pPr>
+              <w:t>También debemos considerar que somos solo dos personas y que dependemos de Supabase, Vercel, GCP y Transbank. Cuando una dependencia externa bloquee una prueba, utilizaremos mocks o stubs para no detener el desarrollo y dejaremos registrada la validación real pendiente.</w:t>
+            </w:r>
           </w:p>
           <w:p>
             <w:pPr>
@@ -2681,19 +3832,18 @@
                 <w:lang w:eastAsia="es-CL"/>
               </w:rPr>
             </w:pPr>
-          </w:p>
-          <w:p>
-            <w:pPr>
-              <w:jc w:val="both"/>
-              <w:rPr>
-                <w:rFonts w:ascii="Calibri" w:hAnsi="Calibri" w:cs="Arial"/>
-                <w:i/>
+            <w:r>
+              <w:rPr>
+                <w:rFonts w:ascii="Calibri" w:hAnsi="Calibri" w:cs="Arial"/>
+                <w:i/>
+                <w:iCs/>
                 <w:color w:val="548DD4"/>
                 <w:sz w:val="20"/>
                 <w:szCs w:val="20"/>
                 <w:lang w:eastAsia="es-CL"/>
               </w:rPr>
-            </w:pPr>
+              <w:t>Finalmente, el cambio de alcance es una dificultad que controlaremos formalmente. Todo requerimiento nuevo será evaluado por tiempo, riesgo, dependencias, impacto en pruebas y valor para el usuario antes de incorporarlo.</w:t>
+            </w:r>
           </w:p>
         </w:tc>
       </w:tr>
@@ -2753,7 +3903,6 @@
                 <w:rFonts w:ascii="Calibri" w:hAnsi="Calibri"/>
                 <w:color w:val="1F3864" w:themeColor="accent1" w:themeShade="80"/>
               </w:rPr>
-              <w:lastRenderedPageBreak/>
               <w:t xml:space="preserve">Actividades ajustadas o eliminadas: </w:t>
             </w:r>
             <w:r>
@@ -2765,9 +3914,12 @@
                 <w:szCs w:val="20"/>
                 <w:lang w:eastAsia="es-CL"/>
               </w:rPr>
-              <w:t>Señalar los ajustes</w:t>
-            </w:r>
-            <w:r>
+              <w:t>Nosotros no eliminamos ninguna funcionalidad oficial validada, pero sí ajustamos el plan y la forma de implementación para mantenerlo viable dentro de 13 semanas y para un equipo de dos personas.</w:t>
+            </w:r>
+          </w:p>
+          <w:p>
+            <w:pPr>
+              <w:jc w:val="both"/>
               <w:rPr>
                 <w:rFonts w:ascii="Calibri" w:hAnsi="Calibri" w:cs="Arial"/>
                 <w:i/>
@@ -2776,8 +3928,7 @@
                 <w:szCs w:val="20"/>
                 <w:lang w:eastAsia="es-CL"/>
               </w:rPr>
-              <w:t xml:space="preserve"> que realizaste a tu plan de trabajo o </w:t>
-            </w:r>
+            </w:pPr>
             <w:r>
               <w:rPr>
                 <w:rFonts w:ascii="Calibri" w:hAnsi="Calibri" w:cs="Arial"/>
@@ -2787,9 +3938,12 @@
                 <w:szCs w:val="20"/>
                 <w:lang w:eastAsia="es-CL"/>
               </w:rPr>
-              <w:t>actividades que</w:t>
-            </w:r>
-            <w:r>
+              <w:t>El primer ajuste fue la migración tecnológica: el MVP anterior estaba construido en Ionic 8 + Angular 18 con SQLite. Para Capstone lo reingenierizaremos hacia Vue.js + Vite, FastAPI + Docker y PostgreSQL en Supabase. Esto cambia la arquitectura, la persistencia y la forma de integrar las funciones.</w:t>
+            </w:r>
+          </w:p>
+          <w:p>
+            <w:pPr>
+              <w:jc w:val="both"/>
               <w:rPr>
                 <w:rFonts w:ascii="Calibri" w:hAnsi="Calibri" w:cs="Arial"/>
                 <w:i/>
@@ -2798,8 +3952,7 @@
                 <w:szCs w:val="20"/>
                 <w:lang w:eastAsia="es-CL"/>
               </w:rPr>
-              <w:t xml:space="preserve"> eliminaste</w:t>
-            </w:r>
+            </w:pPr>
             <w:r>
               <w:rPr>
                 <w:rFonts w:ascii="Calibri" w:hAnsi="Calibri" w:cs="Arial"/>
@@ -2809,9 +3962,12 @@
                 <w:szCs w:val="20"/>
                 <w:lang w:eastAsia="es-CL"/>
               </w:rPr>
-              <w:t xml:space="preserve"> y</w:t>
-            </w:r>
-            <w:r>
+              <w:t>El segundo ajuste fue definir una única estrategia de pago para el MVP académico: Transbank Webpay Plus Test. La integración de Stripe y la posibilidad de múltiples pasarelas quedaron fuera del alcance principal. La suscripción mensual también se desplazó a la Opción B de proyección.</w:t>
+            </w:r>
+          </w:p>
+          <w:p>
+            <w:pPr>
+              <w:jc w:val="both"/>
               <w:rPr>
                 <w:rFonts w:ascii="Calibri" w:hAnsi="Calibri" w:cs="Arial"/>
                 <w:i/>
@@ -2820,8 +3976,7 @@
                 <w:szCs w:val="20"/>
                 <w:lang w:eastAsia="es-CL"/>
               </w:rPr>
-              <w:t>,</w:t>
-            </w:r>
+            </w:pPr>
             <w:r>
               <w:rPr>
                 <w:rFonts w:ascii="Calibri" w:hAnsi="Calibri" w:cs="Arial"/>
@@ -2831,9 +3986,12 @@
                 <w:szCs w:val="20"/>
                 <w:lang w:eastAsia="es-CL"/>
               </w:rPr>
-              <w:t xml:space="preserve"> justifica por</w:t>
-            </w:r>
-            <w:r>
+              <w:t>El tercer ajuste corresponde al alcance funcional. El documento actualizado agrega y detalla gestión de correos, múltiples administradores, tarifas de delivery, retención temporal del carnet, rate limiting, soft delete, combobox de FK, validaciones, registro de Cliente y Vendedor, recuperación y cambio de contraseña, delivery y apelaciones de sanciones.</w:t>
+            </w:r>
+          </w:p>
+          <w:p>
+            <w:pPr>
+              <w:jc w:val="both"/>
               <w:rPr>
                 <w:rFonts w:ascii="Calibri" w:hAnsi="Calibri" w:cs="Arial"/>
                 <w:i/>
@@ -2842,8 +4000,7 @@
                 <w:szCs w:val="20"/>
                 <w:lang w:eastAsia="es-CL"/>
               </w:rPr>
-              <w:t xml:space="preserve"> </w:t>
-            </w:r>
+            </w:pPr>
             <w:r>
               <w:rPr>
                 <w:rFonts w:ascii="Calibri" w:hAnsi="Calibri" w:cs="Arial"/>
@@ -2853,12 +4010,12 @@
                 <w:szCs w:val="20"/>
                 <w:lang w:eastAsia="es-CL"/>
               </w:rPr>
-              <w:t xml:space="preserve">qué lo hiciste. </w:t>
-            </w:r>
-            <w:r>
-              <w:t xml:space="preserve"> </w:t>
-            </w:r>
-            <w:r>
+              <w:t>Además, el delivery quedó delimitado al Productor, con estados Preparación, En Tránsito y Entregado, dos evidencias fotográficas y liberación automática del pago después de 48 horas sin confirmación. No incluiremos GPS en tiempo real, una API de distancia ni una flota logística propia en el MVP académico.</w:t>
+            </w:r>
+          </w:p>
+          <w:p>
+            <w:pPr>
+              <w:jc w:val="both"/>
               <w:rPr>
                 <w:rFonts w:ascii="Calibri" w:hAnsi="Calibri" w:cs="Arial"/>
                 <w:i/>
@@ -2867,12 +4024,8 @@
                 <w:szCs w:val="20"/>
                 <w:lang w:eastAsia="es-CL"/>
               </w:rPr>
-              <w:t>En el caso de que tu plan de trabajo no haya requerido ni requiera ajustes, justifica esta decisión a partir de los facilitadores que te han permitido desarrollarlo como fue planeado.</w:t>
-            </w:r>
-          </w:p>
-          <w:p>
-            <w:pPr>
-              <w:jc w:val="both"/>
+            </w:pPr>
+            <w:r>
               <w:rPr>
                 <w:rFonts w:ascii="Calibri" w:hAnsi="Calibri" w:cs="Arial"/>
                 <w:i/>
@@ -2881,85 +4034,8 @@
                 <w:szCs w:val="20"/>
                 <w:lang w:eastAsia="es-CL"/>
               </w:rPr>
-            </w:pPr>
-          </w:p>
-          <w:p>
-            <w:pPr>
-              <w:jc w:val="both"/>
-              <w:rPr>
-                <w:rFonts w:ascii="Calibri" w:hAnsi="Calibri" w:cs="Arial"/>
-                <w:i/>
-                <w:color w:val="C00000"/>
-                <w:sz w:val="20"/>
-                <w:szCs w:val="20"/>
-                <w:lang w:eastAsia="es-CL"/>
-              </w:rPr>
-            </w:pPr>
-          </w:p>
-          <w:p>
-            <w:pPr>
-              <w:jc w:val="both"/>
-              <w:rPr>
-                <w:rFonts w:ascii="Calibri" w:hAnsi="Calibri" w:cs="Arial"/>
-                <w:i/>
-                <w:color w:val="548DD4"/>
-                <w:sz w:val="20"/>
-                <w:szCs w:val="20"/>
-                <w:lang w:eastAsia="es-CL"/>
-              </w:rPr>
-            </w:pPr>
-          </w:p>
-          <w:p>
-            <w:pPr>
-              <w:jc w:val="both"/>
-              <w:rPr>
-                <w:rFonts w:ascii="Calibri" w:hAnsi="Calibri" w:cs="Arial"/>
-                <w:i/>
-                <w:color w:val="548DD4"/>
-                <w:sz w:val="20"/>
-                <w:szCs w:val="20"/>
-                <w:lang w:eastAsia="es-CL"/>
-              </w:rPr>
-            </w:pPr>
-          </w:p>
-          <w:p>
-            <w:pPr>
-              <w:jc w:val="both"/>
-              <w:rPr>
-                <w:rFonts w:ascii="Calibri" w:hAnsi="Calibri" w:cs="Arial"/>
-                <w:i/>
-                <w:color w:val="548DD4"/>
-                <w:sz w:val="20"/>
-                <w:szCs w:val="20"/>
-                <w:lang w:eastAsia="es-CL"/>
-              </w:rPr>
-            </w:pPr>
-          </w:p>
-          <w:p>
-            <w:pPr>
-              <w:jc w:val="both"/>
-              <w:rPr>
-                <w:rFonts w:ascii="Calibri" w:hAnsi="Calibri" w:cs="Arial"/>
-                <w:i/>
-                <w:color w:val="548DD4"/>
-                <w:sz w:val="20"/>
-                <w:szCs w:val="20"/>
-                <w:lang w:eastAsia="es-CL"/>
-              </w:rPr>
-            </w:pPr>
-          </w:p>
-          <w:p>
-            <w:pPr>
-              <w:jc w:val="both"/>
-              <w:rPr>
-                <w:rFonts w:ascii="Calibri" w:hAnsi="Calibri" w:cs="Arial"/>
-                <w:i/>
-                <w:color w:val="548DD4"/>
-                <w:sz w:val="20"/>
-                <w:szCs w:val="20"/>
-                <w:lang w:eastAsia="es-CL"/>
-              </w:rPr>
-            </w:pPr>
+              <w:t>Por último, mantendremos Opción A como implementación académica sin redundancia y Opción B como proyección productiva con mayor disponibilidad. Esto evita consumir recursos de infraestructura que no son necesarios para la evaluación académica.</w:t>
+            </w:r>
           </w:p>
         </w:tc>
       </w:tr>
@@ -3058,9 +4134,12 @@
                 <w:szCs w:val="20"/>
                 <w:lang w:eastAsia="es-CL"/>
               </w:rPr>
-              <w:t>En caso</w:t>
-            </w:r>
-            <w:r>
+              <w:t>Al 4 de octubre de 2026, las actividades de construcción profunda, integración de pagos y pruebas finales todavía no corresponden a una tarea retrasada; están ubicadas en semanas posteriores según nuestra planificación. Por eso las mantenemos como pendientes y no como incumplimientos.</w:t>
+            </w:r>
+          </w:p>
+          <w:p>
+            <w:pPr>
+              <w:jc w:val="both"/>
               <w:rPr>
                 <w:rFonts w:ascii="Calibri" w:hAnsi="Calibri" w:cs="Arial"/>
                 <w:i/>
@@ -3069,8 +4148,7 @@
                 <w:szCs w:val="20"/>
                 <w:lang w:eastAsia="es-CL"/>
               </w:rPr>
-              <w:t xml:space="preserve"> de</w:t>
-            </w:r>
+            </w:pPr>
             <w:r>
               <w:rPr>
                 <w:rFonts w:ascii="Calibri" w:hAnsi="Calibri" w:cs="Arial"/>
@@ -3080,68 +4158,69 @@
                 <w:szCs w:val="20"/>
                 <w:lang w:eastAsia="es-CL"/>
               </w:rPr>
-              <w:t xml:space="preserve"> que </w:t>
-            </w:r>
-            <w:r>
-              <w:rPr>
-                <w:rFonts w:ascii="Calibri" w:hAnsi="Calibri" w:cs="Arial"/>
-                <w:b/>
+              <w:t>Todavía no hemos cerrado el desarrollo de los módulos completos de Cliente, Vendedor y Administración en Vue.js. Para abordarlos, primero terminaremos los contratos de API y la estructura base del frontend, y después construiremos los módulos por bloques para reducir retrabajo.</w:t>
+            </w:r>
+          </w:p>
+          <w:p>
+            <w:pPr>
+              <w:jc w:val="both"/>
+              <w:rPr>
+                <w:rFonts w:ascii="Calibri" w:hAnsi="Calibri" w:cs="Arial"/>
                 <w:i/>
                 <w:color w:val="548DD4"/>
                 <w:sz w:val="20"/>
                 <w:szCs w:val="20"/>
                 <w:lang w:eastAsia="es-CL"/>
               </w:rPr>
-              <w:t>no ha</w:t>
-            </w:r>
-            <w:r>
-              <w:rPr>
-                <w:rFonts w:ascii="Calibri" w:hAnsi="Calibri" w:cs="Arial"/>
-                <w:b/>
+            </w:pPr>
+            <w:r>
+              <w:rPr>
+                <w:rFonts w:ascii="Calibri" w:hAnsi="Calibri" w:cs="Arial"/>
                 <w:i/>
                 <w:color w:val="548DD4"/>
                 <w:sz w:val="20"/>
                 <w:szCs w:val="20"/>
                 <w:lang w:eastAsia="es-CL"/>
               </w:rPr>
-              <w:t>yas</w:t>
-            </w:r>
-            <w:r>
-              <w:rPr>
-                <w:rFonts w:ascii="Calibri" w:hAnsi="Calibri" w:cs="Arial"/>
-                <w:b/>
+              <w:t>La integración de Webpay Plus, el escrow, las evidencias obligatorias, la reputación, la cobertura geográfica, el stock bajo, el tracking y el dashboard corresponden principalmente a las semanas 7 a 10. Los desarrollaremos después de estabilizar la base de datos y la API.</w:t>
+            </w:r>
+          </w:p>
+          <w:p>
+            <w:pPr>
+              <w:jc w:val="both"/>
+              <w:rPr>
+                <w:rFonts w:ascii="Calibri" w:hAnsi="Calibri" w:cs="Arial"/>
                 <w:i/>
                 <w:color w:val="548DD4"/>
                 <w:sz w:val="20"/>
                 <w:szCs w:val="20"/>
                 <w:lang w:eastAsia="es-CL"/>
               </w:rPr>
-              <w:t xml:space="preserve"> iniciado actividades o est</w:t>
-            </w:r>
-            <w:r>
-              <w:rPr>
-                <w:rFonts w:ascii="Calibri" w:hAnsi="Calibri" w:cs="Arial"/>
-                <w:b/>
+            </w:pPr>
+            <w:r>
+              <w:rPr>
+                <w:rFonts w:ascii="Calibri" w:hAnsi="Calibri" w:cs="Arial"/>
                 <w:i/>
                 <w:color w:val="548DD4"/>
                 <w:sz w:val="20"/>
                 <w:szCs w:val="20"/>
                 <w:lang w:eastAsia="es-CL"/>
               </w:rPr>
-              <w:t>é</w:t>
-            </w:r>
-            <w:r>
-              <w:rPr>
-                <w:rFonts w:ascii="Calibri" w:hAnsi="Calibri" w:cs="Arial"/>
-                <w:b/>
+              <w:t>Las pruebas unitarias, de integración, E2E y de aceptación tienen ejecución principal entre las semanas 6 y 11. Nosotros mantendremos desde ahora los casos de prueba definidos, para que cada funcionalidad se construya con su validación asociada.</w:t>
+            </w:r>
+          </w:p>
+          <w:p>
+            <w:pPr>
+              <w:jc w:val="both"/>
+              <w:rPr>
+                <w:rFonts w:ascii="Calibri" w:hAnsi="Calibri" w:cs="Arial"/>
                 <w:i/>
                 <w:color w:val="548DD4"/>
                 <w:sz w:val="20"/>
                 <w:szCs w:val="20"/>
                 <w:lang w:eastAsia="es-CL"/>
               </w:rPr>
-              <w:t>n retrasadas</w:t>
-            </w:r>
+            </w:pPr>
             <w:r>
               <w:rPr>
                 <w:rFonts w:ascii="Calibri" w:hAnsi="Calibri" w:cs="Arial"/>
@@ -3151,9 +4230,12 @@
                 <w:szCs w:val="20"/>
                 <w:lang w:eastAsia="es-CL"/>
               </w:rPr>
-              <w:t xml:space="preserve"> de acuerdo a tu planificación</w:t>
-            </w:r>
-            <w:r>
+              <w:t>La documentación final, los manuales, el plan de implantación, soporte y mantenimiento y el reporte final están programados para las semanas 12 y 13. Reservaremos esas semanas para consolidar evidencia y no para incorporar nuevas funcionalidades.</w:t>
+            </w:r>
+          </w:p>
+          <w:p>
+            <w:pPr>
+              <w:jc w:val="both"/>
               <w:rPr>
                 <w:rFonts w:ascii="Calibri" w:hAnsi="Calibri" w:cs="Arial"/>
                 <w:i/>
@@ -3162,8 +4244,7 @@
                 <w:szCs w:val="20"/>
                 <w:lang w:eastAsia="es-CL"/>
               </w:rPr>
-              <w:t>,</w:t>
-            </w:r>
+            </w:pPr>
             <w:r>
               <w:rPr>
                 <w:rFonts w:ascii="Calibri" w:hAnsi="Calibri" w:cs="Arial"/>
@@ -3173,121 +4254,8 @@
                 <w:szCs w:val="20"/>
                 <w:lang w:eastAsia="es-CL"/>
               </w:rPr>
-              <w:t xml:space="preserve"> señala los motivos por lo</w:t>
-            </w:r>
-            <w:r>
-              <w:rPr>
-                <w:rFonts w:ascii="Calibri" w:hAnsi="Calibri" w:cs="Arial"/>
-                <w:i/>
-                <w:color w:val="548DD4"/>
-                <w:sz w:val="20"/>
-                <w:szCs w:val="20"/>
-                <w:lang w:eastAsia="es-CL"/>
-              </w:rPr>
-              <w:t>s</w:t>
-            </w:r>
-            <w:r>
-              <w:rPr>
-                <w:rFonts w:ascii="Calibri" w:hAnsi="Calibri" w:cs="Arial"/>
-                <w:i/>
-                <w:color w:val="548DD4"/>
-                <w:sz w:val="20"/>
-                <w:szCs w:val="20"/>
-                <w:lang w:eastAsia="es-CL"/>
-              </w:rPr>
-              <w:t xml:space="preserve"> que no has podido cumplir dichos plazos y qué estrategias utilizarás para avanzar en dichas actividades y no afectar tu proyecto APT. </w:t>
-            </w:r>
-          </w:p>
-          <w:p>
-            <w:pPr>
-              <w:jc w:val="both"/>
-              <w:rPr>
-                <w:rFonts w:ascii="Calibri" w:hAnsi="Calibri" w:cs="Arial"/>
-                <w:i/>
-                <w:color w:val="548DD4"/>
-                <w:sz w:val="20"/>
-                <w:szCs w:val="20"/>
-                <w:lang w:eastAsia="es-CL"/>
-              </w:rPr>
-            </w:pPr>
-          </w:p>
-          <w:p>
-            <w:pPr>
-              <w:jc w:val="both"/>
-              <w:rPr>
-                <w:rFonts w:ascii="Calibri" w:hAnsi="Calibri" w:cs="Arial"/>
-                <w:i/>
-                <w:color w:val="548DD4"/>
-                <w:sz w:val="20"/>
-                <w:szCs w:val="20"/>
-                <w:lang w:eastAsia="es-CL"/>
-              </w:rPr>
-            </w:pPr>
-          </w:p>
-          <w:p>
-            <w:pPr>
-              <w:jc w:val="both"/>
-              <w:rPr>
-                <w:rFonts w:ascii="Calibri" w:hAnsi="Calibri" w:cs="Arial"/>
-                <w:i/>
-                <w:color w:val="548DD4"/>
-                <w:sz w:val="20"/>
-                <w:szCs w:val="20"/>
-                <w:lang w:eastAsia="es-CL"/>
-              </w:rPr>
-            </w:pPr>
-          </w:p>
-          <w:p>
-            <w:pPr>
-              <w:jc w:val="both"/>
-              <w:rPr>
-                <w:rFonts w:ascii="Calibri" w:hAnsi="Calibri" w:cs="Arial"/>
-                <w:i/>
-                <w:color w:val="548DD4"/>
-                <w:sz w:val="20"/>
-                <w:szCs w:val="20"/>
-                <w:lang w:eastAsia="es-CL"/>
-              </w:rPr>
-            </w:pPr>
-          </w:p>
-          <w:p>
-            <w:pPr>
-              <w:jc w:val="both"/>
-              <w:rPr>
-                <w:rFonts w:ascii="Calibri" w:hAnsi="Calibri" w:cs="Arial"/>
-                <w:i/>
-                <w:color w:val="548DD4"/>
-                <w:sz w:val="20"/>
-                <w:szCs w:val="20"/>
-                <w:lang w:eastAsia="es-CL"/>
-              </w:rPr>
-            </w:pPr>
-          </w:p>
-          <w:p>
-            <w:pPr>
-              <w:jc w:val="both"/>
-              <w:rPr>
-                <w:rFonts w:ascii="Calibri" w:hAnsi="Calibri" w:cs="Arial"/>
-                <w:i/>
-                <w:color w:val="548DD4"/>
-                <w:sz w:val="20"/>
-                <w:szCs w:val="20"/>
-                <w:lang w:eastAsia="es-CL"/>
-              </w:rPr>
-            </w:pPr>
-          </w:p>
-          <w:p>
-            <w:pPr>
-              <w:jc w:val="both"/>
-              <w:rPr>
-                <w:rFonts w:ascii="Calibri" w:hAnsi="Calibri" w:cs="Arial"/>
-                <w:i/>
-                <w:color w:val="548DD4"/>
-                <w:sz w:val="20"/>
-                <w:szCs w:val="20"/>
-                <w:lang w:eastAsia="es-CL"/>
-              </w:rPr>
-            </w:pPr>
+              <w:t>No detectamos, con la documentación disponible, una actividad crítica que esté retrasada respecto de su fecha planificada. Nuestro criterio será informar un retraso solo cuando una tarea supere su ventana programada y afecte un hito.</w:t>
+            </w:r>
           </w:p>
         </w:tc>
       </w:tr>
@@ -3311,7 +4279,7 @@
 </file>
 
 <file path=word/endnotes.xml><?xml version="1.0" encoding="utf-8"?>
-<w:endnotes xmlns:wpc="http://schemas.microsoft.com/office/word/2010/wordprocessingCanvas" xmlns:cx="http://schemas.microsoft.com/office/drawing/2014/chartex" xmlns:mc="http://schemas.openxmlformats.org/markup-compatibility/2006" xmlns:o="urn:schemas-microsoft-com:office:office" xmlns:r="http://schemas.openxmlformats.org/officeDocument/2006/relationships" xmlns:m="http://schemas.openxmlformats.org/officeDocument/2006/math" xmlns:v="urn:schemas-microsoft-com:vml" xmlns:wp14="http://schemas.microsoft.com/office/word/2010/wordprocessingDrawing" xmlns:wp="http://schemas.openxmlformats.org/drawingml/2006/wordprocessingDrawing" xmlns:w10="urn:schemas-microsoft-com:office:word" xmlns:w="http://schemas.openxmlformats.org/wordprocessingml/2006/main" xmlns:w14="http://schemas.microsoft.com/office/word/2010/wordml" xmlns:w15="http://schemas.microsoft.com/office/word/2012/wordml" xmlns:w16se="http://schemas.microsoft.com/office/word/2015/wordml/symex" xmlns:wpg="http://schemas.microsoft.com/office/word/2010/wordprocessingGroup" xmlns:wpi="http://schemas.microsoft.com/office/word/2010/wordprocessingInk" xmlns:wne="http://schemas.microsoft.com/office/word/2006/wordml" xmlns:wps="http://schemas.microsoft.com/office/word/2010/wordprocessingShape" mc:Ignorable="w14 w15 w16se wp14">
+<w:endnotes xmlns:wpc="http://schemas.microsoft.com/office/word/2010/wordprocessingCanvas" xmlns:cx="http://schemas.microsoft.com/office/drawing/2014/chartex" xmlns:cx1="http://schemas.microsoft.com/office/drawing/2015/9/8/chartex" xmlns:cx2="http://schemas.microsoft.com/office/drawing/2015/10/21/chartex" xmlns:cx3="http://schemas.microsoft.com/office/drawing/2016/5/9/chartex" xmlns:cx4="http://schemas.microsoft.com/office/drawing/2016/5/10/chartex" xmlns:cx5="http://schemas.microsoft.com/office/drawing/2016/5/11/chartex" xmlns:cx6="http://schemas.microsoft.com/office/drawing/2016/5/12/chartex" xmlns:cx7="http://schemas.microsoft.com/office/drawing/2016/5/13/chartex" xmlns:cx8="http://schemas.microsoft.com/office/drawing/2016/5/14/chartex" xmlns:mc="http://schemas.openxmlformats.org/markup-compatibility/2006" xmlns:aink="http://schemas.microsoft.com/office/drawing/2016/ink" xmlns:am3d="http://schemas.microsoft.com/office/drawing/2017/model3d" xmlns:o="urn:schemas-microsoft-com:office:office" xmlns:oel="http://schemas.microsoft.com/office/2019/extlst" xmlns:r="http://schemas.openxmlformats.org/officeDocument/2006/relationships" xmlns:m="http://schemas.openxmlformats.org/officeDocument/2006/math" xmlns:v="urn:schemas-microsoft-com:vml" xmlns:wp14="http://schemas.microsoft.com/office/word/2010/wordprocessingDrawing" xmlns:wp="http://schemas.openxmlformats.org/drawingml/2006/wordprocessingDrawing" xmlns:w10="urn:schemas-microsoft-com:office:word" xmlns:w="http://schemas.openxmlformats.org/wordprocessingml/2006/main" xmlns:w14="http://schemas.microsoft.com/office/word/2010/wordml" xmlns:w15="http://schemas.microsoft.com/office/word/2012/wordml" xmlns:w16cex="http://schemas.microsoft.com/office/word/2018/wordml/cex" xmlns:w16cid="http://schemas.microsoft.com/office/word/2016/wordml/cid" xmlns:w16="http://schemas.microsoft.com/office/word/2018/wordml" xmlns:w16du="http://schemas.microsoft.com/office/word/2023/wordml/word16du" xmlns:w16sdtdh="http://schemas.microsoft.com/office/word/2020/wordml/sdtdatahash" xmlns:w16sdtfl="http://schemas.microsoft.com/office/word/2024/wordml/sdtformatlock" xmlns:w16se="http://schemas.microsoft.com/office/word/2015/wordml/symex" xmlns:wpg="http://schemas.microsoft.com/office/word/2010/wordprocessingGroup" xmlns:wpi="http://schemas.microsoft.com/office/word/2010/wordprocessingInk" xmlns:wne="http://schemas.microsoft.com/office/word/2006/wordml" xmlns:wps="http://schemas.microsoft.com/office/word/2010/wordprocessingShape" mc:Ignorable="w14 w15 w16se w16cid w16 w16cex w16sdtdh w16sdtfl w16du wp14">
   <w:endnote w:type="separator" w:id="-1">
     <w:p>
       <w:pPr>
@@ -3336,7 +4304,7 @@
 </file>
 
 <file path=word/footnotes.xml><?xml version="1.0" encoding="utf-8"?>
-<w:footnotes xmlns:wpc="http://schemas.microsoft.com/office/word/2010/wordprocessingCanvas" xmlns:cx="http://schemas.microsoft.com/office/drawing/2014/chartex" xmlns:mc="http://schemas.openxmlformats.org/markup-compatibility/2006" xmlns:o="urn:schemas-microsoft-com:office:office" xmlns:r="http://schemas.openxmlformats.org/officeDocument/2006/relationships" xmlns:m="http://schemas.openxmlformats.org/officeDocument/2006/math" xmlns:v="urn:schemas-microsoft-com:vml" xmlns:wp14="http://schemas.microsoft.com/office/word/2010/wordprocessingDrawing" xmlns:wp="http://schemas.openxmlformats.org/drawingml/2006/wordprocessingDrawing" xmlns:w10="urn:schemas-microsoft-com:office:word" xmlns:w="http://schemas.openxmlformats.org/wordprocessingml/2006/main" xmlns:w14="http://schemas.microsoft.com/office/word/2010/wordml" xmlns:w15="http://schemas.microsoft.com/office/word/2012/wordml" xmlns:w16se="http://schemas.microsoft.com/office/word/2015/wordml/symex" xmlns:wpg="http://schemas.microsoft.com/office/word/2010/wordprocessingGroup" xmlns:wpi="http://schemas.microsoft.com/office/word/2010/wordprocessingInk" xmlns:wne="http://schemas.microsoft.com/office/word/2006/wordml" xmlns:wps="http://schemas.microsoft.com/office/word/2010/wordprocessingShape" mc:Ignorable="w14 w15 w16se wp14">
+<w:footnotes xmlns:wpc="http://schemas.microsoft.com/office/word/2010/wordprocessingCanvas" xmlns:cx="http://schemas.microsoft.com/office/drawing/2014/chartex" xmlns:cx1="http://schemas.microsoft.com/office/drawing/2015/9/8/chartex" xmlns:cx2="http://schemas.microsoft.com/office/drawing/2015/10/21/chartex" xmlns:cx3="http://schemas.microsoft.com/office/drawing/2016/5/9/chartex" xmlns:cx4="http://schemas.microsoft.com/office/drawing/2016/5/10/chartex" xmlns:cx5="http://schemas.microsoft.com/office/drawing/2016/5/11/chartex" xmlns:cx6="http://schemas.microsoft.com/office/drawing/2016/5/12/chartex" xmlns:cx7="http://schemas.microsoft.com/office/drawing/2016/5/13/chartex" xmlns:cx8="http://schemas.microsoft.com/office/drawing/2016/5/14/chartex" xmlns:mc="http://schemas.openxmlformats.org/markup-compatibility/2006" xmlns:aink="http://schemas.microsoft.com/office/drawing/2016/ink" xmlns:am3d="http://schemas.microsoft.com/office/drawing/2017/model3d" xmlns:o="urn:schemas-microsoft-com:office:office" xmlns:oel="http://schemas.microsoft.com/office/2019/extlst" xmlns:r="http://schemas.openxmlformats.org/officeDocument/2006/relationships" xmlns:m="http://schemas.openxmlformats.org/officeDocument/2006/math" xmlns:v="urn:schemas-microsoft-com:vml" xmlns:wp14="http://schemas.microsoft.com/office/word/2010/wordprocessingDrawing" xmlns:wp="http://schemas.openxmlformats.org/drawingml/2006/wordprocessingDrawing" xmlns:w10="urn:schemas-microsoft-com:office:word" xmlns:w="http://schemas.openxmlformats.org/wordprocessingml/2006/main" xmlns:w14="http://schemas.microsoft.com/office/word/2010/wordml" xmlns:w15="http://schemas.microsoft.com/office/word/2012/wordml" xmlns:w16cex="http://schemas.microsoft.com/office/word/2018/wordml/cex" xmlns:w16cid="http://schemas.microsoft.com/office/word/2016/wordml/cid" xmlns:w16="http://schemas.microsoft.com/office/word/2018/wordml" xmlns:w16du="http://schemas.microsoft.com/office/word/2023/wordml/word16du" xmlns:w16sdtdh="http://schemas.microsoft.com/office/word/2020/wordml/sdtdatahash" xmlns:w16sdtfl="http://schemas.microsoft.com/office/word/2024/wordml/sdtformatlock" xmlns:w16se="http://schemas.microsoft.com/office/word/2015/wordml/symex" xmlns:wpg="http://schemas.microsoft.com/office/word/2010/wordprocessingGroup" xmlns:wpi="http://schemas.microsoft.com/office/word/2010/wordprocessingInk" xmlns:wne="http://schemas.microsoft.com/office/word/2006/wordml" xmlns:wps="http://schemas.microsoft.com/office/word/2010/wordprocessingShape" mc:Ignorable="w14 w15 w16se w16cid w16 w16cex w16sdtdh w16sdtfl w16du wp14">
   <w:footnote w:type="separator" w:id="-1">
     <w:p>
       <w:pPr>
@@ -3419,7 +4387,7 @@
 </file>
 
 <file path=word/header1.xml><?xml version="1.0" encoding="utf-8"?>
-<w:hdr xmlns:wpc="http://schemas.microsoft.com/office/word/2010/wordprocessingCanvas" xmlns:cx="http://schemas.microsoft.com/office/drawing/2014/chartex" xmlns:mc="http://schemas.openxmlformats.org/markup-compatibility/2006" xmlns:o="urn:schemas-microsoft-com:office:office" xmlns:r="http://schemas.openxmlformats.org/officeDocument/2006/relationships" xmlns:m="http://schemas.openxmlformats.org/officeDocument/2006/math" xmlns:v="urn:schemas-microsoft-com:vml" xmlns:wp14="http://schemas.microsoft.com/office/word/2010/wordprocessingDrawing" xmlns:wp="http://schemas.openxmlformats.org/drawingml/2006/wordprocessingDrawing" xmlns:w10="urn:schemas-microsoft-com:office:word" xmlns:w="http://schemas.openxmlformats.org/wordprocessingml/2006/main" xmlns:w14="http://schemas.microsoft.com/office/word/2010/wordml" xmlns:w15="http://schemas.microsoft.com/office/word/2012/wordml" xmlns:w16se="http://schemas.microsoft.com/office/word/2015/wordml/symex" xmlns:wpg="http://schemas.microsoft.com/office/word/2010/wordprocessingGroup" xmlns:wpi="http://schemas.microsoft.com/office/word/2010/wordprocessingInk" xmlns:wne="http://schemas.microsoft.com/office/word/2006/wordml" xmlns:wps="http://schemas.microsoft.com/office/word/2010/wordprocessingShape" mc:Ignorable="w14 w15 w16se wp14">
+<w:hdr xmlns:wpc="http://schemas.microsoft.com/office/word/2010/wordprocessingCanvas" xmlns:cx="http://schemas.microsoft.com/office/drawing/2014/chartex" xmlns:cx1="http://schemas.microsoft.com/office/drawing/2015/9/8/chartex" xmlns:cx2="http://schemas.microsoft.com/office/drawing/2015/10/21/chartex" xmlns:cx3="http://schemas.microsoft.com/office/drawing/2016/5/9/chartex" xmlns:cx4="http://schemas.microsoft.com/office/drawing/2016/5/10/chartex" xmlns:cx5="http://schemas.microsoft.com/office/drawing/2016/5/11/chartex" xmlns:cx6="http://schemas.microsoft.com/office/drawing/2016/5/12/chartex" xmlns:cx7="http://schemas.microsoft.com/office/drawing/2016/5/13/chartex" xmlns:cx8="http://schemas.microsoft.com/office/drawing/2016/5/14/chartex" xmlns:mc="http://schemas.openxmlformats.org/markup-compatibility/2006" xmlns:aink="http://schemas.microsoft.com/office/drawing/2016/ink" xmlns:am3d="http://schemas.microsoft.com/office/drawing/2017/model3d" xmlns:o="urn:schemas-microsoft-com:office:office" xmlns:oel="http://schemas.microsoft.com/office/2019/extlst" xmlns:r="http://schemas.openxmlformats.org/officeDocument/2006/relationships" xmlns:m="http://schemas.openxmlformats.org/officeDocument/2006/math" xmlns:v="urn:schemas-microsoft-com:vml" xmlns:wp14="http://schemas.microsoft.com/office/word/2010/wordprocessingDrawing" xmlns:wp="http://schemas.openxmlformats.org/drawingml/2006/wordprocessingDrawing" xmlns:w10="urn:schemas-microsoft-com:office:word" xmlns:w="http://schemas.openxmlformats.org/wordprocessingml/2006/main" xmlns:w14="http://schemas.microsoft.com/office/word/2010/wordml" xmlns:w15="http://schemas.microsoft.com/office/word/2012/wordml" xmlns:w16cex="http://schemas.microsoft.com/office/word/2018/wordml/cex" xmlns:w16cid="http://schemas.microsoft.com/office/word/2016/wordml/cid" xmlns:w16="http://schemas.microsoft.com/office/word/2018/wordml" xmlns:w16du="http://schemas.microsoft.com/office/word/2023/wordml/word16du" xmlns:w16sdtdh="http://schemas.microsoft.com/office/word/2020/wordml/sdtdatahash" xmlns:w16sdtfl="http://schemas.microsoft.com/office/word/2024/wordml/sdtformatlock" xmlns:w16se="http://schemas.microsoft.com/office/word/2015/wordml/symex" xmlns:wpg="http://schemas.microsoft.com/office/word/2010/wordprocessingGroup" xmlns:wpi="http://schemas.microsoft.com/office/word/2010/wordprocessingInk" xmlns:wne="http://schemas.microsoft.com/office/word/2006/wordml" xmlns:wps="http://schemas.microsoft.com/office/word/2010/wordprocessingShape" mc:Ignorable="w14 w15 w16se w16cid w16 w16cex w16sdtdh w16sdtfl w16du wp14">
   <w:tbl>
     <w:tblPr>
       <w:tblStyle w:val="Tablaconcuadrcula1"/>
@@ -3644,7 +4612,7 @@
 </file>
 
 <file path=word/numbering.xml><?xml version="1.0" encoding="utf-8"?>
-<w:numbering xmlns:wpc="http://schemas.microsoft.com/office/word/2010/wordprocessingCanvas" xmlns:cx="http://schemas.microsoft.com/office/drawing/2014/chartex" xmlns:mc="http://schemas.openxmlformats.org/markup-compatibility/2006" xmlns:o="urn:schemas-microsoft-com:office:office" xmlns:r="http://schemas.openxmlformats.org/officeDocument/2006/relationships" xmlns:m="http://schemas.openxmlformats.org/officeDocument/2006/math" xmlns:v="urn:schemas-microsoft-com:vml" xmlns:wp14="http://schemas.microsoft.com/office/word/2010/wordprocessingDrawing" xmlns:wp="http://schemas.openxmlformats.org/drawingml/2006/wordprocessingDrawing" xmlns:w10="urn:schemas-microsoft-com:office:word" xmlns:w="http://schemas.openxmlformats.org/wordprocessingml/2006/main" xmlns:w14="http://schemas.microsoft.com/office/word/2010/wordml" xmlns:w15="http://schemas.microsoft.com/office/word/2012/wordml" xmlns:w16se="http://schemas.microsoft.com/office/word/2015/wordml/symex" xmlns:wpg="http://schemas.microsoft.com/office/word/2010/wordprocessingGroup" xmlns:wpi="http://schemas.microsoft.com/office/word/2010/wordprocessingInk" xmlns:wne="http://schemas.microsoft.com/office/word/2006/wordml" xmlns:wps="http://schemas.microsoft.com/office/word/2010/wordprocessingShape" mc:Ignorable="w14 w15 w16se wp14">
+<w:numbering xmlns:wpc="http://schemas.microsoft.com/office/word/2010/wordprocessingCanvas" xmlns:cx="http://schemas.microsoft.com/office/drawing/2014/chartex" xmlns:cx1="http://schemas.microsoft.com/office/drawing/2015/9/8/chartex" xmlns:cx2="http://schemas.microsoft.com/office/drawing/2015/10/21/chartex" xmlns:cx3="http://schemas.microsoft.com/office/drawing/2016/5/9/chartex" xmlns:cx4="http://schemas.microsoft.com/office/drawing/2016/5/10/chartex" xmlns:cx5="http://schemas.microsoft.com/office/drawing/2016/5/11/chartex" xmlns:cx6="http://schemas.microsoft.com/office/drawing/2016/5/12/chartex" xmlns:cx7="http://schemas.microsoft.com/office/drawing/2016/5/13/chartex" xmlns:cx8="http://schemas.microsoft.com/office/drawing/2016/5/14/chartex" xmlns:mc="http://schemas.openxmlformats.org/markup-compatibility/2006" xmlns:aink="http://schemas.microsoft.com/office/drawing/2016/ink" xmlns:am3d="http://schemas.microsoft.com/office/drawing/2017/model3d" xmlns:o="urn:schemas-microsoft-com:office:office" xmlns:oel="http://schemas.microsoft.com/office/2019/extlst" xmlns:r="http://schemas.openxmlformats.org/officeDocument/2006/relationships" xmlns:m="http://schemas.openxmlformats.org/officeDocument/2006/math" xmlns:v="urn:schemas-microsoft-com:vml" xmlns:wp14="http://schemas.microsoft.com/office/word/2010/wordprocessingDrawing" xmlns:wp="http://schemas.openxmlformats.org/drawingml/2006/wordprocessingDrawing" xmlns:w10="urn:schemas-microsoft-com:office:word" xmlns:w="http://schemas.openxmlformats.org/wordprocessingml/2006/main" xmlns:w14="http://schemas.microsoft.com/office/word/2010/wordml" xmlns:w15="http://schemas.microsoft.com/office/word/2012/wordml" xmlns:w16cex="http://schemas.microsoft.com/office/word/2018/wordml/cex" xmlns:w16cid="http://schemas.microsoft.com/office/word/2016/wordml/cid" xmlns:w16="http://schemas.microsoft.com/office/word/2018/wordml" xmlns:w16du="http://schemas.microsoft.com/office/word/2023/wordml/word16du" xmlns:w16sdtdh="http://schemas.microsoft.com/office/word/2020/wordml/sdtdatahash" xmlns:w16sdtfl="http://schemas.microsoft.com/office/word/2024/wordml/sdtformatlock" xmlns:w16se="http://schemas.microsoft.com/office/word/2015/wordml/symex" xmlns:wpg="http://schemas.microsoft.com/office/word/2010/wordprocessingGroup" xmlns:wpi="http://schemas.microsoft.com/office/word/2010/wordprocessingInk" xmlns:wne="http://schemas.microsoft.com/office/word/2006/wordml" xmlns:wps="http://schemas.microsoft.com/office/word/2010/wordprocessingShape" mc:Ignorable="w14 w15 w16se w16cid w16 w16cex w16sdtdh w16sdtfl w16du wp14">
   <w:abstractNum w:abstractNumId="0" w15:restartNumberingAfterBreak="0">
     <w:nsid w:val="2FFD4C7F"/>
     <w:multiLevelType w:val="multilevel"/>
@@ -3766,14 +4734,14 @@
       </w:rPr>
     </w:lvl>
   </w:abstractNum>
-  <w:num w:numId="1">
+  <w:num w:numId="1" w16cid:durableId="1216164418">
     <w:abstractNumId w:val="0"/>
   </w:num>
 </w:numbering>
 </file>
 
 <file path=word/styles.xml><?xml version="1.0" encoding="utf-8"?>
-<w:styles xmlns:mc="http://schemas.openxmlformats.org/markup-compatibility/2006" xmlns:r="http://schemas.openxmlformats.org/officeDocument/2006/relationships" xmlns:w="http://schemas.openxmlformats.org/wordprocessingml/2006/main" xmlns:w14="http://schemas.microsoft.com/office/word/2010/wordml" xmlns:w15="http://schemas.microsoft.com/office/word/2012/wordml" xmlns:w16se="http://schemas.microsoft.com/office/word/2015/wordml/symex" mc:Ignorable="w14 w15 w16se">
+<w:styles xmlns:mc="http://schemas.openxmlformats.org/markup-compatibility/2006" xmlns:r="http://schemas.openxmlformats.org/officeDocument/2006/relationships" xmlns:w="http://schemas.openxmlformats.org/wordprocessingml/2006/main" xmlns:w14="http://schemas.microsoft.com/office/word/2010/wordml" xmlns:w15="http://schemas.microsoft.com/office/word/2012/wordml" xmlns:w16cex="http://schemas.microsoft.com/office/word/2018/wordml/cex" xmlns:w16cid="http://schemas.microsoft.com/office/word/2016/wordml/cid" xmlns:w16="http://schemas.microsoft.com/office/word/2018/wordml" xmlns:w16du="http://schemas.microsoft.com/office/word/2023/wordml/word16du" xmlns:w16sdtdh="http://schemas.microsoft.com/office/word/2020/wordml/sdtdatahash" xmlns:w16sdtfl="http://schemas.microsoft.com/office/word/2024/wordml/sdtformatlock" xmlns:w16se="http://schemas.microsoft.com/office/word/2015/wordml/symex" mc:Ignorable="w14 w15 w16se w16cid w16 w16cex w16sdtdh w16sdtfl w16du">
   <w:docDefaults>
     <w:rPrDefault>
       <w:rPr>
@@ -3785,7 +4753,7 @@
     </w:rPrDefault>
     <w:pPrDefault/>
   </w:docDefaults>
-  <w:latentStyles w:defLockedState="0" w:defUIPriority="99" w:defSemiHidden="0" w:defUnhideWhenUsed="0" w:defQFormat="0" w:count="371">
+  <w:latentStyles w:defLockedState="0" w:defUIPriority="99" w:defSemiHidden="0" w:defUnhideWhenUsed="0" w:defQFormat="0" w:count="376">
     <w:lsdException w:name="Normal" w:uiPriority="0" w:qFormat="1"/>
     <w:lsdException w:name="heading 1" w:uiPriority="9" w:qFormat="1"/>
     <w:lsdException w:name="heading 2" w:semiHidden="1" w:uiPriority="9" w:unhideWhenUsed="1" w:qFormat="1"/>
@@ -4157,6 +5125,11 @@
     <w:lsdException w:name="List Table 5 Dark Accent 6" w:uiPriority="50"/>
     <w:lsdException w:name="List Table 6 Colorful Accent 6" w:uiPriority="51"/>
     <w:lsdException w:name="List Table 7 Colorful Accent 6" w:uiPriority="52"/>
+    <w:lsdException w:name="Mention" w:semiHidden="1" w:unhideWhenUsed="1"/>
+    <w:lsdException w:name="Smart Hyperlink" w:semiHidden="1" w:unhideWhenUsed="1"/>
+    <w:lsdException w:name="Hashtag" w:semiHidden="1" w:unhideWhenUsed="1"/>
+    <w:lsdException w:name="Unresolved Mention" w:semiHidden="1" w:unhideWhenUsed="1"/>
+    <w:lsdException w:name="Smart Link" w:semiHidden="1" w:unhideWhenUsed="1"/>
   </w:latentStyles>
   <w:style w:type="paragraph" w:default="1" w:styleId="Normal">
     <w:name w:val="Normal"/>
@@ -4195,7 +5168,6 @@
   <w:style w:type="character" w:default="1" w:styleId="Fuentedeprrafopredeter">
     <w:name w:val="Default Paragraph Font"/>
     <w:uiPriority w:val="1"/>
-    <w:semiHidden/>
     <w:unhideWhenUsed/>
   </w:style>
   <w:style w:type="table" w:default="1" w:styleId="Tablanormal">
@@ -4759,9 +5731,12 @@
 </file>
 
 <file path=customXml/item1.xml><?xml version="1.0" encoding="utf-8"?>
-<p:properties xmlns:p="http://schemas.microsoft.com/office/2006/metadata/properties" xmlns:xsi="http://www.w3.org/2001/XMLSchema-instance" xmlns:pc="http://schemas.microsoft.com/office/infopath/2007/PartnerControls">
-  <documentManagement/>
-</p:properties>
+<?mso-contentType ?>
+<FormTemplates xmlns="http://schemas.microsoft.com/sharepoint/v3/contenttype/forms">
+  <Display>DocumentLibraryForm</Display>
+  <Edit>DocumentLibraryForm</Edit>
+  <New>DocumentLibraryForm</New>
+</FormTemplates>
 </file>
 
 <file path=customXml/item2.xml><?xml version="1.0" encoding="utf-8"?>
@@ -4897,26 +5872,15 @@
 </file>
 
 <file path=customXml/item3.xml><?xml version="1.0" encoding="utf-8"?>
-<?mso-contentType ?>
-<FormTemplates xmlns="http://schemas.microsoft.com/sharepoint/v3/contenttype/forms">
-  <Display>DocumentLibraryForm</Display>
-  <Edit>DocumentLibraryForm</Edit>
-  <New>DocumentLibraryForm</New>
-</FormTemplates>
+<p:properties xmlns:p="http://schemas.microsoft.com/office/2006/metadata/properties" xmlns:xsi="http://www.w3.org/2001/XMLSchema-instance" xmlns:pc="http://schemas.microsoft.com/office/infopath/2007/PartnerControls">
+  <documentManagement/>
+</p:properties>
 </file>
 
 <file path=customXml/itemProps1.xml><?xml version="1.0" encoding="utf-8"?>
-<ds:datastoreItem xmlns:ds="http://schemas.openxmlformats.org/officeDocument/2006/customXml" ds:itemID="{46CA5683-AF87-4E40-B841-2E23A3B52406}">
+<ds:datastoreItem xmlns:ds="http://schemas.openxmlformats.org/officeDocument/2006/customXml" ds:itemID="{D51C61E4-DB75-4684-AD25-71F546404E96}">
   <ds:schemaRefs>
-    <ds:schemaRef ds:uri="http://purl.org/dc/terms/"/>
-    <ds:schemaRef ds:uri="http://purl.org/dc/elements/1.1/"/>
-    <ds:schemaRef ds:uri="http://schemas.openxmlformats.org/package/2006/metadata/core-properties"/>
-    <ds:schemaRef ds:uri="http://www.w3.org/XML/1998/namespace"/>
-    <ds:schemaRef ds:uri="http://schemas.microsoft.com/office/2006/metadata/properties"/>
-    <ds:schemaRef ds:uri="http://schemas.microsoft.com/office/2006/documentManagement/types"/>
-    <ds:schemaRef ds:uri="http://purl.org/dc/dcmitype/"/>
-    <ds:schemaRef ds:uri="http://schemas.microsoft.com/office/infopath/2007/PartnerControls"/>
-    <ds:schemaRef ds:uri="126e8a1c-9ea9-435a-ac89-d06c80d62e30"/>
+    <ds:schemaRef ds:uri="http://schemas.microsoft.com/sharepoint/v3/contenttype/forms"/>
   </ds:schemaRefs>
 </ds:datastoreItem>
 </file>
@@ -4940,9 +5904,10 @@
 </file>
 
 <file path=customXml/itemProps3.xml><?xml version="1.0" encoding="utf-8"?>
-<ds:datastoreItem xmlns:ds="http://schemas.openxmlformats.org/officeDocument/2006/customXml" ds:itemID="{D51C61E4-DB75-4684-AD25-71F546404E96}">
+<ds:datastoreItem xmlns:ds="http://schemas.openxmlformats.org/officeDocument/2006/customXml" ds:itemID="{46CA5683-AF87-4E40-B841-2E23A3B52406}">
   <ds:schemaRefs>
-    <ds:schemaRef ds:uri="http://schemas.microsoft.com/sharepoint/v3/contenttype/forms"/>
+    <ds:schemaRef ds:uri="http://schemas.microsoft.com/office/2006/metadata/properties"/>
+    <ds:schemaRef ds:uri="http://schemas.microsoft.com/office/infopath/2007/PartnerControls"/>
   </ds:schemaRefs>
 </ds:datastoreItem>
 </file>
--- a/Fase 2/Evidencias Grupales/2.4_GuiaEstudiante_Fase 2_DesarrolloProyecto APT.docx
+++ b/Fase 2/Evidencias Grupales/2.4_GuiaEstudiante_Fase 2_DesarrolloProyecto APT.docx
@@ -162,6 +162,7 @@
                                 </w:rPr>
                                 <w:t xml:space="preserve">Asignatura </w:t>
                               </w:r>
+                              <w:proofErr w:type="spellStart"/>
                               <w:r>
                                 <w:rPr>
                                   <w:b/>
@@ -171,6 +172,7 @@
                                 </w:rPr>
                                 <w:t>Capstone</w:t>
                               </w:r>
+                              <w:proofErr w:type="spellEnd"/>
                             </w:p>
                           </w:txbxContent>
                         </wps:txbx>
@@ -338,6 +340,7 @@
                           </w:rPr>
                           <w:t xml:space="preserve">Asignatura </w:t>
                         </w:r>
+                        <w:proofErr w:type="spellStart"/>
                         <w:r>
                           <w:rPr>
                             <w:b/>
@@ -347,6 +350,7 @@
                           </w:rPr>
                           <w:t>Capstone</w:t>
                         </w:r>
+                        <w:proofErr w:type="spellEnd"/>
                       </w:p>
                     </w:txbxContent>
                   </v:textbox>
@@ -637,61 +641,305 @@
             <w:r>
               <w:rPr>
                 <w:rFonts w:ascii="Calibri" w:hAnsi="Calibri" w:cs="Arial"/>
-                <w:i/>
-                <w:color w:val="548DD4"/>
-                <w:sz w:val="20"/>
-                <w:szCs w:val="20"/>
-                <w:lang w:eastAsia="es-CL"/>
-              </w:rPr>
-              <w:t>Al 4 de octubre de 2026, nosotros hemos consolidado la base documental y de planificación de CuTuCo (Cultiva Tu Compra), considerando que somos un equipo de dos personas: Vicente Rivera, líder backend y jefe de proyecto, e Ignacio Fuenzalida, responsable principal de frontend. Partimos de un MVP existente desarrollado con Ionic 8, Angular 18 y SQLite, que ya contempla autenticación multirrol, catálogo, carrito, gestión de stock, uso de cámara para el vendedor y administración de usuarios, productos y categorías. Sobre esa base estamos organizando la reingeniería para el proyecto Capstone.</w:t>
-            </w:r>
-          </w:p>
-          <w:p>
-            <w:pPr>
-              <w:jc w:val="both"/>
-              <w:rPr>
-                <w:rFonts w:ascii="Calibri" w:hAnsi="Calibri" w:cs="Arial"/>
-                <w:i/>
-                <w:color w:val="548DD4"/>
-                <w:sz w:val="20"/>
-                <w:szCs w:val="20"/>
-                <w:lang w:eastAsia="es-CL"/>
-              </w:rPr>
-            </w:pPr>
-            <w:r>
-              <w:rPr>
-                <w:rFonts w:ascii="Calibri" w:hAnsi="Calibri" w:cs="Arial"/>
-                <w:i/>
-                <w:color w:val="548DD4"/>
-                <w:sz w:val="20"/>
-                <w:szCs w:val="20"/>
-                <w:lang w:eastAsia="es-CL"/>
-              </w:rPr>
-              <w:t>En esta etapa dejamos definido el alcance, la EDT, los hitos, el cronograma, la matriz RACI, la matriz de riesgos, el ERS y los criterios de aceptación, además de la arquitectura objetivo, el modelo de datos propuesto y el plan de pruebas inicial. También ordenamos la transición tecnológica hacia Vue.js + Vite, FastAPI + Docker, PostgreSQL en Supabase y despliegue en Vercel y GCP Cloud Run.</w:t>
-            </w:r>
-          </w:p>
-          <w:p>
-            <w:pPr>
-              <w:jc w:val="both"/>
-              <w:rPr>
-                <w:rFonts w:ascii="Calibri" w:hAnsi="Calibri" w:cs="Arial"/>
-                <w:i/>
-                <w:color w:val="548DD4"/>
-                <w:sz w:val="20"/>
-                <w:szCs w:val="20"/>
-                <w:lang w:eastAsia="es-CL"/>
-              </w:rPr>
-            </w:pPr>
-            <w:r>
-              <w:rPr>
-                <w:rFonts w:ascii="Calibri" w:hAnsi="Calibri" w:cs="Arial"/>
-                <w:i/>
-                <w:color w:val="548DD4"/>
-                <w:sz w:val="20"/>
-                <w:szCs w:val="20"/>
-                <w:lang w:eastAsia="es-CL"/>
-              </w:rPr>
-              <w:t>Como parte de la actualización, ampliamos y detallamos los requerimientos del sistema. Además de los módulos principales de cliente, vendedor y administración, dejamos especificados pagos en custodia con Transbank Webpay Plus Test, reputación y sanciones, dos evidencias fotográficas por pedido, historial de precios, acceso guest, cobertura geográfica, alertas de stock, dashboard, gestión de correos, múltiples administradores, tarifas de delivery, retención temporal de datos sensibles, rate limiting, soft delete, combobox para claves foráneas, validaciones de formularios, registro de Cliente y Vendedor, recuperación y cambio de contraseña, gestión de delivery y apelaciones de sanciones. Estos cambios quedaron integrados a la documentación para evitar diferencias entre los requerimientos y el desarrollo.</w:t>
+                <w:b/>
+                <w:bCs/>
+                <w:i/>
+                <w:color w:val="548DD4"/>
+                <w:sz w:val="20"/>
+                <w:szCs w:val="20"/>
+                <w:lang w:eastAsia="es-CL"/>
+              </w:rPr>
+              <w:t>Estado general:</w:t>
+            </w:r>
+            <w:r>
+              <w:rPr>
+                <w:rFonts w:ascii="Calibri" w:hAnsi="Calibri" w:cs="Arial"/>
+                <w:i/>
+                <w:color w:val="548DD4"/>
+                <w:sz w:val="20"/>
+                <w:szCs w:val="20"/>
+                <w:lang w:eastAsia="es-CL"/>
+              </w:rPr>
+              <w:t xml:space="preserve"> nuestro Proyecto APT, </w:t>
+            </w:r>
+            <w:proofErr w:type="spellStart"/>
+            <w:r>
+              <w:rPr>
+                <w:rFonts w:ascii="Calibri" w:hAnsi="Calibri" w:cs="Arial"/>
+                <w:i/>
+                <w:color w:val="548DD4"/>
+                <w:sz w:val="20"/>
+                <w:szCs w:val="20"/>
+                <w:lang w:eastAsia="es-CL"/>
+              </w:rPr>
+              <w:t>CuTuCo</w:t>
+            </w:r>
+            <w:proofErr w:type="spellEnd"/>
+            <w:r>
+              <w:rPr>
+                <w:rFonts w:ascii="Calibri" w:hAnsi="Calibri" w:cs="Arial"/>
+                <w:i/>
+                <w:color w:val="548DD4"/>
+                <w:sz w:val="20"/>
+                <w:szCs w:val="20"/>
+                <w:lang w:eastAsia="es-CL"/>
+              </w:rPr>
+              <w:t xml:space="preserve"> (</w:t>
+            </w:r>
+            <w:proofErr w:type="spellStart"/>
+            <w:r>
+              <w:rPr>
+                <w:rFonts w:ascii="Calibri" w:hAnsi="Calibri" w:cs="Arial"/>
+                <w:i/>
+                <w:color w:val="548DD4"/>
+                <w:sz w:val="20"/>
+                <w:szCs w:val="20"/>
+                <w:lang w:eastAsia="es-CL"/>
+              </w:rPr>
+              <w:t>marketplace</w:t>
+            </w:r>
+            <w:proofErr w:type="spellEnd"/>
+            <w:r>
+              <w:rPr>
+                <w:rFonts w:ascii="Calibri" w:hAnsi="Calibri" w:cs="Arial"/>
+                <w:i/>
+                <w:color w:val="548DD4"/>
+                <w:sz w:val="20"/>
+                <w:szCs w:val="20"/>
+                <w:lang w:eastAsia="es-CL"/>
+              </w:rPr>
+              <w:t xml:space="preserve"> SaaS B2B2C de comercio de proximidad), llega al corte del 05 de octubre de 2026 (Semana 4 de 13) con la planificación inicial completa y el análisis y diseño cerrados, cumpliendo los objetivos de la primera mitad del cronograma y sin desviaciones de tiempo ni de costo.</w:t>
+            </w:r>
+          </w:p>
+          <w:p>
+            <w:pPr>
+              <w:jc w:val="both"/>
+              <w:rPr>
+                <w:rFonts w:ascii="Calibri" w:hAnsi="Calibri" w:cs="Arial"/>
+                <w:i/>
+                <w:color w:val="548DD4"/>
+                <w:sz w:val="20"/>
+                <w:szCs w:val="20"/>
+                <w:lang w:eastAsia="es-CL"/>
+              </w:rPr>
+            </w:pPr>
+            <w:r>
+              <w:rPr>
+                <w:rFonts w:ascii="Calibri" w:hAnsi="Calibri" w:cs="Arial"/>
+                <w:b/>
+                <w:bCs/>
+                <w:i/>
+                <w:color w:val="548DD4"/>
+                <w:sz w:val="20"/>
+                <w:szCs w:val="20"/>
+                <w:lang w:eastAsia="es-CL"/>
+              </w:rPr>
+              <w:t>Actividades y objetivos cumplidos:</w:t>
+            </w:r>
+            <w:r>
+              <w:rPr>
+                <w:rFonts w:ascii="Calibri" w:hAnsi="Calibri" w:cs="Arial"/>
+                <w:i/>
+                <w:color w:val="548DD4"/>
+                <w:sz w:val="20"/>
+                <w:szCs w:val="20"/>
+                <w:lang w:eastAsia="es-CL"/>
+              </w:rPr>
+              <w:t xml:space="preserve"> en la Fase 1 completamos el Acta de Constitución, la EDT con hitos y diccionario, la Carta Gantt, la Matriz RACI, la Matriz de Riesgos y el Plan de Pruebas Inicial, verificando el hito H01. En la Fase 2 entregamos el ERS actualizado con la tabla (22 requerimientos vigentes, con la gestión de reclamos RF-027 incorporada y 5 requerimientos fuera del alcance), los Modelos de Datos y Arquitectura (MER en </w:t>
+            </w:r>
+            <w:proofErr w:type="spellStart"/>
+            <w:r>
+              <w:rPr>
+                <w:rFonts w:ascii="Calibri" w:hAnsi="Calibri" w:cs="Arial"/>
+                <w:i/>
+                <w:color w:val="548DD4"/>
+                <w:sz w:val="20"/>
+                <w:szCs w:val="20"/>
+                <w:lang w:eastAsia="es-CL"/>
+              </w:rPr>
+              <w:t>pgModeler</w:t>
+            </w:r>
+            <w:proofErr w:type="spellEnd"/>
+            <w:r>
+              <w:rPr>
+                <w:rFonts w:ascii="Calibri" w:hAnsi="Calibri" w:cs="Arial"/>
+                <w:i/>
+                <w:color w:val="548DD4"/>
+                <w:sz w:val="20"/>
+                <w:szCs w:val="20"/>
+                <w:lang w:eastAsia="es-CL"/>
+              </w:rPr>
+              <w:t xml:space="preserve">, esquema PostgreSQL en </w:t>
+            </w:r>
+            <w:proofErr w:type="spellStart"/>
+            <w:r>
+              <w:rPr>
+                <w:rFonts w:ascii="Calibri" w:hAnsi="Calibri" w:cs="Arial"/>
+                <w:i/>
+                <w:color w:val="548DD4"/>
+                <w:sz w:val="20"/>
+                <w:szCs w:val="20"/>
+                <w:lang w:eastAsia="es-CL"/>
+              </w:rPr>
+              <w:t>Supabase</w:t>
+            </w:r>
+            <w:proofErr w:type="spellEnd"/>
+            <w:r>
+              <w:rPr>
+                <w:rFonts w:ascii="Calibri" w:hAnsi="Calibri" w:cs="Arial"/>
+                <w:i/>
+                <w:color w:val="548DD4"/>
+                <w:sz w:val="20"/>
+                <w:szCs w:val="20"/>
+                <w:lang w:eastAsia="es-CL"/>
+              </w:rPr>
+              <w:t xml:space="preserve"> con RLS, arquitectura Opción A y proyección Opción B, y diagramas de componentes, despliegue y secuencia), los Mockups de Interfaz de Sistemas de los flujos de cliente, productor y administración, el Plan de Calidad y de Costos y el Presupuesto Estimado con Flujo de Caja, verificando el hito H02.</w:t>
+            </w:r>
+          </w:p>
+          <w:p>
+            <w:pPr>
+              <w:jc w:val="both"/>
+              <w:rPr>
+                <w:rFonts w:ascii="Calibri" w:hAnsi="Calibri" w:cs="Arial"/>
+                <w:i/>
+                <w:color w:val="548DD4"/>
+                <w:sz w:val="20"/>
+                <w:szCs w:val="20"/>
+                <w:lang w:eastAsia="es-CL"/>
+              </w:rPr>
+            </w:pPr>
+            <w:r>
+              <w:rPr>
+                <w:rFonts w:ascii="Calibri" w:hAnsi="Calibri" w:cs="Arial"/>
+                <w:b/>
+                <w:bCs/>
+                <w:i/>
+                <w:color w:val="548DD4"/>
+                <w:sz w:val="20"/>
+                <w:szCs w:val="20"/>
+                <w:lang w:eastAsia="es-CL"/>
+              </w:rPr>
+              <w:t>Inicio de la construcción y control del proyecto:</w:t>
+            </w:r>
+            <w:r>
+              <w:rPr>
+                <w:rFonts w:ascii="Calibri" w:hAnsi="Calibri" w:cs="Arial"/>
+                <w:i/>
+                <w:color w:val="548DD4"/>
+                <w:sz w:val="20"/>
+                <w:szCs w:val="20"/>
+                <w:lang w:eastAsia="es-CL"/>
+              </w:rPr>
+              <w:t xml:space="preserve"> de la Fase 3 ya dejamos en marcha la base técnica: estructura del repositorio Git, esqueleto de </w:t>
+            </w:r>
+            <w:proofErr w:type="spellStart"/>
+            <w:r>
+              <w:rPr>
+                <w:rFonts w:ascii="Calibri" w:hAnsi="Calibri" w:cs="Arial"/>
+                <w:i/>
+                <w:color w:val="548DD4"/>
+                <w:sz w:val="20"/>
+                <w:szCs w:val="20"/>
+                <w:lang w:eastAsia="es-CL"/>
+              </w:rPr>
+              <w:t>FastAPI</w:t>
+            </w:r>
+            <w:proofErr w:type="spellEnd"/>
+            <w:r>
+              <w:rPr>
+                <w:rFonts w:ascii="Calibri" w:hAnsi="Calibri" w:cs="Arial"/>
+                <w:i/>
+                <w:color w:val="548DD4"/>
+                <w:sz w:val="20"/>
+                <w:szCs w:val="20"/>
+                <w:lang w:eastAsia="es-CL"/>
+              </w:rPr>
+              <w:t xml:space="preserve"> + Docker para el </w:t>
+            </w:r>
+            <w:proofErr w:type="spellStart"/>
+            <w:r>
+              <w:rPr>
+                <w:rFonts w:ascii="Calibri" w:hAnsi="Calibri" w:cs="Arial"/>
+                <w:i/>
+                <w:color w:val="548DD4"/>
+                <w:sz w:val="20"/>
+                <w:szCs w:val="20"/>
+                <w:lang w:eastAsia="es-CL"/>
+              </w:rPr>
+              <w:t>backend</w:t>
+            </w:r>
+            <w:proofErr w:type="spellEnd"/>
+            <w:r>
+              <w:rPr>
+                <w:rFonts w:ascii="Calibri" w:hAnsi="Calibri" w:cs="Arial"/>
+                <w:i/>
+                <w:color w:val="548DD4"/>
+                <w:sz w:val="20"/>
+                <w:szCs w:val="20"/>
+                <w:lang w:eastAsia="es-CL"/>
+              </w:rPr>
+              <w:t xml:space="preserve"> de la integración con Webpay Mall y proyecto base de Vue.js + Vite para el </w:t>
+            </w:r>
+            <w:proofErr w:type="spellStart"/>
+            <w:r>
+              <w:rPr>
+                <w:rFonts w:ascii="Calibri" w:hAnsi="Calibri" w:cs="Arial"/>
+                <w:i/>
+                <w:color w:val="548DD4"/>
+                <w:sz w:val="20"/>
+                <w:szCs w:val="20"/>
+                <w:lang w:eastAsia="es-CL"/>
+              </w:rPr>
+              <w:t>frontend</w:t>
+            </w:r>
+            <w:proofErr w:type="spellEnd"/>
+            <w:r>
+              <w:rPr>
+                <w:rFonts w:ascii="Calibri" w:hAnsi="Calibri" w:cs="Arial"/>
+                <w:i/>
+                <w:color w:val="548DD4"/>
+                <w:sz w:val="20"/>
+                <w:szCs w:val="20"/>
+                <w:lang w:eastAsia="es-CL"/>
+              </w:rPr>
+              <w:t>. El control del proyecto se mantiene con la reunión y la minuta semanal de control de programación: al corte llevamos 136 de 136 horas planificadas ejecutadas, con desviación de gasto de 0% y estado Verde en el semáforo de costos del Plan de Calidad y de Costos.</w:t>
+            </w:r>
+          </w:p>
+          <w:p>
+            <w:pPr>
+              <w:jc w:val="both"/>
+              <w:rPr>
+                <w:rFonts w:ascii="Calibri" w:hAnsi="Calibri" w:cs="Arial"/>
+                <w:i/>
+                <w:color w:val="548DD4"/>
+                <w:sz w:val="20"/>
+                <w:szCs w:val="20"/>
+                <w:lang w:eastAsia="es-CL"/>
+              </w:rPr>
+            </w:pPr>
+            <w:r>
+              <w:rPr>
+                <w:rFonts w:ascii="Calibri" w:hAnsi="Calibri" w:cs="Arial"/>
+                <w:b/>
+                <w:bCs/>
+                <w:i/>
+                <w:color w:val="548DD4"/>
+                <w:sz w:val="20"/>
+                <w:szCs w:val="20"/>
+                <w:lang w:eastAsia="es-CL"/>
+              </w:rPr>
+              <w:t>Ajustes:</w:t>
+            </w:r>
+            <w:r>
+              <w:rPr>
+                <w:rFonts w:ascii="Calibri" w:hAnsi="Calibri" w:cs="Arial"/>
+                <w:i/>
+                <w:color w:val="548DD4"/>
+                <w:sz w:val="20"/>
+                <w:szCs w:val="20"/>
+                <w:lang w:eastAsia="es-CL"/>
+              </w:rPr>
+              <w:t xml:space="preserve"> no realizamos ajustes a los objetivos ni a la metodología en este período: ambos quedaron definidos con el alcance ya actualizado. El detalle del monitoreo actividad por actividad se presenta en la sección 2 de este informe.</w:t>
             </w:r>
           </w:p>
         </w:tc>
@@ -717,6 +965,7 @@
                 <w:rFonts w:ascii="Calibri" w:hAnsi="Calibri"/>
                 <w:color w:val="1F3864" w:themeColor="accent1" w:themeShade="80"/>
               </w:rPr>
+              <w:lastRenderedPageBreak/>
               <w:t>Objetivos</w:t>
             </w:r>
           </w:p>
@@ -748,19 +997,151 @@
                 <w:szCs w:val="20"/>
                 <w:lang w:eastAsia="es-CL"/>
               </w:rPr>
-              <w:t xml:space="preserve">Nosotros implementaremos la evolución de CuTuCo desde un prototipo móvil con persistencia local hacia un Marketplace SaaS B2B2C web y desacoplado, integrando frontend en Vue.js + Vite, backend en FastAPI + Docker, PostgreSQL en Supabase, autenticación segura, pagos en custodia con Transbank Webpay Plus Test, perfiles </w:t>
-            </w:r>
-            <w:r>
-              <w:rPr>
-                <w:rFonts w:ascii="Calibri" w:hAnsi="Calibri" w:cs="Arial"/>
-                <w:i/>
-                <w:color w:val="548DD4"/>
-                <w:sz w:val="20"/>
-                <w:szCs w:val="20"/>
-                <w:lang w:eastAsia="es-CL"/>
-              </w:rPr>
-              <w:lastRenderedPageBreak/>
-              <w:t>multirrol, funciones de confianza, seguimiento de pedidos y dashboard administrativo, dentro del periodo académico definido.</w:t>
+              <w:t xml:space="preserve">Sin ajustes. Mantenemos los objetivos definidos en el Acta de Constitución, que ya incorporan el alcance revisado del ERS: implementar la plataforma web desacoplada (Vue.js + Vite en </w:t>
+            </w:r>
+            <w:proofErr w:type="spellStart"/>
+            <w:r>
+              <w:rPr>
+                <w:rFonts w:ascii="Calibri" w:hAnsi="Calibri" w:cs="Arial"/>
+                <w:i/>
+                <w:color w:val="548DD4"/>
+                <w:sz w:val="20"/>
+                <w:szCs w:val="20"/>
+                <w:lang w:eastAsia="es-CL"/>
+              </w:rPr>
+              <w:t>Vercel</w:t>
+            </w:r>
+            <w:proofErr w:type="spellEnd"/>
+            <w:r>
+              <w:rPr>
+                <w:rFonts w:ascii="Calibri" w:hAnsi="Calibri" w:cs="Arial"/>
+                <w:i/>
+                <w:color w:val="548DD4"/>
+                <w:sz w:val="20"/>
+                <w:szCs w:val="20"/>
+                <w:lang w:eastAsia="es-CL"/>
+              </w:rPr>
+              <w:t xml:space="preserve">, </w:t>
+            </w:r>
+            <w:proofErr w:type="spellStart"/>
+            <w:r>
+              <w:rPr>
+                <w:rFonts w:ascii="Calibri" w:hAnsi="Calibri" w:cs="Arial"/>
+                <w:i/>
+                <w:color w:val="548DD4"/>
+                <w:sz w:val="20"/>
+                <w:szCs w:val="20"/>
+                <w:lang w:eastAsia="es-CL"/>
+              </w:rPr>
+              <w:t>Supabase</w:t>
+            </w:r>
+            <w:proofErr w:type="spellEnd"/>
+            <w:r>
+              <w:rPr>
+                <w:rFonts w:ascii="Calibri" w:hAnsi="Calibri" w:cs="Arial"/>
+                <w:i/>
+                <w:color w:val="548DD4"/>
+                <w:sz w:val="20"/>
+                <w:szCs w:val="20"/>
+                <w:lang w:eastAsia="es-CL"/>
+              </w:rPr>
+              <w:t xml:space="preserve"> con PostgreSQL, Auth, PostgREST y Storage, y </w:t>
+            </w:r>
+            <w:proofErr w:type="spellStart"/>
+            <w:r>
+              <w:rPr>
+                <w:rFonts w:ascii="Calibri" w:hAnsi="Calibri" w:cs="Arial"/>
+                <w:i/>
+                <w:color w:val="548DD4"/>
+                <w:sz w:val="20"/>
+                <w:szCs w:val="20"/>
+                <w:lang w:eastAsia="es-CL"/>
+              </w:rPr>
+              <w:t>FastAPI</w:t>
+            </w:r>
+            <w:proofErr w:type="spellEnd"/>
+            <w:r>
+              <w:rPr>
+                <w:rFonts w:ascii="Calibri" w:hAnsi="Calibri" w:cs="Arial"/>
+                <w:i/>
+                <w:color w:val="548DD4"/>
+                <w:sz w:val="20"/>
+                <w:szCs w:val="20"/>
+                <w:lang w:eastAsia="es-CL"/>
+              </w:rPr>
+              <w:t xml:space="preserve"> solo para la integración con Webpay Mall), incorporar los flujos finales de compra, venta y administración (registro con verificación KYB, catálogo, carrito, restricción por región, pago con dispersión por la pasarela, </w:t>
+            </w:r>
+            <w:proofErr w:type="spellStart"/>
+            <w:r>
+              <w:rPr>
+                <w:rFonts w:ascii="Calibri" w:hAnsi="Calibri" w:cs="Arial"/>
+                <w:i/>
+                <w:color w:val="548DD4"/>
+                <w:sz w:val="20"/>
+                <w:szCs w:val="20"/>
+                <w:lang w:eastAsia="es-CL"/>
+              </w:rPr>
+              <w:t>delivery</w:t>
+            </w:r>
+            <w:proofErr w:type="spellEnd"/>
+            <w:r>
+              <w:rPr>
+                <w:rFonts w:ascii="Calibri" w:hAnsi="Calibri" w:cs="Arial"/>
+                <w:i/>
+                <w:color w:val="548DD4"/>
+                <w:sz w:val="20"/>
+                <w:szCs w:val="20"/>
+                <w:lang w:eastAsia="es-CL"/>
+              </w:rPr>
+              <w:t xml:space="preserve"> con código de verificación, calificaciones, reclamos, sanciones y correos), mantener el alcance controlado durante las 13 semanas, operar con infraestructura de bajo costo (Opción A) con proyección productiva (Opción B), asegurar la calidad con pruebas por niveles y proteger los datos con roles, RLS, </w:t>
+            </w:r>
+            <w:proofErr w:type="spellStart"/>
+            <w:r>
+              <w:rPr>
+                <w:rFonts w:ascii="Calibri" w:hAnsi="Calibri" w:cs="Arial"/>
+                <w:i/>
+                <w:color w:val="548DD4"/>
+                <w:sz w:val="20"/>
+                <w:szCs w:val="20"/>
+                <w:lang w:eastAsia="es-CL"/>
+              </w:rPr>
+              <w:t>policies</w:t>
+            </w:r>
+            <w:proofErr w:type="spellEnd"/>
+            <w:r>
+              <w:rPr>
+                <w:rFonts w:ascii="Calibri" w:hAnsi="Calibri" w:cs="Arial"/>
+                <w:i/>
+                <w:color w:val="548DD4"/>
+                <w:sz w:val="20"/>
+                <w:szCs w:val="20"/>
+                <w:lang w:eastAsia="es-CL"/>
+              </w:rPr>
+              <w:t xml:space="preserve"> y </w:t>
+            </w:r>
+            <w:proofErr w:type="spellStart"/>
+            <w:r>
+              <w:rPr>
+                <w:rFonts w:ascii="Calibri" w:hAnsi="Calibri" w:cs="Arial"/>
+                <w:i/>
+                <w:color w:val="548DD4"/>
+                <w:sz w:val="20"/>
+                <w:szCs w:val="20"/>
+                <w:lang w:eastAsia="es-CL"/>
+              </w:rPr>
+              <w:t>grants</w:t>
+            </w:r>
+            <w:proofErr w:type="spellEnd"/>
+            <w:r>
+              <w:rPr>
+                <w:rFonts w:ascii="Calibri" w:hAnsi="Calibri" w:cs="Arial"/>
+                <w:i/>
+                <w:color w:val="548DD4"/>
+                <w:sz w:val="20"/>
+                <w:szCs w:val="20"/>
+                <w:lang w:eastAsia="es-CL"/>
+              </w:rPr>
+              <w:t>. La única consolidación fue dejar 22 requerimientos vigentes y 5 fuera del alcance, decisión registrada antes de cerrar la planificación formal.</w:t>
             </w:r>
           </w:p>
         </w:tc>
@@ -786,7 +1167,6 @@
                 <w:rFonts w:ascii="Calibri" w:hAnsi="Calibri"/>
                 <w:color w:val="1F3864" w:themeColor="accent1" w:themeShade="80"/>
               </w:rPr>
-              <w:lastRenderedPageBreak/>
               <w:t>Metodología</w:t>
             </w:r>
           </w:p>
@@ -817,7 +1197,31 @@
                 <w:szCs w:val="20"/>
                 <w:lang w:eastAsia="es-CL"/>
               </w:rPr>
-              <w:t>Nosotros mantendremos un enfoque tradicional y estructurado en cuatro fases: 1) planificación inicial, 2) análisis y diseño, 3) construcción, y 4) implementación y cierre. Haremos revisiones semanales de alcance, avances, bloqueos y riesgos. El ajuste principal es que el MVP móvil anterior será reingenierizado como una solución web desacoplada, con migración de SQLite a PostgreSQL y separación de frontend, API, persistencia e integraciones externas. Para el MVP académico aplicaremos la Opción A en GCP Cloud Run us-central1 sin redundancia; la Opción B con alta disponibilidad queda como proyección productiva. También reemplazamos la idea general de múltiples pasarelas por el uso de Transbank Webpay Plus Test en el MVP, dejando Stripe fuera del alcance principal.</w:t>
+              <w:t xml:space="preserve">Sin ajustes. Continuamos con el enfoque tradicional en cuatro fases (planificación inicial, análisis y diseño, construcción, implementación y cierre), con la EDT de 34 paquetes, los siete hitos, la Carta Gantt de 13 semanas, la Matriz RACI, la matriz de riesgos y la revisión semanal con minuta de control de programación. Como refuerzo del control del proceso, sin modificar la metodología, incorporamos el semáforo de costos del Plan de Calidad y de Costos (verde hasta 5% de desviación) y el seguimiento semanal del </w:t>
+            </w:r>
+            <w:proofErr w:type="spellStart"/>
+            <w:r>
+              <w:rPr>
+                <w:rFonts w:ascii="Calibri" w:hAnsi="Calibri" w:cs="Arial"/>
+                <w:i/>
+                <w:color w:val="548DD4"/>
+                <w:sz w:val="20"/>
+                <w:szCs w:val="20"/>
+                <w:lang w:eastAsia="es-CL"/>
+              </w:rPr>
+              <w:t>billing</w:t>
+            </w:r>
+            <w:proofErr w:type="spellEnd"/>
+            <w:r>
+              <w:rPr>
+                <w:rFonts w:ascii="Calibri" w:hAnsi="Calibri" w:cs="Arial"/>
+                <w:i/>
+                <w:color w:val="548DD4"/>
+                <w:sz w:val="20"/>
+                <w:szCs w:val="20"/>
+                <w:lang w:eastAsia="es-CL"/>
+              </w:rPr>
+              <w:t xml:space="preserve"> de GCP con alertas al 50% y al 80% del crédito.</w:t>
             </w:r>
           </w:p>
         </w:tc>
@@ -867,62 +1271,123 @@
             <w:r>
               <w:rPr>
                 <w:rFonts w:ascii="Calibri" w:hAnsi="Calibri" w:cs="Arial"/>
-                <w:i/>
-                <w:color w:val="548DD4"/>
-                <w:sz w:val="20"/>
-                <w:szCs w:val="20"/>
-                <w:lang w:eastAsia="es-CL"/>
-              </w:rPr>
-              <w:t>Las evidencias de avance que presentaremos corresponden a los documentos y artefactos que permiten comprobar que el proyecto está siendo desarrollado de forma trazable: Acta de Constitución, EDT, hitos, Carta Gantt, RACI, matriz de riesgos, ERS, criterios de aceptación, modelo de datos, decisiones de arquitectura, mockups, plan de pruebas inicial, matriz de casos, repositorio de código, scripts de base de datos, configuraciones de despliegue y minutas de control de programación. Además, utilizaremos capturas de las interfaces y de los flujos que vayamos terminando, junto con resultados de pruebas unitarias, de integración y E2E.</w:t>
-            </w:r>
-          </w:p>
-          <w:p>
-            <w:pPr>
-              <w:jc w:val="both"/>
-              <w:rPr>
-                <w:rFonts w:ascii="Calibri" w:hAnsi="Calibri" w:cs="Arial"/>
-                <w:i/>
-                <w:color w:val="548DD4"/>
-                <w:sz w:val="20"/>
-                <w:szCs w:val="20"/>
-                <w:lang w:eastAsia="es-CL"/>
-              </w:rPr>
-            </w:pPr>
-            <w:r>
-              <w:rPr>
-                <w:rFonts w:ascii="Calibri" w:hAnsi="Calibri" w:cs="Arial"/>
-                <w:i/>
-                <w:color w:val="548DD4"/>
-                <w:sz w:val="20"/>
-                <w:szCs w:val="20"/>
-                <w:lang w:eastAsia="es-CL"/>
-              </w:rPr>
-              <w:t>Para resguardar la calidad, nosotros mantenemos criterios de aceptación por requerimiento, trazabilidad entre requisitos, tareas y pruebas, control de versiones con Git, validaciones en frontend y backend, restricciones de base de datos para integridad e idempotencia, manejo de errores, logs y revisión semanal del alcance. Cuando una dependencia externa bloquee una prueba, utilizaremos mocks o stubs para continuar la validación por capas, dejando pendiente la comprobación real antes de declarar terminado el flujo.</w:t>
-            </w:r>
-          </w:p>
-          <w:p>
-            <w:pPr>
-              <w:jc w:val="both"/>
-              <w:rPr>
-                <w:rFonts w:ascii="Calibri" w:hAnsi="Calibri" w:cs="Arial"/>
                 <w:b/>
-                <w:i/>
-                <w:color w:val="548DD4"/>
-                <w:sz w:val="20"/>
-                <w:szCs w:val="20"/>
-                <w:lang w:eastAsia="es-CL"/>
-              </w:rPr>
-            </w:pPr>
-            <w:r>
-              <w:rPr>
-                <w:rFonts w:ascii="Calibri" w:hAnsi="Calibri" w:cs="Arial"/>
-                <w:i/>
-                <w:color w:val="548DD4"/>
-                <w:sz w:val="20"/>
-                <w:szCs w:val="20"/>
-                <w:lang w:eastAsia="es-CL"/>
-              </w:rPr>
-              <w:t>Nota de avance: las actividades de construcción, integración y pruebas finales que todavía no corresponden a esta etapa se mantienen como planificadas y no se presentan como funcionalidades ya terminadas.</w:t>
+                <w:bCs/>
+                <w:i/>
+                <w:color w:val="548DD4"/>
+                <w:sz w:val="20"/>
+                <w:szCs w:val="20"/>
+                <w:lang w:eastAsia="es-CL"/>
+              </w:rPr>
+              <w:t>Evidencias presentadas:</w:t>
+            </w:r>
+            <w:r>
+              <w:rPr>
+                <w:rFonts w:ascii="Calibri" w:hAnsi="Calibri" w:cs="Arial"/>
+                <w:i/>
+                <w:color w:val="548DD4"/>
+                <w:sz w:val="20"/>
+                <w:szCs w:val="20"/>
+                <w:lang w:eastAsia="es-CL"/>
+              </w:rPr>
+              <w:t xml:space="preserve"> los documentos oficiales producidos hasta el corte, disponibles en la carpeta de documentación del proyecto: Acta de Constitución del Proyecto; EDT, Hitos de Desarrollo y Diccionario; Carta Gantt; Matriz RACI; Matriz de Riesgos; Plan de Pruebas Inicial; ERS actualizado con los 22 requerimientos vigentes; Modelos de Datos y Arquitectura; Mockups de Interfaz de Sistemas; Plan de Calidad y de Costos; y Presupuesto Estimado con Flujo de Caja.</w:t>
+            </w:r>
+          </w:p>
+          <w:p>
+            <w:pPr>
+              <w:jc w:val="both"/>
+              <w:rPr>
+                <w:rFonts w:ascii="Calibri" w:hAnsi="Calibri" w:cs="Arial"/>
+                <w:i/>
+                <w:color w:val="548DD4"/>
+                <w:sz w:val="20"/>
+                <w:szCs w:val="20"/>
+                <w:lang w:eastAsia="es-CL"/>
+              </w:rPr>
+            </w:pPr>
+            <w:r>
+              <w:rPr>
+                <w:rFonts w:ascii="Calibri" w:hAnsi="Calibri" w:cs="Arial"/>
+                <w:b/>
+                <w:bCs/>
+                <w:i/>
+                <w:color w:val="548DD4"/>
+                <w:sz w:val="20"/>
+                <w:szCs w:val="20"/>
+                <w:lang w:eastAsia="es-CL"/>
+              </w:rPr>
+              <w:t>Cómo dan cuenta del desarrollo:</w:t>
+            </w:r>
+            <w:r>
+              <w:rPr>
+                <w:rFonts w:ascii="Calibri" w:hAnsi="Calibri" w:cs="Arial"/>
+                <w:i/>
+                <w:color w:val="548DD4"/>
+                <w:sz w:val="20"/>
+                <w:szCs w:val="20"/>
+                <w:lang w:eastAsia="es-CL"/>
+              </w:rPr>
+              <w:t xml:space="preserve"> cada evidencia responde a un paquete de la EDT y a un hito verificable: el Acta y la EDT evidencian el alcance y la descomposición del trabajo (H01); el ERS con la tabla </w:t>
+            </w:r>
+            <w:r>
+              <w:rPr>
+                <w:rFonts w:ascii="Calibri" w:hAnsi="Calibri" w:cs="Arial"/>
+                <w:i/>
+                <w:color w:val="548DD4"/>
+                <w:sz w:val="20"/>
+                <w:szCs w:val="20"/>
+                <w:lang w:eastAsia="es-CL"/>
+              </w:rPr>
+              <w:t>de</w:t>
+            </w:r>
+            <w:r>
+              <w:rPr>
+                <w:rFonts w:ascii="Calibri" w:hAnsi="Calibri" w:cs="Arial"/>
+                <w:i/>
+                <w:color w:val="548DD4"/>
+                <w:sz w:val="20"/>
+                <w:szCs w:val="20"/>
+                <w:lang w:eastAsia="es-CL"/>
+              </w:rPr>
+              <w:t xml:space="preserve"> evidencia la especificación y el control del alcance; los modelos y los mockups evidencian el diseño del sistema y de las interfaces antes de construir (H02); y el Plan de Calidad, el presupuesto y la matriz de riesgos evidencian el control de calidad, de costos y de riesgos del proceso. La tabla de seguimiento del plan de costos registra el avance de horas y gasto al corte (136 de 136 horas planificadas, desviación 0%, estado Verde).</w:t>
+            </w:r>
+          </w:p>
+          <w:p>
+            <w:pPr>
+              <w:jc w:val="both"/>
+              <w:rPr>
+                <w:rFonts w:ascii="Calibri" w:hAnsi="Calibri" w:cs="Arial"/>
+                <w:b/>
+                <w:i/>
+                <w:color w:val="548DD4"/>
+                <w:sz w:val="20"/>
+                <w:szCs w:val="20"/>
+                <w:lang w:eastAsia="es-CL"/>
+              </w:rPr>
+            </w:pPr>
+            <w:r>
+              <w:rPr>
+                <w:rFonts w:ascii="Calibri" w:hAnsi="Calibri" w:cs="Arial"/>
+                <w:b/>
+                <w:bCs/>
+                <w:i/>
+                <w:color w:val="548DD4"/>
+                <w:sz w:val="20"/>
+                <w:szCs w:val="20"/>
+                <w:lang w:eastAsia="es-CL"/>
+              </w:rPr>
+              <w:t>Resguardo de la calidad:</w:t>
+            </w:r>
+            <w:r>
+              <w:rPr>
+                <w:rFonts w:ascii="Calibri" w:hAnsi="Calibri" w:cs="Arial"/>
+                <w:i/>
+                <w:color w:val="548DD4"/>
+                <w:sz w:val="20"/>
+                <w:szCs w:val="20"/>
+                <w:lang w:eastAsia="es-CL"/>
+              </w:rPr>
+              <w:t xml:space="preserve"> aplicamos revisión cruzada entre los dos integrantes antes de cerrar cada entregable, trazabilidad de cada entregable a su código EDT, hito y criterio de aceptación, control de cambios formal registrado en la minuta, y definición anticipada de los criterios de entrada y salida de pruebas con la matriz inicial de casos (CP-01 a CP-20 y los casos no funcionales NF-01, NF-02, NF-03 y NF-05) trazada al ERS, de modo que la construcción que inicia parte con contratos, casos y datos de prueba definidos.</w:t>
             </w:r>
           </w:p>
         </w:tc>
@@ -1054,7 +1519,7 @@
       <w:tblPr>
         <w:tblStyle w:val="Tablaconcuadrcula"/>
         <w:tblpPr w:leftFromText="180" w:rightFromText="180" w:vertAnchor="page" w:horzAnchor="margin" w:tblpXSpec="center" w:tblpY="3517"/>
-        <w:tblW w:w="11194" w:type="dxa"/>
+        <w:tblW w:w="9776" w:type="dxa"/>
         <w:tblBorders>
           <w:top w:val="single" w:sz="4" w:space="0" w:color="BFBFBF" w:themeColor="background1" w:themeShade="BF"/>
           <w:left w:val="single" w:sz="4" w:space="0" w:color="BFBFBF" w:themeColor="background1" w:themeShade="BF"/>
@@ -1067,14 +1532,14 @@
         <w:tblLook w:val="04A0" w:firstRow="1" w:lastRow="0" w:firstColumn="1" w:lastColumn="0" w:noHBand="0" w:noVBand="1"/>
       </w:tblPr>
       <w:tblGrid>
-        <w:gridCol w:w="1271"/>
-        <w:gridCol w:w="1134"/>
+        <w:gridCol w:w="1328"/>
+        <w:gridCol w:w="1077"/>
         <w:gridCol w:w="1276"/>
-        <w:gridCol w:w="1139"/>
-        <w:gridCol w:w="1271"/>
-        <w:gridCol w:w="1706"/>
-        <w:gridCol w:w="1412"/>
-        <w:gridCol w:w="1985"/>
+        <w:gridCol w:w="1276"/>
+        <w:gridCol w:w="1275"/>
+        <w:gridCol w:w="1276"/>
+        <w:gridCol w:w="1418"/>
+        <w:gridCol w:w="850"/>
       </w:tblGrid>
       <w:tr>
         <w:trPr>
@@ -1082,7 +1547,7 @@
         </w:trPr>
         <w:tc>
           <w:tcPr>
-            <w:tcW w:w="11194" w:type="dxa"/>
+            <w:tcW w:w="9776" w:type="dxa"/>
             <w:gridSpan w:val="8"/>
             <w:vAlign w:val="center"/>
           </w:tcPr>
@@ -1112,7 +1577,7 @@
         </w:trPr>
         <w:tc>
           <w:tcPr>
-            <w:tcW w:w="1271" w:type="dxa"/>
+            <w:tcW w:w="1328" w:type="dxa"/>
             <w:vAlign w:val="center"/>
           </w:tcPr>
           <w:p>
@@ -1152,7 +1617,7 @@
         </w:tc>
         <w:tc>
           <w:tcPr>
-            <w:tcW w:w="1134" w:type="dxa"/>
+            <w:tcW w:w="1077" w:type="dxa"/>
             <w:vAlign w:val="center"/>
           </w:tcPr>
           <w:p>
@@ -1200,7 +1665,7 @@
         </w:tc>
         <w:tc>
           <w:tcPr>
-            <w:tcW w:w="1139" w:type="dxa"/>
+            <w:tcW w:w="1276" w:type="dxa"/>
             <w:vAlign w:val="center"/>
           </w:tcPr>
           <w:p>
@@ -1224,7 +1689,7 @@
         </w:tc>
         <w:tc>
           <w:tcPr>
-            <w:tcW w:w="1271" w:type="dxa"/>
+            <w:tcW w:w="1275" w:type="dxa"/>
             <w:vAlign w:val="center"/>
           </w:tcPr>
           <w:p>
@@ -1257,7 +1722,7 @@
         </w:tc>
         <w:tc>
           <w:tcPr>
-            <w:tcW w:w="1706" w:type="dxa"/>
+            <w:tcW w:w="1276" w:type="dxa"/>
             <w:vAlign w:val="center"/>
           </w:tcPr>
           <w:p>
@@ -1281,7 +1746,7 @@
         </w:tc>
         <w:tc>
           <w:tcPr>
-            <w:tcW w:w="1412" w:type="dxa"/>
+            <w:tcW w:w="1418" w:type="dxa"/>
             <w:vAlign w:val="center"/>
           </w:tcPr>
           <w:p>
@@ -1305,7 +1770,7 @@
         </w:tc>
         <w:tc>
           <w:tcPr>
-            <w:tcW w:w="1985" w:type="dxa"/>
+            <w:tcW w:w="850" w:type="dxa"/>
             <w:vAlign w:val="center"/>
           </w:tcPr>
           <w:p>
@@ -1342,7 +1807,13 @@
         </w:trPr>
         <w:tc>
           <w:tcPr>
-            <w:tcW w:w="1271" w:type="dxa"/>
+            <w:tcW w:w="1328" w:type="dxa"/>
+            <w:tcBorders>
+              <w:top w:val="single" w:sz="4" w:space="0" w:color="BFBFBF" w:themeColor="background1" w:themeShade="BF"/>
+              <w:left w:val="single" w:sz="4" w:space="0" w:color="BFBFBF" w:themeColor="background1" w:themeShade="BF"/>
+              <w:bottom w:val="single" w:sz="4" w:space="0" w:color="BFBFBF" w:themeColor="background1" w:themeShade="BF"/>
+              <w:right w:val="single" w:sz="4" w:space="0" w:color="BFBFBF" w:themeColor="background1" w:themeShade="BF"/>
+            </w:tcBorders>
           </w:tcPr>
           <w:p>
             <w:pPr>
@@ -1354,34 +1825,56 @@
               </w:rPr>
             </w:pPr>
             <w:r>
-              <w:t>C2</w:t>
-            </w:r>
-          </w:p>
-        </w:tc>
-        <w:tc>
-          <w:tcPr>
-            <w:tcW w:w="1134" w:type="dxa"/>
-          </w:tcPr>
-          <w:p>
-            <w:pPr>
-              <w:jc w:val="both"/>
-              <w:rPr>
-                <w:rFonts w:ascii="Calibri" w:hAnsi="Calibri" w:cs="Arial"/>
-                <w:i/>
-                <w:color w:val="548DD4"/>
-                <w:sz w:val="18"/>
-                <w:szCs w:val="20"/>
-                <w:lang w:eastAsia="es-CL"/>
-              </w:rPr>
-            </w:pPr>
-            <w:r>
-              <w:t>Inicio y definición de alcance</w:t>
+              <w:rPr>
+                <w:rFonts w:ascii="Calibri" w:hAnsi="Calibri"/>
+                <w:color w:val="1F3864"/>
+                <w:sz w:val="18"/>
+              </w:rPr>
+              <w:t>Gestión de proyectos de TI (planificación inicial)</w:t>
+            </w:r>
+          </w:p>
+        </w:tc>
+        <w:tc>
+          <w:tcPr>
+            <w:tcW w:w="1077" w:type="dxa"/>
+            <w:tcBorders>
+              <w:top w:val="single" w:sz="4" w:space="0" w:color="BFBFBF" w:themeColor="background1" w:themeShade="BF"/>
+              <w:left w:val="single" w:sz="4" w:space="0" w:color="BFBFBF" w:themeColor="background1" w:themeShade="BF"/>
+              <w:bottom w:val="single" w:sz="4" w:space="0" w:color="BFBFBF" w:themeColor="background1" w:themeShade="BF"/>
+              <w:right w:val="single" w:sz="4" w:space="0" w:color="BFBFBF" w:themeColor="background1" w:themeShade="BF"/>
+            </w:tcBorders>
+          </w:tcPr>
+          <w:p>
+            <w:pPr>
+              <w:jc w:val="both"/>
+              <w:rPr>
+                <w:rFonts w:ascii="Calibri" w:hAnsi="Calibri" w:cs="Arial"/>
+                <w:i/>
+                <w:color w:val="548DD4"/>
+                <w:sz w:val="18"/>
+                <w:szCs w:val="20"/>
+                <w:lang w:eastAsia="es-CL"/>
+              </w:rPr>
+            </w:pPr>
+            <w:r>
+              <w:rPr>
+                <w:rFonts w:ascii="Calibri" w:hAnsi="Calibri"/>
+                <w:color w:val="1F3864"/>
+                <w:sz w:val="18"/>
+              </w:rPr>
+              <w:t>Elaborar el Acta de Constitución, la EDT con hitos y diccionario, la Carta Gantt, la Matriz RACI y la Matriz de Riesgos</w:t>
             </w:r>
           </w:p>
         </w:tc>
         <w:tc>
           <w:tcPr>
             <w:tcW w:w="1276" w:type="dxa"/>
+            <w:tcBorders>
+              <w:top w:val="single" w:sz="4" w:space="0" w:color="BFBFBF" w:themeColor="background1" w:themeShade="BF"/>
+              <w:left w:val="single" w:sz="4" w:space="0" w:color="BFBFBF" w:themeColor="background1" w:themeShade="BF"/>
+              <w:bottom w:val="single" w:sz="4" w:space="0" w:color="BFBFBF" w:themeColor="background1" w:themeShade="BF"/>
+              <w:right w:val="single" w:sz="4" w:space="0" w:color="BFBFBF" w:themeColor="background1" w:themeShade="BF"/>
+            </w:tcBorders>
           </w:tcPr>
           <w:p>
             <w:pPr>
@@ -1393,13 +1886,24 @@
               </w:rPr>
             </w:pPr>
             <w:r>
-              <w:t>Acta, informe actualizado de CuTuCo, correo de validación, Word</w:t>
-            </w:r>
-          </w:p>
-        </w:tc>
-        <w:tc>
-          <w:tcPr>
-            <w:tcW w:w="1139" w:type="dxa"/>
+              <w:rPr>
+                <w:rFonts w:ascii="Calibri" w:hAnsi="Calibri"/>
+                <w:color w:val="1F3864"/>
+                <w:sz w:val="18"/>
+              </w:rPr>
+              <w:t>Git/GitHub, plantillas de la asignatura, planillas Excel y documentación base del MVP</w:t>
+            </w:r>
+          </w:p>
+        </w:tc>
+        <w:tc>
+          <w:tcPr>
+            <w:tcW w:w="1276" w:type="dxa"/>
+            <w:tcBorders>
+              <w:top w:val="single" w:sz="4" w:space="0" w:color="BFBFBF" w:themeColor="background1" w:themeShade="BF"/>
+              <w:left w:val="single" w:sz="4" w:space="0" w:color="BFBFBF" w:themeColor="background1" w:themeShade="BF"/>
+              <w:bottom w:val="single" w:sz="4" w:space="0" w:color="BFBFBF" w:themeColor="background1" w:themeShade="BF"/>
+              <w:right w:val="single" w:sz="4" w:space="0" w:color="BFBFBF" w:themeColor="background1" w:themeShade="BF"/>
+            </w:tcBorders>
           </w:tcPr>
           <w:p>
             <w:pPr>
@@ -1411,55 +1915,88 @@
               </w:rPr>
             </w:pPr>
             <w:r>
-              <w:t>Semana 1</w:t>
-            </w:r>
-          </w:p>
-        </w:tc>
-        <w:tc>
-          <w:tcPr>
-            <w:tcW w:w="1271" w:type="dxa"/>
-          </w:tcPr>
-          <w:p>
-            <w:pPr>
-              <w:jc w:val="both"/>
-              <w:rPr>
-                <w:rFonts w:ascii="Calibri" w:hAnsi="Calibri" w:cs="Arial"/>
-                <w:i/>
-                <w:color w:val="548DD4"/>
-                <w:sz w:val="18"/>
-                <w:szCs w:val="20"/>
-                <w:lang w:eastAsia="es-CL"/>
-              </w:rPr>
-            </w:pPr>
-            <w:r>
-              <w:t>Vicente Rivera + Ignacio Fuenzalida</w:t>
-            </w:r>
-          </w:p>
-        </w:tc>
-        <w:tc>
-          <w:tcPr>
-            <w:tcW w:w="1706" w:type="dxa"/>
-          </w:tcPr>
-          <w:p>
-            <w:pPr>
-              <w:jc w:val="both"/>
-              <w:rPr>
-                <w:rFonts w:ascii="Calibri" w:hAnsi="Calibri" w:cs="Arial"/>
-                <w:i/>
-                <w:color w:val="548DD4"/>
-                <w:sz w:val="18"/>
-                <w:szCs w:val="20"/>
-                <w:lang w:eastAsia="es-CL"/>
-              </w:rPr>
-            </w:pPr>
-            <w:r>
-              <w:t>Nosotros tomamos como base el MVP existente y cerramos qué funcionalidades serían oficiales y cuáles quedarían fuera. El equipo de dos personas facilita la coordinación directa.</w:t>
-            </w:r>
-          </w:p>
-        </w:tc>
-        <w:tc>
-          <w:tcPr>
-            <w:tcW w:w="1412" w:type="dxa"/>
+              <w:rPr>
+                <w:rFonts w:ascii="Calibri" w:hAnsi="Calibri"/>
+                <w:color w:val="1F3864"/>
+                <w:sz w:val="18"/>
+              </w:rPr>
+              <w:t>2 semanas (S1-S2)</w:t>
+            </w:r>
+          </w:p>
+        </w:tc>
+        <w:tc>
+          <w:tcPr>
+            <w:tcW w:w="1275" w:type="dxa"/>
+            <w:tcBorders>
+              <w:top w:val="single" w:sz="4" w:space="0" w:color="BFBFBF" w:themeColor="background1" w:themeShade="BF"/>
+              <w:left w:val="single" w:sz="4" w:space="0" w:color="BFBFBF" w:themeColor="background1" w:themeShade="BF"/>
+              <w:bottom w:val="single" w:sz="4" w:space="0" w:color="BFBFBF" w:themeColor="background1" w:themeShade="BF"/>
+              <w:right w:val="single" w:sz="4" w:space="0" w:color="BFBFBF" w:themeColor="background1" w:themeShade="BF"/>
+            </w:tcBorders>
+          </w:tcPr>
+          <w:p>
+            <w:pPr>
+              <w:jc w:val="both"/>
+              <w:rPr>
+                <w:rFonts w:ascii="Calibri" w:hAnsi="Calibri" w:cs="Arial"/>
+                <w:i/>
+                <w:color w:val="548DD4"/>
+                <w:sz w:val="18"/>
+                <w:szCs w:val="20"/>
+                <w:lang w:eastAsia="es-CL"/>
+              </w:rPr>
+            </w:pPr>
+            <w:r>
+              <w:rPr>
+                <w:rFonts w:ascii="Calibri" w:hAnsi="Calibri"/>
+                <w:color w:val="1F3864"/>
+                <w:sz w:val="18"/>
+              </w:rPr>
+              <w:t>Vicente Rivera (A/R) e Ignacio Fuenzalida (R)</w:t>
+            </w:r>
+          </w:p>
+        </w:tc>
+        <w:tc>
+          <w:tcPr>
+            <w:tcW w:w="1276" w:type="dxa"/>
+            <w:tcBorders>
+              <w:top w:val="single" w:sz="4" w:space="0" w:color="BFBFBF" w:themeColor="background1" w:themeShade="BF"/>
+              <w:left w:val="single" w:sz="4" w:space="0" w:color="BFBFBF" w:themeColor="background1" w:themeShade="BF"/>
+              <w:bottom w:val="single" w:sz="4" w:space="0" w:color="BFBFBF" w:themeColor="background1" w:themeShade="BF"/>
+              <w:right w:val="single" w:sz="4" w:space="0" w:color="BFBFBF" w:themeColor="background1" w:themeShade="BF"/>
+            </w:tcBorders>
+          </w:tcPr>
+          <w:p>
+            <w:pPr>
+              <w:jc w:val="both"/>
+              <w:rPr>
+                <w:rFonts w:ascii="Calibri" w:hAnsi="Calibri" w:cs="Arial"/>
+                <w:i/>
+                <w:color w:val="548DD4"/>
+                <w:sz w:val="18"/>
+                <w:szCs w:val="20"/>
+                <w:lang w:eastAsia="es-CL"/>
+              </w:rPr>
+            </w:pPr>
+            <w:r>
+              <w:rPr>
+                <w:rFonts w:ascii="Calibri" w:hAnsi="Calibri"/>
+                <w:color w:val="1F3864"/>
+                <w:sz w:val="18"/>
+              </w:rPr>
+              <w:t>Definir el alcance oficial desde el inicio facilitó todo el trabajo posterior; el hito H01 quedó verificado con revisión cruzada</w:t>
+            </w:r>
+          </w:p>
+        </w:tc>
+        <w:tc>
+          <w:tcPr>
+            <w:tcW w:w="1418" w:type="dxa"/>
+            <w:tcBorders>
+              <w:top w:val="single" w:sz="4" w:space="0" w:color="BFBFBF" w:themeColor="background1" w:themeShade="BF"/>
+              <w:left w:val="single" w:sz="4" w:space="0" w:color="BFBFBF" w:themeColor="background1" w:themeShade="BF"/>
+              <w:bottom w:val="single" w:sz="4" w:space="0" w:color="BFBFBF" w:themeColor="background1" w:themeShade="BF"/>
+              <w:right w:val="single" w:sz="4" w:space="0" w:color="BFBFBF" w:themeColor="background1" w:themeShade="BF"/>
+            </w:tcBorders>
           </w:tcPr>
           <w:p>
             <w:pPr>
@@ -1474,28 +2011,44 @@
               </w:rPr>
             </w:pPr>
             <w:r>
+              <w:rPr>
+                <w:rFonts w:ascii="Calibri" w:hAnsi="Calibri"/>
+                <w:color w:val="1F3864"/>
+                <w:sz w:val="18"/>
+              </w:rPr>
               <w:t>Completado</w:t>
             </w:r>
           </w:p>
         </w:tc>
         <w:tc>
           <w:tcPr>
-            <w:tcW w:w="1985" w:type="dxa"/>
-          </w:tcPr>
-          <w:p>
-            <w:pPr>
-              <w:jc w:val="both"/>
-              <w:rPr>
-                <w:rFonts w:ascii="Calibri" w:hAnsi="Calibri" w:cs="Arial"/>
-                <w:i/>
-                <w:color w:val="548DD4"/>
-                <w:sz w:val="18"/>
-                <w:szCs w:val="20"/>
-                <w:lang w:eastAsia="es-CL"/>
-              </w:rPr>
-            </w:pPr>
-            <w:r>
-              <w:t>Ajustamos el alcance para incorporar los requerimientos detallados del bloque final y mantener una lista explícita de incluidos/excluidos.</w:t>
+            <w:tcW w:w="850" w:type="dxa"/>
+            <w:tcBorders>
+              <w:top w:val="single" w:sz="4" w:space="0" w:color="BFBFBF" w:themeColor="background1" w:themeShade="BF"/>
+              <w:left w:val="single" w:sz="4" w:space="0" w:color="BFBFBF" w:themeColor="background1" w:themeShade="BF"/>
+              <w:bottom w:val="single" w:sz="4" w:space="0" w:color="BFBFBF" w:themeColor="background1" w:themeShade="BF"/>
+              <w:right w:val="single" w:sz="4" w:space="0" w:color="BFBFBF" w:themeColor="background1" w:themeShade="BF"/>
+            </w:tcBorders>
+          </w:tcPr>
+          <w:p>
+            <w:pPr>
+              <w:jc w:val="both"/>
+              <w:rPr>
+                <w:rFonts w:ascii="Calibri" w:hAnsi="Calibri" w:cs="Arial"/>
+                <w:i/>
+                <w:color w:val="548DD4"/>
+                <w:sz w:val="18"/>
+                <w:szCs w:val="20"/>
+                <w:lang w:eastAsia="es-CL"/>
+              </w:rPr>
+            </w:pPr>
+            <w:r>
+              <w:rPr>
+                <w:rFonts w:ascii="Calibri" w:hAnsi="Calibri"/>
+                <w:color w:val="1F3864"/>
+                <w:sz w:val="18"/>
+              </w:rPr>
+              <w:t>Ninguno</w:t>
             </w:r>
           </w:p>
         </w:tc>
@@ -1506,7 +2059,13 @@
         </w:trPr>
         <w:tc>
           <w:tcPr>
-            <w:tcW w:w="1271" w:type="dxa"/>
+            <w:tcW w:w="1328" w:type="dxa"/>
+            <w:tcBorders>
+              <w:top w:val="single" w:sz="4" w:space="0" w:color="BFBFBF" w:themeColor="background1" w:themeShade="BF"/>
+              <w:left w:val="single" w:sz="4" w:space="0" w:color="BFBFBF" w:themeColor="background1" w:themeShade="BF"/>
+              <w:bottom w:val="single" w:sz="4" w:space="0" w:color="BFBFBF" w:themeColor="background1" w:themeShade="BF"/>
+              <w:right w:val="single" w:sz="4" w:space="0" w:color="BFBFBF" w:themeColor="background1" w:themeShade="BF"/>
+            </w:tcBorders>
           </w:tcPr>
           <w:p>
             <w:pPr>
@@ -1518,34 +2077,56 @@
               </w:rPr>
             </w:pPr>
             <w:r>
-              <w:t>C2</w:t>
-            </w:r>
-          </w:p>
-        </w:tc>
-        <w:tc>
-          <w:tcPr>
-            <w:tcW w:w="1134" w:type="dxa"/>
-          </w:tcPr>
-          <w:p>
-            <w:pPr>
-              <w:jc w:val="both"/>
-              <w:rPr>
-                <w:rFonts w:ascii="Calibri" w:hAnsi="Calibri" w:cs="Arial"/>
-                <w:i/>
-                <w:color w:val="548DD4"/>
-                <w:sz w:val="18"/>
-                <w:szCs w:val="20"/>
-                <w:lang w:eastAsia="es-CL"/>
-              </w:rPr>
-            </w:pPr>
-            <w:r>
-              <w:t>Planificación formal del proyecto</w:t>
+              <w:rPr>
+                <w:rFonts w:ascii="Calibri" w:hAnsi="Calibri"/>
+                <w:color w:val="1F3864"/>
+                <w:sz w:val="18"/>
+              </w:rPr>
+              <w:t>Análisis y diseño de sistemas</w:t>
+            </w:r>
+          </w:p>
+        </w:tc>
+        <w:tc>
+          <w:tcPr>
+            <w:tcW w:w="1077" w:type="dxa"/>
+            <w:tcBorders>
+              <w:top w:val="single" w:sz="4" w:space="0" w:color="BFBFBF" w:themeColor="background1" w:themeShade="BF"/>
+              <w:left w:val="single" w:sz="4" w:space="0" w:color="BFBFBF" w:themeColor="background1" w:themeShade="BF"/>
+              <w:bottom w:val="single" w:sz="4" w:space="0" w:color="BFBFBF" w:themeColor="background1" w:themeShade="BF"/>
+              <w:right w:val="single" w:sz="4" w:space="0" w:color="BFBFBF" w:themeColor="background1" w:themeShade="BF"/>
+            </w:tcBorders>
+          </w:tcPr>
+          <w:p>
+            <w:pPr>
+              <w:jc w:val="both"/>
+              <w:rPr>
+                <w:rFonts w:ascii="Calibri" w:hAnsi="Calibri" w:cs="Arial"/>
+                <w:i/>
+                <w:color w:val="548DD4"/>
+                <w:sz w:val="18"/>
+                <w:szCs w:val="20"/>
+                <w:lang w:eastAsia="es-CL"/>
+              </w:rPr>
+            </w:pPr>
+            <w:r>
+              <w:rPr>
+                <w:rFonts w:ascii="Calibri" w:hAnsi="Calibri"/>
+                <w:color w:val="1F3864"/>
+                <w:sz w:val="18"/>
+              </w:rPr>
+              <w:t>Actualizar el ERS con criterios de aceptación y tabla Queda/No queda, y consolidar la matriz de requerimientos</w:t>
             </w:r>
           </w:p>
         </w:tc>
         <w:tc>
           <w:tcPr>
             <w:tcW w:w="1276" w:type="dxa"/>
+            <w:tcBorders>
+              <w:top w:val="single" w:sz="4" w:space="0" w:color="BFBFBF" w:themeColor="background1" w:themeShade="BF"/>
+              <w:left w:val="single" w:sz="4" w:space="0" w:color="BFBFBF" w:themeColor="background1" w:themeShade="BF"/>
+              <w:bottom w:val="single" w:sz="4" w:space="0" w:color="BFBFBF" w:themeColor="background1" w:themeShade="BF"/>
+              <w:right w:val="single" w:sz="4" w:space="0" w:color="BFBFBF" w:themeColor="background1" w:themeShade="BF"/>
+            </w:tcBorders>
           </w:tcPr>
           <w:p>
             <w:pPr>
@@ -1557,13 +2138,24 @@
               </w:rPr>
             </w:pPr>
             <w:r>
-              <w:t>EDT, hitos, Carta Gantt, RACI, matriz de riesgos, plan de pruebas</w:t>
-            </w:r>
-          </w:p>
-        </w:tc>
-        <w:tc>
-          <w:tcPr>
-            <w:tcW w:w="1139" w:type="dxa"/>
+              <w:rPr>
+                <w:rFonts w:ascii="Calibri" w:hAnsi="Calibri"/>
+                <w:color w:val="1F3864"/>
+                <w:sz w:val="18"/>
+              </w:rPr>
+              <w:t>ERS base, matriz de requerimientos y documentación del MVP</w:t>
+            </w:r>
+          </w:p>
+        </w:tc>
+        <w:tc>
+          <w:tcPr>
+            <w:tcW w:w="1276" w:type="dxa"/>
+            <w:tcBorders>
+              <w:top w:val="single" w:sz="4" w:space="0" w:color="BFBFBF" w:themeColor="background1" w:themeShade="BF"/>
+              <w:left w:val="single" w:sz="4" w:space="0" w:color="BFBFBF" w:themeColor="background1" w:themeShade="BF"/>
+              <w:bottom w:val="single" w:sz="4" w:space="0" w:color="BFBFBF" w:themeColor="background1" w:themeShade="BF"/>
+              <w:right w:val="single" w:sz="4" w:space="0" w:color="BFBFBF" w:themeColor="background1" w:themeShade="BF"/>
+            </w:tcBorders>
           </w:tcPr>
           <w:p>
             <w:pPr>
@@ -1575,55 +2167,88 @@
               </w:rPr>
             </w:pPr>
             <w:r>
-              <w:t>Semanas 1-2</w:t>
-            </w:r>
-          </w:p>
-        </w:tc>
-        <w:tc>
-          <w:tcPr>
-            <w:tcW w:w="1271" w:type="dxa"/>
-          </w:tcPr>
-          <w:p>
-            <w:pPr>
-              <w:jc w:val="both"/>
-              <w:rPr>
-                <w:rFonts w:ascii="Calibri" w:hAnsi="Calibri" w:cs="Arial"/>
-                <w:i/>
-                <w:color w:val="548DD4"/>
-                <w:sz w:val="18"/>
-                <w:szCs w:val="20"/>
-                <w:lang w:eastAsia="es-CL"/>
-              </w:rPr>
-            </w:pPr>
-            <w:r>
-              <w:t>Vicente Rivera</w:t>
-            </w:r>
-          </w:p>
-        </w:tc>
-        <w:tc>
-          <w:tcPr>
-            <w:tcW w:w="1706" w:type="dxa"/>
-          </w:tcPr>
-          <w:p>
-            <w:pPr>
-              <w:jc w:val="both"/>
-              <w:rPr>
-                <w:rFonts w:ascii="Calibri" w:hAnsi="Calibri" w:cs="Arial"/>
-                <w:i/>
-                <w:color w:val="548DD4"/>
-                <w:sz w:val="18"/>
-                <w:szCs w:val="20"/>
-                <w:lang w:eastAsia="es-CL"/>
-              </w:rPr>
-            </w:pPr>
-            <w:r>
-              <w:t>Tenemos un calendario de 11 semanas de desarrollo y 2 semanas de preparación/entrega. Revisaremos semanalmente fechas, dependencias y bloqueos.</w:t>
-            </w:r>
-          </w:p>
-        </w:tc>
-        <w:tc>
-          <w:tcPr>
-            <w:tcW w:w="1412" w:type="dxa"/>
+              <w:rPr>
+                <w:rFonts w:ascii="Calibri" w:hAnsi="Calibri"/>
+                <w:color w:val="1F3864"/>
+                <w:sz w:val="18"/>
+              </w:rPr>
+              <w:t>2 semanas (S2-S3)</w:t>
+            </w:r>
+          </w:p>
+        </w:tc>
+        <w:tc>
+          <w:tcPr>
+            <w:tcW w:w="1275" w:type="dxa"/>
+            <w:tcBorders>
+              <w:top w:val="single" w:sz="4" w:space="0" w:color="BFBFBF" w:themeColor="background1" w:themeShade="BF"/>
+              <w:left w:val="single" w:sz="4" w:space="0" w:color="BFBFBF" w:themeColor="background1" w:themeShade="BF"/>
+              <w:bottom w:val="single" w:sz="4" w:space="0" w:color="BFBFBF" w:themeColor="background1" w:themeShade="BF"/>
+              <w:right w:val="single" w:sz="4" w:space="0" w:color="BFBFBF" w:themeColor="background1" w:themeShade="BF"/>
+            </w:tcBorders>
+          </w:tcPr>
+          <w:p>
+            <w:pPr>
+              <w:jc w:val="both"/>
+              <w:rPr>
+                <w:rFonts w:ascii="Calibri" w:hAnsi="Calibri" w:cs="Arial"/>
+                <w:i/>
+                <w:color w:val="548DD4"/>
+                <w:sz w:val="18"/>
+                <w:szCs w:val="20"/>
+                <w:lang w:eastAsia="es-CL"/>
+              </w:rPr>
+            </w:pPr>
+            <w:r>
+              <w:rPr>
+                <w:rFonts w:ascii="Calibri" w:hAnsi="Calibri"/>
+                <w:color w:val="1F3864"/>
+                <w:sz w:val="18"/>
+              </w:rPr>
+              <w:t>Vicente Rivera (A/R) e Ignacio Fuenzalida (R)</w:t>
+            </w:r>
+          </w:p>
+        </w:tc>
+        <w:tc>
+          <w:tcPr>
+            <w:tcW w:w="1276" w:type="dxa"/>
+            <w:tcBorders>
+              <w:top w:val="single" w:sz="4" w:space="0" w:color="BFBFBF" w:themeColor="background1" w:themeShade="BF"/>
+              <w:left w:val="single" w:sz="4" w:space="0" w:color="BFBFBF" w:themeColor="background1" w:themeShade="BF"/>
+              <w:bottom w:val="single" w:sz="4" w:space="0" w:color="BFBFBF" w:themeColor="background1" w:themeShade="BF"/>
+              <w:right w:val="single" w:sz="4" w:space="0" w:color="BFBFBF" w:themeColor="background1" w:themeShade="BF"/>
+            </w:tcBorders>
+          </w:tcPr>
+          <w:p>
+            <w:pPr>
+              <w:jc w:val="both"/>
+              <w:rPr>
+                <w:rFonts w:ascii="Calibri" w:hAnsi="Calibri" w:cs="Arial"/>
+                <w:i/>
+                <w:color w:val="548DD4"/>
+                <w:sz w:val="18"/>
+                <w:szCs w:val="20"/>
+                <w:lang w:eastAsia="es-CL"/>
+              </w:rPr>
+            </w:pPr>
+            <w:r>
+              <w:rPr>
+                <w:rFonts w:ascii="Calibri" w:hAnsi="Calibri"/>
+                <w:color w:val="1F3864"/>
+                <w:sz w:val="18"/>
+              </w:rPr>
+              <w:t>Revisión final del alcance: 22 requerimientos vigentes, con RF-027 incorporado y simplificaciones registradas</w:t>
+            </w:r>
+          </w:p>
+        </w:tc>
+        <w:tc>
+          <w:tcPr>
+            <w:tcW w:w="1418" w:type="dxa"/>
+            <w:tcBorders>
+              <w:top w:val="single" w:sz="4" w:space="0" w:color="BFBFBF" w:themeColor="background1" w:themeShade="BF"/>
+              <w:left w:val="single" w:sz="4" w:space="0" w:color="BFBFBF" w:themeColor="background1" w:themeShade="BF"/>
+              <w:bottom w:val="single" w:sz="4" w:space="0" w:color="BFBFBF" w:themeColor="background1" w:themeShade="BF"/>
+              <w:right w:val="single" w:sz="4" w:space="0" w:color="BFBFBF" w:themeColor="background1" w:themeShade="BF"/>
+            </w:tcBorders>
           </w:tcPr>
           <w:p>
             <w:pPr>
@@ -1638,28 +2263,44 @@
               </w:rPr>
             </w:pPr>
             <w:r>
+              <w:rPr>
+                <w:rFonts w:ascii="Calibri" w:hAnsi="Calibri"/>
+                <w:color w:val="1F3864"/>
+                <w:sz w:val="18"/>
+              </w:rPr>
               <w:t>Completado</w:t>
             </w:r>
           </w:p>
         </w:tc>
         <w:tc>
           <w:tcPr>
-            <w:tcW w:w="1985" w:type="dxa"/>
-          </w:tcPr>
-          <w:p>
-            <w:pPr>
-              <w:jc w:val="both"/>
-              <w:rPr>
-                <w:rFonts w:ascii="Calibri" w:hAnsi="Calibri" w:cs="Arial"/>
-                <w:i/>
-                <w:color w:val="548DD4"/>
-                <w:sz w:val="18"/>
-                <w:szCs w:val="20"/>
-                <w:lang w:eastAsia="es-CL"/>
-              </w:rPr>
-            </w:pPr>
-            <w:r>
-              <w:t>Mantenemos el enfoque tradicional y reforzamos el control de alcance por tratarse de un equipo de dos integrantes.</w:t>
+            <w:tcW w:w="850" w:type="dxa"/>
+            <w:tcBorders>
+              <w:top w:val="single" w:sz="4" w:space="0" w:color="BFBFBF" w:themeColor="background1" w:themeShade="BF"/>
+              <w:left w:val="single" w:sz="4" w:space="0" w:color="BFBFBF" w:themeColor="background1" w:themeShade="BF"/>
+              <w:bottom w:val="single" w:sz="4" w:space="0" w:color="BFBFBF" w:themeColor="background1" w:themeShade="BF"/>
+              <w:right w:val="single" w:sz="4" w:space="0" w:color="BFBFBF" w:themeColor="background1" w:themeShade="BF"/>
+            </w:tcBorders>
+          </w:tcPr>
+          <w:p>
+            <w:pPr>
+              <w:jc w:val="both"/>
+              <w:rPr>
+                <w:rFonts w:ascii="Calibri" w:hAnsi="Calibri" w:cs="Arial"/>
+                <w:i/>
+                <w:color w:val="548DD4"/>
+                <w:sz w:val="18"/>
+                <w:szCs w:val="20"/>
+                <w:lang w:eastAsia="es-CL"/>
+              </w:rPr>
+            </w:pPr>
+            <w:r>
+              <w:rPr>
+                <w:rFonts w:ascii="Calibri" w:hAnsi="Calibri"/>
+                <w:color w:val="1F3864"/>
+                <w:sz w:val="18"/>
+              </w:rPr>
+              <w:t>Alcance ajustado de 26 a 22 requerimientos antes de cerrar la planificación formal</w:t>
             </w:r>
           </w:p>
         </w:tc>
@@ -1670,7 +2311,13 @@
         </w:trPr>
         <w:tc>
           <w:tcPr>
-            <w:tcW w:w="1271" w:type="dxa"/>
+            <w:tcW w:w="1328" w:type="dxa"/>
+            <w:tcBorders>
+              <w:top w:val="single" w:sz="4" w:space="0" w:color="BFBFBF" w:themeColor="background1" w:themeShade="BF"/>
+              <w:left w:val="single" w:sz="4" w:space="0" w:color="BFBFBF" w:themeColor="background1" w:themeShade="BF"/>
+              <w:bottom w:val="single" w:sz="4" w:space="0" w:color="BFBFBF" w:themeColor="background1" w:themeShade="BF"/>
+              <w:right w:val="single" w:sz="4" w:space="0" w:color="BFBFBF" w:themeColor="background1" w:themeShade="BF"/>
+            </w:tcBorders>
           </w:tcPr>
           <w:p>
             <w:pPr>
@@ -1682,35 +2329,74 @@
               </w:rPr>
             </w:pPr>
             <w:r>
-              <w:lastRenderedPageBreak/>
-              <w:t>C2, C1, C4</w:t>
-            </w:r>
-          </w:p>
-        </w:tc>
-        <w:tc>
-          <w:tcPr>
-            <w:tcW w:w="1134" w:type="dxa"/>
-          </w:tcPr>
-          <w:p>
-            <w:pPr>
-              <w:jc w:val="both"/>
-              <w:rPr>
-                <w:rFonts w:ascii="Calibri" w:hAnsi="Calibri" w:cs="Arial"/>
-                <w:i/>
-                <w:color w:val="548DD4"/>
-                <w:sz w:val="18"/>
-                <w:szCs w:val="20"/>
-                <w:lang w:eastAsia="es-CL"/>
-              </w:rPr>
-            </w:pPr>
-            <w:r>
-              <w:t>ERS y criterios de aceptación</w:t>
+              <w:rPr>
+                <w:rFonts w:ascii="Calibri" w:hAnsi="Calibri"/>
+                <w:color w:val="1F3864"/>
+                <w:sz w:val="18"/>
+              </w:rPr>
+              <w:t>Modelamiento de bases de datos</w:t>
+            </w:r>
+          </w:p>
+        </w:tc>
+        <w:tc>
+          <w:tcPr>
+            <w:tcW w:w="1077" w:type="dxa"/>
+            <w:tcBorders>
+              <w:top w:val="single" w:sz="4" w:space="0" w:color="BFBFBF" w:themeColor="background1" w:themeShade="BF"/>
+              <w:left w:val="single" w:sz="4" w:space="0" w:color="BFBFBF" w:themeColor="background1" w:themeShade="BF"/>
+              <w:bottom w:val="single" w:sz="4" w:space="0" w:color="BFBFBF" w:themeColor="background1" w:themeShade="BF"/>
+              <w:right w:val="single" w:sz="4" w:space="0" w:color="BFBFBF" w:themeColor="background1" w:themeShade="BF"/>
+            </w:tcBorders>
+          </w:tcPr>
+          <w:p>
+            <w:pPr>
+              <w:jc w:val="both"/>
+              <w:rPr>
+                <w:rFonts w:ascii="Calibri" w:hAnsi="Calibri" w:cs="Arial"/>
+                <w:i/>
+                <w:color w:val="548DD4"/>
+                <w:sz w:val="18"/>
+                <w:szCs w:val="20"/>
+                <w:lang w:eastAsia="es-CL"/>
+              </w:rPr>
+            </w:pPr>
+            <w:r>
+              <w:rPr>
+                <w:rFonts w:ascii="Calibri" w:hAnsi="Calibri"/>
+                <w:color w:val="1F3864"/>
+                <w:sz w:val="18"/>
+              </w:rPr>
+              <w:t xml:space="preserve">Modelar el esquema PostgreSQL (MER), las tablas de productores y </w:t>
+            </w:r>
+            <w:proofErr w:type="spellStart"/>
+            <w:r>
+              <w:rPr>
+                <w:rFonts w:ascii="Calibri" w:hAnsi="Calibri"/>
+                <w:color w:val="1F3864"/>
+                <w:sz w:val="18"/>
+              </w:rPr>
+              <w:t>payments</w:t>
+            </w:r>
+            <w:proofErr w:type="spellEnd"/>
+            <w:r>
+              <w:rPr>
+                <w:rFonts w:ascii="Calibri" w:hAnsi="Calibri"/>
+                <w:color w:val="1F3864"/>
+                <w:sz w:val="18"/>
+              </w:rPr>
+              <w:t>, las políticas RLS y los scripts DDL</w:t>
             </w:r>
           </w:p>
         </w:tc>
         <w:tc>
           <w:tcPr>
             <w:tcW w:w="1276" w:type="dxa"/>
+            <w:tcBorders>
+              <w:top w:val="single" w:sz="4" w:space="0" w:color="BFBFBF" w:themeColor="background1" w:themeShade="BF"/>
+              <w:left w:val="single" w:sz="4" w:space="0" w:color="BFBFBF" w:themeColor="background1" w:themeShade="BF"/>
+              <w:bottom w:val="single" w:sz="4" w:space="0" w:color="BFBFBF" w:themeColor="background1" w:themeShade="BF"/>
+              <w:right w:val="single" w:sz="4" w:space="0" w:color="BFBFBF" w:themeColor="background1" w:themeShade="BF"/>
+            </w:tcBorders>
           </w:tcPr>
           <w:p>
             <w:pPr>
@@ -1721,14 +2407,71 @@
                 <w:szCs w:val="24"/>
               </w:rPr>
             </w:pPr>
-            <w:r>
-              <w:t>ERS, matriz de trazabilidad, requisitos RF/RNF</w:t>
-            </w:r>
-          </w:p>
-        </w:tc>
-        <w:tc>
-          <w:tcPr>
-            <w:tcW w:w="1139" w:type="dxa"/>
+            <w:proofErr w:type="spellStart"/>
+            <w:r>
+              <w:rPr>
+                <w:rFonts w:ascii="Calibri" w:hAnsi="Calibri"/>
+                <w:color w:val="1F3864"/>
+                <w:sz w:val="18"/>
+              </w:rPr>
+              <w:t>pgModeler</w:t>
+            </w:r>
+            <w:proofErr w:type="spellEnd"/>
+            <w:r>
+              <w:rPr>
+                <w:rFonts w:ascii="Calibri" w:hAnsi="Calibri"/>
+                <w:color w:val="1F3864"/>
+                <w:sz w:val="18"/>
+              </w:rPr>
+              <w:t xml:space="preserve">, </w:t>
+            </w:r>
+            <w:proofErr w:type="spellStart"/>
+            <w:r>
+              <w:rPr>
+                <w:rFonts w:ascii="Calibri" w:hAnsi="Calibri"/>
+                <w:color w:val="1F3864"/>
+                <w:sz w:val="18"/>
+              </w:rPr>
+              <w:t>DBeaver</w:t>
+            </w:r>
+            <w:proofErr w:type="spellEnd"/>
+            <w:r>
+              <w:rPr>
+                <w:rFonts w:ascii="Calibri" w:hAnsi="Calibri"/>
+                <w:color w:val="1F3864"/>
+                <w:sz w:val="18"/>
+              </w:rPr>
+              <w:t xml:space="preserve"> y </w:t>
+            </w:r>
+            <w:proofErr w:type="spellStart"/>
+            <w:r>
+              <w:rPr>
+                <w:rFonts w:ascii="Calibri" w:hAnsi="Calibri"/>
+                <w:color w:val="1F3864"/>
+                <w:sz w:val="18"/>
+              </w:rPr>
+              <w:t>Supabase</w:t>
+            </w:r>
+            <w:proofErr w:type="spellEnd"/>
+            <w:r>
+              <w:rPr>
+                <w:rFonts w:ascii="Calibri" w:hAnsi="Calibri"/>
+                <w:color w:val="1F3864"/>
+                <w:sz w:val="18"/>
+              </w:rPr>
+              <w:t xml:space="preserve"> PostgreSQL</w:t>
+            </w:r>
+          </w:p>
+        </w:tc>
+        <w:tc>
+          <w:tcPr>
+            <w:tcW w:w="1276" w:type="dxa"/>
+            <w:tcBorders>
+              <w:top w:val="single" w:sz="4" w:space="0" w:color="BFBFBF" w:themeColor="background1" w:themeShade="BF"/>
+              <w:left w:val="single" w:sz="4" w:space="0" w:color="BFBFBF" w:themeColor="background1" w:themeShade="BF"/>
+              <w:bottom w:val="single" w:sz="4" w:space="0" w:color="BFBFBF" w:themeColor="background1" w:themeShade="BF"/>
+              <w:right w:val="single" w:sz="4" w:space="0" w:color="BFBFBF" w:themeColor="background1" w:themeShade="BF"/>
+            </w:tcBorders>
           </w:tcPr>
           <w:p>
             <w:pPr>
@@ -1740,55 +2483,124 @@
               </w:rPr>
             </w:pPr>
             <w:r>
-              <w:t>Semanas 2-3</w:t>
-            </w:r>
-          </w:p>
-        </w:tc>
-        <w:tc>
-          <w:tcPr>
-            <w:tcW w:w="1271" w:type="dxa"/>
-          </w:tcPr>
-          <w:p>
-            <w:pPr>
-              <w:jc w:val="both"/>
-              <w:rPr>
-                <w:rFonts w:ascii="Calibri" w:hAnsi="Calibri" w:cs="Arial"/>
-                <w:i/>
-                <w:color w:val="548DD4"/>
-                <w:sz w:val="18"/>
-                <w:szCs w:val="20"/>
-                <w:lang w:eastAsia="es-CL"/>
-              </w:rPr>
-            </w:pPr>
-            <w:r>
-              <w:t>Vicente Rivera + Ignacio Fuenzalida</w:t>
-            </w:r>
-          </w:p>
-        </w:tc>
-        <w:tc>
-          <w:tcPr>
-            <w:tcW w:w="1706" w:type="dxa"/>
-          </w:tcPr>
-          <w:p>
-            <w:pPr>
-              <w:jc w:val="both"/>
-              <w:rPr>
-                <w:rFonts w:ascii="Calibri" w:hAnsi="Calibri" w:cs="Arial"/>
-                <w:i/>
-                <w:color w:val="548DD4"/>
-                <w:sz w:val="18"/>
-                <w:szCs w:val="20"/>
-                <w:lang w:eastAsia="es-CL"/>
-              </w:rPr>
-            </w:pPr>
-            <w:r>
-              <w:t>Los requerimientos se transformaron en casos verificables y se relacionaron con pruebas. Se priorizan autenticación, checkout, pagos, stock, evidencia, reputación, cobertura y delivery.</w:t>
-            </w:r>
-          </w:p>
-        </w:tc>
-        <w:tc>
-          <w:tcPr>
-            <w:tcW w:w="1412" w:type="dxa"/>
+              <w:rPr>
+                <w:rFonts w:ascii="Calibri" w:hAnsi="Calibri"/>
+                <w:color w:val="1F3864"/>
+                <w:sz w:val="18"/>
+              </w:rPr>
+              <w:t>3 semanas (S2-S4)</w:t>
+            </w:r>
+          </w:p>
+        </w:tc>
+        <w:tc>
+          <w:tcPr>
+            <w:tcW w:w="1275" w:type="dxa"/>
+            <w:tcBorders>
+              <w:top w:val="single" w:sz="4" w:space="0" w:color="BFBFBF" w:themeColor="background1" w:themeShade="BF"/>
+              <w:left w:val="single" w:sz="4" w:space="0" w:color="BFBFBF" w:themeColor="background1" w:themeShade="BF"/>
+              <w:bottom w:val="single" w:sz="4" w:space="0" w:color="BFBFBF" w:themeColor="background1" w:themeShade="BF"/>
+              <w:right w:val="single" w:sz="4" w:space="0" w:color="BFBFBF" w:themeColor="background1" w:themeShade="BF"/>
+            </w:tcBorders>
+          </w:tcPr>
+          <w:p>
+            <w:pPr>
+              <w:jc w:val="both"/>
+              <w:rPr>
+                <w:rFonts w:ascii="Calibri" w:hAnsi="Calibri" w:cs="Arial"/>
+                <w:i/>
+                <w:color w:val="548DD4"/>
+                <w:sz w:val="18"/>
+                <w:szCs w:val="20"/>
+                <w:lang w:eastAsia="es-CL"/>
+              </w:rPr>
+            </w:pPr>
+            <w:r>
+              <w:rPr>
+                <w:rFonts w:ascii="Calibri" w:hAnsi="Calibri"/>
+                <w:color w:val="1F3864"/>
+                <w:sz w:val="18"/>
+              </w:rPr>
+              <w:t>Vicente Rivera (A/R) e Ignacio Fuenzalida (C)</w:t>
+            </w:r>
+          </w:p>
+        </w:tc>
+        <w:tc>
+          <w:tcPr>
+            <w:tcW w:w="1276" w:type="dxa"/>
+            <w:tcBorders>
+              <w:top w:val="single" w:sz="4" w:space="0" w:color="BFBFBF" w:themeColor="background1" w:themeShade="BF"/>
+              <w:left w:val="single" w:sz="4" w:space="0" w:color="BFBFBF" w:themeColor="background1" w:themeShade="BF"/>
+              <w:bottom w:val="single" w:sz="4" w:space="0" w:color="BFBFBF" w:themeColor="background1" w:themeShade="BF"/>
+              <w:right w:val="single" w:sz="4" w:space="0" w:color="BFBFBF" w:themeColor="background1" w:themeShade="BF"/>
+            </w:tcBorders>
+          </w:tcPr>
+          <w:p>
+            <w:pPr>
+              <w:jc w:val="both"/>
+              <w:rPr>
+                <w:rFonts w:ascii="Calibri" w:hAnsi="Calibri" w:cs="Arial"/>
+                <w:i/>
+                <w:color w:val="548DD4"/>
+                <w:sz w:val="18"/>
+                <w:szCs w:val="20"/>
+                <w:lang w:eastAsia="es-CL"/>
+              </w:rPr>
+            </w:pPr>
+            <w:r>
+              <w:rPr>
+                <w:rFonts w:ascii="Calibri" w:hAnsi="Calibri"/>
+                <w:color w:val="1F3864"/>
+                <w:sz w:val="18"/>
+              </w:rPr>
+              <w:t xml:space="preserve">Idempotencia de pagos con UNIQUE en </w:t>
+            </w:r>
+            <w:proofErr w:type="spellStart"/>
+            <w:r>
+              <w:rPr>
+                <w:rFonts w:ascii="Calibri" w:hAnsi="Calibri"/>
+                <w:color w:val="1F3864"/>
+                <w:sz w:val="18"/>
+              </w:rPr>
+              <w:t>buy_order</w:t>
+            </w:r>
+            <w:proofErr w:type="spellEnd"/>
+            <w:r>
+              <w:rPr>
+                <w:rFonts w:ascii="Calibri" w:hAnsi="Calibri"/>
+                <w:color w:val="1F3864"/>
+                <w:sz w:val="18"/>
+              </w:rPr>
+              <w:t xml:space="preserve"> y </w:t>
+            </w:r>
+            <w:proofErr w:type="spellStart"/>
+            <w:r>
+              <w:rPr>
+                <w:rFonts w:ascii="Calibri" w:hAnsi="Calibri"/>
+                <w:color w:val="1F3864"/>
+                <w:sz w:val="18"/>
+              </w:rPr>
+              <w:t>token_ws</w:t>
+            </w:r>
+            <w:proofErr w:type="spellEnd"/>
+            <w:r>
+              <w:rPr>
+                <w:rFonts w:ascii="Calibri" w:hAnsi="Calibri"/>
+                <w:color w:val="1F3864"/>
+                <w:sz w:val="18"/>
+              </w:rPr>
+              <w:t>; sin tablas de historial de precios, alertas de stock ni evidencias fotográficas</w:t>
+            </w:r>
+          </w:p>
+        </w:tc>
+        <w:tc>
+          <w:tcPr>
+            <w:tcW w:w="1418" w:type="dxa"/>
+            <w:tcBorders>
+              <w:top w:val="single" w:sz="4" w:space="0" w:color="BFBFBF" w:themeColor="background1" w:themeShade="BF"/>
+              <w:left w:val="single" w:sz="4" w:space="0" w:color="BFBFBF" w:themeColor="background1" w:themeShade="BF"/>
+              <w:bottom w:val="single" w:sz="4" w:space="0" w:color="BFBFBF" w:themeColor="background1" w:themeShade="BF"/>
+              <w:right w:val="single" w:sz="4" w:space="0" w:color="BFBFBF" w:themeColor="background1" w:themeShade="BF"/>
+            </w:tcBorders>
           </w:tcPr>
           <w:p>
             <w:pPr>
@@ -1803,28 +2615,44 @@
               </w:rPr>
             </w:pPr>
             <w:r>
+              <w:rPr>
+                <w:rFonts w:ascii="Calibri" w:hAnsi="Calibri"/>
+                <w:color w:val="1F3864"/>
+                <w:sz w:val="18"/>
+              </w:rPr>
               <w:t>Completado</w:t>
             </w:r>
           </w:p>
         </w:tc>
         <w:tc>
           <w:tcPr>
-            <w:tcW w:w="1985" w:type="dxa"/>
-          </w:tcPr>
-          <w:p>
-            <w:pPr>
-              <w:jc w:val="both"/>
-              <w:rPr>
-                <w:rFonts w:ascii="Calibri" w:hAnsi="Calibri" w:cs="Arial"/>
-                <w:i/>
-                <w:color w:val="548DD4"/>
-                <w:sz w:val="18"/>
-                <w:szCs w:val="20"/>
-                <w:lang w:eastAsia="es-CL"/>
-              </w:rPr>
-            </w:pPr>
-            <w:r>
-              <w:t>Se ampliaron y detallaron requisitos de registro, correos, contraseñas, delivery, sanciones, seguridad y administración.</w:t>
+            <w:tcW w:w="850" w:type="dxa"/>
+            <w:tcBorders>
+              <w:top w:val="single" w:sz="4" w:space="0" w:color="BFBFBF" w:themeColor="background1" w:themeShade="BF"/>
+              <w:left w:val="single" w:sz="4" w:space="0" w:color="BFBFBF" w:themeColor="background1" w:themeShade="BF"/>
+              <w:bottom w:val="single" w:sz="4" w:space="0" w:color="BFBFBF" w:themeColor="background1" w:themeShade="BF"/>
+              <w:right w:val="single" w:sz="4" w:space="0" w:color="BFBFBF" w:themeColor="background1" w:themeShade="BF"/>
+            </w:tcBorders>
+          </w:tcPr>
+          <w:p>
+            <w:pPr>
+              <w:jc w:val="both"/>
+              <w:rPr>
+                <w:rFonts w:ascii="Calibri" w:hAnsi="Calibri" w:cs="Arial"/>
+                <w:i/>
+                <w:color w:val="548DD4"/>
+                <w:sz w:val="18"/>
+                <w:szCs w:val="20"/>
+                <w:lang w:eastAsia="es-CL"/>
+              </w:rPr>
+            </w:pPr>
+            <w:r>
+              <w:rPr>
+                <w:rFonts w:ascii="Calibri" w:hAnsi="Calibri"/>
+                <w:color w:val="1F3864"/>
+                <w:sz w:val="18"/>
+              </w:rPr>
+              <w:t>Esquema ajustado al alcance simplificado del ERS</w:t>
             </w:r>
           </w:p>
         </w:tc>
@@ -1835,7 +2663,13 @@
         </w:trPr>
         <w:tc>
           <w:tcPr>
-            <w:tcW w:w="1271" w:type="dxa"/>
+            <w:tcW w:w="1328" w:type="dxa"/>
+            <w:tcBorders>
+              <w:top w:val="single" w:sz="4" w:space="0" w:color="BFBFBF" w:themeColor="background1" w:themeShade="BF"/>
+              <w:left w:val="single" w:sz="4" w:space="0" w:color="BFBFBF" w:themeColor="background1" w:themeShade="BF"/>
+              <w:bottom w:val="single" w:sz="4" w:space="0" w:color="BFBFBF" w:themeColor="background1" w:themeShade="BF"/>
+              <w:right w:val="single" w:sz="4" w:space="0" w:color="BFBFBF" w:themeColor="background1" w:themeShade="BF"/>
+            </w:tcBorders>
           </w:tcPr>
           <w:p>
             <w:pPr>
@@ -1847,34 +2681,57 @@
               </w:rPr>
             </w:pPr>
             <w:r>
-              <w:t>C3, C4</w:t>
-            </w:r>
-          </w:p>
-        </w:tc>
-        <w:tc>
-          <w:tcPr>
-            <w:tcW w:w="1134" w:type="dxa"/>
-          </w:tcPr>
-          <w:p>
-            <w:pPr>
-              <w:jc w:val="both"/>
-              <w:rPr>
-                <w:rFonts w:ascii="Calibri" w:hAnsi="Calibri" w:cs="Arial"/>
-                <w:i/>
-                <w:color w:val="548DD4"/>
-                <w:sz w:val="18"/>
-                <w:szCs w:val="20"/>
-                <w:lang w:eastAsia="es-CL"/>
-              </w:rPr>
-            </w:pPr>
-            <w:r>
-              <w:t>Modelo de datos y migración planificada</w:t>
+              <w:rPr>
+                <w:rFonts w:ascii="Calibri" w:hAnsi="Calibri"/>
+                <w:color w:val="1F3864"/>
+                <w:sz w:val="18"/>
+              </w:rPr>
+              <w:lastRenderedPageBreak/>
+              <w:t>Arquitectura de software</w:t>
+            </w:r>
+          </w:p>
+        </w:tc>
+        <w:tc>
+          <w:tcPr>
+            <w:tcW w:w="1077" w:type="dxa"/>
+            <w:tcBorders>
+              <w:top w:val="single" w:sz="4" w:space="0" w:color="BFBFBF" w:themeColor="background1" w:themeShade="BF"/>
+              <w:left w:val="single" w:sz="4" w:space="0" w:color="BFBFBF" w:themeColor="background1" w:themeShade="BF"/>
+              <w:bottom w:val="single" w:sz="4" w:space="0" w:color="BFBFBF" w:themeColor="background1" w:themeShade="BF"/>
+              <w:right w:val="single" w:sz="4" w:space="0" w:color="BFBFBF" w:themeColor="background1" w:themeShade="BF"/>
+            </w:tcBorders>
+          </w:tcPr>
+          <w:p>
+            <w:pPr>
+              <w:jc w:val="both"/>
+              <w:rPr>
+                <w:rFonts w:ascii="Calibri" w:hAnsi="Calibri" w:cs="Arial"/>
+                <w:i/>
+                <w:color w:val="548DD4"/>
+                <w:sz w:val="18"/>
+                <w:szCs w:val="20"/>
+                <w:lang w:eastAsia="es-CL"/>
+              </w:rPr>
+            </w:pPr>
+            <w:r>
+              <w:rPr>
+                <w:rFonts w:ascii="Calibri" w:hAnsi="Calibri"/>
+                <w:color w:val="1F3864"/>
+                <w:sz w:val="18"/>
+              </w:rPr>
+              <w:t>Documentar la arquitectura Opción A y la proyección Opción B con diagramas de componentes, despliegue y secuencia</w:t>
             </w:r>
           </w:p>
         </w:tc>
         <w:tc>
           <w:tcPr>
             <w:tcW w:w="1276" w:type="dxa"/>
+            <w:tcBorders>
+              <w:top w:val="single" w:sz="4" w:space="0" w:color="BFBFBF" w:themeColor="background1" w:themeShade="BF"/>
+              <w:left w:val="single" w:sz="4" w:space="0" w:color="BFBFBF" w:themeColor="background1" w:themeShade="BF"/>
+              <w:bottom w:val="single" w:sz="4" w:space="0" w:color="BFBFBF" w:themeColor="background1" w:themeShade="BF"/>
+              <w:right w:val="single" w:sz="4" w:space="0" w:color="BFBFBF" w:themeColor="background1" w:themeShade="BF"/>
+            </w:tcBorders>
           </w:tcPr>
           <w:p>
             <w:pPr>
@@ -1886,13 +2743,70 @@
               </w:rPr>
             </w:pPr>
             <w:r>
-              <w:t>pgModeler, DBeaver 26.2.0, PostgreSQL/Supabase, DDL</w:t>
-            </w:r>
-          </w:p>
-        </w:tc>
-        <w:tc>
-          <w:tcPr>
-            <w:tcW w:w="1139" w:type="dxa"/>
+              <w:rPr>
+                <w:rFonts w:ascii="Calibri" w:hAnsi="Calibri"/>
+                <w:color w:val="1F3864"/>
+                <w:sz w:val="18"/>
+              </w:rPr>
+              <w:t xml:space="preserve">Diagramas UML y referencias de </w:t>
+            </w:r>
+            <w:proofErr w:type="spellStart"/>
+            <w:r>
+              <w:rPr>
+                <w:rFonts w:ascii="Calibri" w:hAnsi="Calibri"/>
+                <w:color w:val="1F3864"/>
+                <w:sz w:val="18"/>
+              </w:rPr>
+              <w:t>Supabase</w:t>
+            </w:r>
+            <w:proofErr w:type="spellEnd"/>
+            <w:r>
+              <w:rPr>
+                <w:rFonts w:ascii="Calibri" w:hAnsi="Calibri"/>
+                <w:color w:val="1F3864"/>
+                <w:sz w:val="18"/>
+              </w:rPr>
+              <w:t xml:space="preserve">, Cloud Run, </w:t>
+            </w:r>
+            <w:proofErr w:type="spellStart"/>
+            <w:r>
+              <w:rPr>
+                <w:rFonts w:ascii="Calibri" w:hAnsi="Calibri"/>
+                <w:color w:val="1F3864"/>
+                <w:sz w:val="18"/>
+              </w:rPr>
+              <w:t>Vercel</w:t>
+            </w:r>
+            <w:proofErr w:type="spellEnd"/>
+            <w:r>
+              <w:rPr>
+                <w:rFonts w:ascii="Calibri" w:hAnsi="Calibri"/>
+                <w:color w:val="1F3864"/>
+                <w:sz w:val="18"/>
+              </w:rPr>
+              <w:t xml:space="preserve">, Transbank y </w:t>
+            </w:r>
+            <w:proofErr w:type="spellStart"/>
+            <w:r>
+              <w:rPr>
+                <w:rFonts w:ascii="Calibri" w:hAnsi="Calibri"/>
+                <w:color w:val="1F3864"/>
+                <w:sz w:val="18"/>
+              </w:rPr>
+              <w:t>Resend</w:t>
+            </w:r>
+            <w:proofErr w:type="spellEnd"/>
+          </w:p>
+        </w:tc>
+        <w:tc>
+          <w:tcPr>
+            <w:tcW w:w="1276" w:type="dxa"/>
+            <w:tcBorders>
+              <w:top w:val="single" w:sz="4" w:space="0" w:color="BFBFBF" w:themeColor="background1" w:themeShade="BF"/>
+              <w:left w:val="single" w:sz="4" w:space="0" w:color="BFBFBF" w:themeColor="background1" w:themeShade="BF"/>
+              <w:bottom w:val="single" w:sz="4" w:space="0" w:color="BFBFBF" w:themeColor="background1" w:themeShade="BF"/>
+              <w:right w:val="single" w:sz="4" w:space="0" w:color="BFBFBF" w:themeColor="background1" w:themeShade="BF"/>
+            </w:tcBorders>
           </w:tcPr>
           <w:p>
             <w:pPr>
@@ -1904,55 +2818,98 @@
               </w:rPr>
             </w:pPr>
             <w:r>
-              <w:t>Semanas 2-6</w:t>
-            </w:r>
-          </w:p>
-        </w:tc>
-        <w:tc>
-          <w:tcPr>
-            <w:tcW w:w="1271" w:type="dxa"/>
-          </w:tcPr>
-          <w:p>
-            <w:pPr>
-              <w:jc w:val="both"/>
-              <w:rPr>
-                <w:rFonts w:ascii="Calibri" w:hAnsi="Calibri" w:cs="Arial"/>
-                <w:i/>
-                <w:color w:val="548DD4"/>
-                <w:sz w:val="18"/>
-                <w:szCs w:val="20"/>
-                <w:lang w:eastAsia="es-CL"/>
-              </w:rPr>
-            </w:pPr>
-            <w:r>
-              <w:t>Vicente Rivera</w:t>
-            </w:r>
-          </w:p>
-        </w:tc>
-        <w:tc>
-          <w:tcPr>
-            <w:tcW w:w="1706" w:type="dxa"/>
-          </w:tcPr>
-          <w:p>
-            <w:pPr>
-              <w:jc w:val="both"/>
-              <w:rPr>
-                <w:rFonts w:ascii="Calibri" w:hAnsi="Calibri" w:cs="Arial"/>
-                <w:i/>
-                <w:color w:val="548DD4"/>
-                <w:sz w:val="18"/>
-                <w:szCs w:val="20"/>
-                <w:lang w:eastAsia="es-CL"/>
-              </w:rPr>
-            </w:pPr>
-            <w:r>
-              <w:t>El rediseño considera users, producers, products, orders, order_items, payments, order_evidences, reputations, price_history, stock_alerts y delivery_tracking.</w:t>
-            </w:r>
-          </w:p>
-        </w:tc>
-        <w:tc>
-          <w:tcPr>
-            <w:tcW w:w="1412" w:type="dxa"/>
+              <w:rPr>
+                <w:rFonts w:ascii="Calibri" w:hAnsi="Calibri"/>
+                <w:color w:val="1F3864"/>
+                <w:sz w:val="18"/>
+              </w:rPr>
+              <w:t>3 semanas (S2-S4)</w:t>
+            </w:r>
+          </w:p>
+        </w:tc>
+        <w:tc>
+          <w:tcPr>
+            <w:tcW w:w="1275" w:type="dxa"/>
+            <w:tcBorders>
+              <w:top w:val="single" w:sz="4" w:space="0" w:color="BFBFBF" w:themeColor="background1" w:themeShade="BF"/>
+              <w:left w:val="single" w:sz="4" w:space="0" w:color="BFBFBF" w:themeColor="background1" w:themeShade="BF"/>
+              <w:bottom w:val="single" w:sz="4" w:space="0" w:color="BFBFBF" w:themeColor="background1" w:themeShade="BF"/>
+              <w:right w:val="single" w:sz="4" w:space="0" w:color="BFBFBF" w:themeColor="background1" w:themeShade="BF"/>
+            </w:tcBorders>
+          </w:tcPr>
+          <w:p>
+            <w:pPr>
+              <w:jc w:val="both"/>
+              <w:rPr>
+                <w:rFonts w:ascii="Calibri" w:hAnsi="Calibri" w:cs="Arial"/>
+                <w:i/>
+                <w:color w:val="548DD4"/>
+                <w:sz w:val="18"/>
+                <w:szCs w:val="20"/>
+                <w:lang w:eastAsia="es-CL"/>
+              </w:rPr>
+            </w:pPr>
+            <w:r>
+              <w:rPr>
+                <w:rFonts w:ascii="Calibri" w:hAnsi="Calibri"/>
+                <w:color w:val="1F3864"/>
+                <w:sz w:val="18"/>
+              </w:rPr>
+              <w:t>Vicente Rivera (A/R) e Ignacio Fuenzalida (C)</w:t>
+            </w:r>
+          </w:p>
+        </w:tc>
+        <w:tc>
+          <w:tcPr>
+            <w:tcW w:w="1276" w:type="dxa"/>
+            <w:tcBorders>
+              <w:top w:val="single" w:sz="4" w:space="0" w:color="BFBFBF" w:themeColor="background1" w:themeShade="BF"/>
+              <w:left w:val="single" w:sz="4" w:space="0" w:color="BFBFBF" w:themeColor="background1" w:themeShade="BF"/>
+              <w:bottom w:val="single" w:sz="4" w:space="0" w:color="BFBFBF" w:themeColor="background1" w:themeShade="BF"/>
+              <w:right w:val="single" w:sz="4" w:space="0" w:color="BFBFBF" w:themeColor="background1" w:themeShade="BF"/>
+            </w:tcBorders>
+          </w:tcPr>
+          <w:p>
+            <w:pPr>
+              <w:jc w:val="both"/>
+              <w:rPr>
+                <w:rFonts w:ascii="Calibri" w:hAnsi="Calibri" w:cs="Arial"/>
+                <w:i/>
+                <w:color w:val="548DD4"/>
+                <w:sz w:val="18"/>
+                <w:szCs w:val="20"/>
+                <w:lang w:eastAsia="es-CL"/>
+              </w:rPr>
+            </w:pPr>
+            <w:proofErr w:type="spellStart"/>
+            <w:r>
+              <w:rPr>
+                <w:rFonts w:ascii="Calibri" w:hAnsi="Calibri"/>
+                <w:color w:val="1F3864"/>
+                <w:sz w:val="18"/>
+              </w:rPr>
+              <w:t>FastAPI</w:t>
+            </w:r>
+            <w:proofErr w:type="spellEnd"/>
+            <w:r>
+              <w:rPr>
+                <w:rFonts w:ascii="Calibri" w:hAnsi="Calibri"/>
+                <w:color w:val="1F3864"/>
+                <w:sz w:val="18"/>
+              </w:rPr>
+              <w:t xml:space="preserve"> queda acotado a la integración con Webpay Mall y las consultas simples van directo a PostgREST</w:t>
+            </w:r>
+          </w:p>
+        </w:tc>
+        <w:tc>
+          <w:tcPr>
+            <w:tcW w:w="1418" w:type="dxa"/>
+            <w:tcBorders>
+              <w:top w:val="single" w:sz="4" w:space="0" w:color="BFBFBF" w:themeColor="background1" w:themeShade="BF"/>
+              <w:left w:val="single" w:sz="4" w:space="0" w:color="BFBFBF" w:themeColor="background1" w:themeShade="BF"/>
+              <w:bottom w:val="single" w:sz="4" w:space="0" w:color="BFBFBF" w:themeColor="background1" w:themeShade="BF"/>
+              <w:right w:val="single" w:sz="4" w:space="0" w:color="BFBFBF" w:themeColor="background1" w:themeShade="BF"/>
+            </w:tcBorders>
           </w:tcPr>
           <w:p>
             <w:pPr>
@@ -1967,28 +2924,44 @@
               </w:rPr>
             </w:pPr>
             <w:r>
-              <w:t>En curso</w:t>
-            </w:r>
-          </w:p>
-        </w:tc>
-        <w:tc>
-          <w:tcPr>
-            <w:tcW w:w="1985" w:type="dxa"/>
-          </w:tcPr>
-          <w:p>
-            <w:pPr>
-              <w:jc w:val="both"/>
-              <w:rPr>
-                <w:rFonts w:ascii="Calibri" w:hAnsi="Calibri" w:cs="Arial"/>
-                <w:i/>
-                <w:color w:val="548DD4"/>
-                <w:sz w:val="18"/>
-                <w:szCs w:val="20"/>
-                <w:lang w:eastAsia="es-CL"/>
-              </w:rPr>
-            </w:pPr>
-            <w:r>
-              <w:t>Se dejó abierta la evaluación entre ALTER TABLE y rediseño completo antes de la migración definitiva desde SQLite.</w:t>
+              <w:rPr>
+                <w:rFonts w:ascii="Calibri" w:hAnsi="Calibri"/>
+                <w:color w:val="1F3864"/>
+                <w:sz w:val="18"/>
+              </w:rPr>
+              <w:t>Completado</w:t>
+            </w:r>
+          </w:p>
+        </w:tc>
+        <w:tc>
+          <w:tcPr>
+            <w:tcW w:w="850" w:type="dxa"/>
+            <w:tcBorders>
+              <w:top w:val="single" w:sz="4" w:space="0" w:color="BFBFBF" w:themeColor="background1" w:themeShade="BF"/>
+              <w:left w:val="single" w:sz="4" w:space="0" w:color="BFBFBF" w:themeColor="background1" w:themeShade="BF"/>
+              <w:bottom w:val="single" w:sz="4" w:space="0" w:color="BFBFBF" w:themeColor="background1" w:themeShade="BF"/>
+              <w:right w:val="single" w:sz="4" w:space="0" w:color="BFBFBF" w:themeColor="background1" w:themeShade="BF"/>
+            </w:tcBorders>
+          </w:tcPr>
+          <w:p>
+            <w:pPr>
+              <w:jc w:val="both"/>
+              <w:rPr>
+                <w:rFonts w:ascii="Calibri" w:hAnsi="Calibri" w:cs="Arial"/>
+                <w:i/>
+                <w:color w:val="548DD4"/>
+                <w:sz w:val="18"/>
+                <w:szCs w:val="20"/>
+                <w:lang w:eastAsia="es-CL"/>
+              </w:rPr>
+            </w:pPr>
+            <w:r>
+              <w:rPr>
+                <w:rFonts w:ascii="Calibri" w:hAnsi="Calibri"/>
+                <w:color w:val="1F3864"/>
+                <w:sz w:val="18"/>
+              </w:rPr>
+              <w:t>Ninguno</w:t>
             </w:r>
           </w:p>
         </w:tc>
@@ -1999,7 +2972,13 @@
         </w:trPr>
         <w:tc>
           <w:tcPr>
-            <w:tcW w:w="1271" w:type="dxa"/>
+            <w:tcW w:w="1328" w:type="dxa"/>
+            <w:tcBorders>
+              <w:top w:val="single" w:sz="4" w:space="0" w:color="BFBFBF" w:themeColor="background1" w:themeShade="BF"/>
+              <w:left w:val="single" w:sz="4" w:space="0" w:color="BFBFBF" w:themeColor="background1" w:themeShade="BF"/>
+              <w:bottom w:val="single" w:sz="4" w:space="0" w:color="BFBFBF" w:themeColor="background1" w:themeShade="BF"/>
+              <w:right w:val="single" w:sz="4" w:space="0" w:color="BFBFBF" w:themeColor="background1" w:themeShade="BF"/>
+            </w:tcBorders>
           </w:tcPr>
           <w:p>
             <w:pPr>
@@ -2011,34 +2990,74 @@
               </w:rPr>
             </w:pPr>
             <w:r>
-              <w:t>C4, C2</w:t>
-            </w:r>
-          </w:p>
-        </w:tc>
-        <w:tc>
-          <w:tcPr>
-            <w:tcW w:w="1134" w:type="dxa"/>
-          </w:tcPr>
-          <w:p>
-            <w:pPr>
-              <w:jc w:val="both"/>
-              <w:rPr>
-                <w:rFonts w:ascii="Calibri" w:hAnsi="Calibri" w:cs="Arial"/>
-                <w:i/>
-                <w:color w:val="548DD4"/>
-                <w:sz w:val="18"/>
-                <w:szCs w:val="20"/>
-                <w:lang w:eastAsia="es-CL"/>
-              </w:rPr>
-            </w:pPr>
-            <w:r>
-              <w:t>Arquitectura y despliegue</w:t>
+              <w:rPr>
+                <w:rFonts w:ascii="Calibri" w:hAnsi="Calibri"/>
+                <w:color w:val="1F3864"/>
+                <w:sz w:val="18"/>
+              </w:rPr>
+              <w:t>Diseño de experiencia e interfaz de usuario</w:t>
+            </w:r>
+          </w:p>
+        </w:tc>
+        <w:tc>
+          <w:tcPr>
+            <w:tcW w:w="1077" w:type="dxa"/>
+            <w:tcBorders>
+              <w:top w:val="single" w:sz="4" w:space="0" w:color="BFBFBF" w:themeColor="background1" w:themeShade="BF"/>
+              <w:left w:val="single" w:sz="4" w:space="0" w:color="BFBFBF" w:themeColor="background1" w:themeShade="BF"/>
+              <w:bottom w:val="single" w:sz="4" w:space="0" w:color="BFBFBF" w:themeColor="background1" w:themeShade="BF"/>
+              <w:right w:val="single" w:sz="4" w:space="0" w:color="BFBFBF" w:themeColor="background1" w:themeShade="BF"/>
+            </w:tcBorders>
+          </w:tcPr>
+          <w:p>
+            <w:pPr>
+              <w:jc w:val="both"/>
+              <w:rPr>
+                <w:rFonts w:ascii="Calibri" w:hAnsi="Calibri" w:cs="Arial"/>
+                <w:i/>
+                <w:color w:val="548DD4"/>
+                <w:sz w:val="18"/>
+                <w:szCs w:val="20"/>
+                <w:lang w:eastAsia="es-CL"/>
+              </w:rPr>
+            </w:pPr>
+            <w:r>
+              <w:rPr>
+                <w:rFonts w:ascii="Calibri" w:hAnsi="Calibri"/>
+                <w:color w:val="1F3864"/>
+                <w:sz w:val="18"/>
+              </w:rPr>
+              <w:t xml:space="preserve">Elaborar los mockups de catálogo, carrito, </w:t>
+            </w:r>
+            <w:proofErr w:type="spellStart"/>
+            <w:r>
+              <w:rPr>
+                <w:rFonts w:ascii="Calibri" w:hAnsi="Calibri"/>
+                <w:color w:val="1F3864"/>
+                <w:sz w:val="18"/>
+              </w:rPr>
+              <w:t>checkout</w:t>
+            </w:r>
+            <w:proofErr w:type="spellEnd"/>
+            <w:r>
+              <w:rPr>
+                <w:rFonts w:ascii="Calibri" w:hAnsi="Calibri"/>
+                <w:color w:val="1F3864"/>
+                <w:sz w:val="18"/>
+              </w:rPr>
+              <w:t>, registro e inicio de sesión, panel de vendedor, panel de administración, seguimiento del pedido y reclamos</w:t>
             </w:r>
           </w:p>
         </w:tc>
         <w:tc>
           <w:tcPr>
             <w:tcW w:w="1276" w:type="dxa"/>
+            <w:tcBorders>
+              <w:top w:val="single" w:sz="4" w:space="0" w:color="BFBFBF" w:themeColor="background1" w:themeShade="BF"/>
+              <w:left w:val="single" w:sz="4" w:space="0" w:color="BFBFBF" w:themeColor="background1" w:themeShade="BF"/>
+              <w:bottom w:val="single" w:sz="4" w:space="0" w:color="BFBFBF" w:themeColor="background1" w:themeShade="BF"/>
+              <w:right w:val="single" w:sz="4" w:space="0" w:color="BFBFBF" w:themeColor="background1" w:themeShade="BF"/>
+            </w:tcBorders>
           </w:tcPr>
           <w:p>
             <w:pPr>
@@ -2050,13 +3069,24 @@
               </w:rPr>
             </w:pPr>
             <w:r>
-              <w:t>Diagramas de componentes/despliegue/secuencia, FastAPI, Docker, Vercel, GCP</w:t>
-            </w:r>
-          </w:p>
-        </w:tc>
-        <w:tc>
-          <w:tcPr>
-            <w:tcW w:w="1139" w:type="dxa"/>
+              <w:rPr>
+                <w:rFonts w:ascii="Calibri" w:hAnsi="Calibri"/>
+                <w:color w:val="1F3864"/>
+                <w:sz w:val="18"/>
+              </w:rPr>
+              <w:t>Herramienta de diseño de interfaces y flujos del ERS</w:t>
+            </w:r>
+          </w:p>
+        </w:tc>
+        <w:tc>
+          <w:tcPr>
+            <w:tcW w:w="1276" w:type="dxa"/>
+            <w:tcBorders>
+              <w:top w:val="single" w:sz="4" w:space="0" w:color="BFBFBF" w:themeColor="background1" w:themeShade="BF"/>
+              <w:left w:val="single" w:sz="4" w:space="0" w:color="BFBFBF" w:themeColor="background1" w:themeShade="BF"/>
+              <w:bottom w:val="single" w:sz="4" w:space="0" w:color="BFBFBF" w:themeColor="background1" w:themeShade="BF"/>
+              <w:right w:val="single" w:sz="4" w:space="0" w:color="BFBFBF" w:themeColor="background1" w:themeShade="BF"/>
+            </w:tcBorders>
           </w:tcPr>
           <w:p>
             <w:pPr>
@@ -2068,55 +3098,88 @@
               </w:rPr>
             </w:pPr>
             <w:r>
-              <w:t>Semanas 2-4</w:t>
-            </w:r>
-          </w:p>
-        </w:tc>
-        <w:tc>
-          <w:tcPr>
-            <w:tcW w:w="1271" w:type="dxa"/>
-          </w:tcPr>
-          <w:p>
-            <w:pPr>
-              <w:jc w:val="both"/>
-              <w:rPr>
-                <w:rFonts w:ascii="Calibri" w:hAnsi="Calibri" w:cs="Arial"/>
-                <w:i/>
-                <w:color w:val="548DD4"/>
-                <w:sz w:val="18"/>
-                <w:szCs w:val="20"/>
-                <w:lang w:eastAsia="es-CL"/>
-              </w:rPr>
-            </w:pPr>
-            <w:r>
-              <w:t>Vicente Rivera</w:t>
-            </w:r>
-          </w:p>
-        </w:tc>
-        <w:tc>
-          <w:tcPr>
-            <w:tcW w:w="1706" w:type="dxa"/>
-          </w:tcPr>
-          <w:p>
-            <w:pPr>
-              <w:jc w:val="both"/>
-              <w:rPr>
-                <w:rFonts w:ascii="Calibri" w:hAnsi="Calibri" w:cs="Arial"/>
-                <w:i/>
-                <w:color w:val="548DD4"/>
-                <w:sz w:val="18"/>
-                <w:szCs w:val="20"/>
-                <w:lang w:eastAsia="es-CL"/>
-              </w:rPr>
-            </w:pPr>
-            <w:r>
-              <w:t>La arquitectura quedó separada entre presentación, API, persistencia y servicios externos. Se definieron Opción A y Opción B.</w:t>
-            </w:r>
-          </w:p>
-        </w:tc>
-        <w:tc>
-          <w:tcPr>
-            <w:tcW w:w="1412" w:type="dxa"/>
+              <w:rPr>
+                <w:rFonts w:ascii="Calibri" w:hAnsi="Calibri"/>
+                <w:color w:val="1F3864"/>
+                <w:sz w:val="18"/>
+              </w:rPr>
+              <w:t>2 semanas (S3-S4)</w:t>
+            </w:r>
+          </w:p>
+        </w:tc>
+        <w:tc>
+          <w:tcPr>
+            <w:tcW w:w="1275" w:type="dxa"/>
+            <w:tcBorders>
+              <w:top w:val="single" w:sz="4" w:space="0" w:color="BFBFBF" w:themeColor="background1" w:themeShade="BF"/>
+              <w:left w:val="single" w:sz="4" w:space="0" w:color="BFBFBF" w:themeColor="background1" w:themeShade="BF"/>
+              <w:bottom w:val="single" w:sz="4" w:space="0" w:color="BFBFBF" w:themeColor="background1" w:themeShade="BF"/>
+              <w:right w:val="single" w:sz="4" w:space="0" w:color="BFBFBF" w:themeColor="background1" w:themeShade="BF"/>
+            </w:tcBorders>
+          </w:tcPr>
+          <w:p>
+            <w:pPr>
+              <w:jc w:val="both"/>
+              <w:rPr>
+                <w:rFonts w:ascii="Calibri" w:hAnsi="Calibri" w:cs="Arial"/>
+                <w:i/>
+                <w:color w:val="548DD4"/>
+                <w:sz w:val="18"/>
+                <w:szCs w:val="20"/>
+                <w:lang w:eastAsia="es-CL"/>
+              </w:rPr>
+            </w:pPr>
+            <w:r>
+              <w:rPr>
+                <w:rFonts w:ascii="Calibri" w:hAnsi="Calibri"/>
+                <w:color w:val="1F3864"/>
+                <w:sz w:val="18"/>
+              </w:rPr>
+              <w:t>Ignacio Fuenzalida (A/R) y Vicente Rivera (C)</w:t>
+            </w:r>
+          </w:p>
+        </w:tc>
+        <w:tc>
+          <w:tcPr>
+            <w:tcW w:w="1276" w:type="dxa"/>
+            <w:tcBorders>
+              <w:top w:val="single" w:sz="4" w:space="0" w:color="BFBFBF" w:themeColor="background1" w:themeShade="BF"/>
+              <w:left w:val="single" w:sz="4" w:space="0" w:color="BFBFBF" w:themeColor="background1" w:themeShade="BF"/>
+              <w:bottom w:val="single" w:sz="4" w:space="0" w:color="BFBFBF" w:themeColor="background1" w:themeShade="BF"/>
+              <w:right w:val="single" w:sz="4" w:space="0" w:color="BFBFBF" w:themeColor="background1" w:themeShade="BF"/>
+            </w:tcBorders>
+          </w:tcPr>
+          <w:p>
+            <w:pPr>
+              <w:jc w:val="both"/>
+              <w:rPr>
+                <w:rFonts w:ascii="Calibri" w:hAnsi="Calibri" w:cs="Arial"/>
+                <w:i/>
+                <w:color w:val="548DD4"/>
+                <w:sz w:val="18"/>
+                <w:szCs w:val="20"/>
+                <w:lang w:eastAsia="es-CL"/>
+              </w:rPr>
+            </w:pPr>
+            <w:r>
+              <w:rPr>
+                <w:rFonts w:ascii="Calibri" w:hAnsi="Calibri"/>
+                <w:color w:val="1F3864"/>
+                <w:sz w:val="18"/>
+              </w:rPr>
+              <w:t>Pantallas de los tres roles y de los flujos críticos de compra, entrega con código y reclamos</w:t>
+            </w:r>
+          </w:p>
+        </w:tc>
+        <w:tc>
+          <w:tcPr>
+            <w:tcW w:w="1418" w:type="dxa"/>
+            <w:tcBorders>
+              <w:top w:val="single" w:sz="4" w:space="0" w:color="BFBFBF" w:themeColor="background1" w:themeShade="BF"/>
+              <w:left w:val="single" w:sz="4" w:space="0" w:color="BFBFBF" w:themeColor="background1" w:themeShade="BF"/>
+              <w:bottom w:val="single" w:sz="4" w:space="0" w:color="BFBFBF" w:themeColor="background1" w:themeShade="BF"/>
+              <w:right w:val="single" w:sz="4" w:space="0" w:color="BFBFBF" w:themeColor="background1" w:themeShade="BF"/>
+            </w:tcBorders>
           </w:tcPr>
           <w:p>
             <w:pPr>
@@ -2131,28 +3194,44 @@
               </w:rPr>
             </w:pPr>
             <w:r>
+              <w:rPr>
+                <w:rFonts w:ascii="Calibri" w:hAnsi="Calibri"/>
+                <w:color w:val="1F3864"/>
+                <w:sz w:val="18"/>
+              </w:rPr>
               <w:t>Completado</w:t>
             </w:r>
           </w:p>
         </w:tc>
         <w:tc>
           <w:tcPr>
-            <w:tcW w:w="1985" w:type="dxa"/>
-          </w:tcPr>
-          <w:p>
-            <w:pPr>
-              <w:jc w:val="both"/>
-              <w:rPr>
-                <w:rFonts w:ascii="Calibri" w:hAnsi="Calibri" w:cs="Arial"/>
-                <w:i/>
-                <w:color w:val="548DD4"/>
-                <w:sz w:val="18"/>
-                <w:szCs w:val="20"/>
-                <w:lang w:eastAsia="es-CL"/>
-              </w:rPr>
-            </w:pPr>
-            <w:r>
-              <w:t>Para el MVP académico se prioriza Opción A sin redundancia en us-central1; Opción B queda como proyección productiva.</w:t>
+            <w:tcW w:w="850" w:type="dxa"/>
+            <w:tcBorders>
+              <w:top w:val="single" w:sz="4" w:space="0" w:color="BFBFBF" w:themeColor="background1" w:themeShade="BF"/>
+              <w:left w:val="single" w:sz="4" w:space="0" w:color="BFBFBF" w:themeColor="background1" w:themeShade="BF"/>
+              <w:bottom w:val="single" w:sz="4" w:space="0" w:color="BFBFBF" w:themeColor="background1" w:themeShade="BF"/>
+              <w:right w:val="single" w:sz="4" w:space="0" w:color="BFBFBF" w:themeColor="background1" w:themeShade="BF"/>
+            </w:tcBorders>
+          </w:tcPr>
+          <w:p>
+            <w:pPr>
+              <w:jc w:val="both"/>
+              <w:rPr>
+                <w:rFonts w:ascii="Calibri" w:hAnsi="Calibri" w:cs="Arial"/>
+                <w:i/>
+                <w:color w:val="548DD4"/>
+                <w:sz w:val="18"/>
+                <w:szCs w:val="20"/>
+                <w:lang w:eastAsia="es-CL"/>
+              </w:rPr>
+            </w:pPr>
+            <w:r>
+              <w:rPr>
+                <w:rFonts w:ascii="Calibri" w:hAnsi="Calibri"/>
+                <w:color w:val="1F3864"/>
+                <w:sz w:val="18"/>
+              </w:rPr>
+              <w:t>Se incorporaron las pantallas de reclamos (RF-027) al incorporarse el requerimiento</w:t>
             </w:r>
           </w:p>
         </w:tc>
@@ -2163,7 +3242,13 @@
         </w:trPr>
         <w:tc>
           <w:tcPr>
-            <w:tcW w:w="1271" w:type="dxa"/>
+            <w:tcW w:w="1328" w:type="dxa"/>
+            <w:tcBorders>
+              <w:top w:val="single" w:sz="4" w:space="0" w:color="BFBFBF" w:themeColor="background1" w:themeShade="BF"/>
+              <w:left w:val="single" w:sz="4" w:space="0" w:color="BFBFBF" w:themeColor="background1" w:themeShade="BF"/>
+              <w:bottom w:val="single" w:sz="4" w:space="0" w:color="BFBFBF" w:themeColor="background1" w:themeShade="BF"/>
+              <w:right w:val="single" w:sz="4" w:space="0" w:color="BFBFBF" w:themeColor="background1" w:themeShade="BF"/>
+            </w:tcBorders>
           </w:tcPr>
           <w:p>
             <w:pPr>
@@ -2175,35 +3260,56 @@
               </w:rPr>
             </w:pPr>
             <w:r>
-              <w:lastRenderedPageBreak/>
-              <w:t>C4</w:t>
-            </w:r>
-          </w:p>
-        </w:tc>
-        <w:tc>
-          <w:tcPr>
-            <w:tcW w:w="1134" w:type="dxa"/>
-          </w:tcPr>
-          <w:p>
-            <w:pPr>
-              <w:jc w:val="both"/>
-              <w:rPr>
-                <w:rFonts w:ascii="Calibri" w:hAnsi="Calibri" w:cs="Arial"/>
-                <w:i/>
-                <w:color w:val="548DD4"/>
-                <w:sz w:val="18"/>
-                <w:szCs w:val="20"/>
-                <w:lang w:eastAsia="es-CL"/>
-              </w:rPr>
-            </w:pPr>
-            <w:r>
-              <w:t>UX/UI y mockups</w:t>
+              <w:rPr>
+                <w:rFonts w:ascii="Calibri" w:hAnsi="Calibri"/>
+                <w:color w:val="1F3864"/>
+                <w:sz w:val="18"/>
+              </w:rPr>
+              <w:t>Gestión de calidad y de costos</w:t>
+            </w:r>
+          </w:p>
+        </w:tc>
+        <w:tc>
+          <w:tcPr>
+            <w:tcW w:w="1077" w:type="dxa"/>
+            <w:tcBorders>
+              <w:top w:val="single" w:sz="4" w:space="0" w:color="BFBFBF" w:themeColor="background1" w:themeShade="BF"/>
+              <w:left w:val="single" w:sz="4" w:space="0" w:color="BFBFBF" w:themeColor="background1" w:themeShade="BF"/>
+              <w:bottom w:val="single" w:sz="4" w:space="0" w:color="BFBFBF" w:themeColor="background1" w:themeShade="BF"/>
+              <w:right w:val="single" w:sz="4" w:space="0" w:color="BFBFBF" w:themeColor="background1" w:themeShade="BF"/>
+            </w:tcBorders>
+          </w:tcPr>
+          <w:p>
+            <w:pPr>
+              <w:jc w:val="both"/>
+              <w:rPr>
+                <w:rFonts w:ascii="Calibri" w:hAnsi="Calibri" w:cs="Arial"/>
+                <w:i/>
+                <w:color w:val="548DD4"/>
+                <w:sz w:val="18"/>
+                <w:szCs w:val="20"/>
+                <w:lang w:eastAsia="es-CL"/>
+              </w:rPr>
+            </w:pPr>
+            <w:r>
+              <w:rPr>
+                <w:rFonts w:ascii="Calibri" w:hAnsi="Calibri"/>
+                <w:color w:val="1F3864"/>
+                <w:sz w:val="18"/>
+              </w:rPr>
+              <w:t>Elaborar el Plan de Calidad y de Costos y el Presupuesto Estimado con flujo de caja y viabilidad (VAN y TIR)</w:t>
             </w:r>
           </w:p>
         </w:tc>
         <w:tc>
           <w:tcPr>
             <w:tcW w:w="1276" w:type="dxa"/>
+            <w:tcBorders>
+              <w:top w:val="single" w:sz="4" w:space="0" w:color="BFBFBF" w:themeColor="background1" w:themeShade="BF"/>
+              <w:left w:val="single" w:sz="4" w:space="0" w:color="BFBFBF" w:themeColor="background1" w:themeShade="BF"/>
+              <w:bottom w:val="single" w:sz="4" w:space="0" w:color="BFBFBF" w:themeColor="background1" w:themeShade="BF"/>
+              <w:right w:val="single" w:sz="4" w:space="0" w:color="BFBFBF" w:themeColor="background1" w:themeShade="BF"/>
+            </w:tcBorders>
           </w:tcPr>
           <w:p>
             <w:pPr>
@@ -2215,13 +3321,24 @@
               </w:rPr>
             </w:pPr>
             <w:r>
-              <w:t>Vue.js, Vite, mockups, flujo de navegación</w:t>
-            </w:r>
-          </w:p>
-        </w:tc>
-        <w:tc>
-          <w:tcPr>
-            <w:tcW w:w="1139" w:type="dxa"/>
+              <w:rPr>
+                <w:rFonts w:ascii="Calibri" w:hAnsi="Calibri"/>
+                <w:color w:val="1F3864"/>
+                <w:sz w:val="18"/>
+              </w:rPr>
+              <w:t>Planilla Excel, sueldos referenciales (talent.com) y supuestos del equipo</w:t>
+            </w:r>
+          </w:p>
+        </w:tc>
+        <w:tc>
+          <w:tcPr>
+            <w:tcW w:w="1276" w:type="dxa"/>
+            <w:tcBorders>
+              <w:top w:val="single" w:sz="4" w:space="0" w:color="BFBFBF" w:themeColor="background1" w:themeShade="BF"/>
+              <w:left w:val="single" w:sz="4" w:space="0" w:color="BFBFBF" w:themeColor="background1" w:themeShade="BF"/>
+              <w:bottom w:val="single" w:sz="4" w:space="0" w:color="BFBFBF" w:themeColor="background1" w:themeShade="BF"/>
+              <w:right w:val="single" w:sz="4" w:space="0" w:color="BFBFBF" w:themeColor="background1" w:themeShade="BF"/>
+            </w:tcBorders>
           </w:tcPr>
           <w:p>
             <w:pPr>
@@ -2233,55 +3350,88 @@
               </w:rPr>
             </w:pPr>
             <w:r>
-              <w:t>Semanas 3-4</w:t>
-            </w:r>
-          </w:p>
-        </w:tc>
-        <w:tc>
-          <w:tcPr>
-            <w:tcW w:w="1271" w:type="dxa"/>
-          </w:tcPr>
-          <w:p>
-            <w:pPr>
-              <w:jc w:val="both"/>
-              <w:rPr>
-                <w:rFonts w:ascii="Calibri" w:hAnsi="Calibri" w:cs="Arial"/>
-                <w:i/>
-                <w:color w:val="548DD4"/>
-                <w:sz w:val="18"/>
-                <w:szCs w:val="20"/>
-                <w:lang w:eastAsia="es-CL"/>
-              </w:rPr>
-            </w:pPr>
-            <w:r>
-              <w:t>Ignacio Fuenzalida</w:t>
-            </w:r>
-          </w:p>
-        </w:tc>
-        <w:tc>
-          <w:tcPr>
-            <w:tcW w:w="1706" w:type="dxa"/>
-          </w:tcPr>
-          <w:p>
-            <w:pPr>
-              <w:jc w:val="both"/>
-              <w:rPr>
-                <w:rFonts w:ascii="Calibri" w:hAnsi="Calibri" w:cs="Arial"/>
-                <w:i/>
-                <w:color w:val="548DD4"/>
-                <w:sz w:val="18"/>
-                <w:szCs w:val="20"/>
-                <w:lang w:eastAsia="es-CL"/>
-              </w:rPr>
-            </w:pPr>
-            <w:r>
-              <w:t>Se consideran catálogo guest, carrito, panel vendedor, administración, checkout, tracking y dashboard. El objetivo es reducir retrabajo antes de programar.</w:t>
-            </w:r>
-          </w:p>
-        </w:tc>
-        <w:tc>
-          <w:tcPr>
-            <w:tcW w:w="1412" w:type="dxa"/>
+              <w:rPr>
+                <w:rFonts w:ascii="Calibri" w:hAnsi="Calibri"/>
+                <w:color w:val="1F3864"/>
+                <w:sz w:val="18"/>
+              </w:rPr>
+              <w:t>2 semanas (S3-S4)</w:t>
+            </w:r>
+          </w:p>
+        </w:tc>
+        <w:tc>
+          <w:tcPr>
+            <w:tcW w:w="1275" w:type="dxa"/>
+            <w:tcBorders>
+              <w:top w:val="single" w:sz="4" w:space="0" w:color="BFBFBF" w:themeColor="background1" w:themeShade="BF"/>
+              <w:left w:val="single" w:sz="4" w:space="0" w:color="BFBFBF" w:themeColor="background1" w:themeShade="BF"/>
+              <w:bottom w:val="single" w:sz="4" w:space="0" w:color="BFBFBF" w:themeColor="background1" w:themeShade="BF"/>
+              <w:right w:val="single" w:sz="4" w:space="0" w:color="BFBFBF" w:themeColor="background1" w:themeShade="BF"/>
+            </w:tcBorders>
+          </w:tcPr>
+          <w:p>
+            <w:pPr>
+              <w:jc w:val="both"/>
+              <w:rPr>
+                <w:rFonts w:ascii="Calibri" w:hAnsi="Calibri" w:cs="Arial"/>
+                <w:i/>
+                <w:color w:val="548DD4"/>
+                <w:sz w:val="18"/>
+                <w:szCs w:val="20"/>
+                <w:lang w:eastAsia="es-CL"/>
+              </w:rPr>
+            </w:pPr>
+            <w:r>
+              <w:rPr>
+                <w:rFonts w:ascii="Calibri" w:hAnsi="Calibri"/>
+                <w:color w:val="1F3864"/>
+                <w:sz w:val="18"/>
+              </w:rPr>
+              <w:t>Vicente Rivera e Ignacio Fuenzalida (A/R)</w:t>
+            </w:r>
+          </w:p>
+        </w:tc>
+        <w:tc>
+          <w:tcPr>
+            <w:tcW w:w="1276" w:type="dxa"/>
+            <w:tcBorders>
+              <w:top w:val="single" w:sz="4" w:space="0" w:color="BFBFBF" w:themeColor="background1" w:themeShade="BF"/>
+              <w:left w:val="single" w:sz="4" w:space="0" w:color="BFBFBF" w:themeColor="background1" w:themeShade="BF"/>
+              <w:bottom w:val="single" w:sz="4" w:space="0" w:color="BFBFBF" w:themeColor="background1" w:themeShade="BF"/>
+              <w:right w:val="single" w:sz="4" w:space="0" w:color="BFBFBF" w:themeColor="background1" w:themeShade="BF"/>
+            </w:tcBorders>
+          </w:tcPr>
+          <w:p>
+            <w:pPr>
+              <w:jc w:val="both"/>
+              <w:rPr>
+                <w:rFonts w:ascii="Calibri" w:hAnsi="Calibri" w:cs="Arial"/>
+                <w:i/>
+                <w:color w:val="548DD4"/>
+                <w:sz w:val="18"/>
+                <w:szCs w:val="20"/>
+                <w:lang w:eastAsia="es-CL"/>
+              </w:rPr>
+            </w:pPr>
+            <w:r>
+              <w:rPr>
+                <w:rFonts w:ascii="Calibri" w:hAnsi="Calibri"/>
+                <w:color w:val="1F3864"/>
+                <w:sz w:val="18"/>
+              </w:rPr>
+              <w:t>Escenario base Bajo: $5.626.158 valorizados y $338.870 de desembolso real; seguimiento semanal con semáforo de costos</w:t>
+            </w:r>
+          </w:p>
+        </w:tc>
+        <w:tc>
+          <w:tcPr>
+            <w:tcW w:w="1418" w:type="dxa"/>
+            <w:tcBorders>
+              <w:top w:val="single" w:sz="4" w:space="0" w:color="BFBFBF" w:themeColor="background1" w:themeShade="BF"/>
+              <w:left w:val="single" w:sz="4" w:space="0" w:color="BFBFBF" w:themeColor="background1" w:themeShade="BF"/>
+              <w:bottom w:val="single" w:sz="4" w:space="0" w:color="BFBFBF" w:themeColor="background1" w:themeShade="BF"/>
+              <w:right w:val="single" w:sz="4" w:space="0" w:color="BFBFBF" w:themeColor="background1" w:themeShade="BF"/>
+            </w:tcBorders>
           </w:tcPr>
           <w:p>
             <w:pPr>
@@ -2296,28 +3446,44 @@
               </w:rPr>
             </w:pPr>
             <w:r>
-              <w:t>En curso</w:t>
-            </w:r>
-          </w:p>
-        </w:tc>
-        <w:tc>
-          <w:tcPr>
-            <w:tcW w:w="1985" w:type="dxa"/>
-          </w:tcPr>
-          <w:p>
-            <w:pPr>
-              <w:jc w:val="both"/>
-              <w:rPr>
-                <w:rFonts w:ascii="Calibri" w:hAnsi="Calibri" w:cs="Arial"/>
-                <w:i/>
-                <w:color w:val="548DD4"/>
-                <w:sz w:val="18"/>
-                <w:szCs w:val="20"/>
-                <w:lang w:eastAsia="es-CL"/>
-              </w:rPr>
-            </w:pPr>
-            <w:r>
-              <w:t>Ajustamos las pantallas para incluir navegación sin login, recuperación de contraseña, evidencias, estados de delivery y estadísticas.</w:t>
+              <w:rPr>
+                <w:rFonts w:ascii="Calibri" w:hAnsi="Calibri"/>
+                <w:color w:val="1F3864"/>
+                <w:sz w:val="18"/>
+              </w:rPr>
+              <w:t>Completado (corte Verde: 136 de 136 horas y 0% de desviación)</w:t>
+            </w:r>
+          </w:p>
+        </w:tc>
+        <w:tc>
+          <w:tcPr>
+            <w:tcW w:w="850" w:type="dxa"/>
+            <w:tcBorders>
+              <w:top w:val="single" w:sz="4" w:space="0" w:color="BFBFBF" w:themeColor="background1" w:themeShade="BF"/>
+              <w:left w:val="single" w:sz="4" w:space="0" w:color="BFBFBF" w:themeColor="background1" w:themeShade="BF"/>
+              <w:bottom w:val="single" w:sz="4" w:space="0" w:color="BFBFBF" w:themeColor="background1" w:themeShade="BF"/>
+              <w:right w:val="single" w:sz="4" w:space="0" w:color="BFBFBF" w:themeColor="background1" w:themeShade="BF"/>
+            </w:tcBorders>
+          </w:tcPr>
+          <w:p>
+            <w:pPr>
+              <w:jc w:val="both"/>
+              <w:rPr>
+                <w:rFonts w:ascii="Calibri" w:hAnsi="Calibri" w:cs="Arial"/>
+                <w:i/>
+                <w:color w:val="548DD4"/>
+                <w:sz w:val="18"/>
+                <w:szCs w:val="20"/>
+                <w:lang w:eastAsia="es-CL"/>
+              </w:rPr>
+            </w:pPr>
+            <w:r>
+              <w:rPr>
+                <w:rFonts w:ascii="Calibri" w:hAnsi="Calibri"/>
+                <w:color w:val="1F3864"/>
+                <w:sz w:val="18"/>
+              </w:rPr>
+              <w:t>Ninguno</w:t>
             </w:r>
           </w:p>
         </w:tc>
@@ -2328,7 +3494,13 @@
         </w:trPr>
         <w:tc>
           <w:tcPr>
-            <w:tcW w:w="1271" w:type="dxa"/>
+            <w:tcW w:w="1328" w:type="dxa"/>
+            <w:tcBorders>
+              <w:top w:val="single" w:sz="4" w:space="0" w:color="BFBFBF" w:themeColor="background1" w:themeShade="BF"/>
+              <w:left w:val="single" w:sz="4" w:space="0" w:color="BFBFBF" w:themeColor="background1" w:themeShade="BF"/>
+              <w:bottom w:val="single" w:sz="4" w:space="0" w:color="BFBFBF" w:themeColor="background1" w:themeShade="BF"/>
+              <w:right w:val="single" w:sz="4" w:space="0" w:color="BFBFBF" w:themeColor="background1" w:themeShade="BF"/>
+            </w:tcBorders>
           </w:tcPr>
           <w:p>
             <w:pPr>
@@ -2340,34 +3512,129 @@
               </w:rPr>
             </w:pPr>
             <w:r>
-              <w:t>C1, C4</w:t>
-            </w:r>
-          </w:p>
-        </w:tc>
-        <w:tc>
-          <w:tcPr>
-            <w:tcW w:w="1134" w:type="dxa"/>
-          </w:tcPr>
-          <w:p>
-            <w:pPr>
-              <w:jc w:val="both"/>
-              <w:rPr>
-                <w:rFonts w:ascii="Calibri" w:hAnsi="Calibri" w:cs="Arial"/>
-                <w:i/>
-                <w:color w:val="548DD4"/>
-                <w:sz w:val="18"/>
-                <w:szCs w:val="20"/>
-                <w:lang w:eastAsia="es-CL"/>
-              </w:rPr>
-            </w:pPr>
-            <w:r>
-              <w:t>Plan de pruebas y calidad</w:t>
+              <w:rPr>
+                <w:rFonts w:ascii="Calibri" w:hAnsi="Calibri"/>
+                <w:color w:val="1F3864"/>
+                <w:sz w:val="18"/>
+              </w:rPr>
+              <w:t xml:space="preserve">Desarrollo de software </w:t>
+            </w:r>
+            <w:proofErr w:type="spellStart"/>
+            <w:r>
+              <w:rPr>
+                <w:rFonts w:ascii="Calibri" w:hAnsi="Calibri"/>
+                <w:color w:val="1F3864"/>
+                <w:sz w:val="18"/>
+              </w:rPr>
+              <w:t>backend</w:t>
+            </w:r>
+            <w:proofErr w:type="spellEnd"/>
+          </w:p>
+        </w:tc>
+        <w:tc>
+          <w:tcPr>
+            <w:tcW w:w="1077" w:type="dxa"/>
+            <w:tcBorders>
+              <w:top w:val="single" w:sz="4" w:space="0" w:color="BFBFBF" w:themeColor="background1" w:themeShade="BF"/>
+              <w:left w:val="single" w:sz="4" w:space="0" w:color="BFBFBF" w:themeColor="background1" w:themeShade="BF"/>
+              <w:bottom w:val="single" w:sz="4" w:space="0" w:color="BFBFBF" w:themeColor="background1" w:themeShade="BF"/>
+              <w:right w:val="single" w:sz="4" w:space="0" w:color="BFBFBF" w:themeColor="background1" w:themeShade="BF"/>
+            </w:tcBorders>
+          </w:tcPr>
+          <w:p>
+            <w:pPr>
+              <w:jc w:val="both"/>
+              <w:rPr>
+                <w:rFonts w:ascii="Calibri" w:hAnsi="Calibri" w:cs="Arial"/>
+                <w:i/>
+                <w:color w:val="548DD4"/>
+                <w:sz w:val="18"/>
+                <w:szCs w:val="20"/>
+                <w:lang w:eastAsia="es-CL"/>
+              </w:rPr>
+            </w:pPr>
+            <w:r>
+              <w:rPr>
+                <w:rFonts w:ascii="Calibri" w:hAnsi="Calibri"/>
+                <w:color w:val="1F3864"/>
+                <w:sz w:val="18"/>
+              </w:rPr>
+              <w:t xml:space="preserve">Preparar la base técnica y construir </w:t>
+            </w:r>
+            <w:proofErr w:type="spellStart"/>
+            <w:r>
+              <w:rPr>
+                <w:rFonts w:ascii="Calibri" w:hAnsi="Calibri"/>
+                <w:color w:val="1F3864"/>
+                <w:sz w:val="18"/>
+              </w:rPr>
+              <w:t>FastAPI</w:t>
+            </w:r>
+            <w:proofErr w:type="spellEnd"/>
+            <w:r>
+              <w:rPr>
+                <w:rFonts w:ascii="Calibri" w:hAnsi="Calibri"/>
+                <w:color w:val="1F3864"/>
+                <w:sz w:val="18"/>
+              </w:rPr>
+              <w:t xml:space="preserve"> + Docker para la integración con Webpay Mall, la autenticaci</w:t>
+            </w:r>
+            <w:r>
+              <w:rPr>
+                <w:rFonts w:ascii="Calibri" w:hAnsi="Calibri"/>
+                <w:color w:val="1F3864"/>
+                <w:sz w:val="18"/>
+              </w:rPr>
+              <w:lastRenderedPageBreak/>
+              <w:t xml:space="preserve">ón con </w:t>
+            </w:r>
+            <w:proofErr w:type="spellStart"/>
+            <w:r>
+              <w:rPr>
+                <w:rFonts w:ascii="Calibri" w:hAnsi="Calibri"/>
+                <w:color w:val="1F3864"/>
+                <w:sz w:val="18"/>
+              </w:rPr>
+              <w:t>Supabase</w:t>
+            </w:r>
+            <w:proofErr w:type="spellEnd"/>
+            <w:r>
+              <w:rPr>
+                <w:rFonts w:ascii="Calibri" w:hAnsi="Calibri"/>
+                <w:color w:val="1F3864"/>
+                <w:sz w:val="18"/>
+              </w:rPr>
+              <w:t xml:space="preserve"> Auth, la migración SQLite a PostgreSQL, el </w:t>
+            </w:r>
+            <w:proofErr w:type="spellStart"/>
+            <w:r>
+              <w:rPr>
+                <w:rFonts w:ascii="Calibri" w:hAnsi="Calibri"/>
+                <w:color w:val="1F3864"/>
+                <w:sz w:val="18"/>
+              </w:rPr>
+              <w:t>delivery</w:t>
+            </w:r>
+            <w:proofErr w:type="spellEnd"/>
+            <w:r>
+              <w:rPr>
+                <w:rFonts w:ascii="Calibri" w:hAnsi="Calibri"/>
+                <w:color w:val="1F3864"/>
+                <w:sz w:val="18"/>
+              </w:rPr>
+              <w:t xml:space="preserve"> con código, las calificaciones, las sanciones, los reclamos y los correos</w:t>
             </w:r>
           </w:p>
         </w:tc>
         <w:tc>
           <w:tcPr>
             <w:tcW w:w="1276" w:type="dxa"/>
+            <w:tcBorders>
+              <w:top w:val="single" w:sz="4" w:space="0" w:color="BFBFBF" w:themeColor="background1" w:themeShade="BF"/>
+              <w:left w:val="single" w:sz="4" w:space="0" w:color="BFBFBF" w:themeColor="background1" w:themeShade="BF"/>
+              <w:bottom w:val="single" w:sz="4" w:space="0" w:color="BFBFBF" w:themeColor="background1" w:themeShade="BF"/>
+              <w:right w:val="single" w:sz="4" w:space="0" w:color="BFBFBF" w:themeColor="background1" w:themeShade="BF"/>
+            </w:tcBorders>
           </w:tcPr>
           <w:p>
             <w:pPr>
@@ -2379,13 +3646,71 @@
               </w:rPr>
             </w:pPr>
             <w:r>
-              <w:t>Pytest, Vitest, Cypress, pruebas API, matriz de casos</w:t>
-            </w:r>
-          </w:p>
-        </w:tc>
-        <w:tc>
-          <w:tcPr>
-            <w:tcW w:w="1139" w:type="dxa"/>
+              <w:rPr>
+                <w:rFonts w:ascii="Calibri" w:hAnsi="Calibri"/>
+                <w:color w:val="1F3864"/>
+                <w:sz w:val="18"/>
+              </w:rPr>
+              <w:lastRenderedPageBreak/>
+              <w:t xml:space="preserve">Python, </w:t>
+            </w:r>
+            <w:proofErr w:type="spellStart"/>
+            <w:r>
+              <w:rPr>
+                <w:rFonts w:ascii="Calibri" w:hAnsi="Calibri"/>
+                <w:color w:val="1F3864"/>
+                <w:sz w:val="18"/>
+              </w:rPr>
+              <w:t>FastAPI</w:t>
+            </w:r>
+            <w:proofErr w:type="spellEnd"/>
+            <w:r>
+              <w:rPr>
+                <w:rFonts w:ascii="Calibri" w:hAnsi="Calibri"/>
+                <w:color w:val="1F3864"/>
+                <w:sz w:val="18"/>
+              </w:rPr>
+              <w:t xml:space="preserve">, Docker, </w:t>
+            </w:r>
+            <w:proofErr w:type="spellStart"/>
+            <w:r>
+              <w:rPr>
+                <w:rFonts w:ascii="Calibri" w:hAnsi="Calibri"/>
+                <w:color w:val="1F3864"/>
+                <w:sz w:val="18"/>
+              </w:rPr>
+              <w:t>Supabase</w:t>
+            </w:r>
+            <w:proofErr w:type="spellEnd"/>
+            <w:r>
+              <w:rPr>
+                <w:rFonts w:ascii="Calibri" w:hAnsi="Calibri"/>
+                <w:color w:val="1F3864"/>
+                <w:sz w:val="18"/>
+              </w:rPr>
+              <w:t xml:space="preserve">, Secret Manager, GCP Cloud Run y </w:t>
+            </w:r>
+            <w:proofErr w:type="spellStart"/>
+            <w:r>
+              <w:rPr>
+                <w:rFonts w:ascii="Calibri" w:hAnsi="Calibri"/>
+                <w:color w:val="1F3864"/>
+                <w:sz w:val="18"/>
+              </w:rPr>
+              <w:t>Resend</w:t>
+            </w:r>
+            <w:proofErr w:type="spellEnd"/>
+          </w:p>
+        </w:tc>
+        <w:tc>
+          <w:tcPr>
+            <w:tcW w:w="1276" w:type="dxa"/>
+            <w:tcBorders>
+              <w:top w:val="single" w:sz="4" w:space="0" w:color="BFBFBF" w:themeColor="background1" w:themeShade="BF"/>
+              <w:left w:val="single" w:sz="4" w:space="0" w:color="BFBFBF" w:themeColor="background1" w:themeShade="BF"/>
+              <w:bottom w:val="single" w:sz="4" w:space="0" w:color="BFBFBF" w:themeColor="background1" w:themeShade="BF"/>
+              <w:right w:val="single" w:sz="4" w:space="0" w:color="BFBFBF" w:themeColor="background1" w:themeShade="BF"/>
+            </w:tcBorders>
           </w:tcPr>
           <w:p>
             <w:pPr>
@@ -2397,55 +3722,88 @@
               </w:rPr>
             </w:pPr>
             <w:r>
-              <w:t>Semana 4 y ejecución S6-S11</w:t>
-            </w:r>
-          </w:p>
-        </w:tc>
-        <w:tc>
-          <w:tcPr>
-            <w:tcW w:w="1271" w:type="dxa"/>
-          </w:tcPr>
-          <w:p>
-            <w:pPr>
-              <w:jc w:val="both"/>
-              <w:rPr>
-                <w:rFonts w:ascii="Calibri" w:hAnsi="Calibri" w:cs="Arial"/>
-                <w:i/>
-                <w:color w:val="548DD4"/>
-                <w:sz w:val="18"/>
-                <w:szCs w:val="20"/>
-                <w:lang w:eastAsia="es-CL"/>
-              </w:rPr>
-            </w:pPr>
-            <w:r>
-              <w:t>Vicente Rivera + Ignacio Fuenzalida</w:t>
-            </w:r>
-          </w:p>
-        </w:tc>
-        <w:tc>
-          <w:tcPr>
-            <w:tcW w:w="1706" w:type="dxa"/>
-          </w:tcPr>
-          <w:p>
-            <w:pPr>
-              <w:jc w:val="both"/>
-              <w:rPr>
-                <w:rFonts w:ascii="Calibri" w:hAnsi="Calibri" w:cs="Arial"/>
-                <w:i/>
-                <w:color w:val="548DD4"/>
-                <w:sz w:val="18"/>
-                <w:szCs w:val="20"/>
-                <w:lang w:eastAsia="es-CL"/>
-              </w:rPr>
-            </w:pPr>
-            <w:r>
-              <w:t>La matriz inicial contiene casos para autenticación, carrito, stock, dashboard, Webpay, escrow, reputación, cobertura, alertas, delivery, seguridad y aceptación.</w:t>
-            </w:r>
-          </w:p>
-        </w:tc>
-        <w:tc>
-          <w:tcPr>
-            <w:tcW w:w="1412" w:type="dxa"/>
+              <w:rPr>
+                <w:rFonts w:ascii="Calibri" w:hAnsi="Calibri"/>
+                <w:color w:val="1F3864"/>
+                <w:sz w:val="18"/>
+              </w:rPr>
+              <w:t>7 semanas (S4-S10)</w:t>
+            </w:r>
+          </w:p>
+        </w:tc>
+        <w:tc>
+          <w:tcPr>
+            <w:tcW w:w="1275" w:type="dxa"/>
+            <w:tcBorders>
+              <w:top w:val="single" w:sz="4" w:space="0" w:color="BFBFBF" w:themeColor="background1" w:themeShade="BF"/>
+              <w:left w:val="single" w:sz="4" w:space="0" w:color="BFBFBF" w:themeColor="background1" w:themeShade="BF"/>
+              <w:bottom w:val="single" w:sz="4" w:space="0" w:color="BFBFBF" w:themeColor="background1" w:themeShade="BF"/>
+              <w:right w:val="single" w:sz="4" w:space="0" w:color="BFBFBF" w:themeColor="background1" w:themeShade="BF"/>
+            </w:tcBorders>
+          </w:tcPr>
+          <w:p>
+            <w:pPr>
+              <w:jc w:val="both"/>
+              <w:rPr>
+                <w:rFonts w:ascii="Calibri" w:hAnsi="Calibri" w:cs="Arial"/>
+                <w:i/>
+                <w:color w:val="548DD4"/>
+                <w:sz w:val="18"/>
+                <w:szCs w:val="20"/>
+                <w:lang w:eastAsia="es-CL"/>
+              </w:rPr>
+            </w:pPr>
+            <w:r>
+              <w:rPr>
+                <w:rFonts w:ascii="Calibri" w:hAnsi="Calibri"/>
+                <w:color w:val="1F3864"/>
+                <w:sz w:val="18"/>
+              </w:rPr>
+              <w:t>Vicente Rivera (A/R) e Ignacio Fuenzalida (C)</w:t>
+            </w:r>
+          </w:p>
+        </w:tc>
+        <w:tc>
+          <w:tcPr>
+            <w:tcW w:w="1276" w:type="dxa"/>
+            <w:tcBorders>
+              <w:top w:val="single" w:sz="4" w:space="0" w:color="BFBFBF" w:themeColor="background1" w:themeShade="BF"/>
+              <w:left w:val="single" w:sz="4" w:space="0" w:color="BFBFBF" w:themeColor="background1" w:themeShade="BF"/>
+              <w:bottom w:val="single" w:sz="4" w:space="0" w:color="BFBFBF" w:themeColor="background1" w:themeShade="BF"/>
+              <w:right w:val="single" w:sz="4" w:space="0" w:color="BFBFBF" w:themeColor="background1" w:themeShade="BF"/>
+            </w:tcBorders>
+          </w:tcPr>
+          <w:p>
+            <w:pPr>
+              <w:jc w:val="both"/>
+              <w:rPr>
+                <w:rFonts w:ascii="Calibri" w:hAnsi="Calibri" w:cs="Arial"/>
+                <w:i/>
+                <w:color w:val="548DD4"/>
+                <w:sz w:val="18"/>
+                <w:szCs w:val="20"/>
+                <w:lang w:eastAsia="es-CL"/>
+              </w:rPr>
+            </w:pPr>
+            <w:r>
+              <w:rPr>
+                <w:rFonts w:ascii="Calibri" w:hAnsi="Calibri"/>
+                <w:color w:val="1F3864"/>
+                <w:sz w:val="18"/>
+              </w:rPr>
+              <w:t>Riesgos controlados: migración de datos, idempotencia de pagos y créditos de GCP vigentes hasta el 29/11</w:t>
+            </w:r>
+          </w:p>
+        </w:tc>
+        <w:tc>
+          <w:tcPr>
+            <w:tcW w:w="1418" w:type="dxa"/>
+            <w:tcBorders>
+              <w:top w:val="single" w:sz="4" w:space="0" w:color="BFBFBF" w:themeColor="background1" w:themeShade="BF"/>
+              <w:left w:val="single" w:sz="4" w:space="0" w:color="BFBFBF" w:themeColor="background1" w:themeShade="BF"/>
+              <w:bottom w:val="single" w:sz="4" w:space="0" w:color="BFBFBF" w:themeColor="background1" w:themeShade="BF"/>
+              <w:right w:val="single" w:sz="4" w:space="0" w:color="BFBFBF" w:themeColor="background1" w:themeShade="BF"/>
+            </w:tcBorders>
           </w:tcPr>
           <w:p>
             <w:pPr>
@@ -2460,28 +3818,44 @@
               </w:rPr>
             </w:pPr>
             <w:r>
-              <w:t>Completado</w:t>
-            </w:r>
-          </w:p>
-        </w:tc>
-        <w:tc>
-          <w:tcPr>
-            <w:tcW w:w="1985" w:type="dxa"/>
-          </w:tcPr>
-          <w:p>
-            <w:pPr>
-              <w:jc w:val="both"/>
-              <w:rPr>
-                <w:rFonts w:ascii="Calibri" w:hAnsi="Calibri" w:cs="Arial"/>
-                <w:i/>
-                <w:color w:val="548DD4"/>
-                <w:sz w:val="18"/>
-                <w:szCs w:val="20"/>
-                <w:lang w:eastAsia="es-CL"/>
-              </w:rPr>
-            </w:pPr>
-            <w:r>
-              <w:t>Se amplió la trazabilidad de pruebas para cubrir los requerimientos detallados del documento actualizado.</w:t>
+              <w:rPr>
+                <w:rFonts w:ascii="Calibri" w:hAnsi="Calibri"/>
+                <w:color w:val="1F3864"/>
+                <w:sz w:val="18"/>
+              </w:rPr>
+              <w:t>En curso (base técnica desde S4); módulos específicos No iniciados (desde S5)</w:t>
+            </w:r>
+          </w:p>
+        </w:tc>
+        <w:tc>
+          <w:tcPr>
+            <w:tcW w:w="850" w:type="dxa"/>
+            <w:tcBorders>
+              <w:top w:val="single" w:sz="4" w:space="0" w:color="BFBFBF" w:themeColor="background1" w:themeShade="BF"/>
+              <w:left w:val="single" w:sz="4" w:space="0" w:color="BFBFBF" w:themeColor="background1" w:themeShade="BF"/>
+              <w:bottom w:val="single" w:sz="4" w:space="0" w:color="BFBFBF" w:themeColor="background1" w:themeShade="BF"/>
+              <w:right w:val="single" w:sz="4" w:space="0" w:color="BFBFBF" w:themeColor="background1" w:themeShade="BF"/>
+            </w:tcBorders>
+          </w:tcPr>
+          <w:p>
+            <w:pPr>
+              <w:jc w:val="both"/>
+              <w:rPr>
+                <w:rFonts w:ascii="Calibri" w:hAnsi="Calibri" w:cs="Arial"/>
+                <w:i/>
+                <w:color w:val="548DD4"/>
+                <w:sz w:val="18"/>
+                <w:szCs w:val="20"/>
+                <w:lang w:eastAsia="es-CL"/>
+              </w:rPr>
+            </w:pPr>
+            <w:r>
+              <w:rPr>
+                <w:rFonts w:ascii="Calibri" w:hAnsi="Calibri"/>
+                <w:color w:val="1F3864"/>
+                <w:sz w:val="18"/>
+              </w:rPr>
+              <w:t>Ninguno</w:t>
             </w:r>
           </w:p>
         </w:tc>
@@ -2492,7 +3866,13 @@
         </w:trPr>
         <w:tc>
           <w:tcPr>
-            <w:tcW w:w="1271" w:type="dxa"/>
+            <w:tcW w:w="1328" w:type="dxa"/>
+            <w:tcBorders>
+              <w:top w:val="single" w:sz="4" w:space="0" w:color="BFBFBF" w:themeColor="background1" w:themeShade="BF"/>
+              <w:left w:val="single" w:sz="4" w:space="0" w:color="BFBFBF" w:themeColor="background1" w:themeShade="BF"/>
+              <w:bottom w:val="single" w:sz="4" w:space="0" w:color="BFBFBF" w:themeColor="background1" w:themeShade="BF"/>
+              <w:right w:val="single" w:sz="4" w:space="0" w:color="BFBFBF" w:themeColor="background1" w:themeShade="BF"/>
+            </w:tcBorders>
           </w:tcPr>
           <w:p>
             <w:pPr>
@@ -2504,34 +3884,84 @@
               </w:rPr>
             </w:pPr>
             <w:r>
-              <w:t>C4, C1</w:t>
-            </w:r>
-          </w:p>
-        </w:tc>
-        <w:tc>
-          <w:tcPr>
-            <w:tcW w:w="1134" w:type="dxa"/>
-          </w:tcPr>
-          <w:p>
-            <w:pPr>
-              <w:jc w:val="both"/>
-              <w:rPr>
-                <w:rFonts w:ascii="Calibri" w:hAnsi="Calibri" w:cs="Arial"/>
-                <w:i/>
-                <w:color w:val="548DD4"/>
-                <w:sz w:val="18"/>
-                <w:szCs w:val="20"/>
-                <w:lang w:eastAsia="es-CL"/>
-              </w:rPr>
-            </w:pPr>
-            <w:r>
-              <w:t>Preparación backend, API y autenticación</w:t>
+              <w:rPr>
+                <w:rFonts w:ascii="Calibri" w:hAnsi="Calibri"/>
+                <w:color w:val="1F3864"/>
+                <w:sz w:val="18"/>
+              </w:rPr>
+              <w:t xml:space="preserve">Desarrollo de software </w:t>
+            </w:r>
+            <w:proofErr w:type="spellStart"/>
+            <w:r>
+              <w:rPr>
+                <w:rFonts w:ascii="Calibri" w:hAnsi="Calibri"/>
+                <w:color w:val="1F3864"/>
+                <w:sz w:val="18"/>
+              </w:rPr>
+              <w:t>frontend</w:t>
+            </w:r>
+            <w:proofErr w:type="spellEnd"/>
+          </w:p>
+        </w:tc>
+        <w:tc>
+          <w:tcPr>
+            <w:tcW w:w="1077" w:type="dxa"/>
+            <w:tcBorders>
+              <w:top w:val="single" w:sz="4" w:space="0" w:color="BFBFBF" w:themeColor="background1" w:themeShade="BF"/>
+              <w:left w:val="single" w:sz="4" w:space="0" w:color="BFBFBF" w:themeColor="background1" w:themeShade="BF"/>
+              <w:bottom w:val="single" w:sz="4" w:space="0" w:color="BFBFBF" w:themeColor="background1" w:themeShade="BF"/>
+              <w:right w:val="single" w:sz="4" w:space="0" w:color="BFBFBF" w:themeColor="background1" w:themeShade="BF"/>
+            </w:tcBorders>
+          </w:tcPr>
+          <w:p>
+            <w:pPr>
+              <w:jc w:val="both"/>
+              <w:rPr>
+                <w:rFonts w:ascii="Calibri" w:hAnsi="Calibri" w:cs="Arial"/>
+                <w:i/>
+                <w:color w:val="548DD4"/>
+                <w:sz w:val="18"/>
+                <w:szCs w:val="20"/>
+                <w:lang w:eastAsia="es-CL"/>
+              </w:rPr>
+            </w:pPr>
+            <w:r>
+              <w:rPr>
+                <w:rFonts w:ascii="Calibri" w:hAnsi="Calibri"/>
+                <w:color w:val="1F3864"/>
+                <w:sz w:val="18"/>
+              </w:rPr>
+              <w:t xml:space="preserve">Preparar Vue.js + Vite y construir el catálogo público, el carrito, el registro y el inicio de sesión, los paneles de vendedor y de administración, el </w:t>
+            </w:r>
+            <w:proofErr w:type="spellStart"/>
+            <w:r>
+              <w:rPr>
+                <w:rFonts w:ascii="Calibri" w:hAnsi="Calibri"/>
+                <w:color w:val="1F3864"/>
+                <w:sz w:val="18"/>
+              </w:rPr>
+              <w:t>checkout</w:t>
+            </w:r>
+            <w:proofErr w:type="spellEnd"/>
+            <w:r>
+              <w:rPr>
+                <w:rFonts w:ascii="Calibri" w:hAnsi="Calibri"/>
+                <w:color w:val="1F3864"/>
+                <w:sz w:val="18"/>
+              </w:rPr>
+              <w:t xml:space="preserve"> y el seguimiento del pedido</w:t>
             </w:r>
           </w:p>
         </w:tc>
         <w:tc>
           <w:tcPr>
             <w:tcW w:w="1276" w:type="dxa"/>
+            <w:tcBorders>
+              <w:top w:val="single" w:sz="4" w:space="0" w:color="BFBFBF" w:themeColor="background1" w:themeShade="BF"/>
+              <w:left w:val="single" w:sz="4" w:space="0" w:color="BFBFBF" w:themeColor="background1" w:themeShade="BF"/>
+              <w:bottom w:val="single" w:sz="4" w:space="0" w:color="BFBFBF" w:themeColor="background1" w:themeShade="BF"/>
+              <w:right w:val="single" w:sz="4" w:space="0" w:color="BFBFBF" w:themeColor="background1" w:themeShade="BF"/>
+            </w:tcBorders>
           </w:tcPr>
           <w:p>
             <w:pPr>
@@ -2543,13 +3973,60 @@
               </w:rPr>
             </w:pPr>
             <w:r>
-              <w:t>FastAPI, Pydantic, JWT, bcrypt/passlib, Docker</w:t>
-            </w:r>
-          </w:p>
-        </w:tc>
-        <w:tc>
-          <w:tcPr>
-            <w:tcW w:w="1139" w:type="dxa"/>
+              <w:rPr>
+                <w:rFonts w:ascii="Calibri" w:hAnsi="Calibri"/>
+                <w:color w:val="1F3864"/>
+                <w:sz w:val="18"/>
+              </w:rPr>
+              <w:t xml:space="preserve">Vue 3, Vite, </w:t>
+            </w:r>
+            <w:proofErr w:type="spellStart"/>
+            <w:r>
+              <w:rPr>
+                <w:rFonts w:ascii="Calibri" w:hAnsi="Calibri"/>
+                <w:color w:val="1F3864"/>
+                <w:sz w:val="18"/>
+              </w:rPr>
+              <w:t>Vuelidate</w:t>
+            </w:r>
+            <w:proofErr w:type="spellEnd"/>
+            <w:r>
+              <w:rPr>
+                <w:rFonts w:ascii="Calibri" w:hAnsi="Calibri"/>
+                <w:color w:val="1F3864"/>
+                <w:sz w:val="18"/>
+              </w:rPr>
+              <w:t xml:space="preserve">, </w:t>
+            </w:r>
+            <w:proofErr w:type="spellStart"/>
+            <w:r>
+              <w:rPr>
+                <w:rFonts w:ascii="Calibri" w:hAnsi="Calibri"/>
+                <w:color w:val="1F3864"/>
+                <w:sz w:val="18"/>
+              </w:rPr>
+              <w:t>Vercel</w:t>
+            </w:r>
+            <w:proofErr w:type="spellEnd"/>
+            <w:r>
+              <w:rPr>
+                <w:rFonts w:ascii="Calibri" w:hAnsi="Calibri"/>
+                <w:color w:val="1F3864"/>
+                <w:sz w:val="18"/>
+              </w:rPr>
+              <w:t xml:space="preserve"> y mockups aprobados</w:t>
+            </w:r>
+          </w:p>
+        </w:tc>
+        <w:tc>
+          <w:tcPr>
+            <w:tcW w:w="1276" w:type="dxa"/>
+            <w:tcBorders>
+              <w:top w:val="single" w:sz="4" w:space="0" w:color="BFBFBF" w:themeColor="background1" w:themeShade="BF"/>
+              <w:left w:val="single" w:sz="4" w:space="0" w:color="BFBFBF" w:themeColor="background1" w:themeShade="BF"/>
+              <w:bottom w:val="single" w:sz="4" w:space="0" w:color="BFBFBF" w:themeColor="background1" w:themeShade="BF"/>
+              <w:right w:val="single" w:sz="4" w:space="0" w:color="BFBFBF" w:themeColor="background1" w:themeShade="BF"/>
+            </w:tcBorders>
           </w:tcPr>
           <w:p>
             <w:pPr>
@@ -2561,55 +4038,106 @@
               </w:rPr>
             </w:pPr>
             <w:r>
-              <w:t>Semanas 4-6</w:t>
-            </w:r>
-          </w:p>
-        </w:tc>
-        <w:tc>
-          <w:tcPr>
-            <w:tcW w:w="1271" w:type="dxa"/>
-          </w:tcPr>
-          <w:p>
-            <w:pPr>
-              <w:jc w:val="both"/>
-              <w:rPr>
-                <w:rFonts w:ascii="Calibri" w:hAnsi="Calibri" w:cs="Arial"/>
-                <w:i/>
-                <w:color w:val="548DD4"/>
-                <w:sz w:val="18"/>
-                <w:szCs w:val="20"/>
-                <w:lang w:eastAsia="es-CL"/>
-              </w:rPr>
-            </w:pPr>
-            <w:r>
-              <w:t>Vicente Rivera</w:t>
-            </w:r>
-          </w:p>
-        </w:tc>
-        <w:tc>
-          <w:tcPr>
-            <w:tcW w:w="1706" w:type="dxa"/>
-          </w:tcPr>
-          <w:p>
-            <w:pPr>
-              <w:jc w:val="both"/>
-              <w:rPr>
-                <w:rFonts w:ascii="Calibri" w:hAnsi="Calibri" w:cs="Arial"/>
-                <w:i/>
-                <w:color w:val="548DD4"/>
-                <w:sz w:val="18"/>
-                <w:szCs w:val="20"/>
-                <w:lang w:eastAsia="es-CL"/>
-              </w:rPr>
-            </w:pPr>
-            <w:r>
-              <w:t>La API se construirá desacoplada del frontend, con validaciones, manejo de errores, logging, bloqueo temporal, access/refresh tokens y permisos por rol.</w:t>
-            </w:r>
-          </w:p>
-        </w:tc>
-        <w:tc>
-          <w:tcPr>
-            <w:tcW w:w="1412" w:type="dxa"/>
+              <w:rPr>
+                <w:rFonts w:ascii="Calibri" w:hAnsi="Calibri"/>
+                <w:color w:val="1F3864"/>
+                <w:sz w:val="18"/>
+              </w:rPr>
+              <w:t>7 semanas (S4-S10)</w:t>
+            </w:r>
+          </w:p>
+        </w:tc>
+        <w:tc>
+          <w:tcPr>
+            <w:tcW w:w="1275" w:type="dxa"/>
+            <w:tcBorders>
+              <w:top w:val="single" w:sz="4" w:space="0" w:color="BFBFBF" w:themeColor="background1" w:themeShade="BF"/>
+              <w:left w:val="single" w:sz="4" w:space="0" w:color="BFBFBF" w:themeColor="background1" w:themeShade="BF"/>
+              <w:bottom w:val="single" w:sz="4" w:space="0" w:color="BFBFBF" w:themeColor="background1" w:themeShade="BF"/>
+              <w:right w:val="single" w:sz="4" w:space="0" w:color="BFBFBF" w:themeColor="background1" w:themeShade="BF"/>
+            </w:tcBorders>
+          </w:tcPr>
+          <w:p>
+            <w:pPr>
+              <w:jc w:val="both"/>
+              <w:rPr>
+                <w:rFonts w:ascii="Calibri" w:hAnsi="Calibri" w:cs="Arial"/>
+                <w:i/>
+                <w:color w:val="548DD4"/>
+                <w:sz w:val="18"/>
+                <w:szCs w:val="20"/>
+                <w:lang w:eastAsia="es-CL"/>
+              </w:rPr>
+            </w:pPr>
+            <w:r>
+              <w:rPr>
+                <w:rFonts w:ascii="Calibri" w:hAnsi="Calibri"/>
+                <w:color w:val="1F3864"/>
+                <w:sz w:val="18"/>
+              </w:rPr>
+              <w:t>Ignacio Fuenzalida (A/R) y Vicente Rivera (C)</w:t>
+            </w:r>
+          </w:p>
+        </w:tc>
+        <w:tc>
+          <w:tcPr>
+            <w:tcW w:w="1276" w:type="dxa"/>
+            <w:tcBorders>
+              <w:top w:val="single" w:sz="4" w:space="0" w:color="BFBFBF" w:themeColor="background1" w:themeShade="BF"/>
+              <w:left w:val="single" w:sz="4" w:space="0" w:color="BFBFBF" w:themeColor="background1" w:themeShade="BF"/>
+              <w:bottom w:val="single" w:sz="4" w:space="0" w:color="BFBFBF" w:themeColor="background1" w:themeShade="BF"/>
+              <w:right w:val="single" w:sz="4" w:space="0" w:color="BFBFBF" w:themeColor="background1" w:themeShade="BF"/>
+            </w:tcBorders>
+          </w:tcPr>
+          <w:p>
+            <w:pPr>
+              <w:jc w:val="both"/>
+              <w:rPr>
+                <w:rFonts w:ascii="Calibri" w:hAnsi="Calibri" w:cs="Arial"/>
+                <w:i/>
+                <w:color w:val="548DD4"/>
+                <w:sz w:val="18"/>
+                <w:szCs w:val="20"/>
+                <w:lang w:eastAsia="es-CL"/>
+              </w:rPr>
+            </w:pPr>
+            <w:r>
+              <w:rPr>
+                <w:rFonts w:ascii="Calibri" w:hAnsi="Calibri"/>
+                <w:color w:val="1F3864"/>
+                <w:sz w:val="18"/>
+              </w:rPr>
+              <w:t xml:space="preserve">Los mockups listos reducen el retrabajo; validaciones con </w:t>
+            </w:r>
+            <w:proofErr w:type="spellStart"/>
+            <w:r>
+              <w:rPr>
+                <w:rFonts w:ascii="Calibri" w:hAnsi="Calibri"/>
+                <w:color w:val="1F3864"/>
+                <w:sz w:val="18"/>
+              </w:rPr>
+              <w:t>Vuelidate</w:t>
+            </w:r>
+            <w:proofErr w:type="spellEnd"/>
+            <w:r>
+              <w:rPr>
+                <w:rFonts w:ascii="Calibri" w:hAnsi="Calibri"/>
+                <w:color w:val="1F3864"/>
+                <w:sz w:val="18"/>
+              </w:rPr>
+              <w:t xml:space="preserve"> y manejo de errores ya definidos</w:t>
+            </w:r>
+          </w:p>
+        </w:tc>
+        <w:tc>
+          <w:tcPr>
+            <w:tcW w:w="1418" w:type="dxa"/>
+            <w:tcBorders>
+              <w:top w:val="single" w:sz="4" w:space="0" w:color="BFBFBF" w:themeColor="background1" w:themeShade="BF"/>
+              <w:left w:val="single" w:sz="4" w:space="0" w:color="BFBFBF" w:themeColor="background1" w:themeShade="BF"/>
+              <w:bottom w:val="single" w:sz="4" w:space="0" w:color="BFBFBF" w:themeColor="background1" w:themeShade="BF"/>
+              <w:right w:val="single" w:sz="4" w:space="0" w:color="BFBFBF" w:themeColor="background1" w:themeShade="BF"/>
+            </w:tcBorders>
           </w:tcPr>
           <w:p>
             <w:pPr>
@@ -2624,28 +4152,44 @@
               </w:rPr>
             </w:pPr>
             <w:r>
-              <w:t>En curso</w:t>
-            </w:r>
-          </w:p>
-        </w:tc>
-        <w:tc>
-          <w:tcPr>
-            <w:tcW w:w="1985" w:type="dxa"/>
-          </w:tcPr>
-          <w:p>
-            <w:pPr>
-              <w:jc w:val="both"/>
-              <w:rPr>
-                <w:rFonts w:ascii="Calibri" w:hAnsi="Calibri" w:cs="Arial"/>
-                <w:i/>
-                <w:color w:val="548DD4"/>
-                <w:sz w:val="18"/>
-                <w:szCs w:val="20"/>
-                <w:lang w:eastAsia="es-CL"/>
-              </w:rPr>
-            </w:pPr>
-            <w:r>
-              <w:t>Se agrega rate limiting configurable y se mantienen secretos fuera del repositorio mediante Secret Manager/env vars.</w:t>
+              <w:rPr>
+                <w:rFonts w:ascii="Calibri" w:hAnsi="Calibri"/>
+                <w:color w:val="1F3864"/>
+                <w:sz w:val="18"/>
+              </w:rPr>
+              <w:t>En curso (base técnica desde S4); módulos específicos No iniciados (desde S5)</w:t>
+            </w:r>
+          </w:p>
+        </w:tc>
+        <w:tc>
+          <w:tcPr>
+            <w:tcW w:w="850" w:type="dxa"/>
+            <w:tcBorders>
+              <w:top w:val="single" w:sz="4" w:space="0" w:color="BFBFBF" w:themeColor="background1" w:themeShade="BF"/>
+              <w:left w:val="single" w:sz="4" w:space="0" w:color="BFBFBF" w:themeColor="background1" w:themeShade="BF"/>
+              <w:bottom w:val="single" w:sz="4" w:space="0" w:color="BFBFBF" w:themeColor="background1" w:themeShade="BF"/>
+              <w:right w:val="single" w:sz="4" w:space="0" w:color="BFBFBF" w:themeColor="background1" w:themeShade="BF"/>
+            </w:tcBorders>
+          </w:tcPr>
+          <w:p>
+            <w:pPr>
+              <w:jc w:val="both"/>
+              <w:rPr>
+                <w:rFonts w:ascii="Calibri" w:hAnsi="Calibri" w:cs="Arial"/>
+                <w:i/>
+                <w:color w:val="548DD4"/>
+                <w:sz w:val="18"/>
+                <w:szCs w:val="20"/>
+                <w:lang w:eastAsia="es-CL"/>
+              </w:rPr>
+            </w:pPr>
+            <w:r>
+              <w:rPr>
+                <w:rFonts w:ascii="Calibri" w:hAnsi="Calibri"/>
+                <w:color w:val="1F3864"/>
+                <w:sz w:val="18"/>
+              </w:rPr>
+              <w:t>Ninguno</w:t>
             </w:r>
           </w:p>
         </w:tc>
@@ -2656,7 +4200,13 @@
         </w:trPr>
         <w:tc>
           <w:tcPr>
-            <w:tcW w:w="1271" w:type="dxa"/>
+            <w:tcW w:w="1328" w:type="dxa"/>
+            <w:tcBorders>
+              <w:top w:val="single" w:sz="4" w:space="0" w:color="BFBFBF" w:themeColor="background1" w:themeShade="BF"/>
+              <w:left w:val="single" w:sz="4" w:space="0" w:color="BFBFBF" w:themeColor="background1" w:themeShade="BF"/>
+              <w:bottom w:val="single" w:sz="4" w:space="0" w:color="BFBFBF" w:themeColor="background1" w:themeShade="BF"/>
+              <w:right w:val="single" w:sz="4" w:space="0" w:color="BFBFBF" w:themeColor="background1" w:themeShade="BF"/>
+            </w:tcBorders>
           </w:tcPr>
           <w:p>
             <w:pPr>
@@ -2668,35 +4218,128 @@
               </w:rPr>
             </w:pPr>
             <w:r>
-              <w:lastRenderedPageBreak/>
-              <w:t>C3, C4</w:t>
-            </w:r>
-          </w:p>
-        </w:tc>
-        <w:tc>
-          <w:tcPr>
-            <w:tcW w:w="1134" w:type="dxa"/>
-          </w:tcPr>
-          <w:p>
-            <w:pPr>
-              <w:jc w:val="both"/>
-              <w:rPr>
-                <w:rFonts w:ascii="Calibri" w:hAnsi="Calibri" w:cs="Arial"/>
-                <w:i/>
-                <w:color w:val="548DD4"/>
-                <w:sz w:val="18"/>
-                <w:szCs w:val="20"/>
-                <w:lang w:eastAsia="es-CL"/>
-              </w:rPr>
-            </w:pPr>
-            <w:r>
-              <w:t>Supabase, Storage e infraestructura base</w:t>
+              <w:rPr>
+                <w:rFonts w:ascii="Calibri" w:hAnsi="Calibri"/>
+                <w:color w:val="1F3864"/>
+                <w:sz w:val="18"/>
+              </w:rPr>
+              <w:t>Calidad y pruebas de software</w:t>
+            </w:r>
+          </w:p>
+        </w:tc>
+        <w:tc>
+          <w:tcPr>
+            <w:tcW w:w="1077" w:type="dxa"/>
+            <w:tcBorders>
+              <w:top w:val="single" w:sz="4" w:space="0" w:color="BFBFBF" w:themeColor="background1" w:themeShade="BF"/>
+              <w:left w:val="single" w:sz="4" w:space="0" w:color="BFBFBF" w:themeColor="background1" w:themeShade="BF"/>
+              <w:bottom w:val="single" w:sz="4" w:space="0" w:color="BFBFBF" w:themeColor="background1" w:themeShade="BF"/>
+              <w:right w:val="single" w:sz="4" w:space="0" w:color="BFBFBF" w:themeColor="background1" w:themeShade="BF"/>
+            </w:tcBorders>
+          </w:tcPr>
+          <w:p>
+            <w:pPr>
+              <w:jc w:val="both"/>
+              <w:rPr>
+                <w:rFonts w:ascii="Calibri" w:hAnsi="Calibri" w:cs="Arial"/>
+                <w:i/>
+                <w:color w:val="548DD4"/>
+                <w:sz w:val="18"/>
+                <w:szCs w:val="20"/>
+                <w:lang w:eastAsia="es-CL"/>
+              </w:rPr>
+            </w:pPr>
+            <w:r>
+              <w:rPr>
+                <w:rFonts w:ascii="Calibri" w:hAnsi="Calibri"/>
+                <w:color w:val="1F3864"/>
+                <w:sz w:val="18"/>
+              </w:rPr>
+              <w:t>Ejecutar las pruebas por niveles: unitarias (</w:t>
+            </w:r>
+            <w:proofErr w:type="spellStart"/>
+            <w:r>
+              <w:rPr>
+                <w:rFonts w:ascii="Calibri" w:hAnsi="Calibri"/>
+                <w:color w:val="1F3864"/>
+                <w:sz w:val="18"/>
+              </w:rPr>
+              <w:t>Pytest</w:t>
+            </w:r>
+            <w:proofErr w:type="spellEnd"/>
+            <w:r>
+              <w:rPr>
+                <w:rFonts w:ascii="Calibri" w:hAnsi="Calibri"/>
+                <w:color w:val="1F3864"/>
+                <w:sz w:val="18"/>
+              </w:rPr>
+              <w:t>), de integración (</w:t>
+            </w:r>
+            <w:proofErr w:type="spellStart"/>
+            <w:r>
+              <w:rPr>
+                <w:rFonts w:ascii="Calibri" w:hAnsi="Calibri"/>
+                <w:color w:val="1F3864"/>
+                <w:sz w:val="18"/>
+              </w:rPr>
+              <w:t>httpx</w:t>
+            </w:r>
+            <w:proofErr w:type="spellEnd"/>
+            <w:r>
+              <w:rPr>
+                <w:rFonts w:ascii="Calibri" w:hAnsi="Calibri"/>
+                <w:color w:val="1F3864"/>
+                <w:sz w:val="18"/>
+              </w:rPr>
+              <w:t xml:space="preserve">), de </w:t>
+            </w:r>
+            <w:proofErr w:type="spellStart"/>
+            <w:r>
+              <w:rPr>
+                <w:rFonts w:ascii="Calibri" w:hAnsi="Calibri"/>
+                <w:color w:val="1F3864"/>
+                <w:sz w:val="18"/>
+              </w:rPr>
+              <w:t>frontend</w:t>
+            </w:r>
+            <w:proofErr w:type="spellEnd"/>
+            <w:r>
+              <w:rPr>
+                <w:rFonts w:ascii="Calibri" w:hAnsi="Calibri"/>
+                <w:color w:val="1F3864"/>
+                <w:sz w:val="18"/>
+              </w:rPr>
+              <w:t xml:space="preserve"> (</w:t>
+            </w:r>
+            <w:proofErr w:type="spellStart"/>
+            <w:r>
+              <w:rPr>
+                <w:rFonts w:ascii="Calibri" w:hAnsi="Calibri"/>
+                <w:color w:val="1F3864"/>
+                <w:sz w:val="18"/>
+              </w:rPr>
+              <w:t>Vitest</w:t>
+            </w:r>
+            <w:proofErr w:type="spellEnd"/>
+            <w:r>
+              <w:rPr>
+                <w:rFonts w:ascii="Calibri" w:hAnsi="Calibri"/>
+                <w:color w:val="1F3864"/>
+                <w:sz w:val="18"/>
+              </w:rPr>
+              <w:t>), extremo a extremo (Cypress) y de seguridad (OWASP ZAP)</w:t>
             </w:r>
           </w:p>
         </w:tc>
         <w:tc>
           <w:tcPr>
             <w:tcW w:w="1276" w:type="dxa"/>
+            <w:tcBorders>
+              <w:top w:val="single" w:sz="4" w:space="0" w:color="BFBFBF" w:themeColor="background1" w:themeShade="BF"/>
+              <w:left w:val="single" w:sz="4" w:space="0" w:color="BFBFBF" w:themeColor="background1" w:themeShade="BF"/>
+              <w:bottom w:val="single" w:sz="4" w:space="0" w:color="BFBFBF" w:themeColor="background1" w:themeShade="BF"/>
+              <w:right w:val="single" w:sz="4" w:space="0" w:color="BFBFBF" w:themeColor="background1" w:themeShade="BF"/>
+            </w:tcBorders>
           </w:tcPr>
           <w:p>
             <w:pPr>
@@ -2707,14 +4350,71 @@
                 <w:szCs w:val="24"/>
               </w:rPr>
             </w:pPr>
-            <w:r>
-              <w:t>Supabase PostgreSQL/Storage, DBeaver, pgModeler, GCP Cloud Run</w:t>
-            </w:r>
-          </w:p>
-        </w:tc>
-        <w:tc>
-          <w:tcPr>
-            <w:tcW w:w="1139" w:type="dxa"/>
+            <w:proofErr w:type="spellStart"/>
+            <w:r>
+              <w:rPr>
+                <w:rFonts w:ascii="Calibri" w:hAnsi="Calibri"/>
+                <w:color w:val="1F3864"/>
+                <w:sz w:val="18"/>
+              </w:rPr>
+              <w:t>Pytest</w:t>
+            </w:r>
+            <w:proofErr w:type="spellEnd"/>
+            <w:r>
+              <w:rPr>
+                <w:rFonts w:ascii="Calibri" w:hAnsi="Calibri"/>
+                <w:color w:val="1F3864"/>
+                <w:sz w:val="18"/>
+              </w:rPr>
+              <w:t xml:space="preserve">, </w:t>
+            </w:r>
+            <w:proofErr w:type="spellStart"/>
+            <w:r>
+              <w:rPr>
+                <w:rFonts w:ascii="Calibri" w:hAnsi="Calibri"/>
+                <w:color w:val="1F3864"/>
+                <w:sz w:val="18"/>
+              </w:rPr>
+              <w:t>httpx</w:t>
+            </w:r>
+            <w:proofErr w:type="spellEnd"/>
+            <w:r>
+              <w:rPr>
+                <w:rFonts w:ascii="Calibri" w:hAnsi="Calibri"/>
+                <w:color w:val="1F3864"/>
+                <w:sz w:val="18"/>
+              </w:rPr>
+              <w:t xml:space="preserve">, </w:t>
+            </w:r>
+            <w:proofErr w:type="spellStart"/>
+            <w:r>
+              <w:rPr>
+                <w:rFonts w:ascii="Calibri" w:hAnsi="Calibri"/>
+                <w:color w:val="1F3864"/>
+                <w:sz w:val="18"/>
+              </w:rPr>
+              <w:t>Vitest</w:t>
+            </w:r>
+            <w:proofErr w:type="spellEnd"/>
+            <w:r>
+              <w:rPr>
+                <w:rFonts w:ascii="Calibri" w:hAnsi="Calibri"/>
+                <w:color w:val="1F3864"/>
+                <w:sz w:val="18"/>
+              </w:rPr>
+              <w:t>, Cypress, OWASP ZAP y datos de prueba versionados</w:t>
+            </w:r>
+          </w:p>
+        </w:tc>
+        <w:tc>
+          <w:tcPr>
+            <w:tcW w:w="1276" w:type="dxa"/>
+            <w:tcBorders>
+              <w:top w:val="single" w:sz="4" w:space="0" w:color="BFBFBF" w:themeColor="background1" w:themeShade="BF"/>
+              <w:left w:val="single" w:sz="4" w:space="0" w:color="BFBFBF" w:themeColor="background1" w:themeShade="BF"/>
+              <w:bottom w:val="single" w:sz="4" w:space="0" w:color="BFBFBF" w:themeColor="background1" w:themeShade="BF"/>
+              <w:right w:val="single" w:sz="4" w:space="0" w:color="BFBFBF" w:themeColor="background1" w:themeShade="BF"/>
+            </w:tcBorders>
           </w:tcPr>
           <w:p>
             <w:pPr>
@@ -2726,55 +4426,88 @@
               </w:rPr>
             </w:pPr>
             <w:r>
-              <w:t>Semanas 4-6</w:t>
-            </w:r>
-          </w:p>
-        </w:tc>
-        <w:tc>
-          <w:tcPr>
-            <w:tcW w:w="1271" w:type="dxa"/>
-          </w:tcPr>
-          <w:p>
-            <w:pPr>
-              <w:jc w:val="both"/>
-              <w:rPr>
-                <w:rFonts w:ascii="Calibri" w:hAnsi="Calibri" w:cs="Arial"/>
-                <w:i/>
-                <w:color w:val="548DD4"/>
-                <w:sz w:val="18"/>
-                <w:szCs w:val="20"/>
-                <w:lang w:eastAsia="es-CL"/>
-              </w:rPr>
-            </w:pPr>
-            <w:r>
-              <w:t>Vicente Rivera</w:t>
-            </w:r>
-          </w:p>
-        </w:tc>
-        <w:tc>
-          <w:tcPr>
-            <w:tcW w:w="1706" w:type="dxa"/>
-          </w:tcPr>
-          <w:p>
-            <w:pPr>
-              <w:jc w:val="both"/>
-              <w:rPr>
-                <w:rFonts w:ascii="Calibri" w:hAnsi="Calibri" w:cs="Arial"/>
-                <w:i/>
-                <w:color w:val="548DD4"/>
-                <w:sz w:val="18"/>
-                <w:szCs w:val="20"/>
-                <w:lang w:eastAsia="es-CL"/>
-              </w:rPr>
-            </w:pPr>
-            <w:r>
-              <w:t>La base y el almacenamiento son dependencias críticas para evidencias y persistencia. Debemos mantener controles de permisos y restricciones únicas.</w:t>
-            </w:r>
-          </w:p>
-        </w:tc>
-        <w:tc>
-          <w:tcPr>
-            <w:tcW w:w="1412" w:type="dxa"/>
+              <w:rPr>
+                <w:rFonts w:ascii="Calibri" w:hAnsi="Calibri"/>
+                <w:color w:val="1F3864"/>
+                <w:sz w:val="18"/>
+              </w:rPr>
+              <w:t>6 semanas (S6-S11)</w:t>
+            </w:r>
+          </w:p>
+        </w:tc>
+        <w:tc>
+          <w:tcPr>
+            <w:tcW w:w="1275" w:type="dxa"/>
+            <w:tcBorders>
+              <w:top w:val="single" w:sz="4" w:space="0" w:color="BFBFBF" w:themeColor="background1" w:themeShade="BF"/>
+              <w:left w:val="single" w:sz="4" w:space="0" w:color="BFBFBF" w:themeColor="background1" w:themeShade="BF"/>
+              <w:bottom w:val="single" w:sz="4" w:space="0" w:color="BFBFBF" w:themeColor="background1" w:themeShade="BF"/>
+              <w:right w:val="single" w:sz="4" w:space="0" w:color="BFBFBF" w:themeColor="background1" w:themeShade="BF"/>
+            </w:tcBorders>
+          </w:tcPr>
+          <w:p>
+            <w:pPr>
+              <w:jc w:val="both"/>
+              <w:rPr>
+                <w:rFonts w:ascii="Calibri" w:hAnsi="Calibri" w:cs="Arial"/>
+                <w:i/>
+                <w:color w:val="548DD4"/>
+                <w:sz w:val="18"/>
+                <w:szCs w:val="20"/>
+                <w:lang w:eastAsia="es-CL"/>
+              </w:rPr>
+            </w:pPr>
+            <w:r>
+              <w:rPr>
+                <w:rFonts w:ascii="Calibri" w:hAnsi="Calibri"/>
+                <w:color w:val="1F3864"/>
+                <w:sz w:val="18"/>
+              </w:rPr>
+              <w:t>Vicente Rivera e Ignacio Fuenzalida (A/R)</w:t>
+            </w:r>
+          </w:p>
+        </w:tc>
+        <w:tc>
+          <w:tcPr>
+            <w:tcW w:w="1276" w:type="dxa"/>
+            <w:tcBorders>
+              <w:top w:val="single" w:sz="4" w:space="0" w:color="BFBFBF" w:themeColor="background1" w:themeShade="BF"/>
+              <w:left w:val="single" w:sz="4" w:space="0" w:color="BFBFBF" w:themeColor="background1" w:themeShade="BF"/>
+              <w:bottom w:val="single" w:sz="4" w:space="0" w:color="BFBFBF" w:themeColor="background1" w:themeShade="BF"/>
+              <w:right w:val="single" w:sz="4" w:space="0" w:color="BFBFBF" w:themeColor="background1" w:themeShade="BF"/>
+            </w:tcBorders>
+          </w:tcPr>
+          <w:p>
+            <w:pPr>
+              <w:jc w:val="both"/>
+              <w:rPr>
+                <w:rFonts w:ascii="Calibri" w:hAnsi="Calibri" w:cs="Arial"/>
+                <w:i/>
+                <w:color w:val="548DD4"/>
+                <w:sz w:val="18"/>
+                <w:szCs w:val="20"/>
+                <w:lang w:eastAsia="es-CL"/>
+              </w:rPr>
+            </w:pPr>
+            <w:r>
+              <w:rPr>
+                <w:rFonts w:ascii="Calibri" w:hAnsi="Calibri"/>
+                <w:color w:val="1F3864"/>
+                <w:sz w:val="18"/>
+              </w:rPr>
+              <w:t>Matriz de 20 casos (CP-01 a CP-20) y casos NF definidos y trazados al ERS; prioridad en los flujos críticos</w:t>
+            </w:r>
+          </w:p>
+        </w:tc>
+        <w:tc>
+          <w:tcPr>
+            <w:tcW w:w="1418" w:type="dxa"/>
+            <w:tcBorders>
+              <w:top w:val="single" w:sz="4" w:space="0" w:color="BFBFBF" w:themeColor="background1" w:themeShade="BF"/>
+              <w:left w:val="single" w:sz="4" w:space="0" w:color="BFBFBF" w:themeColor="background1" w:themeShade="BF"/>
+              <w:bottom w:val="single" w:sz="4" w:space="0" w:color="BFBFBF" w:themeColor="background1" w:themeShade="BF"/>
+              <w:right w:val="single" w:sz="4" w:space="0" w:color="BFBFBF" w:themeColor="background1" w:themeShade="BF"/>
+            </w:tcBorders>
           </w:tcPr>
           <w:p>
             <w:pPr>
@@ -2789,28 +4522,44 @@
               </w:rPr>
             </w:pPr>
             <w:r>
-              <w:t>En curso</w:t>
-            </w:r>
-          </w:p>
-        </w:tc>
-        <w:tc>
-          <w:tcPr>
-            <w:tcW w:w="1985" w:type="dxa"/>
-          </w:tcPr>
-          <w:p>
-            <w:pPr>
-              <w:jc w:val="both"/>
-              <w:rPr>
-                <w:rFonts w:ascii="Calibri" w:hAnsi="Calibri" w:cs="Arial"/>
-                <w:i/>
-                <w:color w:val="548DD4"/>
-                <w:sz w:val="18"/>
-                <w:szCs w:val="20"/>
-                <w:lang w:eastAsia="es-CL"/>
-              </w:rPr>
-            </w:pPr>
-            <w:r>
-              <w:t>Se incorporan estructuras para evidencias, retención temporal de carnet, auditoría y reglas de integridad.</w:t>
+              <w:rPr>
+                <w:rFonts w:ascii="Calibri" w:hAnsi="Calibri"/>
+                <w:color w:val="1F3864"/>
+                <w:sz w:val="18"/>
+              </w:rPr>
+              <w:t>No iniciado (planificado desde S6)</w:t>
+            </w:r>
+          </w:p>
+        </w:tc>
+        <w:tc>
+          <w:tcPr>
+            <w:tcW w:w="850" w:type="dxa"/>
+            <w:tcBorders>
+              <w:top w:val="single" w:sz="4" w:space="0" w:color="BFBFBF" w:themeColor="background1" w:themeShade="BF"/>
+              <w:left w:val="single" w:sz="4" w:space="0" w:color="BFBFBF" w:themeColor="background1" w:themeShade="BF"/>
+              <w:bottom w:val="single" w:sz="4" w:space="0" w:color="BFBFBF" w:themeColor="background1" w:themeShade="BF"/>
+              <w:right w:val="single" w:sz="4" w:space="0" w:color="BFBFBF" w:themeColor="background1" w:themeShade="BF"/>
+            </w:tcBorders>
+          </w:tcPr>
+          <w:p>
+            <w:pPr>
+              <w:jc w:val="both"/>
+              <w:rPr>
+                <w:rFonts w:ascii="Calibri" w:hAnsi="Calibri" w:cs="Arial"/>
+                <w:i/>
+                <w:color w:val="548DD4"/>
+                <w:sz w:val="18"/>
+                <w:szCs w:val="20"/>
+                <w:lang w:eastAsia="es-CL"/>
+              </w:rPr>
+            </w:pPr>
+            <w:r>
+              <w:rPr>
+                <w:rFonts w:ascii="Calibri" w:hAnsi="Calibri"/>
+                <w:color w:val="1F3864"/>
+                <w:sz w:val="18"/>
+              </w:rPr>
+              <w:t>Ninguno</w:t>
             </w:r>
           </w:p>
         </w:tc>
@@ -2821,7 +4570,13 @@
         </w:trPr>
         <w:tc>
           <w:tcPr>
-            <w:tcW w:w="1271" w:type="dxa"/>
+            <w:tcW w:w="1328" w:type="dxa"/>
+            <w:tcBorders>
+              <w:top w:val="single" w:sz="4" w:space="0" w:color="BFBFBF" w:themeColor="background1" w:themeShade="BF"/>
+              <w:left w:val="single" w:sz="4" w:space="0" w:color="BFBFBF" w:themeColor="background1" w:themeShade="BF"/>
+              <w:bottom w:val="single" w:sz="4" w:space="0" w:color="BFBFBF" w:themeColor="background1" w:themeShade="BF"/>
+              <w:right w:val="single" w:sz="4" w:space="0" w:color="BFBFBF" w:themeColor="background1" w:themeShade="BF"/>
+            </w:tcBorders>
           </w:tcPr>
           <w:p>
             <w:pPr>
@@ -2833,34 +4588,93 @@
               </w:rPr>
             </w:pPr>
             <w:r>
-              <w:t>C4</w:t>
-            </w:r>
-          </w:p>
-        </w:tc>
-        <w:tc>
-          <w:tcPr>
-            <w:tcW w:w="1134" w:type="dxa"/>
-          </w:tcPr>
-          <w:p>
-            <w:pPr>
-              <w:jc w:val="both"/>
-              <w:rPr>
-                <w:rFonts w:ascii="Calibri" w:hAnsi="Calibri" w:cs="Arial"/>
-                <w:i/>
-                <w:color w:val="548DD4"/>
-                <w:sz w:val="18"/>
-                <w:szCs w:val="20"/>
-                <w:lang w:eastAsia="es-CL"/>
-              </w:rPr>
-            </w:pPr>
-            <w:r>
-              <w:t>Frontend Vue.js y módulos principales</w:t>
+              <w:rPr>
+                <w:rFonts w:ascii="Calibri" w:hAnsi="Calibri"/>
+                <w:color w:val="1F3864"/>
+                <w:sz w:val="18"/>
+              </w:rPr>
+              <w:lastRenderedPageBreak/>
+              <w:t>Despliegue, soporte y cierre</w:t>
+            </w:r>
+          </w:p>
+        </w:tc>
+        <w:tc>
+          <w:tcPr>
+            <w:tcW w:w="1077" w:type="dxa"/>
+            <w:tcBorders>
+              <w:top w:val="single" w:sz="4" w:space="0" w:color="BFBFBF" w:themeColor="background1" w:themeShade="BF"/>
+              <w:left w:val="single" w:sz="4" w:space="0" w:color="BFBFBF" w:themeColor="background1" w:themeShade="BF"/>
+              <w:bottom w:val="single" w:sz="4" w:space="0" w:color="BFBFBF" w:themeColor="background1" w:themeShade="BF"/>
+              <w:right w:val="single" w:sz="4" w:space="0" w:color="BFBFBF" w:themeColor="background1" w:themeShade="BF"/>
+            </w:tcBorders>
+          </w:tcPr>
+          <w:p>
+            <w:pPr>
+              <w:jc w:val="both"/>
+              <w:rPr>
+                <w:rFonts w:ascii="Calibri" w:hAnsi="Calibri" w:cs="Arial"/>
+                <w:i/>
+                <w:color w:val="548DD4"/>
+                <w:sz w:val="18"/>
+                <w:szCs w:val="20"/>
+                <w:lang w:eastAsia="es-CL"/>
+              </w:rPr>
+            </w:pPr>
+            <w:r>
+              <w:rPr>
+                <w:rFonts w:ascii="Calibri" w:hAnsi="Calibri"/>
+                <w:color w:val="1F3864"/>
+                <w:sz w:val="18"/>
+              </w:rPr>
+              <w:t xml:space="preserve">Desplegar en </w:t>
+            </w:r>
+            <w:proofErr w:type="spellStart"/>
+            <w:r>
+              <w:rPr>
+                <w:rFonts w:ascii="Calibri" w:hAnsi="Calibri"/>
+                <w:color w:val="1F3864"/>
+                <w:sz w:val="18"/>
+              </w:rPr>
+              <w:t>Vercel</w:t>
+            </w:r>
+            <w:proofErr w:type="spellEnd"/>
+            <w:r>
+              <w:rPr>
+                <w:rFonts w:ascii="Calibri" w:hAnsi="Calibri"/>
+                <w:color w:val="1F3864"/>
+                <w:sz w:val="18"/>
+              </w:rPr>
+              <w:t xml:space="preserve">, Cloud Run y </w:t>
+            </w:r>
+            <w:proofErr w:type="spellStart"/>
+            <w:r>
+              <w:rPr>
+                <w:rFonts w:ascii="Calibri" w:hAnsi="Calibri"/>
+                <w:color w:val="1F3864"/>
+                <w:sz w:val="18"/>
+              </w:rPr>
+              <w:t>Supabase</w:t>
+            </w:r>
+            <w:proofErr w:type="spellEnd"/>
+            <w:r>
+              <w:rPr>
+                <w:rFonts w:ascii="Calibri" w:hAnsi="Calibri"/>
+                <w:color w:val="1F3864"/>
+                <w:sz w:val="18"/>
+              </w:rPr>
+              <w:t>, verificar alcances, elaborar los manuales, el Plan de Implantación, Soporte y Mantenimiento y el informe final</w:t>
             </w:r>
           </w:p>
         </w:tc>
         <w:tc>
           <w:tcPr>
             <w:tcW w:w="1276" w:type="dxa"/>
+            <w:tcBorders>
+              <w:top w:val="single" w:sz="4" w:space="0" w:color="BFBFBF" w:themeColor="background1" w:themeShade="BF"/>
+              <w:left w:val="single" w:sz="4" w:space="0" w:color="BFBFBF" w:themeColor="background1" w:themeShade="BF"/>
+              <w:bottom w:val="single" w:sz="4" w:space="0" w:color="BFBFBF" w:themeColor="background1" w:themeShade="BF"/>
+              <w:right w:val="single" w:sz="4" w:space="0" w:color="BFBFBF" w:themeColor="background1" w:themeShade="BF"/>
+            </w:tcBorders>
           </w:tcPr>
           <w:p>
             <w:pPr>
@@ -2872,13 +4686,78 @@
               </w:rPr>
             </w:pPr>
             <w:r>
-              <w:t>Vue.js + Vite, API REST, navegador</w:t>
-            </w:r>
-          </w:p>
-        </w:tc>
-        <w:tc>
-          <w:tcPr>
-            <w:tcW w:w="1139" w:type="dxa"/>
+              <w:rPr>
+                <w:rFonts w:ascii="Calibri" w:hAnsi="Calibri"/>
+                <w:color w:val="1F3864"/>
+                <w:sz w:val="18"/>
+              </w:rPr>
+              <w:t xml:space="preserve">GitHub </w:t>
+            </w:r>
+            <w:proofErr w:type="spellStart"/>
+            <w:r>
+              <w:rPr>
+                <w:rFonts w:ascii="Calibri" w:hAnsi="Calibri"/>
+                <w:color w:val="1F3864"/>
+                <w:sz w:val="18"/>
+              </w:rPr>
+              <w:t>Actions</w:t>
+            </w:r>
+            <w:proofErr w:type="spellEnd"/>
+            <w:r>
+              <w:rPr>
+                <w:rFonts w:ascii="Calibri" w:hAnsi="Calibri"/>
+                <w:color w:val="1F3864"/>
+                <w:sz w:val="18"/>
+              </w:rPr>
+              <w:t xml:space="preserve">, </w:t>
+            </w:r>
+            <w:proofErr w:type="spellStart"/>
+            <w:r>
+              <w:rPr>
+                <w:rFonts w:ascii="Calibri" w:hAnsi="Calibri"/>
+                <w:color w:val="1F3864"/>
+                <w:sz w:val="18"/>
+              </w:rPr>
+              <w:t>Vercel</w:t>
+            </w:r>
+            <w:proofErr w:type="spellEnd"/>
+            <w:r>
+              <w:rPr>
+                <w:rFonts w:ascii="Calibri" w:hAnsi="Calibri"/>
+                <w:color w:val="1F3864"/>
+                <w:sz w:val="18"/>
+              </w:rPr>
+              <w:t xml:space="preserve">, Cloud Run, </w:t>
+            </w:r>
+            <w:proofErr w:type="spellStart"/>
+            <w:r>
+              <w:rPr>
+                <w:rFonts w:ascii="Calibri" w:hAnsi="Calibri"/>
+                <w:color w:val="1F3864"/>
+                <w:sz w:val="18"/>
+              </w:rPr>
+              <w:t>Supabase</w:t>
+            </w:r>
+            <w:proofErr w:type="spellEnd"/>
+            <w:r>
+              <w:rPr>
+                <w:rFonts w:ascii="Calibri" w:hAnsi="Calibri"/>
+                <w:color w:val="1F3864"/>
+                <w:sz w:val="18"/>
+              </w:rPr>
+              <w:t xml:space="preserve"> y plantillas de manuales</w:t>
+            </w:r>
+          </w:p>
+        </w:tc>
+        <w:tc>
+          <w:tcPr>
+            <w:tcW w:w="1276" w:type="dxa"/>
+            <w:tcBorders>
+              <w:top w:val="single" w:sz="4" w:space="0" w:color="BFBFBF" w:themeColor="background1" w:themeShade="BF"/>
+              <w:left w:val="single" w:sz="4" w:space="0" w:color="BFBFBF" w:themeColor="background1" w:themeShade="BF"/>
+              <w:bottom w:val="single" w:sz="4" w:space="0" w:color="BFBFBF" w:themeColor="background1" w:themeShade="BF"/>
+              <w:right w:val="single" w:sz="4" w:space="0" w:color="BFBFBF" w:themeColor="background1" w:themeShade="BF"/>
+            </w:tcBorders>
           </w:tcPr>
           <w:p>
             <w:pPr>
@@ -2890,55 +4769,88 @@
               </w:rPr>
             </w:pPr>
             <w:r>
-              <w:t>Semanas 5-8</w:t>
-            </w:r>
-          </w:p>
-        </w:tc>
-        <w:tc>
-          <w:tcPr>
-            <w:tcW w:w="1271" w:type="dxa"/>
-          </w:tcPr>
-          <w:p>
-            <w:pPr>
-              <w:jc w:val="both"/>
-              <w:rPr>
-                <w:rFonts w:ascii="Calibri" w:hAnsi="Calibri" w:cs="Arial"/>
-                <w:i/>
-                <w:color w:val="548DD4"/>
-                <w:sz w:val="18"/>
-                <w:szCs w:val="20"/>
-                <w:lang w:eastAsia="es-CL"/>
-              </w:rPr>
-            </w:pPr>
-            <w:r>
-              <w:t>Ignacio Fuenzalida</w:t>
-            </w:r>
-          </w:p>
-        </w:tc>
-        <w:tc>
-          <w:tcPr>
-            <w:tcW w:w="1706" w:type="dxa"/>
-          </w:tcPr>
-          <w:p>
-            <w:pPr>
-              <w:jc w:val="both"/>
-              <w:rPr>
-                <w:rFonts w:ascii="Calibri" w:hAnsi="Calibri" w:cs="Arial"/>
-                <w:i/>
-                <w:color w:val="548DD4"/>
-                <w:sz w:val="18"/>
-                <w:szCs w:val="20"/>
-                <w:lang w:eastAsia="es-CL"/>
-              </w:rPr>
-            </w:pPr>
-            <w:r>
-              <w:t>Construiremos catálogo guest, cliente, carrito, vendedor, stock, administración, dashboard, historial de precios y tracking.</w:t>
-            </w:r>
-          </w:p>
-        </w:tc>
-        <w:tc>
-          <w:tcPr>
-            <w:tcW w:w="1412" w:type="dxa"/>
+              <w:rPr>
+                <w:rFonts w:ascii="Calibri" w:hAnsi="Calibri"/>
+                <w:color w:val="1F3864"/>
+                <w:sz w:val="18"/>
+              </w:rPr>
+              <w:t>3 semanas (S11-S13)</w:t>
+            </w:r>
+          </w:p>
+        </w:tc>
+        <w:tc>
+          <w:tcPr>
+            <w:tcW w:w="1275" w:type="dxa"/>
+            <w:tcBorders>
+              <w:top w:val="single" w:sz="4" w:space="0" w:color="BFBFBF" w:themeColor="background1" w:themeShade="BF"/>
+              <w:left w:val="single" w:sz="4" w:space="0" w:color="BFBFBF" w:themeColor="background1" w:themeShade="BF"/>
+              <w:bottom w:val="single" w:sz="4" w:space="0" w:color="BFBFBF" w:themeColor="background1" w:themeShade="BF"/>
+              <w:right w:val="single" w:sz="4" w:space="0" w:color="BFBFBF" w:themeColor="background1" w:themeShade="BF"/>
+            </w:tcBorders>
+          </w:tcPr>
+          <w:p>
+            <w:pPr>
+              <w:jc w:val="both"/>
+              <w:rPr>
+                <w:rFonts w:ascii="Calibri" w:hAnsi="Calibri" w:cs="Arial"/>
+                <w:i/>
+                <w:color w:val="548DD4"/>
+                <w:sz w:val="18"/>
+                <w:szCs w:val="20"/>
+                <w:lang w:eastAsia="es-CL"/>
+              </w:rPr>
+            </w:pPr>
+            <w:r>
+              <w:rPr>
+                <w:rFonts w:ascii="Calibri" w:hAnsi="Calibri"/>
+                <w:color w:val="1F3864"/>
+                <w:sz w:val="18"/>
+              </w:rPr>
+              <w:t>Vicente Rivera (A/R) e Ignacio Fuenzalida (R)</w:t>
+            </w:r>
+          </w:p>
+        </w:tc>
+        <w:tc>
+          <w:tcPr>
+            <w:tcW w:w="1276" w:type="dxa"/>
+            <w:tcBorders>
+              <w:top w:val="single" w:sz="4" w:space="0" w:color="BFBFBF" w:themeColor="background1" w:themeShade="BF"/>
+              <w:left w:val="single" w:sz="4" w:space="0" w:color="BFBFBF" w:themeColor="background1" w:themeShade="BF"/>
+              <w:bottom w:val="single" w:sz="4" w:space="0" w:color="BFBFBF" w:themeColor="background1" w:themeShade="BF"/>
+              <w:right w:val="single" w:sz="4" w:space="0" w:color="BFBFBF" w:themeColor="background1" w:themeShade="BF"/>
+            </w:tcBorders>
+          </w:tcPr>
+          <w:p>
+            <w:pPr>
+              <w:jc w:val="both"/>
+              <w:rPr>
+                <w:rFonts w:ascii="Calibri" w:hAnsi="Calibri" w:cs="Arial"/>
+                <w:i/>
+                <w:color w:val="548DD4"/>
+                <w:sz w:val="18"/>
+                <w:szCs w:val="20"/>
+                <w:lang w:eastAsia="es-CL"/>
+              </w:rPr>
+            </w:pPr>
+            <w:r>
+              <w:rPr>
+                <w:rFonts w:ascii="Calibri" w:hAnsi="Calibri"/>
+                <w:color w:val="1F3864"/>
+                <w:sz w:val="18"/>
+              </w:rPr>
+              <w:t>Semanas 12 y 13 reservadas para regresión, consolidación documental y entrega final</w:t>
+            </w:r>
+          </w:p>
+        </w:tc>
+        <w:tc>
+          <w:tcPr>
+            <w:tcW w:w="1418" w:type="dxa"/>
+            <w:tcBorders>
+              <w:top w:val="single" w:sz="4" w:space="0" w:color="BFBFBF" w:themeColor="background1" w:themeShade="BF"/>
+              <w:left w:val="single" w:sz="4" w:space="0" w:color="BFBFBF" w:themeColor="background1" w:themeShade="BF"/>
+              <w:bottom w:val="single" w:sz="4" w:space="0" w:color="BFBFBF" w:themeColor="background1" w:themeShade="BF"/>
+              <w:right w:val="single" w:sz="4" w:space="0" w:color="BFBFBF" w:themeColor="background1" w:themeShade="BF"/>
+            </w:tcBorders>
           </w:tcPr>
           <w:p>
             <w:pPr>
@@ -2953,525 +4865,44 @@
               </w:rPr>
             </w:pPr>
             <w:r>
-              <w:t>No iniciado</w:t>
-            </w:r>
-          </w:p>
-        </w:tc>
-        <w:tc>
-          <w:tcPr>
-            <w:tcW w:w="1985" w:type="dxa"/>
-          </w:tcPr>
-          <w:p>
-            <w:pPr>
-              <w:jc w:val="both"/>
-              <w:rPr>
-                <w:rFonts w:ascii="Calibri" w:hAnsi="Calibri" w:cs="Arial"/>
-                <w:i/>
-                <w:color w:val="548DD4"/>
-                <w:sz w:val="18"/>
-                <w:szCs w:val="20"/>
-                <w:lang w:eastAsia="es-CL"/>
-              </w:rPr>
-            </w:pPr>
-            <w:r>
-              <w:t>No se reporta como terminado porque su ventana principal comienza después de la etapa actual de análisis.</w:t>
-            </w:r>
-          </w:p>
-        </w:tc>
-      </w:tr>
-      <w:tr>
-        <w:trPr>
-          <w:trHeight w:val="2410"/>
-        </w:trPr>
-        <w:tc>
-          <w:tcPr>
-            <w:tcW w:w="1271" w:type="dxa"/>
-          </w:tcPr>
-          <w:p>
-            <w:pPr>
-              <w:jc w:val="both"/>
-              <w:rPr>
-                <w:b/>
-                <w:sz w:val="18"/>
-                <w:szCs w:val="24"/>
-              </w:rPr>
-            </w:pPr>
-            <w:r>
-              <w:t>C1, C4</w:t>
-            </w:r>
-          </w:p>
-        </w:tc>
-        <w:tc>
-          <w:tcPr>
-            <w:tcW w:w="1134" w:type="dxa"/>
-          </w:tcPr>
-          <w:p>
-            <w:pPr>
-              <w:jc w:val="both"/>
-              <w:rPr>
-                <w:rFonts w:ascii="Calibri" w:hAnsi="Calibri" w:cs="Arial"/>
-                <w:i/>
-                <w:color w:val="548DD4"/>
-                <w:sz w:val="18"/>
-                <w:szCs w:val="20"/>
-                <w:lang w:eastAsia="es-CL"/>
-              </w:rPr>
-            </w:pPr>
-            <w:r>
-              <w:t>Pagos, confianza y reglas de negocio</w:t>
-            </w:r>
-          </w:p>
-        </w:tc>
-        <w:tc>
-          <w:tcPr>
-            <w:tcW w:w="1276" w:type="dxa"/>
-          </w:tcPr>
-          <w:p>
-            <w:pPr>
-              <w:jc w:val="both"/>
-              <w:rPr>
-                <w:b/>
-                <w:sz w:val="18"/>
-                <w:szCs w:val="24"/>
-              </w:rPr>
-            </w:pPr>
-            <w:r>
-              <w:t>Transbank Webpay Plus Test, Supabase Storage, FastAPI, Vue.js</w:t>
-            </w:r>
-          </w:p>
-        </w:tc>
-        <w:tc>
-          <w:tcPr>
-            <w:tcW w:w="1139" w:type="dxa"/>
-          </w:tcPr>
-          <w:p>
-            <w:pPr>
-              <w:jc w:val="both"/>
-              <w:rPr>
-                <w:b/>
-                <w:sz w:val="18"/>
-                <w:szCs w:val="24"/>
-              </w:rPr>
-            </w:pPr>
-            <w:r>
-              <w:t>Semanas 7-9</w:t>
-            </w:r>
-          </w:p>
-        </w:tc>
-        <w:tc>
-          <w:tcPr>
-            <w:tcW w:w="1271" w:type="dxa"/>
-          </w:tcPr>
-          <w:p>
-            <w:pPr>
-              <w:jc w:val="both"/>
-              <w:rPr>
-                <w:rFonts w:ascii="Calibri" w:hAnsi="Calibri" w:cs="Arial"/>
-                <w:i/>
-                <w:color w:val="548DD4"/>
-                <w:sz w:val="18"/>
-                <w:szCs w:val="20"/>
-                <w:lang w:eastAsia="es-CL"/>
-              </w:rPr>
-            </w:pPr>
-            <w:r>
-              <w:t>Ambos</w:t>
-            </w:r>
-          </w:p>
-        </w:tc>
-        <w:tc>
-          <w:tcPr>
-            <w:tcW w:w="1706" w:type="dxa"/>
-          </w:tcPr>
-          <w:p>
-            <w:pPr>
-              <w:jc w:val="both"/>
-              <w:rPr>
-                <w:rFonts w:ascii="Calibri" w:hAnsi="Calibri" w:cs="Arial"/>
-                <w:i/>
-                <w:color w:val="548DD4"/>
-                <w:sz w:val="18"/>
-                <w:szCs w:val="20"/>
-                <w:lang w:eastAsia="es-CL"/>
-              </w:rPr>
-            </w:pPr>
-            <w:r>
-              <w:t>Integraremos Webpay create/commit, escrow held/released, dos evidencias obligatorias, reputación, sanciones, cobertura geográfica, alertas de stock y tarifas de delivery.</w:t>
-            </w:r>
-          </w:p>
-        </w:tc>
-        <w:tc>
-          <w:tcPr>
-            <w:tcW w:w="1412" w:type="dxa"/>
-          </w:tcPr>
-          <w:p>
-            <w:pPr>
-              <w:jc w:val="both"/>
-              <w:rPr>
-                <w:rFonts w:ascii="Calibri" w:hAnsi="Calibri" w:cs="Arial"/>
-                <w:i/>
-                <w:color w:val="C00000"/>
-                <w:sz w:val="16"/>
-                <w:szCs w:val="20"/>
-                <w:lang w:eastAsia="es-CL"/>
-              </w:rPr>
-            </w:pPr>
-            <w:r>
-              <w:t>No iniciado</w:t>
-            </w:r>
-          </w:p>
-        </w:tc>
-        <w:tc>
-          <w:tcPr>
-            <w:tcW w:w="1985" w:type="dxa"/>
-          </w:tcPr>
-          <w:p>
-            <w:pPr>
-              <w:jc w:val="both"/>
-              <w:rPr>
-                <w:rFonts w:ascii="Calibri" w:hAnsi="Calibri" w:cs="Arial"/>
-                <w:i/>
-                <w:color w:val="548DD4"/>
-                <w:sz w:val="18"/>
-                <w:szCs w:val="20"/>
-                <w:lang w:eastAsia="es-CL"/>
-              </w:rPr>
-            </w:pPr>
-            <w:r>
-              <w:t>La pasarela del MVP se define como Transbank Webpay Plus Test; Stripe queda fuera del alcance principal y la suscripción mensual queda para Opción B.</w:t>
-            </w:r>
-          </w:p>
-        </w:tc>
-      </w:tr>
-      <w:tr>
-        <w:trPr>
-          <w:trHeight w:val="2410"/>
-        </w:trPr>
-        <w:tc>
-          <w:tcPr>
-            <w:tcW w:w="1271" w:type="dxa"/>
-          </w:tcPr>
-          <w:p>
-            <w:pPr>
-              <w:jc w:val="both"/>
-              <w:rPr>
-                <w:b/>
-                <w:sz w:val="18"/>
-                <w:szCs w:val="24"/>
-              </w:rPr>
-            </w:pPr>
-            <w:r>
-              <w:t>C1, C2, C4</w:t>
-            </w:r>
-          </w:p>
-        </w:tc>
-        <w:tc>
-          <w:tcPr>
-            <w:tcW w:w="1134" w:type="dxa"/>
-          </w:tcPr>
-          <w:p>
-            <w:pPr>
-              <w:jc w:val="both"/>
-              <w:rPr>
-                <w:rFonts w:ascii="Calibri" w:hAnsi="Calibri" w:cs="Arial"/>
-                <w:i/>
-                <w:color w:val="548DD4"/>
-                <w:sz w:val="18"/>
-                <w:szCs w:val="20"/>
-                <w:lang w:eastAsia="es-CL"/>
-              </w:rPr>
-            </w:pPr>
-            <w:r>
-              <w:t>Integración, pruebas críticas y estabilización</w:t>
-            </w:r>
-          </w:p>
-        </w:tc>
-        <w:tc>
-          <w:tcPr>
-            <w:tcW w:w="1276" w:type="dxa"/>
-          </w:tcPr>
-          <w:p>
-            <w:pPr>
-              <w:jc w:val="both"/>
-              <w:rPr>
-                <w:b/>
-                <w:sz w:val="18"/>
-                <w:szCs w:val="24"/>
-              </w:rPr>
-            </w:pPr>
-            <w:r>
-              <w:t>Matriz de pruebas, Pytest, API/E2E, checklist de alcance</w:t>
-            </w:r>
-          </w:p>
-        </w:tc>
-        <w:tc>
-          <w:tcPr>
-            <w:tcW w:w="1139" w:type="dxa"/>
-          </w:tcPr>
-          <w:p>
-            <w:pPr>
-              <w:jc w:val="both"/>
-              <w:rPr>
-                <w:b/>
-                <w:sz w:val="18"/>
-                <w:szCs w:val="24"/>
-              </w:rPr>
-            </w:pPr>
-            <w:r>
-              <w:t>Semanas 9-11</w:t>
-            </w:r>
-          </w:p>
-        </w:tc>
-        <w:tc>
-          <w:tcPr>
-            <w:tcW w:w="1271" w:type="dxa"/>
-          </w:tcPr>
-          <w:p>
-            <w:pPr>
-              <w:jc w:val="both"/>
-              <w:rPr>
-                <w:rFonts w:ascii="Calibri" w:hAnsi="Calibri" w:cs="Arial"/>
-                <w:i/>
-                <w:color w:val="548DD4"/>
-                <w:sz w:val="18"/>
-                <w:szCs w:val="20"/>
-                <w:lang w:eastAsia="es-CL"/>
-              </w:rPr>
-            </w:pPr>
-            <w:r>
-              <w:t>Vicente Rivera + Ignacio Fuenzalida</w:t>
-            </w:r>
-          </w:p>
-        </w:tc>
-        <w:tc>
-          <w:tcPr>
-            <w:tcW w:w="1706" w:type="dxa"/>
-          </w:tcPr>
-          <w:p>
-            <w:pPr>
-              <w:jc w:val="both"/>
-              <w:rPr>
-                <w:rFonts w:ascii="Calibri" w:hAnsi="Calibri" w:cs="Arial"/>
-                <w:i/>
-                <w:color w:val="548DD4"/>
-                <w:sz w:val="18"/>
-                <w:szCs w:val="20"/>
-                <w:lang w:eastAsia="es-CL"/>
-              </w:rPr>
-            </w:pPr>
-            <w:r>
-              <w:t xml:space="preserve">Validaremos el recorrido guest -&gt; login -&gt; checkout -&gt; Webpay -&gt; held -&gt; evidencias -&gt; entrega -&gt; released -&gt; </w:t>
-            </w:r>
-            <w:r>
-              <w:lastRenderedPageBreak/>
-              <w:t>reputación -&gt; dashboard.</w:t>
-            </w:r>
-          </w:p>
-        </w:tc>
-        <w:tc>
-          <w:tcPr>
-            <w:tcW w:w="1412" w:type="dxa"/>
-          </w:tcPr>
-          <w:p>
-            <w:pPr>
-              <w:jc w:val="both"/>
-              <w:rPr>
-                <w:rFonts w:ascii="Calibri" w:hAnsi="Calibri" w:cs="Arial"/>
-                <w:i/>
-                <w:color w:val="C00000"/>
-                <w:sz w:val="16"/>
-                <w:szCs w:val="20"/>
-                <w:lang w:eastAsia="es-CL"/>
-              </w:rPr>
-            </w:pPr>
-            <w:r>
-              <w:lastRenderedPageBreak/>
-              <w:t>No iniciado</w:t>
-            </w:r>
-          </w:p>
-        </w:tc>
-        <w:tc>
-          <w:tcPr>
-            <w:tcW w:w="1985" w:type="dxa"/>
-          </w:tcPr>
-          <w:p>
-            <w:pPr>
-              <w:jc w:val="both"/>
-              <w:rPr>
-                <w:rFonts w:ascii="Calibri" w:hAnsi="Calibri" w:cs="Arial"/>
-                <w:i/>
-                <w:color w:val="548DD4"/>
-                <w:sz w:val="18"/>
-                <w:szCs w:val="20"/>
-                <w:lang w:eastAsia="es-CL"/>
-              </w:rPr>
-            </w:pPr>
-            <w:r>
-              <w:t>Mantendremos pruebas por capas y repetiremos los casos que fallen después de cada corrección.</w:t>
-            </w:r>
-          </w:p>
-        </w:tc>
-      </w:tr>
-      <w:tr>
-        <w:trPr>
-          <w:trHeight w:val="2410"/>
-        </w:trPr>
-        <w:tc>
-          <w:tcPr>
-            <w:tcW w:w="1271" w:type="dxa"/>
-          </w:tcPr>
-          <w:p>
-            <w:pPr>
-              <w:jc w:val="both"/>
-              <w:rPr>
-                <w:b/>
-                <w:sz w:val="18"/>
-                <w:szCs w:val="24"/>
-              </w:rPr>
-            </w:pPr>
-            <w:r>
-              <w:t>C2, C4</w:t>
-            </w:r>
-          </w:p>
-        </w:tc>
-        <w:tc>
-          <w:tcPr>
-            <w:tcW w:w="1134" w:type="dxa"/>
-          </w:tcPr>
-          <w:p>
-            <w:pPr>
-              <w:jc w:val="both"/>
-              <w:rPr>
-                <w:rFonts w:ascii="Calibri" w:hAnsi="Calibri" w:cs="Arial"/>
-                <w:i/>
-                <w:color w:val="548DD4"/>
-                <w:sz w:val="18"/>
-                <w:szCs w:val="20"/>
-                <w:lang w:eastAsia="es-CL"/>
-              </w:rPr>
-            </w:pPr>
-            <w:r>
-              <w:t>Documentación, soporte y cierre</w:t>
-            </w:r>
-          </w:p>
-        </w:tc>
-        <w:tc>
-          <w:tcPr>
-            <w:tcW w:w="1276" w:type="dxa"/>
-          </w:tcPr>
-          <w:p>
-            <w:pPr>
-              <w:jc w:val="both"/>
-              <w:rPr>
-                <w:b/>
-                <w:sz w:val="18"/>
-                <w:szCs w:val="24"/>
-              </w:rPr>
-            </w:pPr>
-            <w:r>
-              <w:t>Word, diagramas, capturas, manuales, reporte final</w:t>
-            </w:r>
-          </w:p>
-        </w:tc>
-        <w:tc>
-          <w:tcPr>
-            <w:tcW w:w="1139" w:type="dxa"/>
-          </w:tcPr>
-          <w:p>
-            <w:pPr>
-              <w:jc w:val="both"/>
-              <w:rPr>
-                <w:b/>
-                <w:sz w:val="18"/>
-                <w:szCs w:val="24"/>
-              </w:rPr>
-            </w:pPr>
-            <w:r>
-              <w:t>Semanas 12-13</w:t>
-            </w:r>
-          </w:p>
-        </w:tc>
-        <w:tc>
-          <w:tcPr>
-            <w:tcW w:w="1271" w:type="dxa"/>
-          </w:tcPr>
-          <w:p>
-            <w:pPr>
-              <w:jc w:val="both"/>
-              <w:rPr>
-                <w:rFonts w:ascii="Calibri" w:hAnsi="Calibri" w:cs="Arial"/>
-                <w:i/>
-                <w:color w:val="548DD4"/>
-                <w:sz w:val="18"/>
-                <w:szCs w:val="20"/>
-                <w:lang w:eastAsia="es-CL"/>
-              </w:rPr>
-            </w:pPr>
-            <w:r>
-              <w:t>Vicente Rivera + Ignacio Fuenzalida</w:t>
-            </w:r>
-          </w:p>
-        </w:tc>
-        <w:tc>
-          <w:tcPr>
-            <w:tcW w:w="1706" w:type="dxa"/>
-          </w:tcPr>
-          <w:p>
-            <w:pPr>
-              <w:jc w:val="both"/>
-              <w:rPr>
-                <w:rFonts w:ascii="Calibri" w:hAnsi="Calibri" w:cs="Arial"/>
-                <w:i/>
-                <w:color w:val="548DD4"/>
-                <w:sz w:val="18"/>
-                <w:szCs w:val="20"/>
-                <w:lang w:eastAsia="es-CL"/>
-              </w:rPr>
-            </w:pPr>
-            <w:r>
-              <w:t>Consolidaremos el reporte de estatus, plan de implantación, soporte, mantenimiento y manuales. La entrega final debe coincidir con la versión realmente desarrollada.</w:t>
-            </w:r>
-          </w:p>
-        </w:tc>
-        <w:tc>
-          <w:tcPr>
-            <w:tcW w:w="1412" w:type="dxa"/>
-          </w:tcPr>
-          <w:p>
-            <w:pPr>
-              <w:jc w:val="both"/>
-              <w:rPr>
-                <w:rFonts w:ascii="Calibri" w:hAnsi="Calibri" w:cs="Arial"/>
-                <w:i/>
-                <w:color w:val="C00000"/>
-                <w:sz w:val="16"/>
-                <w:szCs w:val="20"/>
-                <w:lang w:eastAsia="es-CL"/>
-              </w:rPr>
-            </w:pPr>
-            <w:r>
-              <w:t>No iniciado</w:t>
-            </w:r>
-          </w:p>
-        </w:tc>
-        <w:tc>
-          <w:tcPr>
-            <w:tcW w:w="1985" w:type="dxa"/>
-          </w:tcPr>
-          <w:p>
-            <w:pPr>
-              <w:jc w:val="both"/>
-              <w:rPr>
-                <w:rFonts w:ascii="Calibri" w:hAnsi="Calibri" w:cs="Arial"/>
-                <w:i/>
-                <w:color w:val="548DD4"/>
-                <w:sz w:val="18"/>
-                <w:szCs w:val="20"/>
-                <w:lang w:eastAsia="es-CL"/>
-              </w:rPr>
-            </w:pPr>
-            <w:r>
-              <w:t>Reservaremos las semanas 12-13 para cierre y revisión cruzada, evitando cambios de alcance de última hora.</w:t>
+              <w:rPr>
+                <w:rFonts w:ascii="Calibri" w:hAnsi="Calibri"/>
+                <w:color w:val="1F3864"/>
+                <w:sz w:val="18"/>
+              </w:rPr>
+              <w:t>No iniciado (planificado S11-S13)</w:t>
+            </w:r>
+          </w:p>
+        </w:tc>
+        <w:tc>
+          <w:tcPr>
+            <w:tcW w:w="850" w:type="dxa"/>
+            <w:tcBorders>
+              <w:top w:val="single" w:sz="4" w:space="0" w:color="BFBFBF" w:themeColor="background1" w:themeShade="BF"/>
+              <w:left w:val="single" w:sz="4" w:space="0" w:color="BFBFBF" w:themeColor="background1" w:themeShade="BF"/>
+              <w:bottom w:val="single" w:sz="4" w:space="0" w:color="BFBFBF" w:themeColor="background1" w:themeShade="BF"/>
+              <w:right w:val="single" w:sz="4" w:space="0" w:color="BFBFBF" w:themeColor="background1" w:themeShade="BF"/>
+            </w:tcBorders>
+          </w:tcPr>
+          <w:p>
+            <w:pPr>
+              <w:jc w:val="both"/>
+              <w:rPr>
+                <w:rFonts w:ascii="Calibri" w:hAnsi="Calibri" w:cs="Arial"/>
+                <w:i/>
+                <w:color w:val="548DD4"/>
+                <w:sz w:val="18"/>
+                <w:szCs w:val="20"/>
+                <w:lang w:eastAsia="es-CL"/>
+              </w:rPr>
+            </w:pPr>
+            <w:r>
+              <w:rPr>
+                <w:rFonts w:ascii="Calibri" w:hAnsi="Calibri"/>
+                <w:color w:val="1F3864"/>
+                <w:sz w:val="18"/>
+              </w:rPr>
+              <w:t>Ninguno</w:t>
             </w:r>
           </w:p>
         </w:tc>
@@ -3729,7 +5160,10 @@
               </w:rPr>
               <w:t xml:space="preserve">: </w:t>
             </w:r>
-            <w:r>
+          </w:p>
+          <w:p>
+            <w:pPr>
+              <w:jc w:val="both"/>
               <w:rPr>
                 <w:rFonts w:ascii="Calibri" w:hAnsi="Calibri" w:cs="Arial"/>
                 <w:i/>
@@ -3739,14 +5173,12 @@
                 <w:szCs w:val="20"/>
                 <w:lang w:eastAsia="es-CL"/>
               </w:rPr>
-              <w:t>Nosotros hemos tenido como principal facilitador la existencia de un MVP funcional, porque no partimos desde cero y podemos concentrar el esfuerzo en la reingeniería, la integración y la calidad. También nos ha facilitado contar con un alcance explícito, una EDT, hitos, RACI, riesgos y un plan de pruebas inicial ya documentados.</w:t>
-            </w:r>
-          </w:p>
-          <w:p>
-            <w:pPr>
-              <w:jc w:val="both"/>
-              <w:rPr>
-                <w:rFonts w:ascii="Calibri" w:hAnsi="Calibri" w:cs="Arial"/>
+            </w:pPr>
+            <w:r>
+              <w:rPr>
+                <w:rFonts w:ascii="Calibri" w:hAnsi="Calibri" w:cs="Arial"/>
+                <w:b/>
+                <w:bCs/>
                 <w:i/>
                 <w:iCs/>
                 <w:color w:val="548DD4"/>
@@ -3754,7 +5186,8 @@
                 <w:szCs w:val="20"/>
                 <w:lang w:eastAsia="es-CL"/>
               </w:rPr>
-            </w:pPr>
+              <w:t>Facilitadores:</w:t>
+            </w:r>
             <w:r>
               <w:rPr>
                 <w:rFonts w:ascii="Calibri" w:hAnsi="Calibri" w:cs="Arial"/>
@@ -3765,12 +5198,10 @@
                 <w:szCs w:val="20"/>
                 <w:lang w:eastAsia="es-CL"/>
               </w:rPr>
-              <w:t>Otro facilitador es la división clara del trabajo. Vicente Rivera concentra principalmente backend, API, datos, pagos e infraestructura, mientras Ignacio Fuenzalida concentra frontend, navegación, módulos de usuario y dashboard. Aun así, mantenemos arquitectura, pruebas, documentación y control de cambios como trabajo compartido.</w:t>
-            </w:r>
-          </w:p>
-          <w:p>
-            <w:pPr>
-              <w:jc w:val="both"/>
+              <w:t xml:space="preserve"> el alcance quedó recortado y congelado antes de construir (22 requerimientos vigentes), lo que protege el plazo; partimos de un MVP funcional que sirvió de referencia para el ERS y los modelos; dividimos las responsabilidades por especialidad (</w:t>
+            </w:r>
+            <w:proofErr w:type="spellStart"/>
+            <w:r>
               <w:rPr>
                 <w:rFonts w:ascii="Calibri" w:hAnsi="Calibri" w:cs="Arial"/>
                 <w:i/>
@@ -3780,7 +5211,9 @@
                 <w:szCs w:val="20"/>
                 <w:lang w:eastAsia="es-CL"/>
               </w:rPr>
-            </w:pPr>
+              <w:t>backend</w:t>
+            </w:r>
+            <w:proofErr w:type="spellEnd"/>
             <w:r>
               <w:rPr>
                 <w:rFonts w:ascii="Calibri" w:hAnsi="Calibri" w:cs="Arial"/>
@@ -3791,12 +5224,10 @@
                 <w:szCs w:val="20"/>
                 <w:lang w:eastAsia="es-CL"/>
               </w:rPr>
-              <w:t>La principal dificultad es que la evolución técnica es mayor que la de un CRUD tradicional: debemos migrar SQLite a PostgreSQL, separar la lógica en servicios, integrar Webpay, aplicar custodia, validar cobertura geográfica, controlar stock y mantener trazabilidad. Para disminuir el riesgo trabajaremos por capas, con validaciones, transacciones, restricciones UNIQUE, logs y pruebas repetibles.</w:t>
-            </w:r>
-          </w:p>
-          <w:p>
-            <w:pPr>
-              <w:jc w:val="both"/>
+              <w:t xml:space="preserve"> en Vicente y </w:t>
+            </w:r>
+            <w:proofErr w:type="spellStart"/>
+            <w:r>
               <w:rPr>
                 <w:rFonts w:ascii="Calibri" w:hAnsi="Calibri" w:cs="Arial"/>
                 <w:i/>
@@ -3806,7 +5237,9 @@
                 <w:szCs w:val="20"/>
                 <w:lang w:eastAsia="es-CL"/>
               </w:rPr>
-            </w:pPr>
+              <w:t>frontend</w:t>
+            </w:r>
+            <w:proofErr w:type="spellEnd"/>
             <w:r>
               <w:rPr>
                 <w:rFonts w:ascii="Calibri" w:hAnsi="Calibri" w:cs="Arial"/>
@@ -3817,21 +5250,9 @@
                 <w:szCs w:val="20"/>
                 <w:lang w:eastAsia="es-CL"/>
               </w:rPr>
-              <w:t>También debemos considerar que somos solo dos personas y que dependemos de Supabase, Vercel, GCP y Transbank. Cuando una dependencia externa bloquee una prueba, utilizaremos mocks o stubs para no detener el desarrollo y dejaremos registrada la validación real pendiente.</w:t>
-            </w:r>
-          </w:p>
-          <w:p>
-            <w:pPr>
-              <w:jc w:val="both"/>
-              <w:rPr>
-                <w:rFonts w:ascii="Calibri" w:hAnsi="Calibri" w:cs="Arial"/>
-                <w:i/>
-                <w:color w:val="548DD4"/>
-                <w:sz w:val="20"/>
-                <w:szCs w:val="20"/>
-                <w:lang w:eastAsia="es-CL"/>
-              </w:rPr>
-            </w:pPr>
+              <w:t xml:space="preserve"> en Ignacio) manteniendo compartidas la arquitectura, las pruebas, la documentación y el control de cambios; la reunión semanal con minuta mantiene visibles los avances, los bloqueos, los riesgos y las decisiones; los servicios elegidos (</w:t>
+            </w:r>
+            <w:proofErr w:type="spellStart"/>
             <w:r>
               <w:rPr>
                 <w:rFonts w:ascii="Calibri" w:hAnsi="Calibri" w:cs="Arial"/>
@@ -3842,7 +5263,334 @@
                 <w:szCs w:val="20"/>
                 <w:lang w:eastAsia="es-CL"/>
               </w:rPr>
-              <w:t>Finalmente, el cambio de alcance es una dificultad que controlaremos formalmente. Todo requerimiento nuevo será evaluado por tiempo, riesgo, dependencias, impacto en pruebas y valor para el usuario antes de incorporarlo.</w:t>
+              <w:t>Supabase</w:t>
+            </w:r>
+            <w:proofErr w:type="spellEnd"/>
+            <w:r>
+              <w:rPr>
+                <w:rFonts w:ascii="Calibri" w:hAnsi="Calibri" w:cs="Arial"/>
+                <w:i/>
+                <w:iCs/>
+                <w:color w:val="548DD4"/>
+                <w:sz w:val="20"/>
+                <w:szCs w:val="20"/>
+                <w:lang w:eastAsia="es-CL"/>
+              </w:rPr>
+              <w:t xml:space="preserve">, </w:t>
+            </w:r>
+            <w:proofErr w:type="spellStart"/>
+            <w:r>
+              <w:rPr>
+                <w:rFonts w:ascii="Calibri" w:hAnsi="Calibri" w:cs="Arial"/>
+                <w:i/>
+                <w:iCs/>
+                <w:color w:val="548DD4"/>
+                <w:sz w:val="20"/>
+                <w:szCs w:val="20"/>
+                <w:lang w:eastAsia="es-CL"/>
+              </w:rPr>
+              <w:t>Vercel</w:t>
+            </w:r>
+            <w:proofErr w:type="spellEnd"/>
+            <w:r>
+              <w:rPr>
+                <w:rFonts w:ascii="Calibri" w:hAnsi="Calibri" w:cs="Arial"/>
+                <w:i/>
+                <w:iCs/>
+                <w:color w:val="548DD4"/>
+                <w:sz w:val="20"/>
+                <w:szCs w:val="20"/>
+                <w:lang w:eastAsia="es-CL"/>
+              </w:rPr>
+              <w:t xml:space="preserve">, GCP con créditos, </w:t>
+            </w:r>
+            <w:proofErr w:type="spellStart"/>
+            <w:r>
+              <w:rPr>
+                <w:rFonts w:ascii="Calibri" w:hAnsi="Calibri" w:cs="Arial"/>
+                <w:i/>
+                <w:iCs/>
+                <w:color w:val="548DD4"/>
+                <w:sz w:val="20"/>
+                <w:szCs w:val="20"/>
+                <w:lang w:eastAsia="es-CL"/>
+              </w:rPr>
+              <w:t>Resend</w:t>
+            </w:r>
+            <w:proofErr w:type="spellEnd"/>
+            <w:r>
+              <w:rPr>
+                <w:rFonts w:ascii="Calibri" w:hAnsi="Calibri" w:cs="Arial"/>
+                <w:i/>
+                <w:iCs/>
+                <w:color w:val="548DD4"/>
+                <w:sz w:val="20"/>
+                <w:szCs w:val="20"/>
+                <w:lang w:eastAsia="es-CL"/>
+              </w:rPr>
+              <w:t xml:space="preserve"> y Transbank en ambiente de integración) no generan desembolso; y la matriz de riesgos define respuestas concretas (</w:t>
+            </w:r>
+            <w:proofErr w:type="spellStart"/>
+            <w:r>
+              <w:rPr>
+                <w:rFonts w:ascii="Calibri" w:hAnsi="Calibri" w:cs="Arial"/>
+                <w:i/>
+                <w:iCs/>
+                <w:color w:val="548DD4"/>
+                <w:sz w:val="20"/>
+                <w:szCs w:val="20"/>
+                <w:lang w:eastAsia="es-CL"/>
+              </w:rPr>
+              <w:t>mocks</w:t>
+            </w:r>
+            <w:proofErr w:type="spellEnd"/>
+            <w:r>
+              <w:rPr>
+                <w:rFonts w:ascii="Calibri" w:hAnsi="Calibri" w:cs="Arial"/>
+                <w:i/>
+                <w:iCs/>
+                <w:color w:val="548DD4"/>
+                <w:sz w:val="20"/>
+                <w:szCs w:val="20"/>
+                <w:lang w:eastAsia="es-CL"/>
+              </w:rPr>
+              <w:t xml:space="preserve"> o </w:t>
+            </w:r>
+            <w:proofErr w:type="spellStart"/>
+            <w:r>
+              <w:rPr>
+                <w:rFonts w:ascii="Calibri" w:hAnsi="Calibri" w:cs="Arial"/>
+                <w:i/>
+                <w:iCs/>
+                <w:color w:val="548DD4"/>
+                <w:sz w:val="20"/>
+                <w:szCs w:val="20"/>
+                <w:lang w:eastAsia="es-CL"/>
+              </w:rPr>
+              <w:t>stubs</w:t>
+            </w:r>
+            <w:proofErr w:type="spellEnd"/>
+            <w:r>
+              <w:rPr>
+                <w:rFonts w:ascii="Calibri" w:hAnsi="Calibri" w:cs="Arial"/>
+                <w:i/>
+                <w:iCs/>
+                <w:color w:val="548DD4"/>
+                <w:sz w:val="20"/>
+                <w:szCs w:val="20"/>
+                <w:lang w:eastAsia="es-CL"/>
+              </w:rPr>
+              <w:t xml:space="preserve">, scripts versionados y </w:t>
+            </w:r>
+            <w:proofErr w:type="spellStart"/>
+            <w:r>
+              <w:rPr>
+                <w:rFonts w:ascii="Calibri" w:hAnsi="Calibri" w:cs="Arial"/>
+                <w:i/>
+                <w:iCs/>
+                <w:color w:val="548DD4"/>
+                <w:sz w:val="20"/>
+                <w:szCs w:val="20"/>
+                <w:lang w:eastAsia="es-CL"/>
+              </w:rPr>
+              <w:t>checklist</w:t>
+            </w:r>
+            <w:proofErr w:type="spellEnd"/>
+            <w:r>
+              <w:rPr>
+                <w:rFonts w:ascii="Calibri" w:hAnsi="Calibri" w:cs="Arial"/>
+                <w:i/>
+                <w:iCs/>
+                <w:color w:val="548DD4"/>
+                <w:sz w:val="20"/>
+                <w:szCs w:val="20"/>
+                <w:lang w:eastAsia="es-CL"/>
+              </w:rPr>
+              <w:t xml:space="preserve"> KYB) que ya aplicamos.</w:t>
+            </w:r>
+          </w:p>
+          <w:p>
+            <w:pPr>
+              <w:jc w:val="both"/>
+              <w:rPr>
+                <w:rFonts w:ascii="Calibri" w:hAnsi="Calibri" w:cs="Arial"/>
+                <w:i/>
+                <w:iCs/>
+                <w:color w:val="548DD4"/>
+                <w:sz w:val="20"/>
+                <w:szCs w:val="20"/>
+                <w:lang w:eastAsia="es-CL"/>
+              </w:rPr>
+            </w:pPr>
+            <w:r>
+              <w:rPr>
+                <w:rFonts w:ascii="Calibri" w:hAnsi="Calibri" w:cs="Arial"/>
+                <w:b/>
+                <w:bCs/>
+                <w:i/>
+                <w:iCs/>
+                <w:color w:val="548DD4"/>
+                <w:sz w:val="20"/>
+                <w:szCs w:val="20"/>
+                <w:lang w:eastAsia="es-CL"/>
+              </w:rPr>
+              <w:t>Dificultades:</w:t>
+            </w:r>
+            <w:r>
+              <w:rPr>
+                <w:rFonts w:ascii="Calibri" w:hAnsi="Calibri" w:cs="Arial"/>
+                <w:i/>
+                <w:iCs/>
+                <w:color w:val="548DD4"/>
+                <w:sz w:val="20"/>
+                <w:szCs w:val="20"/>
+                <w:lang w:eastAsia="es-CL"/>
+              </w:rPr>
+              <w:t xml:space="preserve"> el volumen del alcance para dos personas exige disciplina de alcance semanal; la migración de SQLite a PostgreSQL requiere validar modelo, restricciones y datos de prueba antes de construir los módulos; la integración con Webpay Mall y su idempotencia concentran el riesgo técnico del pago; dependemos de servicios externos y de los créditos de GCP, vigentes hasta el 29 de noviembre; y la revisión humana de postulaciones, reclamos y sanciones recae en un solo Administrador, por lo que definimos un </w:t>
+            </w:r>
+            <w:proofErr w:type="spellStart"/>
+            <w:r>
+              <w:rPr>
+                <w:rFonts w:ascii="Calibri" w:hAnsi="Calibri" w:cs="Arial"/>
+                <w:i/>
+                <w:iCs/>
+                <w:color w:val="548DD4"/>
+                <w:sz w:val="20"/>
+                <w:szCs w:val="20"/>
+                <w:lang w:eastAsia="es-CL"/>
+              </w:rPr>
+              <w:t>checklist</w:t>
+            </w:r>
+            <w:proofErr w:type="spellEnd"/>
+            <w:r>
+              <w:rPr>
+                <w:rFonts w:ascii="Calibri" w:hAnsi="Calibri" w:cs="Arial"/>
+                <w:i/>
+                <w:iCs/>
+                <w:color w:val="548DD4"/>
+                <w:sz w:val="20"/>
+                <w:szCs w:val="20"/>
+                <w:lang w:eastAsia="es-CL"/>
+              </w:rPr>
+              <w:t xml:space="preserve"> para agilizarla.</w:t>
+            </w:r>
+          </w:p>
+          <w:p>
+            <w:pPr>
+              <w:jc w:val="both"/>
+              <w:rPr>
+                <w:rFonts w:ascii="Calibri" w:hAnsi="Calibri" w:cs="Arial"/>
+                <w:i/>
+                <w:iCs/>
+                <w:color w:val="548DD4"/>
+                <w:sz w:val="20"/>
+                <w:szCs w:val="20"/>
+                <w:lang w:eastAsia="es-CL"/>
+              </w:rPr>
+            </w:pPr>
+            <w:r>
+              <w:rPr>
+                <w:rFonts w:ascii="Calibri" w:hAnsi="Calibri" w:cs="Arial"/>
+                <w:b/>
+                <w:bCs/>
+                <w:i/>
+                <w:iCs/>
+                <w:color w:val="548DD4"/>
+                <w:sz w:val="20"/>
+                <w:szCs w:val="20"/>
+                <w:lang w:eastAsia="es-CL"/>
+              </w:rPr>
+              <w:t>Acciones tomadas y por tomar:</w:t>
+            </w:r>
+            <w:r>
+              <w:rPr>
+                <w:rFonts w:ascii="Calibri" w:hAnsi="Calibri" w:cs="Arial"/>
+                <w:i/>
+                <w:iCs/>
+                <w:color w:val="548DD4"/>
+                <w:sz w:val="20"/>
+                <w:szCs w:val="20"/>
+                <w:lang w:eastAsia="es-CL"/>
+              </w:rPr>
+              <w:t xml:space="preserve"> registramos cada decisión y bloqueo en la minuta de control de programación; actualizamos el ERS, la EDT y el Plan de Pruebas al alcance final antes de construir; y para las semanas de construcción mantendremos la priorización de los flujos críticos (login, compra, pago y entrega), los </w:t>
+            </w:r>
+            <w:proofErr w:type="spellStart"/>
+            <w:r>
+              <w:rPr>
+                <w:rFonts w:ascii="Calibri" w:hAnsi="Calibri" w:cs="Arial"/>
+                <w:i/>
+                <w:iCs/>
+                <w:color w:val="548DD4"/>
+                <w:sz w:val="20"/>
+                <w:szCs w:val="20"/>
+                <w:lang w:eastAsia="es-CL"/>
+              </w:rPr>
+              <w:t>mocks</w:t>
+            </w:r>
+            <w:proofErr w:type="spellEnd"/>
+            <w:r>
+              <w:rPr>
+                <w:rFonts w:ascii="Calibri" w:hAnsi="Calibri" w:cs="Arial"/>
+                <w:i/>
+                <w:iCs/>
+                <w:color w:val="548DD4"/>
+                <w:sz w:val="20"/>
+                <w:szCs w:val="20"/>
+                <w:lang w:eastAsia="es-CL"/>
+              </w:rPr>
+              <w:t xml:space="preserve"> o </w:t>
+            </w:r>
+            <w:proofErr w:type="spellStart"/>
+            <w:r>
+              <w:rPr>
+                <w:rFonts w:ascii="Calibri" w:hAnsi="Calibri" w:cs="Arial"/>
+                <w:i/>
+                <w:iCs/>
+                <w:color w:val="548DD4"/>
+                <w:sz w:val="20"/>
+                <w:szCs w:val="20"/>
+                <w:lang w:eastAsia="es-CL"/>
+              </w:rPr>
+              <w:t>stubs</w:t>
+            </w:r>
+            <w:proofErr w:type="spellEnd"/>
+            <w:r>
+              <w:rPr>
+                <w:rFonts w:ascii="Calibri" w:hAnsi="Calibri" w:cs="Arial"/>
+                <w:i/>
+                <w:iCs/>
+                <w:color w:val="548DD4"/>
+                <w:sz w:val="20"/>
+                <w:szCs w:val="20"/>
+                <w:lang w:eastAsia="es-CL"/>
+              </w:rPr>
+              <w:t xml:space="preserve"> cuando una dependencia externa falle, las alertas del </w:t>
+            </w:r>
+            <w:proofErr w:type="spellStart"/>
+            <w:r>
+              <w:rPr>
+                <w:rFonts w:ascii="Calibri" w:hAnsi="Calibri" w:cs="Arial"/>
+                <w:i/>
+                <w:iCs/>
+                <w:color w:val="548DD4"/>
+                <w:sz w:val="20"/>
+                <w:szCs w:val="20"/>
+                <w:lang w:eastAsia="es-CL"/>
+              </w:rPr>
+              <w:t>billing</w:t>
+            </w:r>
+            <w:proofErr w:type="spellEnd"/>
+            <w:r>
+              <w:rPr>
+                <w:rFonts w:ascii="Calibri" w:hAnsi="Calibri" w:cs="Arial"/>
+                <w:i/>
+                <w:iCs/>
+                <w:color w:val="548DD4"/>
+                <w:sz w:val="20"/>
+                <w:szCs w:val="20"/>
+                <w:lang w:eastAsia="es-CL"/>
+              </w:rPr>
+              <w:t xml:space="preserve"> de GCP al 50% y 80% del crédito, y el uso de los datos y casos de prueba ya definidos en el Plan de Pruebas Inicial.</w:t>
             </w:r>
           </w:p>
         </w:tc>
@@ -3903,138 +5651,141 @@
                 <w:rFonts w:ascii="Calibri" w:hAnsi="Calibri"/>
                 <w:color w:val="1F3864" w:themeColor="accent1" w:themeShade="80"/>
               </w:rPr>
+              <w:lastRenderedPageBreak/>
               <w:t xml:space="preserve">Actividades ajustadas o eliminadas: </w:t>
             </w:r>
-            <w:r>
-              <w:rPr>
-                <w:rFonts w:ascii="Calibri" w:hAnsi="Calibri" w:cs="Arial"/>
-                <w:i/>
-                <w:color w:val="548DD4"/>
-                <w:sz w:val="20"/>
-                <w:szCs w:val="20"/>
-                <w:lang w:eastAsia="es-CL"/>
-              </w:rPr>
-              <w:t>Nosotros no eliminamos ninguna funcionalidad oficial validada, pero sí ajustamos el plan y la forma de implementación para mantenerlo viable dentro de 13 semanas y para un equipo de dos personas.</w:t>
-            </w:r>
-          </w:p>
-          <w:p>
-            <w:pPr>
-              <w:jc w:val="both"/>
-              <w:rPr>
-                <w:rFonts w:ascii="Calibri" w:hAnsi="Calibri" w:cs="Arial"/>
-                <w:i/>
-                <w:color w:val="548DD4"/>
-                <w:sz w:val="20"/>
-                <w:szCs w:val="20"/>
-                <w:lang w:eastAsia="es-CL"/>
-              </w:rPr>
-            </w:pPr>
-            <w:r>
-              <w:rPr>
-                <w:rFonts w:ascii="Calibri" w:hAnsi="Calibri" w:cs="Arial"/>
-                <w:i/>
-                <w:color w:val="548DD4"/>
-                <w:sz w:val="20"/>
-                <w:szCs w:val="20"/>
-                <w:lang w:eastAsia="es-CL"/>
-              </w:rPr>
-              <w:t>El primer ajuste fue la migración tecnológica: el MVP anterior estaba construido en Ionic 8 + Angular 18 con SQLite. Para Capstone lo reingenierizaremos hacia Vue.js + Vite, FastAPI + Docker y PostgreSQL en Supabase. Esto cambia la arquitectura, la persistencia y la forma de integrar las funciones.</w:t>
-            </w:r>
-          </w:p>
-          <w:p>
-            <w:pPr>
-              <w:jc w:val="both"/>
-              <w:rPr>
-                <w:rFonts w:ascii="Calibri" w:hAnsi="Calibri" w:cs="Arial"/>
-                <w:i/>
-                <w:color w:val="548DD4"/>
-                <w:sz w:val="20"/>
-                <w:szCs w:val="20"/>
-                <w:lang w:eastAsia="es-CL"/>
-              </w:rPr>
-            </w:pPr>
-            <w:r>
-              <w:rPr>
-                <w:rFonts w:ascii="Calibri" w:hAnsi="Calibri" w:cs="Arial"/>
-                <w:i/>
-                <w:color w:val="548DD4"/>
-                <w:sz w:val="20"/>
-                <w:szCs w:val="20"/>
-                <w:lang w:eastAsia="es-CL"/>
-              </w:rPr>
-              <w:t>El segundo ajuste fue definir una única estrategia de pago para el MVP académico: Transbank Webpay Plus Test. La integración de Stripe y la posibilidad de múltiples pasarelas quedaron fuera del alcance principal. La suscripción mensual también se desplazó a la Opción B de proyección.</w:t>
-            </w:r>
-          </w:p>
-          <w:p>
-            <w:pPr>
-              <w:jc w:val="both"/>
-              <w:rPr>
-                <w:rFonts w:ascii="Calibri" w:hAnsi="Calibri" w:cs="Arial"/>
-                <w:i/>
-                <w:color w:val="548DD4"/>
-                <w:sz w:val="20"/>
-                <w:szCs w:val="20"/>
-                <w:lang w:eastAsia="es-CL"/>
-              </w:rPr>
-            </w:pPr>
-            <w:r>
-              <w:rPr>
-                <w:rFonts w:ascii="Calibri" w:hAnsi="Calibri" w:cs="Arial"/>
-                <w:i/>
-                <w:color w:val="548DD4"/>
-                <w:sz w:val="20"/>
-                <w:szCs w:val="20"/>
-                <w:lang w:eastAsia="es-CL"/>
-              </w:rPr>
-              <w:t>El tercer ajuste corresponde al alcance funcional. El documento actualizado agrega y detalla gestión de correos, múltiples administradores, tarifas de delivery, retención temporal del carnet, rate limiting, soft delete, combobox de FK, validaciones, registro de Cliente y Vendedor, recuperación y cambio de contraseña, delivery y apelaciones de sanciones.</w:t>
-            </w:r>
-          </w:p>
-          <w:p>
-            <w:pPr>
-              <w:jc w:val="both"/>
-              <w:rPr>
-                <w:rFonts w:ascii="Calibri" w:hAnsi="Calibri" w:cs="Arial"/>
-                <w:i/>
-                <w:color w:val="548DD4"/>
-                <w:sz w:val="20"/>
-                <w:szCs w:val="20"/>
-                <w:lang w:eastAsia="es-CL"/>
-              </w:rPr>
-            </w:pPr>
-            <w:r>
-              <w:rPr>
-                <w:rFonts w:ascii="Calibri" w:hAnsi="Calibri" w:cs="Arial"/>
-                <w:i/>
-                <w:color w:val="548DD4"/>
-                <w:sz w:val="20"/>
-                <w:szCs w:val="20"/>
-                <w:lang w:eastAsia="es-CL"/>
-              </w:rPr>
-              <w:t>Además, el delivery quedó delimitado al Productor, con estados Preparación, En Tránsito y Entregado, dos evidencias fotográficas y liberación automática del pago después de 48 horas sin confirmación. No incluiremos GPS en tiempo real, una API de distancia ni una flota logística propia en el MVP académico.</w:t>
-            </w:r>
-          </w:p>
-          <w:p>
-            <w:pPr>
-              <w:jc w:val="both"/>
-              <w:rPr>
-                <w:rFonts w:ascii="Calibri" w:hAnsi="Calibri" w:cs="Arial"/>
-                <w:i/>
-                <w:color w:val="548DD4"/>
-                <w:sz w:val="20"/>
-                <w:szCs w:val="20"/>
-                <w:lang w:eastAsia="es-CL"/>
-              </w:rPr>
-            </w:pPr>
-            <w:r>
-              <w:rPr>
-                <w:rFonts w:ascii="Calibri" w:hAnsi="Calibri" w:cs="Arial"/>
-                <w:i/>
-                <w:color w:val="548DD4"/>
-                <w:sz w:val="20"/>
-                <w:szCs w:val="20"/>
-                <w:lang w:eastAsia="es-CL"/>
-              </w:rPr>
-              <w:t>Por último, mantendremos Opción A como implementación académica sin redundancia y Opción B como proyección productiva con mayor disponibilidad. Esto evita consumir recursos de infraestructura que no son necesarios para la evaluación académica.</w:t>
+          </w:p>
+          <w:p>
+            <w:pPr>
+              <w:jc w:val="both"/>
+              <w:rPr>
+                <w:rFonts w:ascii="Calibri" w:hAnsi="Calibri" w:cs="Arial"/>
+                <w:i/>
+                <w:color w:val="548DD4"/>
+                <w:sz w:val="20"/>
+                <w:szCs w:val="20"/>
+                <w:lang w:eastAsia="es-CL"/>
+              </w:rPr>
+            </w:pPr>
+            <w:r>
+              <w:rPr>
+                <w:rFonts w:ascii="Calibri" w:hAnsi="Calibri" w:cs="Arial"/>
+                <w:b/>
+                <w:bCs/>
+                <w:i/>
+                <w:color w:val="548DD4"/>
+                <w:sz w:val="20"/>
+                <w:szCs w:val="20"/>
+                <w:lang w:eastAsia="es-CL"/>
+              </w:rPr>
+              <w:t>No eliminamos actividades del plan de trabajo</w:t>
+            </w:r>
+            <w:r>
+              <w:rPr>
+                <w:rFonts w:ascii="Calibri" w:hAnsi="Calibri" w:cs="Arial"/>
+                <w:i/>
+                <w:color w:val="548DD4"/>
+                <w:sz w:val="20"/>
+                <w:szCs w:val="20"/>
+                <w:lang w:eastAsia="es-CL"/>
+              </w:rPr>
+              <w:t xml:space="preserve">: las actividades del cronograma se mantienen y ninguna requirió reformular plazos ni responsables. El ajuste importante se realizó en el alcance funcional del producto, antes de cerrar la planificación formal: de los 26 requerimientos del ERS quedaron 22 vigentes, se incorporó la gestión de reclamos (RF-027) y salieron el historial de precios (RF-008), los avisos de stock bajo (RF-010), los múltiples administradores (RF-013), la retención de datos sensibles como el carnet de identidad (RF-015) y el </w:t>
+            </w:r>
+            <w:proofErr w:type="spellStart"/>
+            <w:r>
+              <w:rPr>
+                <w:rFonts w:ascii="Calibri" w:hAnsi="Calibri" w:cs="Arial"/>
+                <w:i/>
+                <w:color w:val="548DD4"/>
+                <w:sz w:val="20"/>
+                <w:szCs w:val="20"/>
+                <w:lang w:eastAsia="es-CL"/>
+              </w:rPr>
+              <w:t>rate</w:t>
+            </w:r>
+            <w:proofErr w:type="spellEnd"/>
+            <w:r>
+              <w:rPr>
+                <w:rFonts w:ascii="Calibri" w:hAnsi="Calibri" w:cs="Arial"/>
+                <w:i/>
+                <w:color w:val="548DD4"/>
+                <w:sz w:val="20"/>
+                <w:szCs w:val="20"/>
+                <w:lang w:eastAsia="es-CL"/>
+              </w:rPr>
+              <w:t xml:space="preserve"> </w:t>
+            </w:r>
+            <w:proofErr w:type="spellStart"/>
+            <w:r>
+              <w:rPr>
+                <w:rFonts w:ascii="Calibri" w:hAnsi="Calibri" w:cs="Arial"/>
+                <w:i/>
+                <w:color w:val="548DD4"/>
+                <w:sz w:val="20"/>
+                <w:szCs w:val="20"/>
+                <w:lang w:eastAsia="es-CL"/>
+              </w:rPr>
+              <w:t>limiting</w:t>
+            </w:r>
+            <w:proofErr w:type="spellEnd"/>
+            <w:r>
+              <w:rPr>
+                <w:rFonts w:ascii="Calibri" w:hAnsi="Calibri" w:cs="Arial"/>
+                <w:i/>
+                <w:color w:val="548DD4"/>
+                <w:sz w:val="20"/>
+                <w:szCs w:val="20"/>
+                <w:lang w:eastAsia="es-CL"/>
+              </w:rPr>
+              <w:t xml:space="preserve"> propio (RF-016); además simplificamos la entrega con código de verificación en lugar de fotografías, la calificación simple de 1 a 5 sin score automático y el pago con Webpay Mall (Split Payment) sin custodia de fondos ni </w:t>
+            </w:r>
+            <w:proofErr w:type="spellStart"/>
+            <w:r>
+              <w:rPr>
+                <w:rFonts w:ascii="Calibri" w:hAnsi="Calibri" w:cs="Arial"/>
+                <w:i/>
+                <w:color w:val="548DD4"/>
+                <w:sz w:val="20"/>
+                <w:szCs w:val="20"/>
+                <w:lang w:eastAsia="es-CL"/>
+              </w:rPr>
+              <w:t>payouts</w:t>
+            </w:r>
+            <w:proofErr w:type="spellEnd"/>
+            <w:r>
+              <w:rPr>
+                <w:rFonts w:ascii="Calibri" w:hAnsi="Calibri" w:cs="Arial"/>
+                <w:i/>
+                <w:color w:val="548DD4"/>
+                <w:sz w:val="20"/>
+                <w:szCs w:val="20"/>
+                <w:lang w:eastAsia="es-CL"/>
+              </w:rPr>
+              <w:t xml:space="preserve"> propios.</w:t>
+            </w:r>
+          </w:p>
+          <w:p>
+            <w:pPr>
+              <w:jc w:val="both"/>
+              <w:rPr>
+                <w:rFonts w:ascii="Calibri" w:hAnsi="Calibri" w:cs="Arial"/>
+                <w:i/>
+                <w:color w:val="548DD4"/>
+                <w:sz w:val="20"/>
+                <w:szCs w:val="20"/>
+                <w:lang w:eastAsia="es-CL"/>
+              </w:rPr>
+            </w:pPr>
+            <w:r>
+              <w:rPr>
+                <w:rFonts w:ascii="Calibri" w:hAnsi="Calibri" w:cs="Arial"/>
+                <w:i/>
+                <w:color w:val="548DD4"/>
+                <w:sz w:val="20"/>
+                <w:szCs w:val="20"/>
+                <w:lang w:eastAsia="es-CL"/>
+              </w:rPr>
+              <w:t>Justificamos estos ajustes porque somos dos personas en 13 semanas y preferimos terminar bien los flujos críticos (compra, pago, entrega y administración) a dejar funciones a medias. Los facilitadores que nos permitieron mantener el plan sin cambios de plazos fueron el alcance congelado con su tabla Queda/No queda, la trazabilidad EDT-hito-entregable y la revisión semanal, que permiten absorber el cambio en el contenido de las actividades sin mover el cronograma.</w:t>
             </w:r>
           </w:p>
         </w:tc>
@@ -4125,136 +5876,149 @@
               </w:rPr>
               <w:t xml:space="preserve"> </w:t>
             </w:r>
-            <w:r>
-              <w:rPr>
-                <w:rFonts w:ascii="Calibri" w:hAnsi="Calibri" w:cs="Arial"/>
-                <w:i/>
-                <w:color w:val="548DD4"/>
-                <w:sz w:val="20"/>
-                <w:szCs w:val="20"/>
-                <w:lang w:eastAsia="es-CL"/>
-              </w:rPr>
-              <w:t>Al 4 de octubre de 2026, las actividades de construcción profunda, integración de pagos y pruebas finales todavía no corresponden a una tarea retrasada; están ubicadas en semanas posteriores según nuestra planificación. Por eso las mantenemos como pendientes y no como incumplimientos.</w:t>
-            </w:r>
-          </w:p>
-          <w:p>
-            <w:pPr>
-              <w:jc w:val="both"/>
-              <w:rPr>
-                <w:rFonts w:ascii="Calibri" w:hAnsi="Calibri" w:cs="Arial"/>
-                <w:i/>
-                <w:color w:val="548DD4"/>
-                <w:sz w:val="20"/>
-                <w:szCs w:val="20"/>
-                <w:lang w:eastAsia="es-CL"/>
-              </w:rPr>
-            </w:pPr>
-            <w:r>
-              <w:rPr>
-                <w:rFonts w:ascii="Calibri" w:hAnsi="Calibri" w:cs="Arial"/>
-                <w:i/>
-                <w:color w:val="548DD4"/>
-                <w:sz w:val="20"/>
-                <w:szCs w:val="20"/>
-                <w:lang w:eastAsia="es-CL"/>
-              </w:rPr>
-              <w:t>Todavía no hemos cerrado el desarrollo de los módulos completos de Cliente, Vendedor y Administración en Vue.js. Para abordarlos, primero terminaremos los contratos de API y la estructura base del frontend, y después construiremos los módulos por bloques para reducir retrabajo.</w:t>
-            </w:r>
-          </w:p>
-          <w:p>
-            <w:pPr>
-              <w:jc w:val="both"/>
-              <w:rPr>
-                <w:rFonts w:ascii="Calibri" w:hAnsi="Calibri" w:cs="Arial"/>
-                <w:i/>
-                <w:color w:val="548DD4"/>
-                <w:sz w:val="20"/>
-                <w:szCs w:val="20"/>
-                <w:lang w:eastAsia="es-CL"/>
-              </w:rPr>
-            </w:pPr>
-            <w:r>
-              <w:rPr>
-                <w:rFonts w:ascii="Calibri" w:hAnsi="Calibri" w:cs="Arial"/>
-                <w:i/>
-                <w:color w:val="548DD4"/>
-                <w:sz w:val="20"/>
-                <w:szCs w:val="20"/>
-                <w:lang w:eastAsia="es-CL"/>
-              </w:rPr>
-              <w:t>La integración de Webpay Plus, el escrow, las evidencias obligatorias, la reputación, la cobertura geográfica, el stock bajo, el tracking y el dashboard corresponden principalmente a las semanas 7 a 10. Los desarrollaremos después de estabilizar la base de datos y la API.</w:t>
-            </w:r>
-          </w:p>
-          <w:p>
-            <w:pPr>
-              <w:jc w:val="both"/>
-              <w:rPr>
-                <w:rFonts w:ascii="Calibri" w:hAnsi="Calibri" w:cs="Arial"/>
-                <w:i/>
-                <w:color w:val="548DD4"/>
-                <w:sz w:val="20"/>
-                <w:szCs w:val="20"/>
-                <w:lang w:eastAsia="es-CL"/>
-              </w:rPr>
-            </w:pPr>
-            <w:r>
-              <w:rPr>
-                <w:rFonts w:ascii="Calibri" w:hAnsi="Calibri" w:cs="Arial"/>
-                <w:i/>
-                <w:color w:val="548DD4"/>
-                <w:sz w:val="20"/>
-                <w:szCs w:val="20"/>
-                <w:lang w:eastAsia="es-CL"/>
-              </w:rPr>
-              <w:t>Las pruebas unitarias, de integración, E2E y de aceptación tienen ejecución principal entre las semanas 6 y 11. Nosotros mantendremos desde ahora los casos de prueba definidos, para que cada funcionalidad se construya con su validación asociada.</w:t>
-            </w:r>
-          </w:p>
-          <w:p>
-            <w:pPr>
-              <w:jc w:val="both"/>
-              <w:rPr>
-                <w:rFonts w:ascii="Calibri" w:hAnsi="Calibri" w:cs="Arial"/>
-                <w:i/>
-                <w:color w:val="548DD4"/>
-                <w:sz w:val="20"/>
-                <w:szCs w:val="20"/>
-                <w:lang w:eastAsia="es-CL"/>
-              </w:rPr>
-            </w:pPr>
-            <w:r>
-              <w:rPr>
-                <w:rFonts w:ascii="Calibri" w:hAnsi="Calibri" w:cs="Arial"/>
-                <w:i/>
-                <w:color w:val="548DD4"/>
-                <w:sz w:val="20"/>
-                <w:szCs w:val="20"/>
-                <w:lang w:eastAsia="es-CL"/>
-              </w:rPr>
-              <w:t>La documentación final, los manuales, el plan de implantación, soporte y mantenimiento y el reporte final están programados para las semanas 12 y 13. Reservaremos esas semanas para consolidar evidencia y no para incorporar nuevas funcionalidades.</w:t>
-            </w:r>
-          </w:p>
-          <w:p>
-            <w:pPr>
-              <w:jc w:val="both"/>
-              <w:rPr>
-                <w:rFonts w:ascii="Calibri" w:hAnsi="Calibri" w:cs="Arial"/>
-                <w:i/>
-                <w:color w:val="548DD4"/>
-                <w:sz w:val="20"/>
-                <w:szCs w:val="20"/>
-                <w:lang w:eastAsia="es-CL"/>
-              </w:rPr>
-            </w:pPr>
-            <w:r>
-              <w:rPr>
-                <w:rFonts w:ascii="Calibri" w:hAnsi="Calibri" w:cs="Arial"/>
-                <w:i/>
-                <w:color w:val="548DD4"/>
-                <w:sz w:val="20"/>
-                <w:szCs w:val="20"/>
-                <w:lang w:eastAsia="es-CL"/>
-              </w:rPr>
-              <w:t>No detectamos, con la documentación disponible, una actividad crítica que esté retrasada respecto de su fecha planificada. Nuestro criterio será informar un retraso solo cuando una tarea supere su ventana programada y afecte un hito.</w:t>
+          </w:p>
+          <w:p>
+            <w:pPr>
+              <w:jc w:val="both"/>
+              <w:rPr>
+                <w:rFonts w:ascii="Calibri" w:hAnsi="Calibri" w:cs="Arial"/>
+                <w:i/>
+                <w:color w:val="548DD4"/>
+                <w:sz w:val="20"/>
+                <w:szCs w:val="20"/>
+                <w:lang w:eastAsia="es-CL"/>
+              </w:rPr>
+            </w:pPr>
+            <w:r>
+              <w:rPr>
+                <w:rFonts w:ascii="Calibri" w:hAnsi="Calibri" w:cs="Arial"/>
+                <w:i/>
+                <w:color w:val="548DD4"/>
+                <w:sz w:val="20"/>
+                <w:szCs w:val="20"/>
+                <w:lang w:eastAsia="es-CL"/>
+              </w:rPr>
+              <w:t xml:space="preserve">Al corte de la Semana 4 mantienen estado No iniciado las actividades de calidad y pruebas de software (planificadas desde la Semana 6) y de despliegue y cierre (Semanas 11 a 13); las de construcción </w:t>
+            </w:r>
+            <w:proofErr w:type="spellStart"/>
+            <w:r>
+              <w:rPr>
+                <w:rFonts w:ascii="Calibri" w:hAnsi="Calibri" w:cs="Arial"/>
+                <w:i/>
+                <w:color w:val="548DD4"/>
+                <w:sz w:val="20"/>
+                <w:szCs w:val="20"/>
+                <w:lang w:eastAsia="es-CL"/>
+              </w:rPr>
+              <w:t>backend</w:t>
+            </w:r>
+            <w:proofErr w:type="spellEnd"/>
+            <w:r>
+              <w:rPr>
+                <w:rFonts w:ascii="Calibri" w:hAnsi="Calibri" w:cs="Arial"/>
+                <w:i/>
+                <w:color w:val="548DD4"/>
+                <w:sz w:val="20"/>
+                <w:szCs w:val="20"/>
+                <w:lang w:eastAsia="es-CL"/>
+              </w:rPr>
+              <w:t xml:space="preserve"> y </w:t>
+            </w:r>
+            <w:proofErr w:type="spellStart"/>
+            <w:r>
+              <w:rPr>
+                <w:rFonts w:ascii="Calibri" w:hAnsi="Calibri" w:cs="Arial"/>
+                <w:i/>
+                <w:color w:val="548DD4"/>
+                <w:sz w:val="20"/>
+                <w:szCs w:val="20"/>
+                <w:lang w:eastAsia="es-CL"/>
+              </w:rPr>
+              <w:t>frontend</w:t>
+            </w:r>
+            <w:proofErr w:type="spellEnd"/>
+            <w:r>
+              <w:rPr>
+                <w:rFonts w:ascii="Calibri" w:hAnsi="Calibri" w:cs="Arial"/>
+                <w:i/>
+                <w:color w:val="548DD4"/>
+                <w:sz w:val="20"/>
+                <w:szCs w:val="20"/>
+                <w:lang w:eastAsia="es-CL"/>
+              </w:rPr>
+              <w:t xml:space="preserve"> iniciaron en la Semana 4 con la base técnica y avanzarán a los módulos específicos desde la Semana 5. Ninguna actividad presenta retraso respecto de la Carta Gantt: ese estado corresponde a la secuencia prevista del ciclo de vida.</w:t>
+            </w:r>
+          </w:p>
+          <w:p>
+            <w:pPr>
+              <w:jc w:val="both"/>
+              <w:rPr>
+                <w:rFonts w:ascii="Calibri" w:hAnsi="Calibri" w:cs="Arial"/>
+                <w:i/>
+                <w:color w:val="548DD4"/>
+                <w:sz w:val="20"/>
+                <w:szCs w:val="20"/>
+                <w:lang w:eastAsia="es-CL"/>
+              </w:rPr>
+            </w:pPr>
+            <w:r>
+              <w:rPr>
+                <w:rFonts w:ascii="Calibri" w:hAnsi="Calibri" w:cs="Arial"/>
+                <w:i/>
+                <w:color w:val="548DD4"/>
+                <w:sz w:val="20"/>
+                <w:szCs w:val="20"/>
+                <w:lang w:eastAsia="es-CL"/>
+              </w:rPr>
+              <w:t xml:space="preserve">Hasta la fecha no hemos incumplido plazos; aun así, si un bloqueo lo exige, las estrategias previstas son: iniciar en paralelo las tareas que no dependan de un servicio externo, usar </w:t>
+            </w:r>
+            <w:proofErr w:type="spellStart"/>
+            <w:r>
+              <w:rPr>
+                <w:rFonts w:ascii="Calibri" w:hAnsi="Calibri" w:cs="Arial"/>
+                <w:i/>
+                <w:color w:val="548DD4"/>
+                <w:sz w:val="20"/>
+                <w:szCs w:val="20"/>
+                <w:lang w:eastAsia="es-CL"/>
+              </w:rPr>
+              <w:t>mocks</w:t>
+            </w:r>
+            <w:proofErr w:type="spellEnd"/>
+            <w:r>
+              <w:rPr>
+                <w:rFonts w:ascii="Calibri" w:hAnsi="Calibri" w:cs="Arial"/>
+                <w:i/>
+                <w:color w:val="548DD4"/>
+                <w:sz w:val="20"/>
+                <w:szCs w:val="20"/>
+                <w:lang w:eastAsia="es-CL"/>
+              </w:rPr>
+              <w:t xml:space="preserve"> o </w:t>
+            </w:r>
+            <w:proofErr w:type="spellStart"/>
+            <w:r>
+              <w:rPr>
+                <w:rFonts w:ascii="Calibri" w:hAnsi="Calibri" w:cs="Arial"/>
+                <w:i/>
+                <w:color w:val="548DD4"/>
+                <w:sz w:val="20"/>
+                <w:szCs w:val="20"/>
+                <w:lang w:eastAsia="es-CL"/>
+              </w:rPr>
+              <w:t>stubs</w:t>
+            </w:r>
+            <w:proofErr w:type="spellEnd"/>
+            <w:r>
+              <w:rPr>
+                <w:rFonts w:ascii="Calibri" w:hAnsi="Calibri" w:cs="Arial"/>
+                <w:i/>
+                <w:color w:val="548DD4"/>
+                <w:sz w:val="20"/>
+                <w:szCs w:val="20"/>
+                <w:lang w:eastAsia="es-CL"/>
+              </w:rPr>
+              <w:t xml:space="preserve"> para no detener el desarrollo y repetir la validación real cuando el servicio responda, priorizar los flujos críticos por sobre las mejoras secundarias, redistribuir horas entre los dos integrantes según la especialidad y, si el riesgo afectara el alcance comprometido, elevar la decisión al responsable académico de la asignatura. Con estas medidas no esperamos que la construcción ni las pruebas comprometan la entrega final de la Semana 13.</w:t>
             </w:r>
           </w:p>
         </w:tc>
@@ -4734,7 +6498,7 @@
       </w:rPr>
     </w:lvl>
   </w:abstractNum>
-  <w:num w:numId="1" w16cid:durableId="1216164418">
+  <w:num w:numId="1" w16cid:durableId="1411930618">
     <w:abstractNumId w:val="0"/>
   </w:num>
 </w:numbering>
@@ -5168,6 +6932,7 @@
   <w:style w:type="character" w:default="1" w:styleId="Fuentedeprrafopredeter">
     <w:name w:val="Default Paragraph Font"/>
     <w:uiPriority w:val="1"/>
+    <w:semiHidden/>
     <w:unhideWhenUsed/>
   </w:style>
   <w:style w:type="table" w:default="1" w:styleId="Tablanormal">
